--- a/MPP_MES_USER_JOURNEYS.docx
+++ b/MPP_MES_USER_JOURNEYS.docx
@@ -2,7 +2,7 @@
 <file path=word/document.xml><?xml version="1.0" encoding="utf-8"?>
 <w:document xmlns:w="http://schemas.openxmlformats.org/wordprocessingml/2006/main" xmlns:m="http://schemas.openxmlformats.org/officeDocument/2006/math" xmlns:r="http://schemas.openxmlformats.org/officeDocument/2006/relationships" xmlns:o="urn:schemas-microsoft-com:office:office" xmlns:v="urn:schemas-microsoft-com:vml" xmlns:w10="urn:schemas-microsoft-com:office:word" xmlns:a="http://schemas.openxmlformats.org/drawingml/2006/main" xmlns:pic="http://schemas.openxmlformats.org/drawingml/2006/picture" xmlns:wp="http://schemas.openxmlformats.org/drawingml/2006/wordprocessingDrawing">
   <w:body>
-    <w:bookmarkStart w:id="192" w:name="mpp-mes-user-journeys"/>
+    <w:bookmarkStart w:id="189" w:name="mpp-mes-user-journeys"/>
     <w:p>
       <w:pPr>
         <w:pStyle w:val="Heading1"/>
@@ -844,11 +844,85 @@
               <w:pStyle w:val="Compact"/>
             </w:pPr>
             <w:r>
+              <w:t xml:space="preserve">0.9-rev2</w:t>
+            </w:r>
+          </w:p>
+        </w:tc>
+        <w:tc>
+          <w:tcPr/>
+          <w:p>
+            <w:pPr>
+              <w:pStyle w:val="Compact"/>
+            </w:pPr>
+            <w:r>
+              <w:t xml:space="preserve">2026-05-04</w:t>
+            </w:r>
+          </w:p>
+        </w:tc>
+        <w:tc>
+          <w:tcPr/>
+          <w:p>
+            <w:pPr>
+              <w:pStyle w:val="Compact"/>
+            </w:pPr>
+            <w:r>
+              <w:t xml:space="preserve">Blue Ridge Automation</w:t>
+            </w:r>
+          </w:p>
+        </w:tc>
+        <w:tc>
+          <w:tcPr/>
+          <w:p>
+            <w:pPr>
+              <w:pStyle w:val="Compact"/>
+            </w:pPr>
+            <w:r>
+              <w:rPr>
+                <w:b/>
+                <w:bCs/>
+              </w:rPr>
+              <w:t xml:space="preserve">Operator access model clarification + die cast screenshot fix.</w:t>
+            </w:r>
+            <w:r>
+              <w:t xml:space="preserve"> </w:t>
+            </w:r>
+            <w:r>
+              <w:t xml:space="preserve">Added Arc 2 access model statement: operator terminals show only their machine workflow screen; Plant Floor Home, LOT Search, LOT Detail, and Genealogy Lookup are supervisor / elevated views. Die Cast scene: removed the Plant Floor Home — Location Details screenshot (supervisor view, not what Carlos sees); moved the Die Cast LOT Entry screenshot immediately after the initials-entry screen. Trim error state caption updated —</w:t>
+            </w:r>
+            <w:r>
+              <w:t xml:space="preserve"> </w:t>
+            </w:r>
+            <w:r>
+              <w:t xml:space="preserve">“Open LOT Detail”</w:t>
+            </w:r>
+            <w:r>
+              <w:t xml:space="preserve"> </w:t>
+            </w:r>
+            <w:r>
+              <w:t xml:space="preserve">removed as an operator action (LOT Detail is elevated access). LOT Detail caption flagged as elevated.</w:t>
+            </w:r>
+          </w:p>
+        </w:tc>
+      </w:tr>
+      <w:tr>
+        <w:tc>
+          <w:tcPr>
+            <w:shd w:val="clear" w:color="auto" w:fill="F2F2F2"/>
+          </w:tcPr>
+          <w:tcPr/>
+          <w:p>
+            <w:pPr>
+              <w:pStyle w:val="Compact"/>
+            </w:pPr>
+            <w:r>
               <w:t xml:space="preserve">0.9-rev</w:t>
             </w:r>
           </w:p>
         </w:tc>
         <w:tc>
+          <w:tcPr>
+            <w:shd w:val="clear" w:color="auto" w:fill="F2F2F2"/>
+          </w:tcPr>
           <w:tcPr/>
           <w:p>
             <w:pPr>
@@ -860,6 +934,9 @@
           </w:p>
         </w:tc>
         <w:tc>
+          <w:tcPr>
+            <w:shd w:val="clear" w:color="auto" w:fill="F2F2F2"/>
+          </w:tcPr>
           <w:tcPr/>
           <w:p>
             <w:pPr>
@@ -871,6 +948,9 @@
           </w:p>
         </w:tc>
         <w:tc>
+          <w:tcPr>
+            <w:shd w:val="clear" w:color="auto" w:fill="F2F2F2"/>
+          </w:tcPr>
           <w:tcPr/>
           <w:p>
             <w:pPr>
@@ -894,9 +974,6 @@
       </w:tr>
       <w:tr>
         <w:tc>
-          <w:tcPr>
-            <w:shd w:val="clear" w:color="auto" w:fill="F2F2F2"/>
-          </w:tcPr>
           <w:tcPr/>
           <w:p>
             <w:pPr>
@@ -908,9 +985,6 @@
           </w:p>
         </w:tc>
         <w:tc>
-          <w:tcPr>
-            <w:shd w:val="clear" w:color="auto" w:fill="F2F2F2"/>
-          </w:tcPr>
           <w:tcPr/>
           <w:p>
             <w:pPr>
@@ -922,9 +996,6 @@
           </w:p>
         </w:tc>
         <w:tc>
-          <w:tcPr>
-            <w:shd w:val="clear" w:color="auto" w:fill="F2F2F2"/>
-          </w:tcPr>
           <w:tcPr/>
           <w:p>
             <w:pPr>
@@ -936,9 +1007,6 @@
           </w:p>
         </w:tc>
         <w:tc>
-          <w:tcPr>
-            <w:shd w:val="clear" w:color="auto" w:fill="F2F2F2"/>
-          </w:tcPr>
           <w:tcPr/>
           <w:p>
             <w:pPr>
@@ -1462,6 +1530,9 @@
       </w:tr>
       <w:tr>
         <w:tc>
+          <w:tcPr>
+            <w:shd w:val="clear" w:color="auto" w:fill="F2F2F2"/>
+          </w:tcPr>
           <w:tcPr/>
           <w:p>
             <w:pPr>
@@ -1473,6 +1544,9 @@
           </w:p>
         </w:tc>
         <w:tc>
+          <w:tcPr>
+            <w:shd w:val="clear" w:color="auto" w:fill="F2F2F2"/>
+          </w:tcPr>
           <w:tcPr/>
           <w:p>
             <w:pPr>
@@ -1484,6 +1558,9 @@
           </w:p>
         </w:tc>
         <w:tc>
+          <w:tcPr>
+            <w:shd w:val="clear" w:color="auto" w:fill="F2F2F2"/>
+          </w:tcPr>
           <w:tcPr/>
           <w:p>
             <w:pPr>
@@ -1495,6 +1572,9 @@
           </w:p>
         </w:tc>
         <w:tc>
+          <w:tcPr>
+            <w:shd w:val="clear" w:color="auto" w:fill="F2F2F2"/>
+          </w:tcPr>
           <w:tcPr/>
           <w:p>
             <w:pPr>
@@ -4284,7 +4364,7 @@
     </w:p>
     <w:bookmarkEnd w:id="82"/>
     <w:bookmarkEnd w:id="83"/>
-    <w:bookmarkStart w:id="168" w:name="X9d3dbf4d142c75b298042d81841f871b0d06ec6"/>
+    <w:bookmarkStart w:id="165" w:name="X9d3dbf4d142c75b298042d81841f871b0d06ec6"/>
     <w:p>
       <w:pPr>
         <w:pStyle w:val="Heading2"/>
@@ -4305,6 +4385,53 @@
       </w:pPr>
       <w:r>
         <w:t xml:space="preserve">It’s 6:15am on a Tuesday. First shift has started. The aluminum is already molten.</w:t>
+      </w:r>
+    </w:p>
+    <w:p>
+      <w:pPr>
+        <w:pStyle w:val="BodyText"/>
+      </w:pPr>
+      <w:r>
+        <w:rPr>
+          <w:b/>
+          <w:bCs/>
+        </w:rPr>
+        <w:t xml:space="preserve">Access model:</w:t>
+      </w:r>
+      <w:r>
+        <w:t xml:space="preserve"> </w:t>
+      </w:r>
+      <w:r>
+        <w:t xml:space="preserve">Operators at dedicated and shared terminals see only their machine’s current workflow screen — Die Cast LOT Entry, Trim IN/OUT, Machining IN, Assembly, and so on. The</w:t>
+      </w:r>
+      <w:r>
+        <w:t xml:space="preserve"> </w:t>
+      </w:r>
+      <w:r>
+        <w:rPr>
+          <w:b/>
+          <w:bCs/>
+        </w:rPr>
+        <w:t xml:space="preserve">Plant Floor Home</w:t>
+      </w:r>
+      <w:r>
+        <w:t xml:space="preserve"> </w:t>
+      </w:r>
+      <w:r>
+        <w:t xml:space="preserve">(ISA-95 plant browser, LOT Search, LOT Detail, and Genealogy Lookup) is a</w:t>
+      </w:r>
+      <w:r>
+        <w:t xml:space="preserve"> </w:t>
+      </w:r>
+      <w:r>
+        <w:rPr>
+          <w:b/>
+          <w:bCs/>
+        </w:rPr>
+        <w:t xml:space="preserve">supervisor / elevated view</w:t>
+      </w:r>
+      <w:r>
+        <w:t xml:space="preserve">, accessed from a desk station or from any terminal after AD elevation. Operator terminals boot directly into their workflow screen with no home-page step.</w:t>
       </w:r>
     </w:p>
     <w:p>
@@ -4374,7 +4501,7 @@
         <w:t xml:space="preserve">Supervisor Dashboard (elevated): seven live tiles auto-refreshing every 30 seconds via Gateway broadcast — Open Downtime Events, Paused LOTs, Shift Availability %, AIM Shipper Pool depth by part number, Stranded Prints count, Top Defect shift-to-date, Active Operators, and Containers Shipped Today. All tiles are drillable.</w:t>
       </w:r>
     </w:p>
-    <w:bookmarkStart w:id="99" w:name="am-die-cast-a-lot-is-born"/>
+    <w:bookmarkStart w:id="96" w:name="am-die-cast-a-lot-is-born"/>
     <w:p>
       <w:pPr>
         <w:pStyle w:val="Heading3"/>
@@ -4406,25 +4533,3480 @@
     </w:p>
     <w:p>
       <w:pPr>
+        <w:pStyle w:val="BodyText"/>
+      </w:pPr>
+      <w:r>
+        <w:t xml:space="preserve">Carlos doesn’t rush to the terminal at every shot. He lets the baskets fill while he walks other machines. Some time later the cavity-A basket is full. He peels a pre-printed LTT barcode label off his stack (MPP pre-prints these in batches per FRS 2.2.1) and sticks it on the cavity-A basket. He walks to the Ignition terminal — dedicated to Machine #7, his initials</w:t>
+      </w:r>
+      <w:r>
+        <w:t xml:space="preserve"> </w:t>
+      </w:r>
+      <w:r>
+        <w:rPr>
+          <w:b/>
+          <w:bCs/>
+        </w:rPr>
+        <w:t xml:space="preserve">CM</w:t>
+      </w:r>
+      <w:r>
+        <w:t xml:space="preserve"> </w:t>
+      </w:r>
+      <w:r>
+        <w:t xml:space="preserve">already set as the active operator presence.</w:t>
+      </w:r>
+    </w:p>
+    <w:p>
+      <w:pPr>
         <w:pStyle w:val="CaptionedFigure"/>
       </w:pPr>
       <w:r>
         <w:drawing>
           <wp:inline>
-            <wp:extent cx="5334000" cy="2653080"/>
+            <wp:extent cx="4812631" cy="2993456"/>
             <wp:effectExtent b="0" l="0" r="0" t="0"/>
-            <wp:docPr descr="Plant Floor Home — Location Details tab, Press 7 selected" title="" id="88" name="Picture"/>
+            <wp:docPr descr="Operator Presence — Dedicated Terminal initials entry" title="" id="88" name="Picture"/>
             <a:graphic>
               <a:graphicData uri="http://schemas.openxmlformats.org/drawingml/2006/picture">
                 <pic:pic>
                   <pic:nvPicPr>
-                    <pic:cNvPr descr="mockup_screenshots/Screenshot%202026-04-30%20123512.png" id="89" name="Picture"/>
+                    <pic:cNvPr descr="mockup_screenshots/Screenshot%202026-04-30%20123815.png" id="89" name="Picture"/>
                     <pic:cNvPicPr>
                       <a:picLocks noChangeArrowheads="1" noChangeAspect="1"/>
                     </pic:cNvPicPr>
                   </pic:nvPicPr>
                   <pic:blipFill>
                     <a:blip r:embed="rId87"/>
+                    <a:stretch>
+                      <a:fillRect/>
+                    </a:stretch>
+                  </pic:blipFill>
+                  <pic:spPr bwMode="auto">
+                    <a:xfrm>
+                      <a:off x="0" y="0"/>
+                      <a:ext cx="4812631" cy="2993456"/>
+                    </a:xfrm>
+                    <a:prstGeom prst="rect">
+                      <a:avLst/>
+                    </a:prstGeom>
+                    <a:noFill/>
+                    <a:ln w="9525">
+                      <a:noFill/>
+                      <a:headEnd/>
+                      <a:tailEnd/>
+                    </a:ln>
+                  </pic:spPr>
+                </pic:pic>
+              </a:graphicData>
+            </a:graphic>
+          </wp:inline>
+        </w:drawing>
+      </w:r>
+    </w:p>
+    <w:p>
+      <w:pPr>
+        <w:pStyle w:val="ImageCaption"/>
+      </w:pPr>
+      <w:r>
+        <w:t xml:space="preserve">Operator Presence — Dedicated Terminal initials entry</w:t>
+      </w:r>
+    </w:p>
+    <w:p>
+      <w:pPr>
+        <w:pStyle w:val="BodyText"/>
+      </w:pPr>
+      <w:r>
+        <w:rPr>
+          <w:i/>
+          <w:iCs/>
+        </w:rPr>
+        <w:t xml:space="preserve">Operator Presence screen on a dedicated terminal: single Initials field with a Set Presence button. No password, no PIN — initials map to AppUser_GetByInitials. Presence persists through the shift subject to a 30-minute idle re-confirm.</w:t>
+      </w:r>
+      <w:r>
+        <w:t xml:space="preserve"> </w:t>
+      </w:r>
+      <w:r>
+        <w:t xml:space="preserve">He scans the LTT barcode.</w:t>
+      </w:r>
+    </w:p>
+    <w:p>
+      <w:pPr>
+        <w:pStyle w:val="CaptionedFigure"/>
+      </w:pPr>
+      <w:r>
+        <w:drawing>
+          <wp:inline>
+            <wp:extent cx="5334000" cy="2632219"/>
+            <wp:effectExtent b="0" l="0" r="0" t="0"/>
+            <wp:docPr descr="Die Cast LOT Entry — Press 7, LTT scanned" title="" id="91" name="Picture"/>
+            <a:graphic>
+              <a:graphicData uri="http://schemas.openxmlformats.org/drawingml/2006/picture">
+                <pic:pic>
+                  <pic:nvPicPr>
+                    <pic:cNvPr descr="mockup_screenshots/Screenshot%202026-04-30%20123530.png" id="92" name="Picture"/>
+                    <pic:cNvPicPr>
+                      <a:picLocks noChangeArrowheads="1" noChangeAspect="1"/>
+                    </pic:cNvPicPr>
+                  </pic:nvPicPr>
+                  <pic:blipFill>
+                    <a:blip r:embed="rId90"/>
+                    <a:stretch>
+                      <a:fillRect/>
+                    </a:stretch>
+                  </pic:blipFill>
+                  <pic:spPr bwMode="auto">
+                    <a:xfrm>
+                      <a:off x="0" y="0"/>
+                      <a:ext cx="5334000" cy="2632219"/>
+                    </a:xfrm>
+                    <a:prstGeom prst="rect">
+                      <a:avLst/>
+                    </a:prstGeom>
+                    <a:noFill/>
+                    <a:ln w="9525">
+                      <a:noFill/>
+                      <a:headEnd/>
+                      <a:tailEnd/>
+                    </a:ln>
+                  </pic:spPr>
+                </pic:pic>
+              </a:graphicData>
+            </a:graphic>
+          </wp:inline>
+        </w:drawing>
+      </w:r>
+    </w:p>
+    <w:p>
+      <w:pPr>
+        <w:pStyle w:val="ImageCaption"/>
+      </w:pPr>
+      <w:r>
+        <w:t xml:space="preserve">Die Cast LOT Entry — Press 7, LTT scanned</w:t>
+      </w:r>
+    </w:p>
+    <w:p>
+      <w:pPr>
+        <w:pStyle w:val="BodyText"/>
+      </w:pPr>
+      <w:r>
+        <w:rPr>
+          <w:i/>
+          <w:iCs/>
+        </w:rPr>
+        <w:t xml:space="preserve">Die Cast LOT Entry screen: Active Cell shown at top with a Change button. LTT Barcode field (scanned — mints a new LOT on first scan), Operator Initials (inline on a shared terminal), Item (auto-resolved from the mounted Tool), Tool (auto-populated from ToolAssignment_ListActiveByCell with an Edit button for elevated reassignment), Cavity dropdown (filtered to active cavities on the mounted die), Piece Count (≤ PartsPerBasket), and optional Weight. Right panel shows Cavity A cumulative ShotCount and ScrapCount plus a Reject Entry panel.</w:t>
+      </w:r>
+    </w:p>
+    <w:p>
+      <w:pPr>
+        <w:pStyle w:val="BodyText"/>
+      </w:pPr>
+      <w:r>
+        <w:t xml:space="preserve">The MES opens the LOT creation screen. The</w:t>
+      </w:r>
+      <w:r>
+        <w:t xml:space="preserve"> </w:t>
+      </w:r>
+      <w:r>
+        <w:rPr>
+          <w:b/>
+          <w:bCs/>
+        </w:rPr>
+        <w:t xml:space="preserve">Cell</w:t>
+      </w:r>
+      <w:r>
+        <w:t xml:space="preserve"> </w:t>
+      </w:r>
+      <w:r>
+        <w:t xml:space="preserve">is auto-resolved to Machine #7 from the terminal’s machine context. The</w:t>
+      </w:r>
+      <w:r>
+        <w:t xml:space="preserve"> </w:t>
+      </w:r>
+      <w:r>
+        <w:rPr>
+          <w:b/>
+          <w:bCs/>
+        </w:rPr>
+        <w:t xml:space="preserve">Tool</w:t>
+      </w:r>
+      <w:r>
+        <w:t xml:space="preserve"> </w:t>
+      </w:r>
+      <w:r>
+        <w:t xml:space="preserve">field pre-populates with</w:t>
+      </w:r>
+      <w:r>
+        <w:t xml:space="preserve"> </w:t>
+      </w:r>
+      <w:r>
+        <w:rPr>
+          <w:b/>
+          <w:bCs/>
+        </w:rPr>
+        <w:t xml:space="preserve">DC-042</w:t>
+      </w:r>
+      <w:r>
+        <w:t xml:space="preserve"> </w:t>
+      </w:r>
+      <w:r>
+        <w:t xml:space="preserve">— this came from</w:t>
+      </w:r>
+      <w:r>
+        <w:t xml:space="preserve"> </w:t>
+      </w:r>
+      <w:r>
+        <w:rPr>
+          <w:rStyle w:val="VerbatimChar"/>
+        </w:rPr>
+        <w:t xml:space="preserve">Tools.ToolAssignment_ListActiveByCell(@CellLocationId)</w:t>
+      </w:r>
+      <w:r>
+        <w:t xml:space="preserve"> </w:t>
+      </w:r>
+      <w:r>
+        <w:t xml:space="preserve">which looked up the currently-mounted tool on Machine #7. Carlos glances at the die, confirms the system is right, and proceeds. (If the physical die had been swapped without anyone updating the MES, Carlos would hit the</w:t>
+      </w:r>
+      <w:r>
+        <w:t xml:space="preserve"> </w:t>
+      </w:r>
+      <w:r>
+        <w:rPr>
+          <w:b/>
+          <w:bCs/>
+        </w:rPr>
+        <w:t xml:space="preserve">Edit</w:t>
+      </w:r>
+      <w:r>
+        <w:t xml:space="preserve"> </w:t>
+      </w:r>
+      <w:r>
+        <w:t xml:space="preserve">button — an AD elevation prompt fires, a supervisor logs in, the inline</w:t>
+      </w:r>
+      <w:r>
+        <w:t xml:space="preserve"> </w:t>
+      </w:r>
+      <w:r>
+        <w:rPr>
+          <w:rStyle w:val="VerbatimChar"/>
+        </w:rPr>
+        <w:t xml:space="preserve">Tools.ToolAssignment_Release</w:t>
+      </w:r>
+      <w:r>
+        <w:t xml:space="preserve"> </w:t>
+      </w:r>
+      <w:r>
+        <w:t xml:space="preserve">+</w:t>
+      </w:r>
+      <w:r>
+        <w:t xml:space="preserve"> </w:t>
+      </w:r>
+      <w:r>
+        <w:rPr>
+          <w:rStyle w:val="VerbatimChar"/>
+        </w:rPr>
+        <w:t xml:space="preserve">_Assign</w:t>
+      </w:r>
+      <w:r>
+        <w:t xml:space="preserve"> </w:t>
+      </w:r>
+      <w:r>
+        <w:t xml:space="preserve">correct the system of record in one transaction, and the Tool field updates. No production data is captured against the wrong die.)</w:t>
+      </w:r>
+    </w:p>
+    <w:p>
+      <w:pPr>
+        <w:pStyle w:val="BodyText"/>
+      </w:pPr>
+      <w:r>
+        <w:t xml:space="preserve">He picks</w:t>
+      </w:r>
+      <w:r>
+        <w:t xml:space="preserve"> </w:t>
+      </w:r>
+      <w:r>
+        <w:rPr>
+          <w:b/>
+          <w:bCs/>
+        </w:rPr>
+        <w:t xml:space="preserve">Cavity A</w:t>
+      </w:r>
+      <w:r>
+        <w:t xml:space="preserve"> </w:t>
+      </w:r>
+      <w:r>
+        <w:t xml:space="preserve">from the cavity dropdown (filtered to active cavities on DC-042), confirms piece count (48 pieces), and hits submit. The MES validates: is 48 ≤</w:t>
+      </w:r>
+      <w:r>
+        <w:t xml:space="preserve"> </w:t>
+      </w:r>
+      <w:r>
+        <w:rPr>
+          <w:rStyle w:val="VerbatimChar"/>
+        </w:rPr>
+        <w:t xml:space="preserve">PartsPerBasket</w:t>
+      </w:r>
+      <w:r>
+        <w:t xml:space="preserve"> </w:t>
+      </w:r>
+      <w:r>
+        <w:t xml:space="preserve">for 5G0 (</w:t>
+      </w:r>
+      <w:r>
+        <w:rPr>
+          <w:rStyle w:val="VerbatimChar"/>
+        </w:rPr>
+        <w:t xml:space="preserve">Item.PartsPerBasket</w:t>
+      </w:r>
+      <w:r>
+        <w:t xml:space="preserve">)? Yes. Is 5G0 eligible on Machine #7? Yes. Is the tool-cell assignment current? Yes. Is Cavity A active? Yes.</w:t>
+      </w:r>
+    </w:p>
+    <w:p>
+      <w:pPr>
+        <w:pStyle w:val="CaptionedFigure"/>
+      </w:pPr>
+      <w:r>
+        <w:drawing>
+          <wp:inline>
+            <wp:extent cx="5334000" cy="3657365"/>
+            <wp:effectExtent b="0" l="0" r="0" t="0"/>
+            <wp:docPr descr="Change Active Cell modal — shared terminal context selector" title="" id="94" name="Picture"/>
+            <a:graphic>
+              <a:graphicData uri="http://schemas.openxmlformats.org/drawingml/2006/picture">
+                <pic:pic>
+                  <pic:nvPicPr>
+                    <pic:cNvPr descr="mockup_screenshots/Screenshot%202026-04-30%20123743.png" id="95" name="Picture"/>
+                    <pic:cNvPicPr>
+                      <a:picLocks noChangeArrowheads="1" noChangeAspect="1"/>
+                    </pic:cNvPicPr>
+                  </pic:nvPicPr>
+                  <pic:blipFill>
+                    <a:blip r:embed="rId93"/>
+                    <a:stretch>
+                      <a:fillRect/>
+                    </a:stretch>
+                  </pic:blipFill>
+                  <pic:spPr bwMode="auto">
+                    <a:xfrm>
+                      <a:off x="0" y="0"/>
+                      <a:ext cx="5334000" cy="3657365"/>
+                    </a:xfrm>
+                    <a:prstGeom prst="rect">
+                      <a:avLst/>
+                    </a:prstGeom>
+                    <a:noFill/>
+                    <a:ln w="9525">
+                      <a:noFill/>
+                      <a:headEnd/>
+                      <a:tailEnd/>
+                    </a:ln>
+                  </pic:spPr>
+                </pic:pic>
+              </a:graphicData>
+            </a:graphic>
+          </wp:inline>
+        </w:drawing>
+      </w:r>
+    </w:p>
+    <w:p>
+      <w:pPr>
+        <w:pStyle w:val="ImageCaption"/>
+      </w:pPr>
+      <w:r>
+        <w:t xml:space="preserve">Change Active Cell modal — shared terminal context selector</w:t>
+      </w:r>
+    </w:p>
+    <w:p>
+      <w:pPr>
+        <w:pStyle w:val="BodyText"/>
+      </w:pPr>
+      <w:r>
+        <w:rPr>
+          <w:i/>
+          <w:iCs/>
+        </w:rPr>
+        <w:t xml:space="preserve">Change Active Cell modal: operator scans a Cell barcode or picks from a dropdown showing descendant Cells of the terminal’s parent Location. All dependent fields (Tool, Cavity, FIFO queue, etc.) refresh on confirmation.</w:t>
+      </w:r>
+    </w:p>
+    <w:p>
+      <w:pPr>
+        <w:pStyle w:val="BodyText"/>
+      </w:pPr>
+      <w:r>
+        <w:t xml:space="preserve">A LOT is created —</w:t>
+      </w:r>
+      <w:r>
+        <w:t xml:space="preserve"> </w:t>
+      </w:r>
+      <w:r>
+        <w:rPr>
+          <w:rStyle w:val="VerbatimChar"/>
+        </w:rPr>
+        <w:t xml:space="preserve">LotName</w:t>
+      </w:r>
+      <w:r>
+        <w:t xml:space="preserve"> </w:t>
+      </w:r>
+      <w:r>
+        <w:t xml:space="preserve">minted via</w:t>
+      </w:r>
+      <w:r>
+        <w:t xml:space="preserve"> </w:t>
+      </w:r>
+      <w:r>
+        <w:rPr>
+          <w:rStyle w:val="VerbatimChar"/>
+        </w:rPr>
+        <w:t xml:space="preserve">Lots.IdentifierSequence_Next @Code='Lot'</w:t>
+      </w:r>
+      <w:r>
+        <w:t xml:space="preserve"> </w:t>
+      </w:r>
+      <w:r>
+        <w:t xml:space="preserve">which returns</w:t>
+      </w:r>
+      <w:r>
+        <w:t xml:space="preserve"> </w:t>
+      </w:r>
+      <w:r>
+        <w:rPr>
+          <w:rStyle w:val="VerbatimChar"/>
+        </w:rPr>
+        <w:t xml:space="preserve">MESL1710935</w:t>
+      </w:r>
+      <w:r>
+        <w:t xml:space="preserve"> </w:t>
+      </w:r>
+      <w:r>
+        <w:t xml:space="preserve">(the counter continues from the Flexware cutover seed).</w:t>
+      </w:r>
+      <w:r>
+        <w:t xml:space="preserve"> </w:t>
+      </w:r>
+      <w:r>
+        <w:rPr>
+          <w:rStyle w:val="VerbatimChar"/>
+        </w:rPr>
+        <w:t xml:space="preserve">ToolId</w:t>
+      </w:r>
+      <w:r>
+        <w:t xml:space="preserve"> </w:t>
+      </w:r>
+      <w:r>
+        <w:t xml:space="preserve">points at DC-042.</w:t>
+      </w:r>
+      <w:r>
+        <w:t xml:space="preserve"> </w:t>
+      </w:r>
+      <w:r>
+        <w:rPr>
+          <w:rStyle w:val="VerbatimChar"/>
+        </w:rPr>
+        <w:t xml:space="preserve">ToolCavityId</w:t>
+      </w:r>
+      <w:r>
+        <w:t xml:space="preserve"> </w:t>
+      </w:r>
+      <w:r>
+        <w:t xml:space="preserve">points at Cavity A. Origin: Manufactured. Status: Good. Location: Machine #7. A first</w:t>
+      </w:r>
+      <w:r>
+        <w:t xml:space="preserve"> </w:t>
+      </w:r>
+      <w:r>
+        <w:rPr>
+          <w:rStyle w:val="VerbatimChar"/>
+        </w:rPr>
+        <w:t xml:space="preserve">Workorder.ProductionEvent</w:t>
+      </w:r>
+      <w:r>
+        <w:t xml:space="preserve"> </w:t>
+      </w:r>
+      <w:r>
+        <w:t xml:space="preserve">checkpoint row is written with cumulative</w:t>
+      </w:r>
+      <w:r>
+        <w:t xml:space="preserve"> </w:t>
+      </w:r>
+      <w:r>
+        <w:rPr>
+          <w:rStyle w:val="VerbatimChar"/>
+        </w:rPr>
+        <w:t xml:space="preserve">ShotCount</w:t>
+      </w:r>
+      <w:r>
+        <w:t xml:space="preserve"> </w:t>
+      </w:r>
+      <w:r>
+        <w:t xml:space="preserve">= total shots through cavity A so far today, cumulative</w:t>
+      </w:r>
+      <w:r>
+        <w:t xml:space="preserve"> </w:t>
+      </w:r>
+      <w:r>
+        <w:rPr>
+          <w:rStyle w:val="VerbatimChar"/>
+        </w:rPr>
+        <w:t xml:space="preserve">ScrapCount</w:t>
+      </w:r>
+      <w:r>
+        <w:t xml:space="preserve"> </w:t>
+      </w:r>
+      <w:r>
+        <w:t xml:space="preserve">= 3 (that porosity run earlier). Since this is the LOT’s first event, there’s no previous event to diff against yet — the next event will compute its delta via</w:t>
+      </w:r>
+      <w:r>
+        <w:t xml:space="preserve"> </w:t>
+      </w:r>
+      <w:r>
+        <w:rPr>
+          <w:rStyle w:val="VerbatimChar"/>
+        </w:rPr>
+        <w:t xml:space="preserve">LAG(ShotCount) OVER (PARTITION BY LotId ORDER BY EventAt)</w:t>
+      </w:r>
+      <w:r>
+        <w:t xml:space="preserve">.</w:t>
+      </w:r>
+    </w:p>
+    <w:p>
+      <w:pPr>
+        <w:pStyle w:val="BodyText"/>
+      </w:pPr>
+      <w:r>
+        <w:t xml:space="preserve">The cavity-B basket fills on its own rhythm. Later — maybe 40 minutes, maybe two hours — Carlos logs it separately. It gets its own LOT (e.g.,</w:t>
+      </w:r>
+      <w:r>
+        <w:t xml:space="preserve"> </w:t>
+      </w:r>
+      <w:r>
+        <w:rPr>
+          <w:rStyle w:val="VerbatimChar"/>
+        </w:rPr>
+        <w:t xml:space="preserve">MESL1710936</w:t>
+      </w:r>
+      <w:r>
+        <w:t xml:space="preserve">), its own</w:t>
+      </w:r>
+      <w:r>
+        <w:t xml:space="preserve"> </w:t>
+      </w:r>
+      <w:r>
+        <w:rPr>
+          <w:rStyle w:val="VerbatimChar"/>
+        </w:rPr>
+        <w:t xml:space="preserve">ToolCavityId = Cavity B</w:t>
+      </w:r>
+      <w:r>
+        <w:t xml:space="preserve">, its own LTT label.</w:t>
+      </w:r>
+      <w:r>
+        <w:t xml:space="preserve"> </w:t>
+      </w:r>
+      <w:r>
+        <w:rPr>
+          <w:b/>
+          <w:bCs/>
+        </w:rPr>
+        <w:t xml:space="preserve">The two LOTs are peers, not sublots.</w:t>
+      </w:r>
+      <w:r>
+        <w:t xml:space="preserve"> </w:t>
+      </w:r>
+      <w:r>
+        <w:t xml:space="preserve">They share a Tool but nothing else. Each fills independently. Each closes independently via an explicit</w:t>
+      </w:r>
+      <w:r>
+        <w:t xml:space="preserve"> </w:t>
+      </w:r>
+      <w:r>
+        <w:t xml:space="preserve">“Complete + Move”</w:t>
+      </w:r>
+      <w:r>
+        <w:t xml:space="preserve"> </w:t>
+      </w:r>
+      <w:r>
+        <w:t xml:space="preserve">when Carlos walks the finished basket away from the machine.</w:t>
+      </w:r>
+    </w:p>
+    <w:p>
+      <w:pPr>
+        <w:pStyle w:val="BodyText"/>
+      </w:pPr>
+      <w:r>
+        <w:t xml:space="preserve">Carlos had 3 no-good parts from an earlier shot — porosity. The</w:t>
+      </w:r>
+      <w:r>
+        <w:t xml:space="preserve"> </w:t>
+      </w:r>
+      <w:r>
+        <w:rPr>
+          <w:rStyle w:val="VerbatimChar"/>
+        </w:rPr>
+        <w:t xml:space="preserve">ScrapCount</w:t>
+      </w:r>
+      <w:r>
+        <w:t xml:space="preserve"> </w:t>
+      </w:r>
+      <w:r>
+        <w:t xml:space="preserve">on this first checkpoint already reflects them (cumulative counter). Against that ProductionEvent he also records a</w:t>
+      </w:r>
+      <w:r>
+        <w:t xml:space="preserve"> </w:t>
+      </w:r>
+      <w:r>
+        <w:rPr>
+          <w:rStyle w:val="VerbatimChar"/>
+        </w:rPr>
+        <w:t xml:space="preserve">RejectEvent</w:t>
+      </w:r>
+      <w:r>
+        <w:t xml:space="preserve"> </w:t>
+      </w:r>
+      <w:r>
+        <w:t xml:space="preserve">with defect code DC-POR-01 quantity 3. Per FRS Section 4, reject/scrap data is retained for analysis but is not considered part of the permanent production record in the same way good counts are — MPP may elect not to record rejects at every manufacturing step.</w:t>
+      </w:r>
+    </w:p>
+    <w:p>
+      <w:pPr>
+        <w:pStyle w:val="BodyText"/>
+      </w:pPr>
+      <w:r>
+        <w:t xml:space="preserve">He has a downtime event too — the die stuck at 6:45am, took 12 minutes to clear. He logs it: reason code EQ-DIE-STICK, start 6:45, end 6:57. If the PLC had detected it first, the</w:t>
+      </w:r>
+      <w:r>
+        <w:t xml:space="preserve"> </w:t>
+      </w:r>
+      <w:r>
+        <w:rPr>
+          <w:rStyle w:val="VerbatimChar"/>
+        </w:rPr>
+        <w:t xml:space="preserve">DowntimeEvent</w:t>
+      </w:r>
+      <w:r>
+        <w:t xml:space="preserve"> </w:t>
+      </w:r>
+      <w:r>
+        <w:t xml:space="preserve">would have been created automatically with source=PLC, and Carlos would just need to assign the reason code. Note: the legacy paper forms track downtime as cumulative minutes subtracted from a 425-minute base runtime (with adjustments for lunch, breaks, and overtime). The new MES captures discrete start/end events, which is a more granular model — the cumulative shift total is derived from the events rather than entered directly.</w:t>
+      </w:r>
+    </w:p>
+    <w:bookmarkEnd w:id="96"/>
+    <w:bookmarkStart w:id="112" w:name="am-trim-shop-lot-moves-through-the-plant"/>
+    <w:p>
+      <w:pPr>
+        <w:pStyle w:val="Heading3"/>
+      </w:pPr>
+      <w:r>
+        <w:t xml:space="preserve">8:30am — Trim Shop: LOT Moves Through the Plant</w:t>
+      </w:r>
+    </w:p>
+    <w:p>
+      <w:pPr>
+        <w:pStyle w:val="FirstParagraph"/>
+      </w:pPr>
+      <w:r>
+        <w:t xml:space="preserve">The basket with LOT</w:t>
+      </w:r>
+      <w:r>
+        <w:t xml:space="preserve"> </w:t>
+      </w:r>
+      <w:r>
+        <w:rPr>
+          <w:rStyle w:val="VerbatimChar"/>
+        </w:rPr>
+        <w:t xml:space="preserve">MESL1710935</w:t>
+      </w:r>
+      <w:r>
+        <w:t xml:space="preserve"> </w:t>
+      </w:r>
+      <w:r>
+        <w:t xml:space="preserve">gets wheeled to the Trim Shop. An operator there scans the LTT barcode. The MES records a</w:t>
+      </w:r>
+      <w:r>
+        <w:t xml:space="preserve"> </w:t>
+      </w:r>
+      <w:r>
+        <w:rPr>
+          <w:rStyle w:val="VerbatimChar"/>
+        </w:rPr>
+        <w:t xml:space="preserve">LotMovement</w:t>
+      </w:r>
+      <w:r>
+        <w:t xml:space="preserve"> </w:t>
+      </w:r>
+      <w:r>
+        <w:t xml:space="preserve">— from Die Cast Machine #7 to Trim Area.</w:t>
+      </w:r>
+    </w:p>
+    <w:p>
+      <w:pPr>
+        <w:pStyle w:val="CaptionedFigure"/>
+      </w:pPr>
+      <w:r>
+        <w:drawing>
+          <wp:inline>
+            <wp:extent cx="5334000" cy="2658656"/>
+            <wp:effectExtent b="0" l="0" r="0" t="0"/>
+            <wp:docPr descr="Trim Station — Idle, Lineside Inventory queue visible" title="" id="98" name="Picture"/>
+            <a:graphic>
+              <a:graphicData uri="http://schemas.openxmlformats.org/drawingml/2006/picture">
+                <pic:pic>
+                  <pic:nvPicPr>
+                    <pic:cNvPr descr="mockup_screenshots/Screenshot%202026-05-01%20142156.png" id="99" name="Picture"/>
+                    <pic:cNvPicPr>
+                      <a:picLocks noChangeArrowheads="1" noChangeAspect="1"/>
+                    </pic:cNvPicPr>
+                  </pic:nvPicPr>
+                  <pic:blipFill>
+                    <a:blip r:embed="rId97"/>
+                    <a:stretch>
+                      <a:fillRect/>
+                    </a:stretch>
+                  </pic:blipFill>
+                  <pic:spPr bwMode="auto">
+                    <a:xfrm>
+                      <a:off x="0" y="0"/>
+                      <a:ext cx="5334000" cy="2658656"/>
+                    </a:xfrm>
+                    <a:prstGeom prst="rect">
+                      <a:avLst/>
+                    </a:prstGeom>
+                    <a:noFill/>
+                    <a:ln w="9525">
+                      <a:noFill/>
+                      <a:headEnd/>
+                      <a:tailEnd/>
+                    </a:ln>
+                  </pic:spPr>
+                </pic:pic>
+              </a:graphicData>
+            </a:graphic>
+          </wp:inline>
+        </w:drawing>
+      </w:r>
+    </w:p>
+    <w:p>
+      <w:pPr>
+        <w:pStyle w:val="ImageCaption"/>
+      </w:pPr>
+      <w:r>
+        <w:t xml:space="preserve">Trim Station — Idle, Lineside Inventory queue visible</w:t>
+      </w:r>
+    </w:p>
+    <w:p>
+      <w:pPr>
+        <w:pStyle w:val="BodyText"/>
+      </w:pPr>
+      <w:r>
+        <w:rPr>
+          <w:i/>
+          <w:iCs/>
+        </w:rPr>
+        <w:t xml:space="preserve">Trim Station idle state: Active Cell header (Trim Cell 3) with Change button. Active LOTs at Trim Cell 3 panel shows the currently checked-in LOT (MESL1710931, 5G0-TRIM-4102, 48 pcs) with a Resume → OUT button. Lineside Inventory panel below lists LOTs awaiting pick in FIFO order — Position, LotName, source (Press 7, DC-042/Cavity A), status badge, time in storage, and a Pick → IN button. Scan field auto-disambiguates: a lineside LOT goes to IN, an active LOT resumes to OUT.</w:t>
+      </w:r>
+    </w:p>
+    <w:p>
+      <w:pPr>
+        <w:pStyle w:val="BodyText"/>
+      </w:pPr>
+      <w:r>
+        <w:t xml:space="preserve">The scan-in also fires a</w:t>
+      </w:r>
+      <w:r>
+        <w:t xml:space="preserve"> </w:t>
+      </w:r>
+      <w:r>
+        <w:rPr>
+          <w:b/>
+          <w:bCs/>
+        </w:rPr>
+        <w:t xml:space="preserve">checkpoint</w:t>
+      </w:r>
+      <w:r>
+        <w:rPr>
+          <w:b/>
+          <w:bCs/>
+        </w:rPr>
+        <w:t xml:space="preserve"> </w:t>
+      </w:r>
+      <w:r>
+        <w:rPr>
+          <w:rStyle w:val="VerbatimChar"/>
+          <w:b/>
+          <w:bCs/>
+        </w:rPr>
+        <w:t xml:space="preserve">ProductionEvent</w:t>
+      </w:r>
+      <w:r>
+        <w:t xml:space="preserve"> </w:t>
+      </w:r>
+      <w:r>
+        <w:t xml:space="preserve">at the trim station — cumulative</w:t>
+      </w:r>
+      <w:r>
+        <w:t xml:space="preserve"> </w:t>
+      </w:r>
+      <w:r>
+        <w:rPr>
+          <w:rStyle w:val="VerbatimChar"/>
+        </w:rPr>
+        <w:t xml:space="preserve">ShotCount</w:t>
+      </w:r>
+      <w:r>
+        <w:t xml:space="preserve"> </w:t>
+      </w:r>
+      <w:r>
+        <w:t xml:space="preserve">and</w:t>
+      </w:r>
+      <w:r>
+        <w:t xml:space="preserve"> </w:t>
+      </w:r>
+      <w:r>
+        <w:rPr>
+          <w:rStyle w:val="VerbatimChar"/>
+        </w:rPr>
+        <w:t xml:space="preserve">ScrapCount</w:t>
+      </w:r>
+      <w:r>
+        <w:t xml:space="preserve"> </w:t>
+      </w:r>
+      <w:r>
+        <w:t xml:space="preserve">as-of-arrival. Because this is the LOT’s second event (the first was Carlos’s die-cast checkpoint), deltas pop out immediately from the reader’s</w:t>
+      </w:r>
+      <w:r>
+        <w:t xml:space="preserve"> </w:t>
+      </w:r>
+      <w:r>
+        <w:rPr>
+          <w:rStyle w:val="VerbatimChar"/>
+        </w:rPr>
+        <w:t xml:space="preserve">LAG()</w:t>
+      </w:r>
+      <w:r>
+        <w:t xml:space="preserve"> </w:t>
+      </w:r>
+      <w:r>
+        <w:t xml:space="preserve">window:</w:t>
+      </w:r>
+      <w:r>
+        <w:t xml:space="preserve"> </w:t>
+      </w:r>
+      <w:r>
+        <w:t xml:space="preserve">“since last event, this LOT accumulated X shots and Y scrap.”</w:t>
+      </w:r>
+      <w:r>
+        <w:t xml:space="preserve"> </w:t>
+      </w:r>
+      <w:r>
+        <w:t xml:space="preserve">Reports that want operator-facing per-event deltas SHALL compute them that way rather than storing per-event</w:t>
+      </w:r>
+      <w:r>
+        <w:t xml:space="preserve"> </w:t>
+      </w:r>
+      <w:r>
+        <w:rPr>
+          <w:rStyle w:val="VerbatimChar"/>
+        </w:rPr>
+        <w:t xml:space="preserve">GoodCount</w:t>
+      </w:r>
+      <w:r>
+        <w:t xml:space="preserve"> </w:t>
+      </w:r>
+      <w:r>
+        <w:t xml:space="preserve">on the event row. Checkpoints are coarse — operators aren’t at the terminal per shot, they log at natural breakpoints (basket close, area handoff, complete+move).</w:t>
+      </w:r>
+    </w:p>
+    <w:p>
+      <w:pPr>
+        <w:pStyle w:val="BodyText"/>
+      </w:pPr>
+      <w:r>
+        <w:t xml:space="preserve">The Trim Shop has a different counting method than Die Cast. Parts come out of trim/deburr/wash in bulk, so the operator weighs the basket on a scale, reads the net weight, and the MES calculates a theoretical piece count based on the item’s</w:t>
+      </w:r>
+      <w:r>
+        <w:t xml:space="preserve"> </w:t>
+      </w:r>
+      <w:r>
+        <w:rPr>
+          <w:rStyle w:val="VerbatimChar"/>
+        </w:rPr>
+        <w:t xml:space="preserve">UnitWeight</w:t>
+      </w:r>
+      <w:r>
+        <w:t xml:space="preserve"> </w:t>
+      </w:r>
+      <w:r>
+        <w:t xml:space="preserve">(per FRS 2.2.3). If the calculated count differs from the LOT’s current piece count, the operator can update it — the MES records the adjustment but takes no further action on a count discrepancy (FRS 2.2.3:</w:t>
+      </w:r>
+      <w:r>
+        <w:t xml:space="preserve"> </w:t>
+      </w:r>
+      <w:r>
+        <w:t xml:space="preserve">“MES takes no specific action if the LOT quantity has changed”</w:t>
+      </w:r>
+      <w:r>
+        <w:t xml:space="preserve">). The</w:t>
+      </w:r>
+      <w:r>
+        <w:t xml:space="preserve"> </w:t>
+      </w:r>
+      <w:r>
+        <w:rPr>
+          <w:rStyle w:val="VerbatimChar"/>
+        </w:rPr>
+        <w:t xml:space="preserve">LotAttributeChange</w:t>
+      </w:r>
+      <w:r>
+        <w:t xml:space="preserve"> </w:t>
+      </w:r>
+      <w:r>
+        <w:t xml:space="preserve">table logs the old and new values. The checkpoint</w:t>
+      </w:r>
+      <w:r>
+        <w:t xml:space="preserve"> </w:t>
+      </w:r>
+      <w:r>
+        <w:rPr>
+          <w:rStyle w:val="VerbatimChar"/>
+        </w:rPr>
+        <w:t xml:space="preserve">ProductionEvent</w:t>
+      </w:r>
+      <w:r>
+        <w:t xml:space="preserve"> </w:t>
+      </w:r>
+      <w:r>
+        <w:t xml:space="preserve">captured the current cumulative counters; no per-event good/bad count is recorded — the</w:t>
+      </w:r>
+      <w:r>
+        <w:t xml:space="preserve"> </w:t>
+      </w:r>
+      <w:r>
+        <w:rPr>
+          <w:rStyle w:val="VerbatimChar"/>
+        </w:rPr>
+        <w:t xml:space="preserve">PieceCount</w:t>
+      </w:r>
+      <w:r>
+        <w:t xml:space="preserve"> </w:t>
+      </w:r>
+      <w:r>
+        <w:t xml:space="preserve">adjustment itself carries the truth going forward.</w:t>
+      </w:r>
+    </w:p>
+    <w:p>
+      <w:pPr>
+        <w:pStyle w:val="CaptionedFigure"/>
+      </w:pPr>
+      <w:r>
+        <w:drawing>
+          <wp:inline>
+            <wp:extent cx="5334000" cy="2646044"/>
+            <wp:effectExtent b="0" l="0" r="0" t="0"/>
+            <wp:docPr descr="Trim Station — Check IN, eligibility validation pass" title="" id="101" name="Picture"/>
+            <a:graphic>
+              <a:graphicData uri="http://schemas.openxmlformats.org/drawingml/2006/picture">
+                <pic:pic>
+                  <pic:nvPicPr>
+                    <pic:cNvPr descr="mockup_screenshots/Screenshot%202026-04-30%20124705.png" id="102" name="Picture"/>
+                    <pic:cNvPicPr>
+                      <a:picLocks noChangeArrowheads="1" noChangeAspect="1"/>
+                    </pic:cNvPicPr>
+                  </pic:nvPicPr>
+                  <pic:blipFill>
+                    <a:blip r:embed="rId100"/>
+                    <a:stretch>
+                      <a:fillRect/>
+                    </a:stretch>
+                  </pic:blipFill>
+                  <pic:spPr bwMode="auto">
+                    <a:xfrm>
+                      <a:off x="0" y="0"/>
+                      <a:ext cx="5334000" cy="2646044"/>
+                    </a:xfrm>
+                    <a:prstGeom prst="rect">
+                      <a:avLst/>
+                    </a:prstGeom>
+                    <a:noFill/>
+                    <a:ln w="9525">
+                      <a:noFill/>
+                      <a:headEnd/>
+                      <a:tailEnd/>
+                    </a:ln>
+                  </pic:spPr>
+                </pic:pic>
+              </a:graphicData>
+            </a:graphic>
+          </wp:inline>
+        </w:drawing>
+      </w:r>
+    </w:p>
+    <w:p>
+      <w:pPr>
+        <w:pStyle w:val="ImageCaption"/>
+      </w:pPr>
+      <w:r>
+        <w:t xml:space="preserve">Trim Station — Check IN, eligibility validation pass</w:t>
+      </w:r>
+    </w:p>
+    <w:p>
+      <w:pPr>
+        <w:pStyle w:val="BodyText"/>
+      </w:pPr>
+      <w:r>
+        <w:rPr>
+          <w:i/>
+          <w:iCs/>
+        </w:rPr>
+        <w:t xml:space="preserve">Check IN state: LTT barcode field with the scanned LOT resolved (LotName, Item, From Location, Pieces). A green eligibility banner confirms the direct ItemLocation match and MaxParts cap check. Operator Initials field (shared terminal), then Submit · Receive at Trim Cell 3.</w:t>
+      </w:r>
+    </w:p>
+    <w:p>
+      <w:pPr>
+        <w:pStyle w:val="BodyText"/>
+      </w:pPr>
+      <w:r>
+        <w:rPr>
+          <w:b/>
+          <w:bCs/>
+        </w:rPr>
+        <w:t xml:space="preserve">Trim is yield loss, not a rename.</w:t>
+      </w:r>
+      <w:r>
+        <w:t xml:space="preserve"> </w:t>
+      </w:r>
+      <w:r>
+        <w:t xml:space="preserve">The LOT keeps its cast-part identity (</w:t>
+      </w:r>
+      <w:r>
+        <w:rPr>
+          <w:rStyle w:val="VerbatimChar"/>
+        </w:rPr>
+        <w:t xml:space="preserve">5G0-TRIM-4102</w:t>
+      </w:r>
+      <w:r>
+        <w:t xml:space="preserve"> </w:t>
+      </w:r>
+      <w:r>
+        <w:t xml:space="preserve">covers both Casting and Trim work) all the way through Trim OUT. Sprue removal, deburr, and wash are recorded as</w:t>
+      </w:r>
+      <w:r>
+        <w:t xml:space="preserve"> </w:t>
+      </w:r>
+      <w:r>
+        <w:rPr>
+          <w:rStyle w:val="VerbatimChar"/>
+        </w:rPr>
+        <w:t xml:space="preserve">Workorder.RejectEvent</w:t>
+      </w:r>
+      <w:r>
+        <w:t xml:space="preserve"> </w:t>
+      </w:r>
+      <w:r>
+        <w:t xml:space="preserve">rows on the same LOT — no new LOT, no</w:t>
+      </w:r>
+      <w:r>
+        <w:t xml:space="preserve"> </w:t>
+      </w:r>
+      <w:r>
+        <w:rPr>
+          <w:rStyle w:val="VerbatimChar"/>
+        </w:rPr>
+        <w:t xml:space="preserve">ConsumptionEvent</w:t>
+      </w:r>
+      <w:r>
+        <w:t xml:space="preserve">. The Honda backward trace from a shipped finished part lands on this single Trim LOT and reads the original Die Cast</w:t>
+      </w:r>
+      <w:r>
+        <w:t xml:space="preserve"> </w:t>
+      </w:r>
+      <w:r>
+        <w:rPr>
+          <w:rStyle w:val="VerbatimChar"/>
+        </w:rPr>
+        <w:t xml:space="preserve">ProductionEvent</w:t>
+      </w:r>
+      <w:r>
+        <w:t xml:space="preserve"> </w:t>
+      </w:r>
+      <w:r>
+        <w:t xml:space="preserve">rows directly without an extra hop. The part-identity rename to a machined Item (</w:t>
+      </w:r>
+      <w:r>
+        <w:rPr>
+          <w:rStyle w:val="VerbatimChar"/>
+        </w:rPr>
+        <w:t xml:space="preserve">5G0-MACHINED-4102</w:t>
+      </w:r>
+      <w:r>
+        <w:t xml:space="preserve">) fires later, at Machining IN — see the 10:00am scene.</w:t>
+      </w:r>
+    </w:p>
+    <w:p>
+      <w:pPr>
+        <w:pStyle w:val="CaptionedFigure"/>
+      </w:pPr>
+      <w:r>
+        <w:drawing>
+          <wp:inline>
+            <wp:extent cx="5334000" cy="2640594"/>
+            <wp:effectExtent b="0" l="0" r="0" t="0"/>
+            <wp:docPr descr="Trim Station — Check OUT, RequiresSubLotSplit ON" title="" id="104" name="Picture"/>
+            <a:graphic>
+              <a:graphicData uri="http://schemas.openxmlformats.org/drawingml/2006/picture">
+                <pic:pic>
+                  <pic:nvPicPr>
+                    <pic:cNvPr descr="mockup_screenshots/Screenshot%202026-04-30%20124731.png" id="105" name="Picture"/>
+                    <pic:cNvPicPr>
+                      <a:picLocks noChangeArrowheads="1" noChangeAspect="1"/>
+                    </pic:cNvPicPr>
+                  </pic:nvPicPr>
+                  <pic:blipFill>
+                    <a:blip r:embed="rId103"/>
+                    <a:stretch>
+                      <a:fillRect/>
+                    </a:stretch>
+                  </pic:blipFill>
+                  <pic:spPr bwMode="auto">
+                    <a:xfrm>
+                      <a:off x="0" y="0"/>
+                      <a:ext cx="5334000" cy="2640594"/>
+                    </a:xfrm>
+                    <a:prstGeom prst="rect">
+                      <a:avLst/>
+                    </a:prstGeom>
+                    <a:noFill/>
+                    <a:ln w="9525">
+                      <a:noFill/>
+                      <a:headEnd/>
+                      <a:tailEnd/>
+                    </a:ln>
+                  </pic:spPr>
+                </pic:pic>
+              </a:graphicData>
+            </a:graphic>
+          </wp:inline>
+        </w:drawing>
+      </w:r>
+    </w:p>
+    <w:p>
+      <w:pPr>
+        <w:pStyle w:val="ImageCaption"/>
+      </w:pPr>
+      <w:r>
+        <w:t xml:space="preserve">Trim Station — Check OUT, RequiresSubLotSplit ON</w:t>
+      </w:r>
+    </w:p>
+    <w:p>
+      <w:pPr>
+        <w:pStyle w:val="BodyText"/>
+      </w:pPr>
+      <w:r>
+        <w:rPr>
+          <w:i/>
+          <w:iCs/>
+        </w:rPr>
+        <w:t xml:space="preserve">Check OUT state: OperationTemplate banner (TrimOut · 5G0-TRIM-4102 v3) with RequiresSubLotSplit = ON · split + route shown at right. Closing ProductionEvent (TrimOut) section captures Operator Initials. Reject Entry · Trim Yield Loss section below records RejectEvents against the LOT with Trim-area Defect Code and Quantity.</w:t>
+      </w:r>
+    </w:p>
+    <w:p>
+      <w:pPr>
+        <w:pStyle w:val="BodyText"/>
+      </w:pPr>
+      <w:r>
+        <w:rPr>
+          <w:b/>
+          <w:bCs/>
+        </w:rPr>
+        <w:t xml:space="preserve">Trim OUT — sub-LOT split + route to Machining FIFO (FDS-05-009).</w:t>
+      </w:r>
+      <w:r>
+        <w:t xml:space="preserve"> </w:t>
+      </w:r>
+      <w:r>
+        <w:t xml:space="preserve">When the Trim operator finishes their work on the LOT, they trigger Trim OUT. The MES presents a</w:t>
+      </w:r>
+      <w:r>
+        <w:t xml:space="preserve"> </w:t>
+      </w:r>
+      <w:r>
+        <w:rPr>
+          <w:b/>
+          <w:bCs/>
+        </w:rPr>
+        <w:t xml:space="preserve">sub-LOT split confirmation dialog</w:t>
+      </w:r>
+      <w:r>
+        <w:t xml:space="preserve"> </w:t>
+      </w:r>
+      <w:r>
+        <w:t xml:space="preserve">— the parent LOT splits N ways across N destination Machining Cells (default N=2, evenly split — e.g., 50 → 25/25). The operator MAY adjust the number of sublots and the per-sublot quantities; the total SHALL equal the parent’s piece count. For each sub-LOT, the operator selects the destination Machining Cell either by</w:t>
+      </w:r>
+      <w:r>
+        <w:t xml:space="preserve"> </w:t>
+      </w:r>
+      <w:r>
+        <w:rPr>
+          <w:b/>
+          <w:bCs/>
+        </w:rPr>
+        <w:t xml:space="preserve">scan or dropdown</w:t>
+      </w:r>
+      <w:r>
+        <w:t xml:space="preserve"> </w:t>
+      </w:r>
+      <w:r>
+        <w:t xml:space="preserve">(FDS-02-009) — that selection writes the sub-LOT into the chosen Cell’s FIFO queue. On confirm: N child LOTs are created (each inheriting the parent’s</w:t>
+      </w:r>
+      <w:r>
+        <w:t xml:space="preserve"> </w:t>
+      </w:r>
+      <w:r>
+        <w:rPr>
+          <w:rStyle w:val="VerbatimChar"/>
+        </w:rPr>
+        <w:t xml:space="preserve">5G0-TRIM-4102</w:t>
+      </w:r>
+      <w:r>
+        <w:t xml:space="preserve"> </w:t>
+      </w:r>
+      <w:r>
+        <w:t xml:space="preserve">Item — the rename hasn’t happened yet);</w:t>
+      </w:r>
+      <w:r>
+        <w:t xml:space="preserve"> </w:t>
+      </w:r>
+      <w:r>
+        <w:rPr>
+          <w:rStyle w:val="VerbatimChar"/>
+        </w:rPr>
+        <w:t xml:space="preserve">LotGenealogy</w:t>
+      </w:r>
+      <w:r>
+        <w:t xml:space="preserve"> </w:t>
+      </w:r>
+      <w:r>
+        <w:t xml:space="preserve">records the parent→child Split links;</w:t>
+      </w:r>
+      <w:r>
+        <w:t xml:space="preserve"> </w:t>
+      </w:r>
+      <w:r>
+        <w:rPr>
+          <w:rStyle w:val="VerbatimChar"/>
+        </w:rPr>
+        <w:t xml:space="preserve">LotMovement</w:t>
+      </w:r>
+      <w:r>
+        <w:t xml:space="preserve"> </w:t>
+      </w:r>
+      <w:r>
+        <w:t xml:space="preserve">rows record each sub-LOT moving from the Trim Cell to its destination Machining Cell; the parent LOT closes when all pieces have been distributed; LTT labels print for the children showing both the child and parent</w:t>
+      </w:r>
+      <w:r>
+        <w:t xml:space="preserve"> </w:t>
+      </w:r>
+      <w:r>
+        <w:rPr>
+          <w:rStyle w:val="VerbatimChar"/>
+        </w:rPr>
+        <w:t xml:space="preserve">LotName</w:t>
+      </w:r>
+      <w:r>
+        <w:t xml:space="preserve"> </w:t>
+      </w:r>
+      <w:r>
+        <w:t xml:space="preserve">(FDS-05-024).</w:t>
+      </w:r>
+    </w:p>
+    <w:p>
+      <w:pPr>
+        <w:pStyle w:val="CaptionedFigure"/>
+      </w:pPr>
+      <w:r>
+        <w:drawing>
+          <wp:inline>
+            <wp:extent cx="5334000" cy="1126940"/>
+            <wp:effectExtent b="0" l="0" r="0" t="0"/>
+            <wp:docPr descr="Sub-LOT Distribution — 2 destinations, 48 pcs split 24/24" title="" id="107" name="Picture"/>
+            <a:graphic>
+              <a:graphicData uri="http://schemas.openxmlformats.org/drawingml/2006/picture">
+                <pic:pic>
+                  <pic:nvPicPr>
+                    <pic:cNvPr descr="mockup_screenshots/Screenshot%202026-04-30%20124742.png" id="108" name="Picture"/>
+                    <pic:cNvPicPr>
+                      <a:picLocks noChangeArrowheads="1" noChangeAspect="1"/>
+                    </pic:cNvPicPr>
+                  </pic:nvPicPr>
+                  <pic:blipFill>
+                    <a:blip r:embed="rId106"/>
+                    <a:stretch>
+                      <a:fillRect/>
+                    </a:stretch>
+                  </pic:blipFill>
+                  <pic:spPr bwMode="auto">
+                    <a:xfrm>
+                      <a:off x="0" y="0"/>
+                      <a:ext cx="5334000" cy="1126940"/>
+                    </a:xfrm>
+                    <a:prstGeom prst="rect">
+                      <a:avLst/>
+                    </a:prstGeom>
+                    <a:noFill/>
+                    <a:ln w="9525">
+                      <a:noFill/>
+                      <a:headEnd/>
+                      <a:tailEnd/>
+                    </a:ln>
+                  </pic:spPr>
+                </pic:pic>
+              </a:graphicData>
+            </a:graphic>
+          </wp:inline>
+        </w:drawing>
+      </w:r>
+    </w:p>
+    <w:p>
+      <w:pPr>
+        <w:pStyle w:val="ImageCaption"/>
+      </w:pPr>
+      <w:r>
+        <w:t xml:space="preserve">Sub-LOT Distribution — 2 destinations, 48 pcs split 24/24</w:t>
+      </w:r>
+    </w:p>
+    <w:p>
+      <w:pPr>
+        <w:pStyle w:val="BodyText"/>
+      </w:pPr>
+      <w:r>
+        <w:rPr>
+          <w:i/>
+          <w:iCs/>
+        </w:rPr>
+        <w:t xml:space="preserve">Sub-LOT Distribution panel: Total pieces shown at top right. Each row is a destination sub-LOT — operator enters Pieces and selects a Destination Machining Cell from a dropdown showing queue depth. + Add sub-LOT adds another row. Same Flex Repeater renders 1 row when RequiresSubLotSplit=0 (whole move) or N rows when =1. Submit · TrimOut + Split + Route commits in one transaction.</w:t>
+      </w:r>
+    </w:p>
+    <w:p>
+      <w:pPr>
+        <w:pStyle w:val="CaptionedFigure"/>
+      </w:pPr>
+      <w:r>
+        <w:drawing>
+          <wp:inline>
+            <wp:extent cx="5334000" cy="2629397"/>
+            <wp:effectExtent b="0" l="0" r="0" t="0"/>
+            <wp:docPr descr="Trim Station — Error state, LOT not at this Cell" title="" id="110" name="Picture"/>
+            <a:graphic>
+              <a:graphicData uri="http://schemas.openxmlformats.org/drawingml/2006/picture">
+                <pic:pic>
+                  <pic:nvPicPr>
+                    <pic:cNvPr descr="mockup_screenshots/Screenshot%202026-04-30%20124755.png" id="111" name="Picture"/>
+                    <pic:cNvPicPr>
+                      <a:picLocks noChangeArrowheads="1" noChangeAspect="1"/>
+                    </pic:cNvPicPr>
+                  </pic:nvPicPr>
+                  <pic:blipFill>
+                    <a:blip r:embed="rId109"/>
+                    <a:stretch>
+                      <a:fillRect/>
+                    </a:stretch>
+                  </pic:blipFill>
+                  <pic:spPr bwMode="auto">
+                    <a:xfrm>
+                      <a:off x="0" y="0"/>
+                      <a:ext cx="5334000" cy="2629397"/>
+                    </a:xfrm>
+                    <a:prstGeom prst="rect">
+                      <a:avLst/>
+                    </a:prstGeom>
+                    <a:noFill/>
+                    <a:ln w="9525">
+                      <a:noFill/>
+                      <a:headEnd/>
+                      <a:tailEnd/>
+                    </a:ln>
+                  </pic:spPr>
+                </pic:pic>
+              </a:graphicData>
+            </a:graphic>
+          </wp:inline>
+        </w:drawing>
+      </w:r>
+    </w:p>
+    <w:p>
+      <w:pPr>
+        <w:pStyle w:val="ImageCaption"/>
+      </w:pPr>
+      <w:r>
+        <w:t xml:space="preserve">Trim Station — Error state, LOT not at this Cell</w:t>
+      </w:r>
+    </w:p>
+    <w:p>
+      <w:pPr>
+        <w:pStyle w:val="BodyText"/>
+      </w:pPr>
+      <w:r>
+        <w:rPr>
+          <w:i/>
+          <w:iCs/>
+        </w:rPr>
+        <w:t xml:space="preserve">Error state: scanned LOT is not in storage and is not currently active here. The CAN’T PROCESS THIS LOT HERE panel shows the scanned LotName, its current location (already past Trim), and who checked it in. Operator returns the basket to the storage queue; LOT Detail lookup is a supervisor / elevated action.</w:t>
+      </w:r>
+    </w:p>
+    <w:bookmarkEnd w:id="112"/>
+    <w:bookmarkStart w:id="119" w:name="X33b4f3c9a0224f726c67dbc69ec4a6e4d562a08"/>
+    <w:p>
+      <w:pPr>
+        <w:pStyle w:val="Heading3"/>
+      </w:pPr>
+      <w:r>
+        <w:t xml:space="preserve">10:00am — Machining: Picking from FIFO + Identity Rename</w:t>
+      </w:r>
+    </w:p>
+    <w:p>
+      <w:pPr>
+        <w:pStyle w:val="FirstParagraph"/>
+      </w:pPr>
+      <w:r>
+        <w:t xml:space="preserve">The sub-LOTs that were routed at Trim OUT are now sitting in the destination Machining Cells’ FIFO queues, waiting. At CNC machine 12, the machining operator (a different operator, not Carlos) walks up to the Cell’s terminal. The screen surfaces the</w:t>
+      </w:r>
+      <w:r>
+        <w:t xml:space="preserve"> </w:t>
+      </w:r>
+      <w:r>
+        <w:rPr>
+          <w:b/>
+          <w:bCs/>
+        </w:rPr>
+        <w:t xml:space="preserve">Machining IN</w:t>
+      </w:r>
+      <w:r>
+        <w:t xml:space="preserve"> </w:t>
+      </w:r>
+      <w:r>
+        <w:t xml:space="preserve">view — there’s no LTT scan-to-receive at this step. The terminal shows the FIFO queue for this Cell with each sub-LOT’s</w:t>
+      </w:r>
+      <w:r>
+        <w:t xml:space="preserve"> </w:t>
+      </w:r>
+      <w:r>
+        <w:rPr>
+          <w:rStyle w:val="VerbatimChar"/>
+        </w:rPr>
+        <w:t xml:space="preserve">LotName</w:t>
+      </w:r>
+      <w:r>
+        <w:t xml:space="preserve">, parent LOT, piece count, and arrival time. The operator picks the next one in line (or overrides the order if production needs require it, per FRS 2.2.4).</w:t>
+      </w:r>
+    </w:p>
+    <w:p>
+      <w:pPr>
+        <w:pStyle w:val="CaptionedFigure"/>
+      </w:pPr>
+      <w:r>
+        <w:drawing>
+          <wp:inline>
+            <wp:extent cx="5334000" cy="2640538"/>
+            <wp:effectExtent b="0" l="0" r="0" t="0"/>
+            <wp:docPr descr="Machining IN — FIFO queue, 3 sub-LOTs awaiting" title="" id="114" name="Picture"/>
+            <a:graphic>
+              <a:graphicData uri="http://schemas.openxmlformats.org/drawingml/2006/picture">
+                <pic:pic>
+                  <pic:nvPicPr>
+                    <pic:cNvPr descr="mockup_screenshots/Screenshot%202026-04-30%20124828.png" id="115" name="Picture"/>
+                    <pic:cNvPicPr>
+                      <a:picLocks noChangeArrowheads="1" noChangeAspect="1"/>
+                    </pic:cNvPicPr>
+                  </pic:nvPicPr>
+                  <pic:blipFill>
+                    <a:blip r:embed="rId113"/>
+                    <a:stretch>
+                      <a:fillRect/>
+                    </a:stretch>
+                  </pic:blipFill>
+                  <pic:spPr bwMode="auto">
+                    <a:xfrm>
+                      <a:off x="0" y="0"/>
+                      <a:ext cx="5334000" cy="2640538"/>
+                    </a:xfrm>
+                    <a:prstGeom prst="rect">
+                      <a:avLst/>
+                    </a:prstGeom>
+                    <a:noFill/>
+                    <a:ln w="9525">
+                      <a:noFill/>
+                      <a:headEnd/>
+                      <a:tailEnd/>
+                    </a:ln>
+                  </pic:spPr>
+                </pic:pic>
+              </a:graphicData>
+            </a:graphic>
+          </wp:inline>
+        </w:drawing>
+      </w:r>
+    </w:p>
+    <w:p>
+      <w:pPr>
+        <w:pStyle w:val="ImageCaption"/>
+      </w:pPr>
+      <w:r>
+        <w:t xml:space="preserve">Machining IN — FIFO queue, 3 sub-LOTs awaiting</w:t>
+      </w:r>
+    </w:p>
+    <w:p>
+      <w:pPr>
+        <w:pStyle w:val="BodyText"/>
+      </w:pPr>
+      <w:r>
+        <w:rPr>
+          <w:i/>
+          <w:iCs/>
+        </w:rPr>
+        <w:t xml:space="preserve">Machining IN screen: no scan-to-receive. FIFO Queue panel lists sub-LOTs in arrival order with Position, LotName, parent LOT, Item, piece count, and arrival time. GOOD badge allows pick; HOLD badge blocks it. Pick (skip queue) is available on non-oldest positions. Active Machined LOT section below fills after a pick confirms.</w:t>
+      </w:r>
+    </w:p>
+    <w:p>
+      <w:pPr>
+        <w:pStyle w:val="BodyText"/>
+      </w:pPr>
+      <w:r>
+        <w:t xml:space="preserve">On pick, the MES applies the</w:t>
+      </w:r>
+      <w:r>
+        <w:t xml:space="preserve"> </w:t>
+      </w:r>
+      <w:r>
+        <w:rPr>
+          <w:b/>
+          <w:bCs/>
+        </w:rPr>
+        <w:t xml:space="preserve">BOM-driven part-identity rename</w:t>
+      </w:r>
+      <w:r>
+        <w:t xml:space="preserve">. The picked sub-LOT carries Item</w:t>
+      </w:r>
+      <w:r>
+        <w:t xml:space="preserve"> </w:t>
+      </w:r>
+      <w:r>
+        <w:rPr>
+          <w:rStyle w:val="VerbatimChar"/>
+        </w:rPr>
+        <w:t xml:space="preserve">5G0-TRIM-4102</w:t>
+      </w:r>
+      <w:r>
+        <w:t xml:space="preserve">; the active</w:t>
+      </w:r>
+      <w:r>
+        <w:t xml:space="preserve"> </w:t>
+      </w:r>
+      <w:r>
+        <w:rPr>
+          <w:rStyle w:val="VerbatimChar"/>
+        </w:rPr>
+        <w:t xml:space="preserve">Parts.Bom</w:t>
+      </w:r>
+      <w:r>
+        <w:t xml:space="preserve"> </w:t>
+      </w:r>
+      <w:r>
+        <w:t xml:space="preserve">for</w:t>
+      </w:r>
+      <w:r>
+        <w:t xml:space="preserve"> </w:t>
+      </w:r>
+      <w:r>
+        <w:rPr>
+          <w:rStyle w:val="VerbatimChar"/>
+        </w:rPr>
+        <w:t xml:space="preserve">5G0-MACHINED-4102</w:t>
+      </w:r>
+      <w:r>
+        <w:t xml:space="preserve"> </w:t>
+      </w:r>
+      <w:r>
+        <w:t xml:space="preserve">has a single</w:t>
+      </w:r>
+      <w:r>
+        <w:t xml:space="preserve"> </w:t>
+      </w:r>
+      <w:r>
+        <w:rPr>
+          <w:rStyle w:val="VerbatimChar"/>
+        </w:rPr>
+        <w:t xml:space="preserve">BomLine</w:t>
+      </w:r>
+      <w:r>
+        <w:t xml:space="preserve"> </w:t>
+      </w:r>
+      <w:r>
+        <w:t xml:space="preserve">with</w:t>
+      </w:r>
+      <w:r>
+        <w:t xml:space="preserve"> </w:t>
+      </w:r>
+      <w:r>
+        <w:rPr>
+          <w:rStyle w:val="VerbatimChar"/>
+        </w:rPr>
+        <w:t xml:space="preserve">ChildItemId = 5G0-TRIM-4102</w:t>
+      </w:r>
+      <w:r>
+        <w:t xml:space="preserve"> </w:t>
+      </w:r>
+      <w:r>
+        <w:t xml:space="preserve">at QtyPer=1. The MES prompts:</w:t>
+      </w:r>
+      <w:r>
+        <w:t xml:space="preserve"> </w:t>
+      </w:r>
+      <w:r>
+        <w:rPr>
+          <w:i/>
+          <w:iCs/>
+        </w:rPr>
+        <w:t xml:space="preserve">“This LOT is 5G0-TRIM-4102. Receive as 5G0-MACHINED-4102?”</w:t>
+      </w:r>
+      <w:r>
+        <w:t xml:space="preserve"> </w:t>
+      </w:r>
+      <w:r>
+        <w:t xml:space="preserve">The operator confirms. A new destination LOT is created under the machined Item with a fresh</w:t>
+      </w:r>
+      <w:r>
+        <w:t xml:space="preserve"> </w:t>
+      </w:r>
+      <w:r>
+        <w:rPr>
+          <w:rStyle w:val="VerbatimChar"/>
+        </w:rPr>
+        <w:t xml:space="preserve">LotName</w:t>
+      </w:r>
+      <w:r>
+        <w:t xml:space="preserve"> </w:t>
+      </w:r>
+      <w:r>
+        <w:t xml:space="preserve">minted from</w:t>
+      </w:r>
+      <w:r>
+        <w:t xml:space="preserve"> </w:t>
+      </w:r>
+      <w:r>
+        <w:rPr>
+          <w:rStyle w:val="VerbatimChar"/>
+        </w:rPr>
+        <w:t xml:space="preserve">Lots.IdentifierSequence_Next @Code='Lot'</w:t>
+      </w:r>
+      <w:r>
+        <w:t xml:space="preserve">;</w:t>
+      </w:r>
+      <w:r>
+        <w:t xml:space="preserve"> </w:t>
+      </w:r>
+      <w:r>
+        <w:rPr>
+          <w:rStyle w:val="VerbatimChar"/>
+        </w:rPr>
+        <w:t xml:space="preserve">Workorder.ConsumptionEvent</w:t>
+      </w:r>
+      <w:r>
+        <w:t xml:space="preserve"> </w:t>
+      </w:r>
+      <w:r>
+        <w:t xml:space="preserve">records the source trim LOT consumed and the machined LOT produced piece-for-piece;</w:t>
+      </w:r>
+      <w:r>
+        <w:t xml:space="preserve"> </w:t>
+      </w:r>
+      <w:r>
+        <w:rPr>
+          <w:rStyle w:val="VerbatimChar"/>
+        </w:rPr>
+        <w:t xml:space="preserve">Lots.LotGenealogy</w:t>
+      </w:r>
+      <w:r>
+        <w:t xml:space="preserve"> </w:t>
+      </w:r>
+      <w:r>
+        <w:t xml:space="preserve">records the parent/child link with</w:t>
+      </w:r>
+      <w:r>
+        <w:t xml:space="preserve"> </w:t>
+      </w:r>
+      <w:r>
+        <w:rPr>
+          <w:rStyle w:val="VerbatimChar"/>
+        </w:rPr>
+        <w:t xml:space="preserve">RelationshipType = Consumption</w:t>
+      </w:r>
+      <w:r>
+        <w:t xml:space="preserve">. The operator scans a fresh LTT for the new machined LOT.</w:t>
+      </w:r>
+    </w:p>
+    <w:p>
+      <w:pPr>
+        <w:pStyle w:val="CaptionedFigure"/>
+      </w:pPr>
+      <w:r>
+        <w:drawing>
+          <wp:inline>
+            <wp:extent cx="4716378" cy="3724976"/>
+            <wp:effectExtent b="0" l="0" r="0" t="0"/>
+            <wp:docPr descr="BOM-Driven Rename modal — Machining IN" title="" id="117" name="Picture"/>
+            <a:graphic>
+              <a:graphicData uri="http://schemas.openxmlformats.org/drawingml/2006/picture">
+                <pic:pic>
+                  <pic:nvPicPr>
+                    <pic:cNvPr descr="mockup_screenshots/Screenshot%202026-04-30%20124844.png" id="118" name="Picture"/>
+                    <pic:cNvPicPr>
+                      <a:picLocks noChangeArrowheads="1" noChangeAspect="1"/>
+                    </pic:cNvPicPr>
+                  </pic:nvPicPr>
+                  <pic:blipFill>
+                    <a:blip r:embed="rId116"/>
+                    <a:stretch>
+                      <a:fillRect/>
+                    </a:stretch>
+                  </pic:blipFill>
+                  <pic:spPr bwMode="auto">
+                    <a:xfrm>
+                      <a:off x="0" y="0"/>
+                      <a:ext cx="4716378" cy="3724976"/>
+                    </a:xfrm>
+                    <a:prstGeom prst="rect">
+                      <a:avLst/>
+                    </a:prstGeom>
+                    <a:noFill/>
+                    <a:ln w="9525">
+                      <a:noFill/>
+                      <a:headEnd/>
+                      <a:tailEnd/>
+                    </a:ln>
+                  </pic:spPr>
+                </pic:pic>
+              </a:graphicData>
+            </a:graphic>
+          </wp:inline>
+        </w:drawing>
+      </w:r>
+    </w:p>
+    <w:p>
+      <w:pPr>
+        <w:pStyle w:val="ImageCaption"/>
+      </w:pPr>
+      <w:r>
+        <w:t xml:space="preserve">BOM-Driven Rename modal — Machining IN</w:t>
+      </w:r>
+    </w:p>
+    <w:p>
+      <w:pPr>
+        <w:pStyle w:val="BodyText"/>
+      </w:pPr>
+      <w:r>
+        <w:rPr>
+          <w:i/>
+          <w:iCs/>
+        </w:rPr>
+        <w:t xml:space="preserve">Receive sub-LOT — Rename to Machined Item modal: confirms the source sub-LOT (LotName · Item · piece count) and the target Item (BOM-resolved) with the new LotName that will be minted. Confirm Receive fires ConsumptionEvent + LotGenealogy + new LOT creation in one transaction.</w:t>
+      </w:r>
+    </w:p>
+    <w:p>
+      <w:pPr>
+        <w:pStyle w:val="BodyText"/>
+      </w:pPr>
+      <w:r>
+        <w:t xml:space="preserve">The CNC runs. Some parts come out of tolerance — those are recorded as</w:t>
+      </w:r>
+      <w:r>
+        <w:t xml:space="preserve"> </w:t>
+      </w:r>
+      <w:r>
+        <w:rPr>
+          <w:rStyle w:val="VerbatimChar"/>
+        </w:rPr>
+        <w:t xml:space="preserve">RejectEvent</w:t>
+      </w:r>
+      <w:r>
+        <w:t xml:space="preserve"> </w:t>
+      </w:r>
+      <w:r>
+        <w:t xml:space="preserve">rows against the machined LOT (defect code MS-OOT-01, the operator-entered quantity, the operator’s initials). Good parts continue to accumulate.</w:t>
+      </w:r>
+    </w:p>
+    <w:p>
+      <w:pPr>
+        <w:pStyle w:val="BodyText"/>
+      </w:pPr>
+      <w:r>
+        <w:rPr>
+          <w:b/>
+          <w:bCs/>
+        </w:rPr>
+        <w:t xml:space="preserve">Machining OUT — event-driven (FDS-06-008).</w:t>
+      </w:r>
+      <w:r>
+        <w:t xml:space="preserve"> </w:t>
+      </w:r>
+      <w:r>
+        <w:t xml:space="preserve">When the machine signals completion of the operation on the LOT (PLC</w:t>
+      </w:r>
+      <w:r>
+        <w:t xml:space="preserve"> </w:t>
+      </w:r>
+      <w:r>
+        <w:rPr>
+          <w:rStyle w:val="VerbatimChar"/>
+        </w:rPr>
+        <w:t xml:space="preserve">OperationComplete</w:t>
+      </w:r>
+      <w:r>
+        <w:t xml:space="preserve"> </w:t>
+      </w:r>
+      <w:r>
+        <w:t xml:space="preserve">tag asserts), the MES does this</w:t>
+      </w:r>
+      <w:r>
+        <w:t xml:space="preserve"> </w:t>
+      </w:r>
+      <w:r>
+        <w:rPr>
+          <w:b/>
+          <w:bCs/>
+        </w:rPr>
+        <w:t xml:space="preserve">without operator action</w:t>
+      </w:r>
+      <w:r>
+        <w:t xml:space="preserve">: writes a checkpoint</w:t>
+      </w:r>
+      <w:r>
+        <w:t xml:space="preserve"> </w:t>
+      </w:r>
+      <w:r>
+        <w:rPr>
+          <w:rStyle w:val="VerbatimChar"/>
+        </w:rPr>
+        <w:t xml:space="preserve">ProductionEvent</w:t>
+      </w:r>
+      <w:r>
+        <w:t xml:space="preserve"> </w:t>
+      </w:r>
+      <w:r>
+        <w:t xml:space="preserve">capturing cumulative</w:t>
+      </w:r>
+      <w:r>
+        <w:t xml:space="preserve"> </w:t>
+      </w:r>
+      <w:r>
+        <w:rPr>
+          <w:rStyle w:val="VerbatimChar"/>
+        </w:rPr>
+        <w:t xml:space="preserve">ShotCount</w:t>
+      </w:r>
+      <w:r>
+        <w:t xml:space="preserve"> </w:t>
+      </w:r>
+      <w:r>
+        <w:t xml:space="preserve">and</w:t>
+      </w:r>
+      <w:r>
+        <w:t xml:space="preserve"> </w:t>
+      </w:r>
+      <w:r>
+        <w:rPr>
+          <w:rStyle w:val="VerbatimChar"/>
+        </w:rPr>
+        <w:t xml:space="preserve">ScrapCount</w:t>
+      </w:r>
+      <w:r>
+        <w:t xml:space="preserve"> </w:t>
+      </w:r>
+      <w:r>
+        <w:t xml:space="preserve">as-of-completion; reads the</w:t>
+      </w:r>
+      <w:r>
+        <w:t xml:space="preserve"> </w:t>
+      </w:r>
+      <w:r>
+        <w:rPr>
+          <w:rStyle w:val="VerbatimChar"/>
+        </w:rPr>
+        <w:t xml:space="preserve">CoupledDownstreamCellLocationId</w:t>
+      </w:r>
+      <w:r>
+        <w:t xml:space="preserve"> </w:t>
+      </w:r>
+      <w:r>
+        <w:t xml:space="preserve">LocationAttribute on this Machining Cell (configured at deployment to point at the paired Assembly Cell within the same WorkCenter); writes a</w:t>
+      </w:r>
+      <w:r>
+        <w:t xml:space="preserve"> </w:t>
+      </w:r>
+      <w:r>
+        <w:rPr>
+          <w:rStyle w:val="VerbatimChar"/>
+        </w:rPr>
+        <w:t xml:space="preserve">LotMovement</w:t>
+      </w:r>
+      <w:r>
+        <w:t xml:space="preserve"> </w:t>
+      </w:r>
+      <w:r>
+        <w:t xml:space="preserve">from this Machining Cell to the coupled downstream Cell; updates the LOT’s</w:t>
+      </w:r>
+      <w:r>
+        <w:t xml:space="preserve"> </w:t>
+      </w:r>
+      <w:r>
+        <w:rPr>
+          <w:rStyle w:val="VerbatimChar"/>
+        </w:rPr>
+        <w:t xml:space="preserve">CurrentLocationId</w:t>
+      </w:r>
+      <w:r>
+        <w:t xml:space="preserve">. The operator never scans Machining OUT — the basket physically rolls to Assembly while the MES records the move. (When</w:t>
+      </w:r>
+      <w:r>
+        <w:t xml:space="preserve"> </w:t>
+      </w:r>
+      <w:r>
+        <w:rPr>
+          <w:rStyle w:val="VerbatimChar"/>
+        </w:rPr>
+        <w:t xml:space="preserve">CoupledDownstreamCellLocationId</w:t>
+      </w:r>
+      <w:r>
+        <w:t xml:space="preserve"> </w:t>
+      </w:r>
+      <w:r>
+        <w:t xml:space="preserve">is NULL — uncoupled / legacy path — completion writes only the</w:t>
+      </w:r>
+      <w:r>
+        <w:t xml:space="preserve"> </w:t>
+      </w:r>
+      <w:r>
+        <w:rPr>
+          <w:rStyle w:val="VerbatimChar"/>
+        </w:rPr>
+        <w:t xml:space="preserve">ProductionEvent</w:t>
+      </w:r>
+      <w:r>
+        <w:t xml:space="preserve">, and the LOT stays at the Machining Cell awaiting an operator-driven movement.)</w:t>
+      </w:r>
+    </w:p>
+    <w:bookmarkEnd w:id="119"/>
+    <w:bookmarkStart w:id="132" w:name="Xe45f8832e7997e311c5f47e21b87e7afa8aeaa5"/>
+    <w:p>
+      <w:pPr>
+        <w:pStyle w:val="Heading3"/>
+      </w:pPr>
+      <w:r>
+        <w:t xml:space="preserve">11:30am — Assembly: Parts Are Consumed Into Finished Goods</w:t>
+      </w:r>
+    </w:p>
+    <w:p>
+      <w:pPr>
+        <w:pStyle w:val="FirstParagraph"/>
+      </w:pPr>
+      <w:r>
+        <w:t xml:space="preserve">Sub-LOT A (23 x 5G0 castings, machined) arrives at the 5G0 Assembly Front line. This is a serialized line — every finished assembly gets a laser-etched serial number. The line also needs PNA mounting pins — there’s a LOT of those staged at the lineside location.</w:t>
+      </w:r>
+    </w:p>
+    <w:p>
+      <w:pPr>
+        <w:pStyle w:val="CaptionedFigure"/>
+      </w:pPr>
+      <w:r>
+        <w:drawing>
+          <wp:inline>
+            <wp:extent cx="5334000" cy="2640566"/>
+            <wp:effectExtent b="0" l="0" r="0" t="0"/>
+            <wp:docPr descr="Lineside Inventory — ASSY-FRONT Cell #3, 2 items needing attention" title="" id="121" name="Picture"/>
+            <a:graphic>
+              <a:graphicData uri="http://schemas.openxmlformats.org/drawingml/2006/picture">
+                <pic:pic>
+                  <pic:nvPicPr>
+                    <pic:cNvPr descr="mockup_screenshots/Screenshot%202026-05-01%20142114.png" id="122" name="Picture"/>
+                    <pic:cNvPicPr>
+                      <a:picLocks noChangeArrowheads="1" noChangeAspect="1"/>
+                    </pic:cNvPicPr>
+                  </pic:nvPicPr>
+                  <pic:blipFill>
+                    <a:blip r:embed="rId120"/>
+                    <a:stretch>
+                      <a:fillRect/>
+                    </a:stretch>
+                  </pic:blipFill>
+                  <pic:spPr bwMode="auto">
+                    <a:xfrm>
+                      <a:off x="0" y="0"/>
+                      <a:ext cx="5334000" cy="2640566"/>
+                    </a:xfrm>
+                    <a:prstGeom prst="rect">
+                      <a:avLst/>
+                    </a:prstGeom>
+                    <a:noFill/>
+                    <a:ln w="9525">
+                      <a:noFill/>
+                      <a:headEnd/>
+                      <a:tailEnd/>
+                    </a:ln>
+                  </pic:spPr>
+                </pic:pic>
+              </a:graphicData>
+            </a:graphic>
+          </wp:inline>
+        </w:drawing>
+      </w:r>
+    </w:p>
+    <w:p>
+      <w:pPr>
+        <w:pStyle w:val="ImageCaption"/>
+      </w:pPr>
+      <w:r>
+        <w:t xml:space="preserve">Lineside Inventory — ASSY-FRONT Cell #3, 2 items needing attention</w:t>
+      </w:r>
+    </w:p>
+    <w:p>
+      <w:pPr>
+        <w:pStyle w:val="BodyText"/>
+      </w:pPr>
+      <w:r>
+        <w:rPr>
+          <w:i/>
+          <w:iCs/>
+        </w:rPr>
+        <w:t xml:space="preserve">Lineside Inventory supervisory view for ASSY-FRONT Cell #3: four header cards (Lineside Capacity 486/800 pcs from the LinesideLimit LocationAttribute, Components Configured = 4 active BOM items, Oldest Staged LOT = 4 h 22 m, Low / Empty Items = 2). Per-item rows sorted attention-first — BRG-INSERT-M8 EMPTY (0 pcs staged, Min 80 / Default 160 / Max 240, blocks assembly with a red error banner) and SLV-GASKET-5G0 LOW (8 pcs, below MinQuantity 50, amber warning). Each item shows a Scan In LOT button for replenishment. Items at OK level appear below the attention items.</w:t>
+      </w:r>
+    </w:p>
+    <w:p>
+      <w:pPr>
+        <w:pStyle w:val="BodyText"/>
+      </w:pPr>
+      <w:r>
+        <w:t xml:space="preserve">This is where the PLC integration kicks in. The Machine Integration Panel (MIP) is the handshake layer between the assembly automation and the MES. The assembly machine loads a casting from sub-LOT A, presses in two PNA pins, and the laser etches serial number</w:t>
+      </w:r>
+      <w:r>
+        <w:t xml:space="preserve"> </w:t>
+      </w:r>
+      <w:r>
+        <w:rPr>
+          <w:rStyle w:val="VerbatimChar"/>
+        </w:rPr>
+        <w:t xml:space="preserve">5G0F-240406-00147</w:t>
+      </w:r>
+      <w:r>
+        <w:t xml:space="preserve">. The PLC writes</w:t>
+      </w:r>
+      <w:r>
+        <w:t xml:space="preserve"> </w:t>
+      </w:r>
+      <w:r>
+        <w:rPr>
+          <w:rStyle w:val="VerbatimChar"/>
+        </w:rPr>
+        <w:t xml:space="preserve">DataReady=1</w:t>
+      </w:r>
+      <w:r>
+        <w:t xml:space="preserve">. The MES reads the serial number from</w:t>
+      </w:r>
+      <w:r>
+        <w:t xml:space="preserve"> </w:t>
+      </w:r>
+      <w:r>
+        <w:rPr>
+          <w:rStyle w:val="VerbatimChar"/>
+        </w:rPr>
+        <w:t xml:space="preserve">PartSN</w:t>
+      </w:r>
+      <w:r>
+        <w:t xml:space="preserve">, validates it (not a duplicate, correct format), writes</w:t>
+      </w:r>
+      <w:r>
+        <w:t xml:space="preserve"> </w:t>
+      </w:r>
+      <w:r>
+        <w:rPr>
+          <w:rStyle w:val="VerbatimChar"/>
+        </w:rPr>
+        <w:t xml:space="preserve">PartValid=1</w:t>
+      </w:r>
+      <w:r>
+        <w:t xml:space="preserve"> </w:t>
+      </w:r>
+      <w:r>
+        <w:t xml:space="preserve">back to the PLC, and the machine releases the part.</w:t>
+      </w:r>
+    </w:p>
+    <w:p>
+      <w:pPr>
+        <w:pStyle w:val="BodyText"/>
+      </w:pPr>
+      <w:r>
+        <w:t xml:space="preserve">One important mode: the PLC also exposes a</w:t>
+      </w:r>
+      <w:r>
+        <w:t xml:space="preserve"> </w:t>
+      </w:r>
+      <w:r>
+        <w:rPr>
+          <w:rStyle w:val="VerbatimChar"/>
+        </w:rPr>
+        <w:t xml:space="preserve">HardwareInterlockEnable</w:t>
+      </w:r>
+      <w:r>
+        <w:t xml:space="preserve"> </w:t>
+      </w:r>
+      <w:r>
+        <w:t xml:space="preserve">flag (per touchpoint agreement 1.1). When the automation sets this to false, the MES validation is bypassed — the MIP writes</w:t>
+      </w:r>
+      <w:r>
+        <w:t xml:space="preserve"> </w:t>
+      </w:r>
+      <w:r>
+        <w:rPr>
+          <w:rStyle w:val="VerbatimChar"/>
+        </w:rPr>
+        <w:t xml:space="preserve">PartSN="NoRead"</w:t>
+      </w:r>
+      <w:r>
+        <w:t xml:space="preserve"> </w:t>
+      </w:r>
+      <w:r>
+        <w:t xml:space="preserve">and the machine proceeds without MES confirmation. This is an alternative operating mode, not an error state, and the MES must handle</w:t>
+      </w:r>
+      <w:r>
+        <w:t xml:space="preserve"> </w:t>
+      </w:r>
+      <w:r>
+        <w:rPr>
+          <w:rStyle w:val="VerbatimChar"/>
+        </w:rPr>
+        <w:t xml:space="preserve">NoRead</w:t>
+      </w:r>
+      <w:r>
+        <w:t xml:space="preserve"> </w:t>
+      </w:r>
+      <w:r>
+        <w:t xml:space="preserve">serial numbers gracefully.</w:t>
+      </w:r>
+    </w:p>
+    <w:p>
+      <w:pPr>
+        <w:pStyle w:val="BodyText"/>
+      </w:pPr>
+      <w:r>
+        <w:t xml:space="preserve">Behind the scenes, the MES has just written a</w:t>
+      </w:r>
+      <w:r>
+        <w:t xml:space="preserve"> </w:t>
+      </w:r>
+      <w:r>
+        <w:rPr>
+          <w:rStyle w:val="VerbatimChar"/>
+        </w:rPr>
+        <w:t xml:space="preserve">ConsumptionEvent</w:t>
+      </w:r>
+      <w:r>
+        <w:t xml:space="preserve"> </w:t>
+      </w:r>
+      <w:r>
+        <w:t xml:space="preserve">— 1 piece consumed from sub-LOT A (5G0 casting) and 2 pieces consumed from the PNA pin LOT, producing serial number</w:t>
+      </w:r>
+      <w:r>
+        <w:t xml:space="preserve"> </w:t>
+      </w:r>
+      <w:r>
+        <w:rPr>
+          <w:rStyle w:val="VerbatimChar"/>
+        </w:rPr>
+        <w:t xml:space="preserve">5G0F-240406-00147</w:t>
+      </w:r>
+      <w:r>
+        <w:t xml:space="preserve">. A</w:t>
+      </w:r>
+      <w:r>
+        <w:t xml:space="preserve"> </w:t>
+      </w:r>
+      <w:r>
+        <w:rPr>
+          <w:rStyle w:val="VerbatimChar"/>
+        </w:rPr>
+        <w:t xml:space="preserve">SerializedPart</w:t>
+      </w:r>
+      <w:r>
+        <w:t xml:space="preserve"> </w:t>
+      </w:r>
+      <w:r>
+        <w:t xml:space="preserve">record is created, permanently linking that serial to sub-LOT A and the PNA LOT. Genealogy: this serial traces back through sub-LOT A → parent LOT</w:t>
+      </w:r>
+      <w:r>
+        <w:t xml:space="preserve"> </w:t>
+      </w:r>
+      <w:r>
+        <w:rPr>
+          <w:rStyle w:val="VerbatimChar"/>
+        </w:rPr>
+        <w:t xml:space="preserve">MESL1710935</w:t>
+      </w:r>
+      <w:r>
+        <w:t xml:space="preserve"> </w:t>
+      </w:r>
+      <w:r>
+        <w:t xml:space="preserve">→ Die Cast Machine #7, Die DC-042, Cavity A, Carlos, 6:20am Tuesday. Honda can ask about any serial number and get the full tree.</w:t>
+      </w:r>
+    </w:p>
+    <w:p>
+      <w:pPr>
+        <w:pStyle w:val="BodyText"/>
+      </w:pPr>
+      <w:r>
+        <w:t xml:space="preserve">The finished part drops into a container tray. The MES tracks which tray position it went into via</w:t>
+      </w:r>
+      <w:r>
+        <w:t xml:space="preserve"> </w:t>
+      </w:r>
+      <w:r>
+        <w:rPr>
+          <w:rStyle w:val="VerbatimChar"/>
+        </w:rPr>
+        <w:t xml:space="preserve">ContainerSerial</w:t>
+      </w:r>
+      <w:r>
+        <w:t xml:space="preserve">.</w:t>
+      </w:r>
+      <w:r>
+        <w:t xml:space="preserve"> </w:t>
+      </w:r>
+      <w:r>
+        <w:rPr>
+          <w:b/>
+          <w:bCs/>
+        </w:rPr>
+        <w:t xml:space="preserve">Closure is tray-level</w:t>
+      </w:r>
+      <w:r>
+        <w:t xml:space="preserve"> </w:t>
+      </w:r>
+      <w:r>
+        <w:t xml:space="preserve">(FDS-06-014): each tray validates as it closes per the</w:t>
+      </w:r>
+      <w:r>
+        <w:t xml:space="preserve"> </w:t>
+      </w:r>
+      <w:r>
+        <w:rPr>
+          <w:rStyle w:val="VerbatimChar"/>
+        </w:rPr>
+        <w:t xml:space="preserve">Parts.ContainerConfig.ClosureMethod</w:t>
+      </w:r>
+      <w:r>
+        <w:t xml:space="preserve"> </w:t>
+      </w:r>
+      <w:r>
+        <w:t xml:space="preserve">configured for the Item — for the 5G0 serialized line that’s per-piece serial validation accumulating up to</w:t>
+      </w:r>
+      <w:r>
+        <w:t xml:space="preserve"> </w:t>
+      </w:r>
+      <w:r>
+        <w:rPr>
+          <w:rStyle w:val="VerbatimChar"/>
+        </w:rPr>
+        <w:t xml:space="preserve">PartsPerTray</w:t>
+      </w:r>
+      <w:r>
+        <w:t xml:space="preserve">, and the PLC asserts</w:t>
+      </w:r>
+      <w:r>
+        <w:t xml:space="preserve"> </w:t>
+      </w:r>
+      <w:r>
+        <w:rPr>
+          <w:rStyle w:val="VerbatimChar"/>
+        </w:rPr>
+        <w:t xml:space="preserve">TrayFullFlag</w:t>
+      </w:r>
+      <w:r>
+        <w:t xml:space="preserve"> </w:t>
+      </w:r>
+      <w:r>
+        <w:t xml:space="preserve">once that’s reached. Container fill is the</w:t>
+      </w:r>
+      <w:r>
+        <w:t xml:space="preserve"> </w:t>
+      </w:r>
+      <w:r>
+        <w:rPr>
+          <w:b/>
+          <w:bCs/>
+        </w:rPr>
+        <w:t xml:space="preserve">MES-side accumulation</w:t>
+      </w:r>
+      <w:r>
+        <w:t xml:space="preserve"> </w:t>
+      </w:r>
+      <w:r>
+        <w:t xml:space="preserve">of validated tray closes. When the running count reaches the configured container capacity (</w:t>
+      </w:r>
+      <w:r>
+        <w:rPr>
+          <w:rStyle w:val="VerbatimChar"/>
+        </w:rPr>
+        <w:t xml:space="preserve">TraysPerContainer × PartsPerTray</w:t>
+      </w:r>
+      <w:r>
+        <w:t xml:space="preserve"> </w:t>
+      </w:r>
+      <w:r>
+        <w:t xml:space="preserve">per</w:t>
+      </w:r>
+      <w:r>
+        <w:t xml:space="preserve"> </w:t>
+      </w:r>
+      <w:r>
+        <w:rPr>
+          <w:rStyle w:val="VerbatimChar"/>
+        </w:rPr>
+        <w:t xml:space="preserve">ContainerConfig</w:t>
+      </w:r>
+      <w:r>
+        <w:t xml:space="preserve">), the MES closes the container and calls AIM — Honda’s EDI system — to get a shipping ID.</w:t>
+      </w:r>
+      <w:r>
+        <w:t xml:space="preserve"> </w:t>
+      </w:r>
+      <w:r>
+        <w:rPr>
+          <w:rStyle w:val="VerbatimChar"/>
+        </w:rPr>
+        <w:t xml:space="preserve">GetNextNumber</w:t>
+      </w:r>
+      <w:r>
+        <w:t xml:space="preserve"> </w:t>
+      </w:r>
+      <w:r>
+        <w:t xml:space="preserve">returns shipper ID</w:t>
+      </w:r>
+      <w:r>
+        <w:t xml:space="preserve"> </w:t>
+      </w:r>
+      <w:r>
+        <w:rPr>
+          <w:rStyle w:val="VerbatimChar"/>
+        </w:rPr>
+        <w:t xml:space="preserve">SH-240406-0089</w:t>
+      </w:r>
+      <w:r>
+        <w:t xml:space="preserve">. The Zebra prints a ZPL shipping label. The</w:t>
+      </w:r>
+      <w:r>
+        <w:t xml:space="preserve"> </w:t>
+      </w:r>
+      <w:r>
+        <w:rPr>
+          <w:rStyle w:val="VerbatimChar"/>
+        </w:rPr>
+        <w:t xml:space="preserve">ShippingLabel</w:t>
+      </w:r>
+      <w:r>
+        <w:t xml:space="preserve"> </w:t>
+      </w:r>
+      <w:r>
+        <w:t xml:space="preserve">table records the print. The container status goes from Open to Complete.</w:t>
+      </w:r>
+    </w:p>
+    <w:p>
+      <w:pPr>
+        <w:pStyle w:val="CaptionedFigure"/>
+      </w:pPr>
+      <w:r>
+        <w:drawing>
+          <wp:inline>
+            <wp:extent cx="5334000" cy="2641944"/>
+            <wp:effectExtent b="0" l="0" r="0" t="0"/>
+            <wp:docPr descr="Assembly 5G0F Serialized Line — ByVision tray fill, container 3 of 4 in progress" title="" id="124" name="Picture"/>
+            <a:graphic>
+              <a:graphicData uri="http://schemas.openxmlformats.org/drawingml/2006/picture">
+                <pic:pic>
+                  <pic:nvPicPr>
+                    <pic:cNvPr descr="mockup_screenshots/Screenshot%202026-04-30%20124910.png" id="125" name="Picture"/>
+                    <pic:cNvPicPr>
+                      <a:picLocks noChangeArrowheads="1" noChangeAspect="1"/>
+                    </pic:cNvPicPr>
+                  </pic:nvPicPr>
+                  <pic:blipFill>
+                    <a:blip r:embed="rId123"/>
+                    <a:stretch>
+                      <a:fillRect/>
+                    </a:stretch>
+                  </pic:blipFill>
+                  <pic:spPr bwMode="auto">
+                    <a:xfrm>
+                      <a:off x="0" y="0"/>
+                      <a:ext cx="5334000" cy="2641944"/>
+                    </a:xfrm>
+                    <a:prstGeom prst="rect">
+                      <a:avLst/>
+                    </a:prstGeom>
+                    <a:noFill/>
+                    <a:ln w="9525">
+                      <a:noFill/>
+                      <a:headEnd/>
+                      <a:tailEnd/>
+                    </a:ln>
+                  </pic:spPr>
+                </pic:pic>
+              </a:graphicData>
+            </a:graphic>
+          </wp:inline>
+        </w:drawing>
+      </w:r>
+    </w:p>
+    <w:p>
+      <w:pPr>
+        <w:pStyle w:val="ImageCaption"/>
+      </w:pPr>
+      <w:r>
+        <w:t xml:space="preserve">Assembly 5G0F Serialized Line — ByVision tray fill, container 3 of 4 in progress</w:t>
+      </w:r>
+    </w:p>
+    <w:p>
+      <w:pPr>
+        <w:pStyle w:val="BodyText"/>
+      </w:pPr>
+      <w:r>
+        <w:rPr>
+          <w:i/>
+          <w:iCs/>
+        </w:rPr>
+        <w:t xml:space="preserve">Assembly 5G0F Serialized Line: header cards show Active Source LOT, Lineside PNA Pins LOT, Container · Tray (3 of 4 · 8 of 12), and AIM Pool Depth. Tray Fill panel visualizes each tray position as a serial badge — green for validated, dashed for empty, orange for hardware-interlock-bypassed. Workorder Completion Gate panel appears when the container reaches full capacity — Confirm Completion claims an AIM ID, inserts a ShippingLabel row, and dispatches Zebra print.</w:t>
+      </w:r>
+    </w:p>
+    <w:p>
+      <w:pPr>
+        <w:pStyle w:val="CaptionedFigure"/>
+      </w:pPr>
+      <w:r>
+        <w:drawing>
+          <wp:inline>
+            <wp:extent cx="5334000" cy="5134517"/>
+            <wp:effectExtent b="0" l="0" r="0" t="0"/>
+            <wp:docPr descr="Material Substitute · Supervisor Override Required modal" title="" id="127" name="Picture"/>
+            <a:graphic>
+              <a:graphicData uri="http://schemas.openxmlformats.org/drawingml/2006/picture">
+                <pic:pic>
+                  <pic:nvPicPr>
+                    <pic:cNvPr descr="mockup_screenshots/Screenshot%202026-04-30%20124930.png" id="128" name="Picture"/>
+                    <pic:cNvPicPr>
+                      <a:picLocks noChangeArrowheads="1" noChangeAspect="1"/>
+                    </pic:cNvPicPr>
+                  </pic:nvPicPr>
+                  <pic:blipFill>
+                    <a:blip r:embed="rId126"/>
+                    <a:stretch>
+                      <a:fillRect/>
+                    </a:stretch>
+                  </pic:blipFill>
+                  <pic:spPr bwMode="auto">
+                    <a:xfrm>
+                      <a:off x="0" y="0"/>
+                      <a:ext cx="5334000" cy="5134517"/>
+                    </a:xfrm>
+                    <a:prstGeom prst="rect">
+                      <a:avLst/>
+                    </a:prstGeom>
+                    <a:noFill/>
+                    <a:ln w="9525">
+                      <a:noFill/>
+                      <a:headEnd/>
+                      <a:tailEnd/>
+                    </a:ln>
+                  </pic:spPr>
+                </pic:pic>
+              </a:graphicData>
+            </a:graphic>
+          </wp:inline>
+        </w:drawing>
+      </w:r>
+    </w:p>
+    <w:p>
+      <w:pPr>
+        <w:pStyle w:val="ImageCaption"/>
+      </w:pPr>
+      <w:r>
+        <w:t xml:space="preserve">Material Substitute · Supervisor Override Required modal</w:t>
+      </w:r>
+    </w:p>
+    <w:p>
+      <w:pPr>
+        <w:pStyle w:val="BodyText"/>
+      </w:pPr>
+      <w:r>
+        <w:rPr>
+          <w:i/>
+          <w:iCs/>
+        </w:rPr>
+        <w:t xml:space="preserve">Material Substitute override modal (UJ-09): fires when the operator scans a lineside LOT whose Item is not on the active BOM. Shows the scanned LOT vs. what the BOM expects. Requires Supervisor AD Username, Password, and a mandatory Reason for Substitute. Both operator and supervisor AppUserId are logged to Audit.OperationLog.</w:t>
+      </w:r>
+    </w:p>
+    <w:p>
+      <w:pPr>
+        <w:pStyle w:val="BlockText"/>
+      </w:pPr>
+      <w:r>
+        <w:rPr>
+          <w:b/>
+          <w:bCs/>
+        </w:rPr>
+        <w:t xml:space="preserve">Note on non-serialized lines:</w:t>
+      </w:r>
+      <w:r>
+        <w:t xml:space="preserve"> </w:t>
+      </w:r>
+      <w:r>
+        <w:t xml:space="preserve">The flow above describes the 5G0 serialized assembly line with full PLC/MIP integration. Non-serialized lines (e.g., 6B2 Cam Holder, RPY Assembly Sets) use the same</w:t>
+      </w:r>
+      <w:r>
+        <w:t xml:space="preserve"> </w:t>
+      </w:r>
+      <w:r>
+        <w:rPr>
+          <w:b/>
+          <w:bCs/>
+        </w:rPr>
+        <w:t xml:space="preserve">tray-level</w:t>
+      </w:r>
+      <w:r>
+        <w:t xml:space="preserve"> </w:t>
+      </w:r>
+      <w:r>
+        <w:t xml:space="preserve">validation model with a different</w:t>
+      </w:r>
+      <w:r>
+        <w:t xml:space="preserve"> </w:t>
+      </w:r>
+      <w:r>
+        <w:rPr>
+          <w:rStyle w:val="VerbatimChar"/>
+        </w:rPr>
+        <w:t xml:space="preserve">ClosureMethod</w:t>
+      </w:r>
+      <w:r>
+        <w:t xml:space="preserve"> </w:t>
+      </w:r>
+      <w:r>
+        <w:t xml:space="preserve">— three peers are configured per Item:</w:t>
+      </w:r>
+      <w:r>
+        <w:t xml:space="preserve"> </w:t>
+      </w:r>
+      <w:r>
+        <w:rPr>
+          <w:rStyle w:val="VerbatimChar"/>
+          <w:b/>
+          <w:bCs/>
+        </w:rPr>
+        <w:t xml:space="preserve">ByCount</w:t>
+      </w:r>
+      <w:r>
+        <w:t xml:space="preserve"> </w:t>
+      </w:r>
+      <w:r>
+        <w:t xml:space="preserve">(operator confirms tray quantity),</w:t>
+      </w:r>
+      <w:r>
+        <w:t xml:space="preserve"> </w:t>
+      </w:r>
+      <w:r>
+        <w:rPr>
+          <w:rStyle w:val="VerbatimChar"/>
+          <w:b/>
+          <w:bCs/>
+        </w:rPr>
+        <w:t xml:space="preserve">ByWeight</w:t>
+      </w:r>
+      <w:r>
+        <w:t xml:space="preserve"> </w:t>
+      </w:r>
+      <w:r>
+        <w:t xml:space="preserve">(OmniServer scale asserts the per-tray target on the PLC’s</w:t>
+      </w:r>
+      <w:r>
+        <w:t xml:space="preserve"> </w:t>
+      </w:r>
+      <w:r>
+        <w:rPr>
+          <w:rStyle w:val="VerbatimChar"/>
+        </w:rPr>
+        <w:t xml:space="preserve">TargetWeightMetFlag</w:t>
+      </w:r>
+      <w:r>
+        <w:t xml:space="preserve">), and</w:t>
+      </w:r>
+      <w:r>
+        <w:t xml:space="preserve"> </w:t>
+      </w:r>
+      <w:r>
+        <w:rPr>
+          <w:rStyle w:val="VerbatimChar"/>
+          <w:b/>
+          <w:bCs/>
+        </w:rPr>
+        <w:t xml:space="preserve">ByVision</w:t>
+      </w:r>
+      <w:r>
+        <w:t xml:space="preserve"> </w:t>
+      </w:r>
+      <w:r>
+        <w:t xml:space="preserve">(camera validates each part pass/fail; PLC asserts</w:t>
+      </w:r>
+      <w:r>
+        <w:t xml:space="preserve"> </w:t>
+      </w:r>
+      <w:r>
+        <w:rPr>
+          <w:rStyle w:val="VerbatimChar"/>
+        </w:rPr>
+        <w:t xml:space="preserve">TrayFullFlag</w:t>
+      </w:r>
+      <w:r>
+        <w:t xml:space="preserve"> </w:t>
+      </w:r>
+      <w:r>
+        <w:t xml:space="preserve">at</w:t>
+      </w:r>
+      <w:r>
+        <w:t xml:space="preserve"> </w:t>
+      </w:r>
+      <w:r>
+        <w:rPr>
+          <w:rStyle w:val="VerbatimChar"/>
+        </w:rPr>
+        <w:t xml:space="preserve">PartsPerTray</w:t>
+      </w:r>
+      <w:r>
+        <w:t xml:space="preserve">). In every case the validation gate is the tray; the container fill is the MES-side accumulation of closed trays — no separate</w:t>
+      </w:r>
+      <w:r>
+        <w:t xml:space="preserve"> </w:t>
+      </w:r>
+      <w:r>
+        <w:rPr>
+          <w:rStyle w:val="VerbatimChar"/>
+        </w:rPr>
+        <w:t xml:space="preserve">ContainerFullFlag</w:t>
+      </w:r>
+      <w:r>
+        <w:t xml:space="preserve"> </w:t>
+      </w:r>
+      <w:r>
+        <w:t xml:space="preserve">PLC tag is required. The</w:t>
+      </w:r>
+      <w:r>
+        <w:t xml:space="preserve"> </w:t>
+      </w:r>
+      <w:r>
+        <w:rPr>
+          <w:rStyle w:val="VerbatimChar"/>
+        </w:rPr>
+        <w:t xml:space="preserve">TraysPerContainer</w:t>
+      </w:r>
+      <w:r>
+        <w:t xml:space="preserve"> </w:t>
+      </w:r>
+      <w:r>
+        <w:t xml:space="preserve">and</w:t>
+      </w:r>
+      <w:r>
+        <w:t xml:space="preserve"> </w:t>
+      </w:r>
+      <w:r>
+        <w:rPr>
+          <w:rStyle w:val="VerbatimChar"/>
+        </w:rPr>
+        <w:t xml:space="preserve">PartsPerTray</w:t>
+      </w:r>
+      <w:r>
+        <w:t xml:space="preserve"> </w:t>
+      </w:r>
+      <w:r>
+        <w:t xml:space="preserve">columns on</w:t>
+      </w:r>
+      <w:r>
+        <w:t xml:space="preserve"> </w:t>
+      </w:r>
+      <w:r>
+        <w:rPr>
+          <w:rStyle w:val="VerbatimChar"/>
+        </w:rPr>
+        <w:t xml:space="preserve">Parts.ContainerConfig</w:t>
+      </w:r>
+      <w:r>
+        <w:t xml:space="preserve"> </w:t>
+      </w:r>
+      <w:r>
+        <w:t xml:space="preserve">carry the configured capacities per Item.</w:t>
+      </w:r>
+    </w:p>
+    <w:p>
+      <w:pPr>
+        <w:pStyle w:val="CaptionedFigure"/>
+      </w:pPr>
+      <w:r>
+        <w:drawing>
+          <wp:inline>
+            <wp:extent cx="5334000" cy="2651680"/>
+            <wp:effectExtent b="0" l="0" r="0" t="0"/>
+            <wp:docPr descr="Assembly 6B2 Non-Serialized Line — ByWeight, live scale reading" title="" id="130" name="Picture"/>
+            <a:graphic>
+              <a:graphicData uri="http://schemas.openxmlformats.org/drawingml/2006/picture">
+                <pic:pic>
+                  <pic:nvPicPr>
+                    <pic:cNvPr descr="mockup_screenshots/Screenshot%202026-04-30%20124949.png" id="131" name="Picture"/>
+                    <pic:cNvPicPr>
+                      <a:picLocks noChangeArrowheads="1" noChangeAspect="1"/>
+                    </pic:cNvPicPr>
+                  </pic:nvPicPr>
+                  <pic:blipFill>
+                    <a:blip r:embed="rId129"/>
+                    <a:stretch>
+                      <a:fillRect/>
+                    </a:stretch>
+                  </pic:blipFill>
+                  <pic:spPr bwMode="auto">
+                    <a:xfrm>
+                      <a:off x="0" y="0"/>
+                      <a:ext cx="5334000" cy="2651680"/>
+                    </a:xfrm>
+                    <a:prstGeom prst="rect">
+                      <a:avLst/>
+                    </a:prstGeom>
+                    <a:noFill/>
+                    <a:ln w="9525">
+                      <a:noFill/>
+                      <a:headEnd/>
+                      <a:tailEnd/>
+                    </a:ln>
+                  </pic:spPr>
+                </pic:pic>
+              </a:graphicData>
+            </a:graphic>
+          </wp:inline>
+        </w:drawing>
+      </w:r>
+    </w:p>
+    <w:p>
+      <w:pPr>
+        <w:pStyle w:val="ImageCaption"/>
+      </w:pPr>
+      <w:r>
+        <w:t xml:space="preserve">Assembly 6B2 Non-Serialized Line — ByWeight, live scale reading</w:t>
+      </w:r>
+    </w:p>
+    <w:p>
+      <w:pPr>
+        <w:pStyle w:val="BodyText"/>
+      </w:pPr>
+      <w:r>
+        <w:rPr>
+          <w:i/>
+          <w:iCs/>
+        </w:rPr>
+        <w:t xml:space="preserve">Assembly 6B2 Non-Serialized Line (ByWeight): Per-Tray Close panel shows a live scale reading (17.83 lb, approaching the 18.4 lb target) and TrayFullFlag status. Auto-close fires when the PLC asserts the flag. Container Completion Gate at bottom has the same atomic AIM-claim-and-print flow as the serialized line.</w:t>
+      </w:r>
+    </w:p>
+    <w:bookmarkEnd w:id="132"/>
+    <w:bookmarkStart w:id="139" w:name="pm-a-quality-hold"/>
+    <w:p>
+      <w:pPr>
+        <w:pStyle w:val="Heading3"/>
+      </w:pPr>
+      <w:r>
+        <w:t xml:space="preserve">1:15pm — A Quality Hold</w:t>
+      </w:r>
+    </w:p>
+    <w:p>
+      <w:pPr>
+        <w:pStyle w:val="FirstParagraph"/>
+      </w:pPr>
+      <w:r>
+        <w:t xml:space="preserve">The quality supervisor, Diane, gets a call from Honda. They’ve found a dimensional issue on 5G0 parts from yesterday’s shipment. Diane doesn’t know yet which LOTs are affected, but she needs to stop everything precautionary.</w:t>
+      </w:r>
+    </w:p>
+    <w:p>
+      <w:pPr>
+        <w:pStyle w:val="BodyText"/>
+      </w:pPr>
+      <w:r>
+        <w:t xml:space="preserve">She goes to her terminal, opens the Hold Management screen, and searches for all open 5G0 LOTs and containers.</w:t>
+      </w:r>
+    </w:p>
+    <w:p>
+      <w:pPr>
+        <w:pStyle w:val="CaptionedFigure"/>
+      </w:pPr>
+      <w:r>
+        <w:drawing>
+          <wp:inline>
+            <wp:extent cx="5334000" cy="2991590"/>
+            <wp:effectExtent b="0" l="0" r="0" t="0"/>
+            <wp:docPr descr="LOT Search — cross-area lookup, 5 results" title="" id="134" name="Picture"/>
+            <a:graphic>
+              <a:graphicData uri="http://schemas.openxmlformats.org/drawingml/2006/picture">
+                <pic:pic>
+                  <pic:nvPicPr>
+                    <pic:cNvPr descr="mockup_screenshots/Screenshot%202026-04-30%20125337.png" id="135" name="Picture"/>
+                    <pic:cNvPicPr>
+                      <a:picLocks noChangeArrowheads="1" noChangeAspect="1"/>
+                    </pic:cNvPicPr>
+                  </pic:nvPicPr>
+                  <pic:blipFill>
+                    <a:blip r:embed="rId133"/>
+                    <a:stretch>
+                      <a:fillRect/>
+                    </a:stretch>
+                  </pic:blipFill>
+                  <pic:spPr bwMode="auto">
+                    <a:xfrm>
+                      <a:off x="0" y="0"/>
+                      <a:ext cx="5334000" cy="2991590"/>
+                    </a:xfrm>
+                    <a:prstGeom prst="rect">
+                      <a:avLst/>
+                    </a:prstGeom>
+                    <a:noFill/>
+                    <a:ln w="9525">
+                      <a:noFill/>
+                      <a:headEnd/>
+                      <a:tailEnd/>
+                    </a:ln>
+                  </pic:spPr>
+                </pic:pic>
+              </a:graphicData>
+            </a:graphic>
+          </wp:inline>
+        </w:drawing>
+      </w:r>
+    </w:p>
+    <w:p>
+      <w:pPr>
+        <w:pStyle w:val="ImageCaption"/>
+      </w:pPr>
+      <w:r>
+        <w:t xml:space="preserve">LOT Search — cross-area lookup, 5 results</w:t>
+      </w:r>
+    </w:p>
+    <w:p>
+      <w:pPr>
+        <w:pStyle w:val="BodyText"/>
+      </w:pPr>
+      <w:r>
+        <w:rPr>
+          <w:i/>
+          <w:iCs/>
+        </w:rPr>
+        <w:t xml:space="preserve">LOT Search tab (elevated): search by LotName prefix, serial number, AIM Shipper ID, vendor lot, or part number. Status and Origin filters. Results sorted by recency — each row shows LotName, Item, piece count, location, status badge, and an Open button. CLOSED LOTs (split parents) appear with a note explaining why they closed.</w:t>
+      </w:r>
+      <w:r>
+        <w:t xml:space="preserve"> </w:t>
+      </w:r>
+      <w:r>
+        <w:t xml:space="preserve">She selects them and places a hold — type: CUSTOMER_COMPLAINT, reason:</w:t>
+      </w:r>
+      <w:r>
+        <w:t xml:space="preserve"> </w:t>
+      </w:r>
+      <w:r>
+        <w:t xml:space="preserve">“Honda dimensional concern, pending investigation.”</w:t>
+      </w:r>
+      <w:r>
+        <w:t xml:space="preserve"> </w:t>
+      </w:r>
+      <w:r>
+        <w:t xml:space="preserve">The MES writes a</w:t>
+      </w:r>
+      <w:r>
+        <w:t xml:space="preserve"> </w:t>
+      </w:r>
+      <w:r>
+        <w:rPr>
+          <w:rStyle w:val="VerbatimChar"/>
+        </w:rPr>
+        <w:t xml:space="preserve">HoldEvent</w:t>
+      </w:r>
+      <w:r>
+        <w:t xml:space="preserve"> </w:t>
+      </w:r>
+      <w:r>
+        <w:t xml:space="preserve">for each LOT. Each LOT’s status transitions from GOOD to HOLD. The</w:t>
+      </w:r>
+      <w:r>
+        <w:t xml:space="preserve"> </w:t>
+      </w:r>
+      <w:r>
+        <w:rPr>
+          <w:rStyle w:val="VerbatimChar"/>
+        </w:rPr>
+        <w:t xml:space="preserve">LotStatusHistory</w:t>
+      </w:r>
+      <w:r>
+        <w:t xml:space="preserve"> </w:t>
+      </w:r>
+      <w:r>
+        <w:t xml:space="preserve">records each transition. The</w:t>
+      </w:r>
+      <w:r>
+        <w:t xml:space="preserve"> </w:t>
+      </w:r>
+      <w:r>
+        <w:rPr>
+          <w:rStyle w:val="VerbatimChar"/>
+        </w:rPr>
+        <w:t xml:space="preserve">BlocksProduction</w:t>
+      </w:r>
+      <w:r>
+        <w:t xml:space="preserve"> </w:t>
+      </w:r>
+      <w:r>
+        <w:t xml:space="preserve">flag on the HOLD status code is true — from this moment, the MES prevents any further manufacturing operation completion activities against these LOTs (per FRS 3.16.10). The exact interlock point — whether the MES blocks at LOT selection time or at operation completion — is a design decision, but the effect is the same: held LOTs cannot progress through production.</w:t>
+      </w:r>
+    </w:p>
+    <w:p>
+      <w:pPr>
+        <w:pStyle w:val="CaptionedFigure"/>
+      </w:pPr>
+      <w:r>
+        <w:drawing>
+          <wp:inline>
+            <wp:extent cx="5334000" cy="2997868"/>
+            <wp:effectExtent b="0" l="0" r="0" t="0"/>
+            <wp:docPr descr="Hold Management — open LOTs and containers, batch place/release" title="" id="137" name="Picture"/>
+            <a:graphic>
+              <a:graphicData uri="http://schemas.openxmlformats.org/drawingml/2006/picture">
+                <pic:pic>
+                  <pic:nvPicPr>
+                    <pic:cNvPr descr="mockup_screenshots/Screenshot%202026-04-30%20125404.png" id="138" name="Picture"/>
+                    <pic:cNvPicPr>
+                      <a:picLocks noChangeArrowheads="1" noChangeAspect="1"/>
+                    </pic:cNvPicPr>
+                  </pic:nvPicPr>
+                  <pic:blipFill>
+                    <a:blip r:embed="rId136"/>
+                    <a:stretch>
+                      <a:fillRect/>
+                    </a:stretch>
+                  </pic:blipFill>
+                  <pic:spPr bwMode="auto">
+                    <a:xfrm>
+                      <a:off x="0" y="0"/>
+                      <a:ext cx="5334000" cy="2997868"/>
+                    </a:xfrm>
+                    <a:prstGeom prst="rect">
+                      <a:avLst/>
+                    </a:prstGeom>
+                    <a:noFill/>
+                    <a:ln w="9525">
+                      <a:noFill/>
+                      <a:headEnd/>
+                      <a:tailEnd/>
+                    </a:ln>
+                  </pic:spPr>
+                </pic:pic>
+              </a:graphicData>
+            </a:graphic>
+          </wp:inline>
+        </w:drawing>
+      </w:r>
+    </w:p>
+    <w:p>
+      <w:pPr>
+        <w:pStyle w:val="ImageCaption"/>
+      </w:pPr>
+      <w:r>
+        <w:t xml:space="preserve">Hold Management — open LOTs and containers, batch place/release</w:t>
+      </w:r>
+    </w:p>
+    <w:p>
+      <w:pPr>
+        <w:pStyle w:val="BodyText"/>
+      </w:pPr>
+      <w:r>
+        <w:rPr>
+          <w:i/>
+          <w:iCs/>
+        </w:rPr>
+        <w:t xml:space="preserve">Hold Management screen (elevated): filter by LotName, AIM Shipper ID, Item, or Location; Hold Type and Reason fields. Left panel shows Open LOTs (4) with status badges and area context. Right panel shows Open Containers (3) with AIM Shipper ID and status. Select any combination across both panels and Place Hold on Selected or Release Selected Holds in one batch operation. Pre-shipped containers also fire AIM PlaceOnHold async.</w:t>
+      </w:r>
+    </w:p>
+    <w:p>
+      <w:pPr>
+        <w:pStyle w:val="BodyText"/>
+      </w:pPr>
+      <w:r>
+        <w:t xml:space="preserve">There’s a container already packed and staged at the Shipping Dock — container</w:t>
+      </w:r>
+      <w:r>
+        <w:t xml:space="preserve"> </w:t>
+      </w:r>
+      <w:r>
+        <w:rPr>
+          <w:rStyle w:val="VerbatimChar"/>
+        </w:rPr>
+        <w:t xml:space="preserve">CTR-5G0-0412</w:t>
+      </w:r>
+      <w:r>
+        <w:t xml:space="preserve">, shipper ID</w:t>
+      </w:r>
+      <w:r>
+        <w:t xml:space="preserve"> </w:t>
+      </w:r>
+      <w:r>
+        <w:rPr>
+          <w:rStyle w:val="VerbatimChar"/>
+        </w:rPr>
+        <w:t xml:space="preserve">SH-240406-0089</w:t>
+      </w:r>
+      <w:r>
+        <w:t xml:space="preserve">. Diane places that on hold too. The MES calls AIM:</w:t>
+      </w:r>
+      <w:r>
+        <w:t xml:space="preserve"> </w:t>
+      </w:r>
+      <w:r>
+        <w:rPr>
+          <w:rStyle w:val="VerbatimChar"/>
+        </w:rPr>
+        <w:t xml:space="preserve">PlaceOnHold</w:t>
+      </w:r>
+      <w:r>
+        <w:t xml:space="preserve"> </w:t>
+      </w:r>
+      <w:r>
+        <w:t xml:space="preserve">with the shipper ID. AIM acknowledges. The container status goes to HOLD. It’s not going on the truck.</w:t>
+      </w:r>
+    </w:p>
+    <w:bookmarkEnd w:id="139"/>
+    <w:bookmarkStart w:id="152" w:name="pm-the-sort-cage"/>
+    <w:p>
+      <w:pPr>
+        <w:pStyle w:val="Heading3"/>
+      </w:pPr>
+      <w:r>
+        <w:t xml:space="preserve">2:00pm — The Sort Cage</w:t>
+      </w:r>
+    </w:p>
+    <w:p>
+      <w:pPr>
+        <w:pStyle w:val="FirstParagraph"/>
+      </w:pPr>
+      <w:r>
+        <w:t xml:space="preserve">After investigation, Diane determines the issue is isolated to cavity A of die #42, from yesterday’s second shift only. From her desk she clicks the</w:t>
+      </w:r>
+      <w:r>
+        <w:t xml:space="preserve"> </w:t>
+      </w:r>
+      <w:r>
+        <w:rPr>
+          <w:b/>
+          <w:bCs/>
+        </w:rPr>
+        <w:t xml:space="preserve">Track</w:t>
+      </w:r>
+      <w:r>
+        <w:t xml:space="preserve"> </w:t>
+      </w:r>
+      <w:r>
+        <w:t xml:space="preserve">tile on the MES home page (FDS-12-012), types in one of the Honda-reported serial numbers, and immediately sees the full genealogy tree — cavity, die, Carlos, timestamp, and forward through to the containers and shipper IDs where that serial landed.</w:t>
+      </w:r>
+    </w:p>
+    <w:p>
+      <w:pPr>
+        <w:pStyle w:val="CaptionedFigure"/>
+      </w:pPr>
+      <w:r>
+        <w:drawing>
+          <wp:inline>
+            <wp:extent cx="5334000" cy="2999331"/>
+            <wp:effectExtent b="0" l="0" r="0" t="0"/>
+            <wp:docPr descr="Genealogy Lookup — tree for serial 5G0F-240429-00147, depth 4" title="" id="141" name="Picture"/>
+            <a:graphic>
+              <a:graphicData uri="http://schemas.openxmlformats.org/drawingml/2006/picture">
+                <pic:pic>
+                  <pic:nvPicPr>
+                    <pic:cNvPr descr="mockup_screenshots/Screenshot%202026-04-30%20125350.png" id="142" name="Picture"/>
+                    <pic:cNvPicPr>
+                      <a:picLocks noChangeArrowheads="1" noChangeAspect="1"/>
+                    </pic:cNvPicPr>
+                  </pic:nvPicPr>
+                  <pic:blipFill>
+                    <a:blip r:embed="rId140"/>
+                    <a:stretch>
+                      <a:fillRect/>
+                    </a:stretch>
+                  </pic:blipFill>
+                  <pic:spPr bwMode="auto">
+                    <a:xfrm>
+                      <a:off x="0" y="0"/>
+                      <a:ext cx="5334000" cy="2999331"/>
+                    </a:xfrm>
+                    <a:prstGeom prst="rect">
+                      <a:avLst/>
+                    </a:prstGeom>
+                    <a:noFill/>
+                    <a:ln w="9525">
+                      <a:noFill/>
+                      <a:headEnd/>
+                      <a:tailEnd/>
+                    </a:ln>
+                  </pic:spPr>
+                </pic:pic>
+              </a:graphicData>
+            </a:graphic>
+          </wp:inline>
+        </w:drawing>
+      </w:r>
+    </w:p>
+    <w:p>
+      <w:pPr>
+        <w:pStyle w:val="ImageCaption"/>
+      </w:pPr>
+      <w:r>
+        <w:t xml:space="preserve">Genealogy Lookup — tree for serial 5G0F-240429-00147, depth 4</w:t>
+      </w:r>
+    </w:p>
+    <w:p>
+      <w:pPr>
+        <w:pStyle w:val="BodyText"/>
+      </w:pPr>
+      <w:r>
+        <w:rPr>
+          <w:i/>
+          <w:iCs/>
+        </w:rPr>
+        <w:t xml:space="preserve">Genealogy Lookup tab (elevated): enter a LotName or SerialNumber, choose direction (ancestors, descendants, or both). Tree walks the closure table in one read (or recursive CTE if not materialized). Nodes are: SerializedPart at leaf → machined LOT → trim sub-LOT → cast/trim parent LOT → die-cast origin LOT at root. Each node shows its LotName, Item, origin, and status badge. Honda’s</w:t>
+      </w:r>
+      <w:r>
+        <w:rPr>
+          <w:i/>
+          <w:iCs/>
+        </w:rPr>
+        <w:t xml:space="preserve"> </w:t>
+      </w:r>
+      <w:r>
+        <w:rPr>
+          <w:i/>
+          <w:iCs/>
+        </w:rPr>
+        <w:t xml:space="preserve">“give me everything for serial X”</w:t>
+      </w:r>
+      <w:r>
+        <w:rPr>
+          <w:i/>
+          <w:iCs/>
+        </w:rPr>
+        <w:t xml:space="preserve"> </w:t>
+      </w:r>
+      <w:r>
+        <w:rPr>
+          <w:i/>
+          <w:iCs/>
+        </w:rPr>
+        <w:t xml:space="preserve">lands at the ORIGIN node in one read.</w:t>
+      </w:r>
+      <w:r>
+        <w:t xml:space="preserve"> </w:t>
+      </w:r>
+      <w:r>
+        <w:t xml:space="preserve">From that tree she pivots into a search on</w:t>
+      </w:r>
+      <w:r>
+        <w:t xml:space="preserve"> </w:t>
+      </w:r>
+      <w:r>
+        <w:rPr>
+          <w:rStyle w:val="VerbatimChar"/>
+        </w:rPr>
+        <w:t xml:space="preserve">die=42 AND cavity=A AND createdAt BETWEEN yesterday 14:00 AND 22:00</w:t>
+      </w:r>
+      <w:r>
+        <w:t xml:space="preserve">. Three LOTs come back. Two are already in containers at the dock. One is still in WIP storage at the Machine Shop.</w:t>
+      </w:r>
+    </w:p>
+    <w:p>
+      <w:pPr>
+        <w:pStyle w:val="BodyText"/>
+      </w:pPr>
+      <w:r>
+        <w:t xml:space="preserve">The WIP LOT is easy — she splits it. The MES creates a new child LOT with the 12 suspect pieces, leaves the remaining 36 in the original. She scraps the suspect child from the</w:t>
+      </w:r>
+      <w:r>
+        <w:t xml:space="preserve"> </w:t>
+      </w:r>
+      <w:r>
+        <w:rPr>
+          <w:b/>
+          <w:bCs/>
+        </w:rPr>
+        <w:t xml:space="preserve">Selected Location</w:t>
+      </w:r>
+      <w:r>
+        <w:t xml:space="preserve"> </w:t>
+      </w:r>
+      <w:r>
+        <w:t xml:space="preserve">(the Machine Shop Cell where the in-process pieces are) — not from Inventory — because the parts haven’t yet returned to unallocated LOT stock. The</w:t>
+      </w:r>
+      <w:r>
+        <w:t xml:space="preserve"> </w:t>
+      </w:r>
+      <w:r>
+        <w:rPr>
+          <w:rStyle w:val="VerbatimChar"/>
+        </w:rPr>
+        <w:t xml:space="preserve">Workorder.ProductionEvent.ScrapSourceId</w:t>
+      </w:r>
+      <w:r>
+        <w:t xml:space="preserve"> </w:t>
+      </w:r>
+      <w:r>
+        <w:t xml:space="preserve">on the resulting scrap event records</w:t>
+      </w:r>
+      <w:r>
+        <w:t xml:space="preserve"> </w:t>
+      </w:r>
+      <w:r>
+        <w:rPr>
+          <w:rStyle w:val="VerbatimChar"/>
+        </w:rPr>
+        <w:t xml:space="preserve">Location</w:t>
+      </w:r>
+      <w:r>
+        <w:t xml:space="preserve"> </w:t>
+      </w:r>
+      <w:r>
+        <w:t xml:space="preserve">per FDS-06-023a so the scrap-rate analytics tie cleanly to the Machine Shop Cell. The suspect child LOT’s status goes to SCRAP. The original stays on HOLD until she releases it.</w:t>
+      </w:r>
+    </w:p>
+    <w:p>
+      <w:pPr>
+        <w:pStyle w:val="BlockText"/>
+      </w:pPr>
+      <w:r>
+        <w:rPr>
+          <w:b/>
+          <w:bCs/>
+        </w:rPr>
+        <w:t xml:space="preserve">Scope note:</w:t>
+      </w:r>
+      <w:r>
+        <w:t xml:space="preserve"> </w:t>
+      </w:r>
+      <w:r>
+        <w:t xml:space="preserve">This split-and-scrap workflow uses the LOT split and hold mechanisms, both of which are MVP. Formal NCM disposition codes (USE_AS_IS, REWORK, SCRAP, RETURN_TO_VENDOR) and structured failure analysis are FUTURE capabilities. In MVP, Diane uses holds and LOT splits as the operational tools for quality disposition; the</w:t>
+      </w:r>
+      <w:r>
+        <w:t xml:space="preserve"> </w:t>
+      </w:r>
+      <w:r>
+        <w:rPr>
+          <w:rStyle w:val="VerbatimChar"/>
+        </w:rPr>
+        <w:t xml:space="preserve">NonConformance</w:t>
+      </w:r>
+      <w:r>
+        <w:t xml:space="preserve"> </w:t>
+      </w:r>
+      <w:r>
+        <w:t xml:space="preserve">table is not populated. MPP currently uses Intelex for formal NCM/failure analysis tracking, separate from the MES.</w:t>
+      </w:r>
+    </w:p>
+    <w:p>
+      <w:pPr>
+        <w:pStyle w:val="CaptionedFigure"/>
+      </w:pPr>
+      <w:r>
+        <w:drawing>
+          <wp:inline>
+            <wp:extent cx="5334000" cy="2648932"/>
+            <wp:effectExtent b="0" l="0" r="0" t="0"/>
+            <wp:docPr descr="LOT Detail — MESL1710935, History tab" title="" id="144" name="Picture"/>
+            <a:graphic>
+              <a:graphicData uri="http://schemas.openxmlformats.org/drawingml/2006/picture">
+                <pic:pic>
+                  <pic:nvPicPr>
+                    <pic:cNvPr descr="mockup_screenshots/Screenshot%202026-04-30%20125310.png" id="145" name="Picture"/>
+                    <pic:cNvPicPr>
+                      <a:picLocks noChangeArrowheads="1" noChangeAspect="1"/>
+                    </pic:cNvPicPr>
+                  </pic:nvPicPr>
+                  <pic:blipFill>
+                    <a:blip r:embed="rId143"/>
+                    <a:stretch>
+                      <a:fillRect/>
+                    </a:stretch>
+                  </pic:blipFill>
+                  <pic:spPr bwMode="auto">
+                    <a:xfrm>
+                      <a:off x="0" y="0"/>
+                      <a:ext cx="5334000" cy="2648932"/>
+                    </a:xfrm>
+                    <a:prstGeom prst="rect">
+                      <a:avLst/>
+                    </a:prstGeom>
+                    <a:noFill/>
+                    <a:ln w="9525">
+                      <a:noFill/>
+                      <a:headEnd/>
+                      <a:tailEnd/>
+                    </a:ln>
+                  </pic:spPr>
+                </pic:pic>
+              </a:graphicData>
+            </a:graphic>
+          </wp:inline>
+        </w:drawing>
+      </w:r>
+    </w:p>
+    <w:p>
+      <w:pPr>
+        <w:pStyle w:val="ImageCaption"/>
+      </w:pPr>
+      <w:r>
+        <w:t xml:space="preserve">LOT Detail — MESL1710935, History tab</w:t>
+      </w:r>
+    </w:p>
+    <w:p>
+      <w:pPr>
+        <w:pStyle w:val="BodyText"/>
+      </w:pPr>
+      <w:r>
+        <w:rPr>
+          <w:i/>
+          <w:iCs/>
+        </w:rPr>
+        <w:t xml:space="preserve">LOT Detail screen (elevated — supervisor / desk station access): header cards show LotName, Item, Piece Count, Current Location, Tool, and Cavity. Four tabs — History (chronological event timeline), Genealogy, Paused-at, and Linked Container. History tab shows LotCreated, Die Cast ProductionEvent, RejectEvent, LotMovement, and Trim IN ProductionEvent — each with timestamp, event type, and key values. Place Hold, Scrap, and Back to Home actions at bottom.</w:t>
+      </w:r>
+    </w:p>
+    <w:p>
+      <w:pPr>
+        <w:pStyle w:val="BodyText"/>
+      </w:pPr>
+      <w:r>
+        <w:t xml:space="preserve">The two containers go to the Sort Cage — a physical location in the plant where containers are unpacked, parts re-inspected, and re-packed. The containers move (location: Sort Cage). Operators unpack them, inspect each part. Good parts get re-packed into new containers — the MES must support</w:t>
+      </w:r>
+      <w:r>
+        <w:t xml:space="preserve"> </w:t>
+      </w:r>
+      <w:r>
+        <w:t xml:space="preserve">“part replacement”</w:t>
+      </w:r>
+      <w:r>
+        <w:t xml:space="preserve"> </w:t>
+      </w:r>
+      <w:r>
+        <w:t xml:space="preserve">within containers (per FRS 2.1.10 and 2.2.7). For serialized parts, the MES handles serial number migration — the</w:t>
+      </w:r>
+      <w:r>
+        <w:t xml:space="preserve"> </w:t>
+      </w:r>
+      <w:r>
+        <w:rPr>
+          <w:rStyle w:val="VerbatimChar"/>
+        </w:rPr>
+        <w:t xml:space="preserve">ContainerSerial</w:t>
+      </w:r>
+      <w:r>
+        <w:t xml:space="preserve"> </w:t>
+      </w:r>
+      <w:r>
+        <w:t xml:space="preserve">records are updated to point to the new containers and tray positions.</w:t>
+      </w:r>
+    </w:p>
+    <w:p>
+      <w:pPr>
+        <w:pStyle w:val="CaptionedFigure"/>
+      </w:pPr>
+      <w:r>
+        <w:drawing>
+          <wp:inline>
+            <wp:extent cx="5334000" cy="2636376"/>
+            <wp:effectExtent b="0" l="0" r="0" t="0"/>
+            <wp:docPr descr="Sort Cage Workflow — Serialized, per-serial migration" title="" id="147" name="Picture"/>
+            <a:graphic>
+              <a:graphicData uri="http://schemas.openxmlformats.org/drawingml/2006/picture">
+                <pic:pic>
+                  <pic:nvPicPr>
+                    <pic:cNvPr descr="mockup_screenshots/Screenshot%202026-04-30%20125013.png" id="148" name="Picture"/>
+                    <pic:cNvPicPr>
+                      <a:picLocks noChangeArrowheads="1" noChangeAspect="1"/>
+                    </pic:cNvPicPr>
+                  </pic:nvPicPr>
+                  <pic:blipFill>
+                    <a:blip r:embed="rId146"/>
+                    <a:stretch>
+                      <a:fillRect/>
+                    </a:stretch>
+                  </pic:blipFill>
+                  <pic:spPr bwMode="auto">
+                    <a:xfrm>
+                      <a:off x="0" y="0"/>
+                      <a:ext cx="5334000" cy="2636376"/>
+                    </a:xfrm>
+                    <a:prstGeom prst="rect">
+                      <a:avLst/>
+                    </a:prstGeom>
+                    <a:noFill/>
+                    <a:ln w="9525">
+                      <a:noFill/>
+                      <a:headEnd/>
+                      <a:tailEnd/>
+                    </a:ln>
+                  </pic:spPr>
+                </pic:pic>
+              </a:graphicData>
+            </a:graphic>
+          </wp:inline>
+        </w:drawing>
+      </w:r>
+    </w:p>
+    <w:p>
+      <w:pPr>
+        <w:pStyle w:val="ImageCaption"/>
+      </w:pPr>
+      <w:r>
+        <w:t xml:space="preserve">Sort Cage Workflow — Serialized, per-serial migration</w:t>
+      </w:r>
+    </w:p>
+    <w:p>
+      <w:pPr>
+        <w:pStyle w:val="BodyText"/>
+      </w:pPr>
+      <w:r>
+        <w:rPr>
+          <w:i/>
+          <w:iCs/>
+        </w:rPr>
+        <w:t xml:space="preserve">Sort Cage Workflow (serialized, UJ-05 update-in-place default): Source Container header (Container, AIM Shipper ID, Item, Total Serials). Per-Serial Migration table — each row shows a serial number and a Destination Container · Tray · Position dropdown; PASS/FAIL badge. Suspect-only filter and Select All button for bulk operations. Submit Bulk Migration commits all rows in one call; ShippingLabel_Void fires on the source, Container_Complete fires on the destination claiming a fresh AIM ID.</w:t>
+      </w:r>
+    </w:p>
+    <w:p>
+      <w:pPr>
+        <w:pStyle w:val="CaptionedFigure"/>
+      </w:pPr>
+      <w:r>
+        <w:drawing>
+          <wp:inline>
+            <wp:extent cx="5334000" cy="2653080"/>
+            <wp:effectExtent b="0" l="0" r="0" t="0"/>
+            <wp:docPr descr="Sort Cage Workflow — Non-Serialized, ByVision camera re-pack" title="" id="150" name="Picture"/>
+            <a:graphic>
+              <a:graphicData uri="http://schemas.openxmlformats.org/drawingml/2006/picture">
+                <pic:pic>
+                  <pic:nvPicPr>
+                    <pic:cNvPr descr="mockup_screenshots/Screenshot%202026-04-30%20125038.png" id="151" name="Picture"/>
+                    <pic:cNvPicPr>
+                      <a:picLocks noChangeArrowheads="1" noChangeAspect="1"/>
+                    </pic:cNvPicPr>
+                  </pic:nvPicPr>
+                  <pic:blipFill>
+                    <a:blip r:embed="rId149"/>
                     <a:stretch>
                       <a:fillRect/>
                     </a:stretch>
@@ -4456,7 +8038,7 @@
         <w:pStyle w:val="ImageCaption"/>
       </w:pPr>
       <w:r>
-        <w:t xml:space="preserve">Plant Floor Home — Location Details tab, Press 7 selected</w:t>
+        <w:t xml:space="preserve">Sort Cage Workflow — Non-Serialized, ByVision camera re-pack</w:t>
       </w:r>
     </w:p>
     <w:p>
@@ -4468,7 +8050,97 @@
           <w:i/>
           <w:iCs/>
         </w:rPr>
-        <w:t xml:space="preserve">Home page Location Details view for Press 7: six live status cards (Current LOT, Last Operator, Active Tool, Open Downtime, Cycle Rate, Shift Production) plus four action buttons — View Terminal, Open Current LOT, Edit Tool Assignment, Place Hold. An orange downtime card (EQ-DIE-STICK, awaiting reason confirm) is visible.</w:t>
+        <w:t xml:space="preserve">Sort Cage Workflow (non-serialized): same Cognex camera as the Assembly non-serialized line. Per-Tray Close · ByVision panel shows a live camera feed, PASS/FAIL result, Trays Validated counter, Operator Scrap count (visually rejected before tray placement), and Source Remaining count. Active Destination Container selector and Force-Close Tray override. End Session button completes the flow.</w:t>
+      </w:r>
+      <w:r>
+        <w:t xml:space="preserve"> </w:t>
+      </w:r>
+      <w:r>
+        <w:t xml:space="preserve">When containers are re-packed, AIM must also be updated via</w:t>
+      </w:r>
+      <w:r>
+        <w:t xml:space="preserve"> </w:t>
+      </w:r>
+      <w:r>
+        <w:rPr>
+          <w:rStyle w:val="VerbatimChar"/>
+        </w:rPr>
+        <w:t xml:space="preserve">UpdateAim</w:t>
+      </w:r>
+      <w:r>
+        <w:t xml:space="preserve"> </w:t>
+      </w:r>
+      <w:r>
+        <w:t xml:space="preserve">(which accepts</w:t>
+      </w:r>
+      <w:r>
+        <w:t xml:space="preserve"> </w:t>
+      </w:r>
+      <w:r>
+        <w:rPr>
+          <w:rStyle w:val="VerbatimChar"/>
+        </w:rPr>
+        <w:t xml:space="preserve">serial</w:t>
+      </w:r>
+      <w:r>
+        <w:t xml:space="preserve"> </w:t>
+      </w:r>
+      <w:r>
+        <w:t xml:space="preserve">and</w:t>
+      </w:r>
+      <w:r>
+        <w:t xml:space="preserve"> </w:t>
+      </w:r>
+      <w:r>
+        <w:rPr>
+          <w:rStyle w:val="VerbatimChar"/>
+        </w:rPr>
+        <w:t xml:space="preserve">previousSerial</w:t>
+      </w:r>
+      <w:r>
+        <w:t xml:space="preserve"> </w:t>
+      </w:r>
+      <w:r>
+        <w:t xml:space="preserve">parameters, per Appendix L). New LTT labels print for any new LOTs created during re-sort. New shipping labels print for the re-packed containers. Old shipping labels are voided (</w:t>
+      </w:r>
+      <w:r>
+        <w:rPr>
+          <w:rStyle w:val="VerbatimChar"/>
+        </w:rPr>
+        <w:t xml:space="preserve">is_void=1</w:t>
+      </w:r>
+      <w:r>
+        <w:t xml:space="preserve">,</w:t>
+      </w:r>
+      <w:r>
+        <w:t xml:space="preserve"> </w:t>
+      </w:r>
+      <w:r>
+        <w:rPr>
+          <w:rStyle w:val="VerbatimChar"/>
+        </w:rPr>
+        <w:t xml:space="preserve">VoidedAt</w:t>
+      </w:r>
+      <w:r>
+        <w:t xml:space="preserve"> </w:t>
+      </w:r>
+      <w:r>
+        <w:t xml:space="preserve">recorded). AIM gets updated:</w:t>
+      </w:r>
+      <w:r>
+        <w:t xml:space="preserve"> </w:t>
+      </w:r>
+      <w:r>
+        <w:rPr>
+          <w:rStyle w:val="VerbatimChar"/>
+        </w:rPr>
+        <w:t xml:space="preserve">ReleaseFromHold</w:t>
+      </w:r>
+      <w:r>
+        <w:t xml:space="preserve"> </w:t>
+      </w:r>
+      <w:r>
+        <w:t xml:space="preserve">for the new good containers, the old shipper IDs are cancelled.</w:t>
       </w:r>
     </w:p>
     <w:p>
@@ -4476,23 +8148,82 @@
         <w:pStyle w:val="BodyText"/>
       </w:pPr>
       <w:r>
-        <w:t xml:space="preserve">Carlos doesn’t rush to the terminal at every shot. He lets the baskets fill while he walks other machines. Some time later the cavity-A basket is full. He peels a pre-printed LTT barcode label off his stack (MPP pre-prints these in batches per FRS 2.2.1) and sticks it on the cavity-A basket. He walks to the Ignition terminal — dedicated to Machine #7, his initials</w:t>
-      </w:r>
-      <w:r>
-        <w:t xml:space="preserve"> </w:t>
-      </w:r>
-      <w:r>
-        <w:rPr>
-          <w:b/>
-          <w:bCs/>
-        </w:rPr>
-        <w:t xml:space="preserve">CM</w:t>
-      </w:r>
-      <w:r>
-        <w:t xml:space="preserve"> </w:t>
-      </w:r>
-      <w:r>
-        <w:t xml:space="preserve">already set as the active operator presence.</w:t>
+        <w:t xml:space="preserve">Diane releases the hold on the good LOTs. The</w:t>
+      </w:r>
+      <w:r>
+        <w:t xml:space="preserve"> </w:t>
+      </w:r>
+      <w:r>
+        <w:rPr>
+          <w:rStyle w:val="VerbatimChar"/>
+        </w:rPr>
+        <w:t xml:space="preserve">HoldEvent</w:t>
+      </w:r>
+      <w:r>
+        <w:t xml:space="preserve"> </w:t>
+      </w:r>
+      <w:r>
+        <w:t xml:space="preserve">gets</w:t>
+      </w:r>
+      <w:r>
+        <w:t xml:space="preserve"> </w:t>
+      </w:r>
+      <w:r>
+        <w:rPr>
+          <w:rStyle w:val="VerbatimChar"/>
+        </w:rPr>
+        <w:t xml:space="preserve">ReleasedByUserId</w:t>
+      </w:r>
+      <w:r>
+        <w:t xml:space="preserve"> </w:t>
+      </w:r>
+      <w:r>
+        <w:t xml:space="preserve">and</w:t>
+      </w:r>
+      <w:r>
+        <w:t xml:space="preserve"> </w:t>
+      </w:r>
+      <w:r>
+        <w:rPr>
+          <w:rStyle w:val="VerbatimChar"/>
+        </w:rPr>
+        <w:t xml:space="preserve">ReleasedAt</w:t>
+      </w:r>
+      <w:r>
+        <w:t xml:space="preserve"> </w:t>
+      </w:r>
+      <w:r>
+        <w:t xml:space="preserve">populated. LOT status goes back to GOOD. Production can resume.</w:t>
+      </w:r>
+    </w:p>
+    <w:bookmarkEnd w:id="152"/>
+    <w:bookmarkStart w:id="156" w:name="Xef0509370e552f9e4610b8262e70be2381c36f2"/>
+    <w:p>
+      <w:pPr>
+        <w:pStyle w:val="Heading3"/>
+      </w:pPr>
+      <w:r>
+        <w:t xml:space="preserve">3:30pm — Receiving Dock: A Pass-Through Part Arrives</w:t>
+      </w:r>
+    </w:p>
+    <w:p>
+      <w:pPr>
+        <w:pStyle w:val="FirstParagraph"/>
+      </w:pPr>
+      <w:r>
+        <w:t xml:space="preserve">A truck pulls up with a delivery of 6MA Cam Holder housings from an outside supplier. These are pass-through parts — MPP doesn’t manufacture them, just assembles them. The receiving operator scans the packing slip, creates a LOT in the MES: origin type Received, vendor lot number</w:t>
+      </w:r>
+      <w:r>
+        <w:t xml:space="preserve"> </w:t>
+      </w:r>
+      <w:r>
+        <w:rPr>
+          <w:rStyle w:val="VerbatimChar"/>
+        </w:rPr>
+        <w:t xml:space="preserve">VND-88721</w:t>
+      </w:r>
+      <w:r>
+        <w:t xml:space="preserve">, piece count 500, part number 6MA-HSG. The LOT enters the system at the Receiving Dock location.</w:t>
       </w:r>
     </w:p>
     <w:p>
@@ -4502,3691 +8233,20 @@
       <w:r>
         <w:drawing>
           <wp:inline>
-            <wp:extent cx="4812631" cy="2993456"/>
+            <wp:extent cx="5334000" cy="2626654"/>
             <wp:effectExtent b="0" l="0" r="0" t="0"/>
-            <wp:docPr descr="Operator Presence — Dedicated Terminal initials entry" title="" id="91" name="Picture"/>
+            <wp:docPr descr="Receiving Dock terminal" title="" id="154" name="Picture"/>
             <a:graphic>
               <a:graphicData uri="http://schemas.openxmlformats.org/drawingml/2006/picture">
                 <pic:pic>
                   <pic:nvPicPr>
-                    <pic:cNvPr descr="mockup_screenshots/Screenshot%202026-04-30%20123815.png" id="92" name="Picture"/>
+                    <pic:cNvPr descr="mockup_screenshots/Screenshot%202026-04-30%20123957.png" id="155" name="Picture"/>
                     <pic:cNvPicPr>
                       <a:picLocks noChangeArrowheads="1" noChangeAspect="1"/>
                     </pic:cNvPicPr>
                   </pic:nvPicPr>
                   <pic:blipFill>
-                    <a:blip r:embed="rId90"/>
-                    <a:stretch>
-                      <a:fillRect/>
-                    </a:stretch>
-                  </pic:blipFill>
-                  <pic:spPr bwMode="auto">
-                    <a:xfrm>
-                      <a:off x="0" y="0"/>
-                      <a:ext cx="4812631" cy="2993456"/>
-                    </a:xfrm>
-                    <a:prstGeom prst="rect">
-                      <a:avLst/>
-                    </a:prstGeom>
-                    <a:noFill/>
-                    <a:ln w="9525">
-                      <a:noFill/>
-                      <a:headEnd/>
-                      <a:tailEnd/>
-                    </a:ln>
-                  </pic:spPr>
-                </pic:pic>
-              </a:graphicData>
-            </a:graphic>
-          </wp:inline>
-        </w:drawing>
-      </w:r>
-    </w:p>
-    <w:p>
-      <w:pPr>
-        <w:pStyle w:val="ImageCaption"/>
-      </w:pPr>
-      <w:r>
-        <w:t xml:space="preserve">Operator Presence — Dedicated Terminal initials entry</w:t>
-      </w:r>
-    </w:p>
-    <w:p>
-      <w:pPr>
-        <w:pStyle w:val="BodyText"/>
-      </w:pPr>
-      <w:r>
-        <w:rPr>
-          <w:i/>
-          <w:iCs/>
-        </w:rPr>
-        <w:t xml:space="preserve">Operator Presence screen on a dedicated terminal: single Initials field with a Set Presence button. No password, no PIN — initials map to AppUser_GetByInitials. Presence persists through the shift subject to a 30-minute idle re-confirm.</w:t>
-      </w:r>
-      <w:r>
-        <w:t xml:space="preserve"> </w:t>
-      </w:r>
-      <w:r>
-        <w:t xml:space="preserve">He scans the LTT barcode.</w:t>
-      </w:r>
-    </w:p>
-    <w:p>
-      <w:pPr>
-        <w:pStyle w:val="BodyText"/>
-      </w:pPr>
-      <w:r>
-        <w:t xml:space="preserve">The MES opens the LOT creation screen. The</w:t>
-      </w:r>
-      <w:r>
-        <w:t xml:space="preserve"> </w:t>
-      </w:r>
-      <w:r>
-        <w:rPr>
-          <w:b/>
-          <w:bCs/>
-        </w:rPr>
-        <w:t xml:space="preserve">Cell</w:t>
-      </w:r>
-      <w:r>
-        <w:t xml:space="preserve"> </w:t>
-      </w:r>
-      <w:r>
-        <w:t xml:space="preserve">is auto-resolved to Machine #7 from the terminal’s machine context. The</w:t>
-      </w:r>
-      <w:r>
-        <w:t xml:space="preserve"> </w:t>
-      </w:r>
-      <w:r>
-        <w:rPr>
-          <w:b/>
-          <w:bCs/>
-        </w:rPr>
-        <w:t xml:space="preserve">Tool</w:t>
-      </w:r>
-      <w:r>
-        <w:t xml:space="preserve"> </w:t>
-      </w:r>
-      <w:r>
-        <w:t xml:space="preserve">field pre-populates with</w:t>
-      </w:r>
-      <w:r>
-        <w:t xml:space="preserve"> </w:t>
-      </w:r>
-      <w:r>
-        <w:rPr>
-          <w:b/>
-          <w:bCs/>
-        </w:rPr>
-        <w:t xml:space="preserve">DC-042</w:t>
-      </w:r>
-      <w:r>
-        <w:t xml:space="preserve"> </w:t>
-      </w:r>
-      <w:r>
-        <w:t xml:space="preserve">— this came from</w:t>
-      </w:r>
-      <w:r>
-        <w:t xml:space="preserve"> </w:t>
-      </w:r>
-      <w:r>
-        <w:rPr>
-          <w:rStyle w:val="VerbatimChar"/>
-        </w:rPr>
-        <w:t xml:space="preserve">Tools.ToolAssignment_ListActiveByCell(@CellLocationId)</w:t>
-      </w:r>
-      <w:r>
-        <w:t xml:space="preserve"> </w:t>
-      </w:r>
-      <w:r>
-        <w:t xml:space="preserve">which looked up the currently-mounted tool on Machine #7. Carlos glances at the die, confirms the system is right, and proceeds. (If the physical die had been swapped without anyone updating the MES, Carlos would hit the</w:t>
-      </w:r>
-      <w:r>
-        <w:t xml:space="preserve"> </w:t>
-      </w:r>
-      <w:r>
-        <w:rPr>
-          <w:b/>
-          <w:bCs/>
-        </w:rPr>
-        <w:t xml:space="preserve">Edit</w:t>
-      </w:r>
-      <w:r>
-        <w:t xml:space="preserve"> </w:t>
-      </w:r>
-      <w:r>
-        <w:t xml:space="preserve">button — an AD elevation prompt fires, a supervisor logs in, the inline</w:t>
-      </w:r>
-      <w:r>
-        <w:t xml:space="preserve"> </w:t>
-      </w:r>
-      <w:r>
-        <w:rPr>
-          <w:rStyle w:val="VerbatimChar"/>
-        </w:rPr>
-        <w:t xml:space="preserve">Tools.ToolAssignment_Release</w:t>
-      </w:r>
-      <w:r>
-        <w:t xml:space="preserve"> </w:t>
-      </w:r>
-      <w:r>
-        <w:t xml:space="preserve">+</w:t>
-      </w:r>
-      <w:r>
-        <w:t xml:space="preserve"> </w:t>
-      </w:r>
-      <w:r>
-        <w:rPr>
-          <w:rStyle w:val="VerbatimChar"/>
-        </w:rPr>
-        <w:t xml:space="preserve">_Assign</w:t>
-      </w:r>
-      <w:r>
-        <w:t xml:space="preserve"> </w:t>
-      </w:r>
-      <w:r>
-        <w:t xml:space="preserve">correct the system of record in one transaction, and the Tool field updates. No production data is captured against the wrong die.)</w:t>
-      </w:r>
-    </w:p>
-    <w:p>
-      <w:pPr>
-        <w:pStyle w:val="BodyText"/>
-      </w:pPr>
-      <w:r>
-        <w:t xml:space="preserve">He picks</w:t>
-      </w:r>
-      <w:r>
-        <w:t xml:space="preserve"> </w:t>
-      </w:r>
-      <w:r>
-        <w:rPr>
-          <w:b/>
-          <w:bCs/>
-        </w:rPr>
-        <w:t xml:space="preserve">Cavity A</w:t>
-      </w:r>
-      <w:r>
-        <w:t xml:space="preserve"> </w:t>
-      </w:r>
-      <w:r>
-        <w:t xml:space="preserve">from the cavity dropdown (filtered to active cavities on DC-042), confirms piece count (48 pieces), and hits submit. The MES validates: is 48 ≤</w:t>
-      </w:r>
-      <w:r>
-        <w:t xml:space="preserve"> </w:t>
-      </w:r>
-      <w:r>
-        <w:rPr>
-          <w:rStyle w:val="VerbatimChar"/>
-        </w:rPr>
-        <w:t xml:space="preserve">PartsPerBasket</w:t>
-      </w:r>
-      <w:r>
-        <w:t xml:space="preserve"> </w:t>
-      </w:r>
-      <w:r>
-        <w:t xml:space="preserve">for 5G0 (</w:t>
-      </w:r>
-      <w:r>
-        <w:rPr>
-          <w:rStyle w:val="VerbatimChar"/>
-        </w:rPr>
-        <w:t xml:space="preserve">Item.PartsPerBasket</w:t>
-      </w:r>
-      <w:r>
-        <w:t xml:space="preserve">)? Yes. Is 5G0 eligible on Machine #7? Yes. Is the tool-cell assignment current? Yes. Is Cavity A active? Yes.</w:t>
-      </w:r>
-    </w:p>
-    <w:p>
-      <w:pPr>
-        <w:pStyle w:val="CaptionedFigure"/>
-      </w:pPr>
-      <w:r>
-        <w:drawing>
-          <wp:inline>
-            <wp:extent cx="5334000" cy="2632219"/>
-            <wp:effectExtent b="0" l="0" r="0" t="0"/>
-            <wp:docPr descr="Die Cast LOT Entry — shared terminal, Press 7, LTT scanned" title="" id="94" name="Picture"/>
-            <a:graphic>
-              <a:graphicData uri="http://schemas.openxmlformats.org/drawingml/2006/picture">
-                <pic:pic>
-                  <pic:nvPicPr>
-                    <pic:cNvPr descr="mockup_screenshots/Screenshot%202026-04-30%20123530.png" id="95" name="Picture"/>
-                    <pic:cNvPicPr>
-                      <a:picLocks noChangeArrowheads="1" noChangeAspect="1"/>
-                    </pic:cNvPicPr>
-                  </pic:nvPicPr>
-                  <pic:blipFill>
-                    <a:blip r:embed="rId93"/>
-                    <a:stretch>
-                      <a:fillRect/>
-                    </a:stretch>
-                  </pic:blipFill>
-                  <pic:spPr bwMode="auto">
-                    <a:xfrm>
-                      <a:off x="0" y="0"/>
-                      <a:ext cx="5334000" cy="2632219"/>
-                    </a:xfrm>
-                    <a:prstGeom prst="rect">
-                      <a:avLst/>
-                    </a:prstGeom>
-                    <a:noFill/>
-                    <a:ln w="9525">
-                      <a:noFill/>
-                      <a:headEnd/>
-                      <a:tailEnd/>
-                    </a:ln>
-                  </pic:spPr>
-                </pic:pic>
-              </a:graphicData>
-            </a:graphic>
-          </wp:inline>
-        </w:drawing>
-      </w:r>
-    </w:p>
-    <w:p>
-      <w:pPr>
-        <w:pStyle w:val="ImageCaption"/>
-      </w:pPr>
-      <w:r>
-        <w:t xml:space="preserve">Die Cast LOT Entry — shared terminal, Press 7, LTT scanned</w:t>
-      </w:r>
-    </w:p>
-    <w:p>
-      <w:pPr>
-        <w:pStyle w:val="BodyText"/>
-      </w:pPr>
-      <w:r>
-        <w:rPr>
-          <w:i/>
-          <w:iCs/>
-        </w:rPr>
-        <w:t xml:space="preserve">Die Cast LOT Entry screen: Active Cell shown at top with a Change button. LTT Barcode field (scanned — mints a new LOT on first scan), Operator Initials (inline on a shared terminal), Item (auto-resolved from the mounted Tool), Tool (auto-populated from ToolAssignment_ListActiveByCell with an Edit button for elevated reassignment), Cavity dropdown (filtered to active cavities on the mounted die), Piece Count (≤ PartsPerBasket), and optional Weight. Right panel shows Cavity A cumulative ShotCount and ScrapCount plus a Reject Entry panel.</w:t>
-      </w:r>
-    </w:p>
-    <w:p>
-      <w:pPr>
-        <w:pStyle w:val="CaptionedFigure"/>
-      </w:pPr>
-      <w:r>
-        <w:drawing>
-          <wp:inline>
-            <wp:extent cx="5334000" cy="3657365"/>
-            <wp:effectExtent b="0" l="0" r="0" t="0"/>
-            <wp:docPr descr="Change Active Cell modal — shared terminal context selector" title="" id="97" name="Picture"/>
-            <a:graphic>
-              <a:graphicData uri="http://schemas.openxmlformats.org/drawingml/2006/picture">
-                <pic:pic>
-                  <pic:nvPicPr>
-                    <pic:cNvPr descr="mockup_screenshots/Screenshot%202026-04-30%20123743.png" id="98" name="Picture"/>
-                    <pic:cNvPicPr>
-                      <a:picLocks noChangeArrowheads="1" noChangeAspect="1"/>
-                    </pic:cNvPicPr>
-                  </pic:nvPicPr>
-                  <pic:blipFill>
-                    <a:blip r:embed="rId96"/>
-                    <a:stretch>
-                      <a:fillRect/>
-                    </a:stretch>
-                  </pic:blipFill>
-                  <pic:spPr bwMode="auto">
-                    <a:xfrm>
-                      <a:off x="0" y="0"/>
-                      <a:ext cx="5334000" cy="3657365"/>
-                    </a:xfrm>
-                    <a:prstGeom prst="rect">
-                      <a:avLst/>
-                    </a:prstGeom>
-                    <a:noFill/>
-                    <a:ln w="9525">
-                      <a:noFill/>
-                      <a:headEnd/>
-                      <a:tailEnd/>
-                    </a:ln>
-                  </pic:spPr>
-                </pic:pic>
-              </a:graphicData>
-            </a:graphic>
-          </wp:inline>
-        </w:drawing>
-      </w:r>
-    </w:p>
-    <w:p>
-      <w:pPr>
-        <w:pStyle w:val="ImageCaption"/>
-      </w:pPr>
-      <w:r>
-        <w:t xml:space="preserve">Change Active Cell modal — shared terminal context selector</w:t>
-      </w:r>
-    </w:p>
-    <w:p>
-      <w:pPr>
-        <w:pStyle w:val="BodyText"/>
-      </w:pPr>
-      <w:r>
-        <w:rPr>
-          <w:i/>
-          <w:iCs/>
-        </w:rPr>
-        <w:t xml:space="preserve">Change Active Cell modal: operator scans a Cell barcode or picks from a dropdown showing descendant Cells of the terminal’s parent Location. All dependent fields (Tool, Cavity, FIFO queue, etc.) refresh on confirmation.</w:t>
-      </w:r>
-    </w:p>
-    <w:p>
-      <w:pPr>
-        <w:pStyle w:val="BodyText"/>
-      </w:pPr>
-      <w:r>
-        <w:t xml:space="preserve">A LOT is created —</w:t>
-      </w:r>
-      <w:r>
-        <w:t xml:space="preserve"> </w:t>
-      </w:r>
-      <w:r>
-        <w:rPr>
-          <w:rStyle w:val="VerbatimChar"/>
-        </w:rPr>
-        <w:t xml:space="preserve">LotName</w:t>
-      </w:r>
-      <w:r>
-        <w:t xml:space="preserve"> </w:t>
-      </w:r>
-      <w:r>
-        <w:t xml:space="preserve">minted via</w:t>
-      </w:r>
-      <w:r>
-        <w:t xml:space="preserve"> </w:t>
-      </w:r>
-      <w:r>
-        <w:rPr>
-          <w:rStyle w:val="VerbatimChar"/>
-        </w:rPr>
-        <w:t xml:space="preserve">Lots.IdentifierSequence_Next @Code='Lot'</w:t>
-      </w:r>
-      <w:r>
-        <w:t xml:space="preserve"> </w:t>
-      </w:r>
-      <w:r>
-        <w:t xml:space="preserve">which returns</w:t>
-      </w:r>
-      <w:r>
-        <w:t xml:space="preserve"> </w:t>
-      </w:r>
-      <w:r>
-        <w:rPr>
-          <w:rStyle w:val="VerbatimChar"/>
-        </w:rPr>
-        <w:t xml:space="preserve">MESL1710935</w:t>
-      </w:r>
-      <w:r>
-        <w:t xml:space="preserve"> </w:t>
-      </w:r>
-      <w:r>
-        <w:t xml:space="preserve">(the counter continues from the Flexware cutover seed).</w:t>
-      </w:r>
-      <w:r>
-        <w:t xml:space="preserve"> </w:t>
-      </w:r>
-      <w:r>
-        <w:rPr>
-          <w:rStyle w:val="VerbatimChar"/>
-        </w:rPr>
-        <w:t xml:space="preserve">ToolId</w:t>
-      </w:r>
-      <w:r>
-        <w:t xml:space="preserve"> </w:t>
-      </w:r>
-      <w:r>
-        <w:t xml:space="preserve">points at DC-042.</w:t>
-      </w:r>
-      <w:r>
-        <w:t xml:space="preserve"> </w:t>
-      </w:r>
-      <w:r>
-        <w:rPr>
-          <w:rStyle w:val="VerbatimChar"/>
-        </w:rPr>
-        <w:t xml:space="preserve">ToolCavityId</w:t>
-      </w:r>
-      <w:r>
-        <w:t xml:space="preserve"> </w:t>
-      </w:r>
-      <w:r>
-        <w:t xml:space="preserve">points at Cavity A. Origin: Manufactured. Status: Good. Location: Machine #7. A first</w:t>
-      </w:r>
-      <w:r>
-        <w:t xml:space="preserve"> </w:t>
-      </w:r>
-      <w:r>
-        <w:rPr>
-          <w:rStyle w:val="VerbatimChar"/>
-        </w:rPr>
-        <w:t xml:space="preserve">Workorder.ProductionEvent</w:t>
-      </w:r>
-      <w:r>
-        <w:t xml:space="preserve"> </w:t>
-      </w:r>
-      <w:r>
-        <w:t xml:space="preserve">checkpoint row is written with cumulative</w:t>
-      </w:r>
-      <w:r>
-        <w:t xml:space="preserve"> </w:t>
-      </w:r>
-      <w:r>
-        <w:rPr>
-          <w:rStyle w:val="VerbatimChar"/>
-        </w:rPr>
-        <w:t xml:space="preserve">ShotCount</w:t>
-      </w:r>
-      <w:r>
-        <w:t xml:space="preserve"> </w:t>
-      </w:r>
-      <w:r>
-        <w:t xml:space="preserve">= total shots through cavity A so far today, cumulative</w:t>
-      </w:r>
-      <w:r>
-        <w:t xml:space="preserve"> </w:t>
-      </w:r>
-      <w:r>
-        <w:rPr>
-          <w:rStyle w:val="VerbatimChar"/>
-        </w:rPr>
-        <w:t xml:space="preserve">ScrapCount</w:t>
-      </w:r>
-      <w:r>
-        <w:t xml:space="preserve"> </w:t>
-      </w:r>
-      <w:r>
-        <w:t xml:space="preserve">= 3 (that porosity run earlier). Since this is the LOT’s first event, there’s no previous event to diff against yet — the next event will compute its delta via</w:t>
-      </w:r>
-      <w:r>
-        <w:t xml:space="preserve"> </w:t>
-      </w:r>
-      <w:r>
-        <w:rPr>
-          <w:rStyle w:val="VerbatimChar"/>
-        </w:rPr>
-        <w:t xml:space="preserve">LAG(ShotCount) OVER (PARTITION BY LotId ORDER BY EventAt)</w:t>
-      </w:r>
-      <w:r>
-        <w:t xml:space="preserve">.</w:t>
-      </w:r>
-    </w:p>
-    <w:p>
-      <w:pPr>
-        <w:pStyle w:val="BodyText"/>
-      </w:pPr>
-      <w:r>
-        <w:t xml:space="preserve">The cavity-B basket fills on its own rhythm. Later — maybe 40 minutes, maybe two hours — Carlos logs it separately. It gets its own LOT (e.g.,</w:t>
-      </w:r>
-      <w:r>
-        <w:t xml:space="preserve"> </w:t>
-      </w:r>
-      <w:r>
-        <w:rPr>
-          <w:rStyle w:val="VerbatimChar"/>
-        </w:rPr>
-        <w:t xml:space="preserve">MESL1710936</w:t>
-      </w:r>
-      <w:r>
-        <w:t xml:space="preserve">), its own</w:t>
-      </w:r>
-      <w:r>
-        <w:t xml:space="preserve"> </w:t>
-      </w:r>
-      <w:r>
-        <w:rPr>
-          <w:rStyle w:val="VerbatimChar"/>
-        </w:rPr>
-        <w:t xml:space="preserve">ToolCavityId = Cavity B</w:t>
-      </w:r>
-      <w:r>
-        <w:t xml:space="preserve">, its own LTT label.</w:t>
-      </w:r>
-      <w:r>
-        <w:t xml:space="preserve"> </w:t>
-      </w:r>
-      <w:r>
-        <w:rPr>
-          <w:b/>
-          <w:bCs/>
-        </w:rPr>
-        <w:t xml:space="preserve">The two LOTs are peers, not sublots.</w:t>
-      </w:r>
-      <w:r>
-        <w:t xml:space="preserve"> </w:t>
-      </w:r>
-      <w:r>
-        <w:t xml:space="preserve">They share a Tool but nothing else. Each fills independently. Each closes independently via an explicit</w:t>
-      </w:r>
-      <w:r>
-        <w:t xml:space="preserve"> </w:t>
-      </w:r>
-      <w:r>
-        <w:t xml:space="preserve">“Complete + Move”</w:t>
-      </w:r>
-      <w:r>
-        <w:t xml:space="preserve"> </w:t>
-      </w:r>
-      <w:r>
-        <w:t xml:space="preserve">when Carlos walks the finished basket away from the machine.</w:t>
-      </w:r>
-    </w:p>
-    <w:p>
-      <w:pPr>
-        <w:pStyle w:val="BodyText"/>
-      </w:pPr>
-      <w:r>
-        <w:t xml:space="preserve">Carlos had 3 no-good parts from an earlier shot — porosity. The</w:t>
-      </w:r>
-      <w:r>
-        <w:t xml:space="preserve"> </w:t>
-      </w:r>
-      <w:r>
-        <w:rPr>
-          <w:rStyle w:val="VerbatimChar"/>
-        </w:rPr>
-        <w:t xml:space="preserve">ScrapCount</w:t>
-      </w:r>
-      <w:r>
-        <w:t xml:space="preserve"> </w:t>
-      </w:r>
-      <w:r>
-        <w:t xml:space="preserve">on this first checkpoint already reflects them (cumulative counter). Against that ProductionEvent he also records a</w:t>
-      </w:r>
-      <w:r>
-        <w:t xml:space="preserve"> </w:t>
-      </w:r>
-      <w:r>
-        <w:rPr>
-          <w:rStyle w:val="VerbatimChar"/>
-        </w:rPr>
-        <w:t xml:space="preserve">RejectEvent</w:t>
-      </w:r>
-      <w:r>
-        <w:t xml:space="preserve"> </w:t>
-      </w:r>
-      <w:r>
-        <w:t xml:space="preserve">with defect code DC-POR-01 quantity 3. Per FRS Section 4, reject/scrap data is retained for analysis but is not considered part of the permanent production record in the same way good counts are — MPP may elect not to record rejects at every manufacturing step.</w:t>
-      </w:r>
-    </w:p>
-    <w:p>
-      <w:pPr>
-        <w:pStyle w:val="BodyText"/>
-      </w:pPr>
-      <w:r>
-        <w:t xml:space="preserve">He has a downtime event too — the die stuck at 6:45am, took 12 minutes to clear. He logs it: reason code EQ-DIE-STICK, start 6:45, end 6:57. If the PLC had detected it first, the</w:t>
-      </w:r>
-      <w:r>
-        <w:t xml:space="preserve"> </w:t>
-      </w:r>
-      <w:r>
-        <w:rPr>
-          <w:rStyle w:val="VerbatimChar"/>
-        </w:rPr>
-        <w:t xml:space="preserve">DowntimeEvent</w:t>
-      </w:r>
-      <w:r>
-        <w:t xml:space="preserve"> </w:t>
-      </w:r>
-      <w:r>
-        <w:t xml:space="preserve">would have been created automatically with source=PLC, and Carlos would just need to assign the reason code. Note: the legacy paper forms track downtime as cumulative minutes subtracted from a 425-minute base runtime (with adjustments for lunch, breaks, and overtime). The new MES captures discrete start/end events, which is a more granular model — the cumulative shift total is derived from the events rather than entered directly.</w:t>
-      </w:r>
-    </w:p>
-    <w:bookmarkEnd w:id="99"/>
-    <w:bookmarkStart w:id="115" w:name="am-trim-shop-lot-moves-through-the-plant"/>
-    <w:p>
-      <w:pPr>
-        <w:pStyle w:val="Heading3"/>
-      </w:pPr>
-      <w:r>
-        <w:t xml:space="preserve">8:30am — Trim Shop: LOT Moves Through the Plant</w:t>
-      </w:r>
-    </w:p>
-    <w:p>
-      <w:pPr>
-        <w:pStyle w:val="FirstParagraph"/>
-      </w:pPr>
-      <w:r>
-        <w:t xml:space="preserve">The basket with LOT</w:t>
-      </w:r>
-      <w:r>
-        <w:t xml:space="preserve"> </w:t>
-      </w:r>
-      <w:r>
-        <w:rPr>
-          <w:rStyle w:val="VerbatimChar"/>
-        </w:rPr>
-        <w:t xml:space="preserve">MESL1710935</w:t>
-      </w:r>
-      <w:r>
-        <w:t xml:space="preserve"> </w:t>
-      </w:r>
-      <w:r>
-        <w:t xml:space="preserve">gets wheeled to the Trim Shop. An operator there scans the LTT barcode. The MES records a</w:t>
-      </w:r>
-      <w:r>
-        <w:t xml:space="preserve"> </w:t>
-      </w:r>
-      <w:r>
-        <w:rPr>
-          <w:rStyle w:val="VerbatimChar"/>
-        </w:rPr>
-        <w:t xml:space="preserve">LotMovement</w:t>
-      </w:r>
-      <w:r>
-        <w:t xml:space="preserve"> </w:t>
-      </w:r>
-      <w:r>
-        <w:t xml:space="preserve">— from Die Cast Machine #7 to Trim Area.</w:t>
-      </w:r>
-    </w:p>
-    <w:p>
-      <w:pPr>
-        <w:pStyle w:val="CaptionedFigure"/>
-      </w:pPr>
-      <w:r>
-        <w:drawing>
-          <wp:inline>
-            <wp:extent cx="5334000" cy="2658656"/>
-            <wp:effectExtent b="0" l="0" r="0" t="0"/>
-            <wp:docPr descr="Trim Station — Idle, Lineside Inventory queue visible" title="" id="101" name="Picture"/>
-            <a:graphic>
-              <a:graphicData uri="http://schemas.openxmlformats.org/drawingml/2006/picture">
-                <pic:pic>
-                  <pic:nvPicPr>
-                    <pic:cNvPr descr="mockup_screenshots/Screenshot%202026-05-01%20142156.png" id="102" name="Picture"/>
-                    <pic:cNvPicPr>
-                      <a:picLocks noChangeArrowheads="1" noChangeAspect="1"/>
-                    </pic:cNvPicPr>
-                  </pic:nvPicPr>
-                  <pic:blipFill>
-                    <a:blip r:embed="rId100"/>
-                    <a:stretch>
-                      <a:fillRect/>
-                    </a:stretch>
-                  </pic:blipFill>
-                  <pic:spPr bwMode="auto">
-                    <a:xfrm>
-                      <a:off x="0" y="0"/>
-                      <a:ext cx="5334000" cy="2658656"/>
-                    </a:xfrm>
-                    <a:prstGeom prst="rect">
-                      <a:avLst/>
-                    </a:prstGeom>
-                    <a:noFill/>
-                    <a:ln w="9525">
-                      <a:noFill/>
-                      <a:headEnd/>
-                      <a:tailEnd/>
-                    </a:ln>
-                  </pic:spPr>
-                </pic:pic>
-              </a:graphicData>
-            </a:graphic>
-          </wp:inline>
-        </w:drawing>
-      </w:r>
-    </w:p>
-    <w:p>
-      <w:pPr>
-        <w:pStyle w:val="ImageCaption"/>
-      </w:pPr>
-      <w:r>
-        <w:t xml:space="preserve">Trim Station — Idle, Lineside Inventory queue visible</w:t>
-      </w:r>
-    </w:p>
-    <w:p>
-      <w:pPr>
-        <w:pStyle w:val="BodyText"/>
-      </w:pPr>
-      <w:r>
-        <w:rPr>
-          <w:i/>
-          <w:iCs/>
-        </w:rPr>
-        <w:t xml:space="preserve">Trim Station idle state: Active Cell header (Trim Cell 3) with Change button. Active LOTs at Trim Cell 3 panel shows the currently checked-in LOT (MESL1710931, 5G0-TRIM-4102, 48 pcs) with a Resume → OUT button. Lineside Inventory panel below lists LOTs awaiting pick in FIFO order — Position, LotName, source (Press 7, DC-042/Cavity A), status badge, time in storage, and a Pick → IN button. Scan field auto-disambiguates: a lineside LOT goes to IN, an active LOT resumes to OUT.</w:t>
-      </w:r>
-    </w:p>
-    <w:p>
-      <w:pPr>
-        <w:pStyle w:val="BodyText"/>
-      </w:pPr>
-      <w:r>
-        <w:t xml:space="preserve">The scan-in also fires a</w:t>
-      </w:r>
-      <w:r>
-        <w:t xml:space="preserve"> </w:t>
-      </w:r>
-      <w:r>
-        <w:rPr>
-          <w:b/>
-          <w:bCs/>
-        </w:rPr>
-        <w:t xml:space="preserve">checkpoint</w:t>
-      </w:r>
-      <w:r>
-        <w:rPr>
-          <w:b/>
-          <w:bCs/>
-        </w:rPr>
-        <w:t xml:space="preserve"> </w:t>
-      </w:r>
-      <w:r>
-        <w:rPr>
-          <w:rStyle w:val="VerbatimChar"/>
-          <w:b/>
-          <w:bCs/>
-        </w:rPr>
-        <w:t xml:space="preserve">ProductionEvent</w:t>
-      </w:r>
-      <w:r>
-        <w:t xml:space="preserve"> </w:t>
-      </w:r>
-      <w:r>
-        <w:t xml:space="preserve">at the trim station — cumulative</w:t>
-      </w:r>
-      <w:r>
-        <w:t xml:space="preserve"> </w:t>
-      </w:r>
-      <w:r>
-        <w:rPr>
-          <w:rStyle w:val="VerbatimChar"/>
-        </w:rPr>
-        <w:t xml:space="preserve">ShotCount</w:t>
-      </w:r>
-      <w:r>
-        <w:t xml:space="preserve"> </w:t>
-      </w:r>
-      <w:r>
-        <w:t xml:space="preserve">and</w:t>
-      </w:r>
-      <w:r>
-        <w:t xml:space="preserve"> </w:t>
-      </w:r>
-      <w:r>
-        <w:rPr>
-          <w:rStyle w:val="VerbatimChar"/>
-        </w:rPr>
-        <w:t xml:space="preserve">ScrapCount</w:t>
-      </w:r>
-      <w:r>
-        <w:t xml:space="preserve"> </w:t>
-      </w:r>
-      <w:r>
-        <w:t xml:space="preserve">as-of-arrival. Because this is the LOT’s second event (the first was Carlos’s die-cast checkpoint), deltas pop out immediately from the reader’s</w:t>
-      </w:r>
-      <w:r>
-        <w:t xml:space="preserve"> </w:t>
-      </w:r>
-      <w:r>
-        <w:rPr>
-          <w:rStyle w:val="VerbatimChar"/>
-        </w:rPr>
-        <w:t xml:space="preserve">LAG()</w:t>
-      </w:r>
-      <w:r>
-        <w:t xml:space="preserve"> </w:t>
-      </w:r>
-      <w:r>
-        <w:t xml:space="preserve">window:</w:t>
-      </w:r>
-      <w:r>
-        <w:t xml:space="preserve"> </w:t>
-      </w:r>
-      <w:r>
-        <w:t xml:space="preserve">“since last event, this LOT accumulated X shots and Y scrap.”</w:t>
-      </w:r>
-      <w:r>
-        <w:t xml:space="preserve"> </w:t>
-      </w:r>
-      <w:r>
-        <w:t xml:space="preserve">Reports that want operator-facing per-event deltas SHALL compute them that way rather than storing per-event</w:t>
-      </w:r>
-      <w:r>
-        <w:t xml:space="preserve"> </w:t>
-      </w:r>
-      <w:r>
-        <w:rPr>
-          <w:rStyle w:val="VerbatimChar"/>
-        </w:rPr>
-        <w:t xml:space="preserve">GoodCount</w:t>
-      </w:r>
-      <w:r>
-        <w:t xml:space="preserve"> </w:t>
-      </w:r>
-      <w:r>
-        <w:t xml:space="preserve">on the event row. Checkpoints are coarse — operators aren’t at the terminal per shot, they log at natural breakpoints (basket close, area handoff, complete+move).</w:t>
-      </w:r>
-    </w:p>
-    <w:p>
-      <w:pPr>
-        <w:pStyle w:val="BodyText"/>
-      </w:pPr>
-      <w:r>
-        <w:t xml:space="preserve">The Trim Shop has a different counting method than Die Cast. Parts come out of trim/deburr/wash in bulk, so the operator weighs the basket on a scale, reads the net weight, and the MES calculates a theoretical piece count based on the item’s</w:t>
-      </w:r>
-      <w:r>
-        <w:t xml:space="preserve"> </w:t>
-      </w:r>
-      <w:r>
-        <w:rPr>
-          <w:rStyle w:val="VerbatimChar"/>
-        </w:rPr>
-        <w:t xml:space="preserve">UnitWeight</w:t>
-      </w:r>
-      <w:r>
-        <w:t xml:space="preserve"> </w:t>
-      </w:r>
-      <w:r>
-        <w:t xml:space="preserve">(per FRS 2.2.3). If the calculated count differs from the LOT’s current piece count, the operator can update it — the MES records the adjustment but takes no further action on a count discrepancy (FRS 2.2.3:</w:t>
-      </w:r>
-      <w:r>
-        <w:t xml:space="preserve"> </w:t>
-      </w:r>
-      <w:r>
-        <w:t xml:space="preserve">“MES takes no specific action if the LOT quantity has changed”</w:t>
-      </w:r>
-      <w:r>
-        <w:t xml:space="preserve">). The</w:t>
-      </w:r>
-      <w:r>
-        <w:t xml:space="preserve"> </w:t>
-      </w:r>
-      <w:r>
-        <w:rPr>
-          <w:rStyle w:val="VerbatimChar"/>
-        </w:rPr>
-        <w:t xml:space="preserve">LotAttributeChange</w:t>
-      </w:r>
-      <w:r>
-        <w:t xml:space="preserve"> </w:t>
-      </w:r>
-      <w:r>
-        <w:t xml:space="preserve">table logs the old and new values. The checkpoint</w:t>
-      </w:r>
-      <w:r>
-        <w:t xml:space="preserve"> </w:t>
-      </w:r>
-      <w:r>
-        <w:rPr>
-          <w:rStyle w:val="VerbatimChar"/>
-        </w:rPr>
-        <w:t xml:space="preserve">ProductionEvent</w:t>
-      </w:r>
-      <w:r>
-        <w:t xml:space="preserve"> </w:t>
-      </w:r>
-      <w:r>
-        <w:t xml:space="preserve">captured the current cumulative counters; no per-event good/bad count is recorded — the</w:t>
-      </w:r>
-      <w:r>
-        <w:t xml:space="preserve"> </w:t>
-      </w:r>
-      <w:r>
-        <w:rPr>
-          <w:rStyle w:val="VerbatimChar"/>
-        </w:rPr>
-        <w:t xml:space="preserve">PieceCount</w:t>
-      </w:r>
-      <w:r>
-        <w:t xml:space="preserve"> </w:t>
-      </w:r>
-      <w:r>
-        <w:t xml:space="preserve">adjustment itself carries the truth going forward.</w:t>
-      </w:r>
-    </w:p>
-    <w:p>
-      <w:pPr>
-        <w:pStyle w:val="CaptionedFigure"/>
-      </w:pPr>
-      <w:r>
-        <w:drawing>
-          <wp:inline>
-            <wp:extent cx="5334000" cy="2646044"/>
-            <wp:effectExtent b="0" l="0" r="0" t="0"/>
-            <wp:docPr descr="Trim Station — Check IN, eligibility validation pass" title="" id="104" name="Picture"/>
-            <a:graphic>
-              <a:graphicData uri="http://schemas.openxmlformats.org/drawingml/2006/picture">
-                <pic:pic>
-                  <pic:nvPicPr>
-                    <pic:cNvPr descr="mockup_screenshots/Screenshot%202026-04-30%20124705.png" id="105" name="Picture"/>
-                    <pic:cNvPicPr>
-                      <a:picLocks noChangeArrowheads="1" noChangeAspect="1"/>
-                    </pic:cNvPicPr>
-                  </pic:nvPicPr>
-                  <pic:blipFill>
-                    <a:blip r:embed="rId103"/>
-                    <a:stretch>
-                      <a:fillRect/>
-                    </a:stretch>
-                  </pic:blipFill>
-                  <pic:spPr bwMode="auto">
-                    <a:xfrm>
-                      <a:off x="0" y="0"/>
-                      <a:ext cx="5334000" cy="2646044"/>
-                    </a:xfrm>
-                    <a:prstGeom prst="rect">
-                      <a:avLst/>
-                    </a:prstGeom>
-                    <a:noFill/>
-                    <a:ln w="9525">
-                      <a:noFill/>
-                      <a:headEnd/>
-                      <a:tailEnd/>
-                    </a:ln>
-                  </pic:spPr>
-                </pic:pic>
-              </a:graphicData>
-            </a:graphic>
-          </wp:inline>
-        </w:drawing>
-      </w:r>
-    </w:p>
-    <w:p>
-      <w:pPr>
-        <w:pStyle w:val="ImageCaption"/>
-      </w:pPr>
-      <w:r>
-        <w:t xml:space="preserve">Trim Station — Check IN, eligibility validation pass</w:t>
-      </w:r>
-    </w:p>
-    <w:p>
-      <w:pPr>
-        <w:pStyle w:val="BodyText"/>
-      </w:pPr>
-      <w:r>
-        <w:rPr>
-          <w:i/>
-          <w:iCs/>
-        </w:rPr>
-        <w:t xml:space="preserve">Check IN state: LTT barcode field with the scanned LOT resolved (LotName, Item, From Location, Pieces). A green eligibility banner confirms the direct ItemLocation match and MaxParts cap check. Operator Initials field (shared terminal), then Submit · Receive at Trim Cell 3.</w:t>
-      </w:r>
-    </w:p>
-    <w:p>
-      <w:pPr>
-        <w:pStyle w:val="BodyText"/>
-      </w:pPr>
-      <w:r>
-        <w:rPr>
-          <w:b/>
-          <w:bCs/>
-        </w:rPr>
-        <w:t xml:space="preserve">Trim is yield loss, not a rename.</w:t>
-      </w:r>
-      <w:r>
-        <w:t xml:space="preserve"> </w:t>
-      </w:r>
-      <w:r>
-        <w:t xml:space="preserve">The LOT keeps its cast-part identity (</w:t>
-      </w:r>
-      <w:r>
-        <w:rPr>
-          <w:rStyle w:val="VerbatimChar"/>
-        </w:rPr>
-        <w:t xml:space="preserve">5G0-TRIM-4102</w:t>
-      </w:r>
-      <w:r>
-        <w:t xml:space="preserve"> </w:t>
-      </w:r>
-      <w:r>
-        <w:t xml:space="preserve">covers both Casting and Trim work) all the way through Trim OUT. Sprue removal, deburr, and wash are recorded as</w:t>
-      </w:r>
-      <w:r>
-        <w:t xml:space="preserve"> </w:t>
-      </w:r>
-      <w:r>
-        <w:rPr>
-          <w:rStyle w:val="VerbatimChar"/>
-        </w:rPr>
-        <w:t xml:space="preserve">Workorder.RejectEvent</w:t>
-      </w:r>
-      <w:r>
-        <w:t xml:space="preserve"> </w:t>
-      </w:r>
-      <w:r>
-        <w:t xml:space="preserve">rows on the same LOT — no new LOT, no</w:t>
-      </w:r>
-      <w:r>
-        <w:t xml:space="preserve"> </w:t>
-      </w:r>
-      <w:r>
-        <w:rPr>
-          <w:rStyle w:val="VerbatimChar"/>
-        </w:rPr>
-        <w:t xml:space="preserve">ConsumptionEvent</w:t>
-      </w:r>
-      <w:r>
-        <w:t xml:space="preserve">. The Honda backward trace from a shipped finished part lands on this single Trim LOT and reads the original Die Cast</w:t>
-      </w:r>
-      <w:r>
-        <w:t xml:space="preserve"> </w:t>
-      </w:r>
-      <w:r>
-        <w:rPr>
-          <w:rStyle w:val="VerbatimChar"/>
-        </w:rPr>
-        <w:t xml:space="preserve">ProductionEvent</w:t>
-      </w:r>
-      <w:r>
-        <w:t xml:space="preserve"> </w:t>
-      </w:r>
-      <w:r>
-        <w:t xml:space="preserve">rows directly without an extra hop. The part-identity rename to a machined Item (</w:t>
-      </w:r>
-      <w:r>
-        <w:rPr>
-          <w:rStyle w:val="VerbatimChar"/>
-        </w:rPr>
-        <w:t xml:space="preserve">5G0-MACHINED-4102</w:t>
-      </w:r>
-      <w:r>
-        <w:t xml:space="preserve">) fires later, at Machining IN — see the 10:00am scene.</w:t>
-      </w:r>
-    </w:p>
-    <w:p>
-      <w:pPr>
-        <w:pStyle w:val="CaptionedFigure"/>
-      </w:pPr>
-      <w:r>
-        <w:drawing>
-          <wp:inline>
-            <wp:extent cx="5334000" cy="2640594"/>
-            <wp:effectExtent b="0" l="0" r="0" t="0"/>
-            <wp:docPr descr="Trim Station — Check OUT, RequiresSubLotSplit ON" title="" id="107" name="Picture"/>
-            <a:graphic>
-              <a:graphicData uri="http://schemas.openxmlformats.org/drawingml/2006/picture">
-                <pic:pic>
-                  <pic:nvPicPr>
-                    <pic:cNvPr descr="mockup_screenshots/Screenshot%202026-04-30%20124731.png" id="108" name="Picture"/>
-                    <pic:cNvPicPr>
-                      <a:picLocks noChangeArrowheads="1" noChangeAspect="1"/>
-                    </pic:cNvPicPr>
-                  </pic:nvPicPr>
-                  <pic:blipFill>
-                    <a:blip r:embed="rId106"/>
-                    <a:stretch>
-                      <a:fillRect/>
-                    </a:stretch>
-                  </pic:blipFill>
-                  <pic:spPr bwMode="auto">
-                    <a:xfrm>
-                      <a:off x="0" y="0"/>
-                      <a:ext cx="5334000" cy="2640594"/>
-                    </a:xfrm>
-                    <a:prstGeom prst="rect">
-                      <a:avLst/>
-                    </a:prstGeom>
-                    <a:noFill/>
-                    <a:ln w="9525">
-                      <a:noFill/>
-                      <a:headEnd/>
-                      <a:tailEnd/>
-                    </a:ln>
-                  </pic:spPr>
-                </pic:pic>
-              </a:graphicData>
-            </a:graphic>
-          </wp:inline>
-        </w:drawing>
-      </w:r>
-    </w:p>
-    <w:p>
-      <w:pPr>
-        <w:pStyle w:val="ImageCaption"/>
-      </w:pPr>
-      <w:r>
-        <w:t xml:space="preserve">Trim Station — Check OUT, RequiresSubLotSplit ON</w:t>
-      </w:r>
-    </w:p>
-    <w:p>
-      <w:pPr>
-        <w:pStyle w:val="BodyText"/>
-      </w:pPr>
-      <w:r>
-        <w:rPr>
-          <w:i/>
-          <w:iCs/>
-        </w:rPr>
-        <w:t xml:space="preserve">Check OUT state: OperationTemplate banner (TrimOut · 5G0-TRIM-4102 v3) with RequiresSubLotSplit = ON · split + route shown at right. Closing ProductionEvent (TrimOut) section captures Operator Initials. Reject Entry · Trim Yield Loss section below records RejectEvents against the LOT with Trim-area Defect Code and Quantity.</w:t>
-      </w:r>
-    </w:p>
-    <w:p>
-      <w:pPr>
-        <w:pStyle w:val="BodyText"/>
-      </w:pPr>
-      <w:r>
-        <w:rPr>
-          <w:b/>
-          <w:bCs/>
-        </w:rPr>
-        <w:t xml:space="preserve">Trim OUT — sub-LOT split + route to Machining FIFO (FDS-05-009).</w:t>
-      </w:r>
-      <w:r>
-        <w:t xml:space="preserve"> </w:t>
-      </w:r>
-      <w:r>
-        <w:t xml:space="preserve">When the Trim operator finishes their work on the LOT, they trigger Trim OUT. The MES presents a</w:t>
-      </w:r>
-      <w:r>
-        <w:t xml:space="preserve"> </w:t>
-      </w:r>
-      <w:r>
-        <w:rPr>
-          <w:b/>
-          <w:bCs/>
-        </w:rPr>
-        <w:t xml:space="preserve">sub-LOT split confirmation dialog</w:t>
-      </w:r>
-      <w:r>
-        <w:t xml:space="preserve"> </w:t>
-      </w:r>
-      <w:r>
-        <w:t xml:space="preserve">— the parent LOT splits N ways across N destination Machining Cells (default N=2, evenly split — e.g., 50 → 25/25). The operator MAY adjust the number of sublots and the per-sublot quantities; the total SHALL equal the parent’s piece count. For each sub-LOT, the operator selects the destination Machining Cell either by</w:t>
-      </w:r>
-      <w:r>
-        <w:t xml:space="preserve"> </w:t>
-      </w:r>
-      <w:r>
-        <w:rPr>
-          <w:b/>
-          <w:bCs/>
-        </w:rPr>
-        <w:t xml:space="preserve">scan or dropdown</w:t>
-      </w:r>
-      <w:r>
-        <w:t xml:space="preserve"> </w:t>
-      </w:r>
-      <w:r>
-        <w:t xml:space="preserve">(FDS-02-009) — that selection writes the sub-LOT into the chosen Cell’s FIFO queue. On confirm: N child LOTs are created (each inheriting the parent’s</w:t>
-      </w:r>
-      <w:r>
-        <w:t xml:space="preserve"> </w:t>
-      </w:r>
-      <w:r>
-        <w:rPr>
-          <w:rStyle w:val="VerbatimChar"/>
-        </w:rPr>
-        <w:t xml:space="preserve">5G0-TRIM-4102</w:t>
-      </w:r>
-      <w:r>
-        <w:t xml:space="preserve"> </w:t>
-      </w:r>
-      <w:r>
-        <w:t xml:space="preserve">Item — the rename hasn’t happened yet);</w:t>
-      </w:r>
-      <w:r>
-        <w:t xml:space="preserve"> </w:t>
-      </w:r>
-      <w:r>
-        <w:rPr>
-          <w:rStyle w:val="VerbatimChar"/>
-        </w:rPr>
-        <w:t xml:space="preserve">LotGenealogy</w:t>
-      </w:r>
-      <w:r>
-        <w:t xml:space="preserve"> </w:t>
-      </w:r>
-      <w:r>
-        <w:t xml:space="preserve">records the parent→child Split links;</w:t>
-      </w:r>
-      <w:r>
-        <w:t xml:space="preserve"> </w:t>
-      </w:r>
-      <w:r>
-        <w:rPr>
-          <w:rStyle w:val="VerbatimChar"/>
-        </w:rPr>
-        <w:t xml:space="preserve">LotMovement</w:t>
-      </w:r>
-      <w:r>
-        <w:t xml:space="preserve"> </w:t>
-      </w:r>
-      <w:r>
-        <w:t xml:space="preserve">rows record each sub-LOT moving from the Trim Cell to its destination Machining Cell; the parent LOT closes when all pieces have been distributed; LTT labels print for the children showing both the child and parent</w:t>
-      </w:r>
-      <w:r>
-        <w:t xml:space="preserve"> </w:t>
-      </w:r>
-      <w:r>
-        <w:rPr>
-          <w:rStyle w:val="VerbatimChar"/>
-        </w:rPr>
-        <w:t xml:space="preserve">LotName</w:t>
-      </w:r>
-      <w:r>
-        <w:t xml:space="preserve"> </w:t>
-      </w:r>
-      <w:r>
-        <w:t xml:space="preserve">(FDS-05-024).</w:t>
-      </w:r>
-    </w:p>
-    <w:p>
-      <w:pPr>
-        <w:pStyle w:val="CaptionedFigure"/>
-      </w:pPr>
-      <w:r>
-        <w:drawing>
-          <wp:inline>
-            <wp:extent cx="5334000" cy="1126940"/>
-            <wp:effectExtent b="0" l="0" r="0" t="0"/>
-            <wp:docPr descr="Sub-LOT Distribution — 2 destinations, 48 pcs split 24/24" title="" id="110" name="Picture"/>
-            <a:graphic>
-              <a:graphicData uri="http://schemas.openxmlformats.org/drawingml/2006/picture">
-                <pic:pic>
-                  <pic:nvPicPr>
-                    <pic:cNvPr descr="mockup_screenshots/Screenshot%202026-04-30%20124742.png" id="111" name="Picture"/>
-                    <pic:cNvPicPr>
-                      <a:picLocks noChangeArrowheads="1" noChangeAspect="1"/>
-                    </pic:cNvPicPr>
-                  </pic:nvPicPr>
-                  <pic:blipFill>
-                    <a:blip r:embed="rId109"/>
-                    <a:stretch>
-                      <a:fillRect/>
-                    </a:stretch>
-                  </pic:blipFill>
-                  <pic:spPr bwMode="auto">
-                    <a:xfrm>
-                      <a:off x="0" y="0"/>
-                      <a:ext cx="5334000" cy="1126940"/>
-                    </a:xfrm>
-                    <a:prstGeom prst="rect">
-                      <a:avLst/>
-                    </a:prstGeom>
-                    <a:noFill/>
-                    <a:ln w="9525">
-                      <a:noFill/>
-                      <a:headEnd/>
-                      <a:tailEnd/>
-                    </a:ln>
-                  </pic:spPr>
-                </pic:pic>
-              </a:graphicData>
-            </a:graphic>
-          </wp:inline>
-        </w:drawing>
-      </w:r>
-    </w:p>
-    <w:p>
-      <w:pPr>
-        <w:pStyle w:val="ImageCaption"/>
-      </w:pPr>
-      <w:r>
-        <w:t xml:space="preserve">Sub-LOT Distribution — 2 destinations, 48 pcs split 24/24</w:t>
-      </w:r>
-    </w:p>
-    <w:p>
-      <w:pPr>
-        <w:pStyle w:val="BodyText"/>
-      </w:pPr>
-      <w:r>
-        <w:rPr>
-          <w:i/>
-          <w:iCs/>
-        </w:rPr>
-        <w:t xml:space="preserve">Sub-LOT Distribution panel: Total pieces shown at top right. Each row is a destination sub-LOT — operator enters Pieces and selects a Destination Machining Cell from a dropdown showing queue depth. + Add sub-LOT adds another row. Same Flex Repeater renders 1 row when RequiresSubLotSplit=0 (whole move) or N rows when =1. Submit · TrimOut + Split + Route commits in one transaction.</w:t>
-      </w:r>
-    </w:p>
-    <w:p>
-      <w:pPr>
-        <w:pStyle w:val="CaptionedFigure"/>
-      </w:pPr>
-      <w:r>
-        <w:drawing>
-          <wp:inline>
-            <wp:extent cx="5334000" cy="2629397"/>
-            <wp:effectExtent b="0" l="0" r="0" t="0"/>
-            <wp:docPr descr="Trim Station — Error state, LOT not at this Cell" title="" id="113" name="Picture"/>
-            <a:graphic>
-              <a:graphicData uri="http://schemas.openxmlformats.org/drawingml/2006/picture">
-                <pic:pic>
-                  <pic:nvPicPr>
-                    <pic:cNvPr descr="mockup_screenshots/Screenshot%202026-04-30%20124755.png" id="114" name="Picture"/>
-                    <pic:cNvPicPr>
-                      <a:picLocks noChangeArrowheads="1" noChangeAspect="1"/>
-                    </pic:cNvPicPr>
-                  </pic:nvPicPr>
-                  <pic:blipFill>
-                    <a:blip r:embed="rId112"/>
-                    <a:stretch>
-                      <a:fillRect/>
-                    </a:stretch>
-                  </pic:blipFill>
-                  <pic:spPr bwMode="auto">
-                    <a:xfrm>
-                      <a:off x="0" y="0"/>
-                      <a:ext cx="5334000" cy="2629397"/>
-                    </a:xfrm>
-                    <a:prstGeom prst="rect">
-                      <a:avLst/>
-                    </a:prstGeom>
-                    <a:noFill/>
-                    <a:ln w="9525">
-                      <a:noFill/>
-                      <a:headEnd/>
-                      <a:tailEnd/>
-                    </a:ln>
-                  </pic:spPr>
-                </pic:pic>
-              </a:graphicData>
-            </a:graphic>
-          </wp:inline>
-        </w:drawing>
-      </w:r>
-    </w:p>
-    <w:p>
-      <w:pPr>
-        <w:pStyle w:val="ImageCaption"/>
-      </w:pPr>
-      <w:r>
-        <w:t xml:space="preserve">Trim Station — Error state, LOT not at this Cell</w:t>
-      </w:r>
-    </w:p>
-    <w:p>
-      <w:pPr>
-        <w:pStyle w:val="BodyText"/>
-      </w:pPr>
-      <w:r>
-        <w:rPr>
-          <w:i/>
-          <w:iCs/>
-        </w:rPr>
-        <w:t xml:space="preserve">Error state: scanned LOT is not in storage and is not currently active here. The CAN’T PROCESS THIS LOT HERE panel shows the scanned LotName, its current location (already past Trim), and who checked it in. Back to storage queue or Open LOT Detail.</w:t>
-      </w:r>
-    </w:p>
-    <w:bookmarkEnd w:id="115"/>
-    <w:bookmarkStart w:id="122" w:name="X33b4f3c9a0224f726c67dbc69ec4a6e4d562a08"/>
-    <w:p>
-      <w:pPr>
-        <w:pStyle w:val="Heading3"/>
-      </w:pPr>
-      <w:r>
-        <w:t xml:space="preserve">10:00am — Machining: Picking from FIFO + Identity Rename</w:t>
-      </w:r>
-    </w:p>
-    <w:p>
-      <w:pPr>
-        <w:pStyle w:val="FirstParagraph"/>
-      </w:pPr>
-      <w:r>
-        <w:t xml:space="preserve">The sub-LOTs that were routed at Trim OUT are now sitting in the destination Machining Cells’ FIFO queues, waiting. At CNC machine 12, the machining operator (a different operator, not Carlos) walks up to the Cell’s terminal. The screen surfaces the</w:t>
-      </w:r>
-      <w:r>
-        <w:t xml:space="preserve"> </w:t>
-      </w:r>
-      <w:r>
-        <w:rPr>
-          <w:b/>
-          <w:bCs/>
-        </w:rPr>
-        <w:t xml:space="preserve">Machining IN</w:t>
-      </w:r>
-      <w:r>
-        <w:t xml:space="preserve"> </w:t>
-      </w:r>
-      <w:r>
-        <w:t xml:space="preserve">view — there’s no LTT scan-to-receive at this step. The terminal shows the FIFO queue for this Cell with each sub-LOT’s</w:t>
-      </w:r>
-      <w:r>
-        <w:t xml:space="preserve"> </w:t>
-      </w:r>
-      <w:r>
-        <w:rPr>
-          <w:rStyle w:val="VerbatimChar"/>
-        </w:rPr>
-        <w:t xml:space="preserve">LotName</w:t>
-      </w:r>
-      <w:r>
-        <w:t xml:space="preserve">, parent LOT, piece count, and arrival time. The operator picks the next one in line (or overrides the order if production needs require it, per FRS 2.2.4).</w:t>
-      </w:r>
-    </w:p>
-    <w:p>
-      <w:pPr>
-        <w:pStyle w:val="CaptionedFigure"/>
-      </w:pPr>
-      <w:r>
-        <w:drawing>
-          <wp:inline>
-            <wp:extent cx="5334000" cy="2640538"/>
-            <wp:effectExtent b="0" l="0" r="0" t="0"/>
-            <wp:docPr descr="Machining IN — FIFO queue, 3 sub-LOTs awaiting" title="" id="117" name="Picture"/>
-            <a:graphic>
-              <a:graphicData uri="http://schemas.openxmlformats.org/drawingml/2006/picture">
-                <pic:pic>
-                  <pic:nvPicPr>
-                    <pic:cNvPr descr="mockup_screenshots/Screenshot%202026-04-30%20124828.png" id="118" name="Picture"/>
-                    <pic:cNvPicPr>
-                      <a:picLocks noChangeArrowheads="1" noChangeAspect="1"/>
-                    </pic:cNvPicPr>
-                  </pic:nvPicPr>
-                  <pic:blipFill>
-                    <a:blip r:embed="rId116"/>
-                    <a:stretch>
-                      <a:fillRect/>
-                    </a:stretch>
-                  </pic:blipFill>
-                  <pic:spPr bwMode="auto">
-                    <a:xfrm>
-                      <a:off x="0" y="0"/>
-                      <a:ext cx="5334000" cy="2640538"/>
-                    </a:xfrm>
-                    <a:prstGeom prst="rect">
-                      <a:avLst/>
-                    </a:prstGeom>
-                    <a:noFill/>
-                    <a:ln w="9525">
-                      <a:noFill/>
-                      <a:headEnd/>
-                      <a:tailEnd/>
-                    </a:ln>
-                  </pic:spPr>
-                </pic:pic>
-              </a:graphicData>
-            </a:graphic>
-          </wp:inline>
-        </w:drawing>
-      </w:r>
-    </w:p>
-    <w:p>
-      <w:pPr>
-        <w:pStyle w:val="ImageCaption"/>
-      </w:pPr>
-      <w:r>
-        <w:t xml:space="preserve">Machining IN — FIFO queue, 3 sub-LOTs awaiting</w:t>
-      </w:r>
-    </w:p>
-    <w:p>
-      <w:pPr>
-        <w:pStyle w:val="BodyText"/>
-      </w:pPr>
-      <w:r>
-        <w:rPr>
-          <w:i/>
-          <w:iCs/>
-        </w:rPr>
-        <w:t xml:space="preserve">Machining IN screen: no scan-to-receive. FIFO Queue panel lists sub-LOTs in arrival order with Position, LotName, parent LOT, Item, piece count, and arrival time. GOOD badge allows pick; HOLD badge blocks it. Pick (skip queue) is available on non-oldest positions. Active Machined LOT section below fills after a pick confirms.</w:t>
-      </w:r>
-    </w:p>
-    <w:p>
-      <w:pPr>
-        <w:pStyle w:val="BodyText"/>
-      </w:pPr>
-      <w:r>
-        <w:t xml:space="preserve">On pick, the MES applies the</w:t>
-      </w:r>
-      <w:r>
-        <w:t xml:space="preserve"> </w:t>
-      </w:r>
-      <w:r>
-        <w:rPr>
-          <w:b/>
-          <w:bCs/>
-        </w:rPr>
-        <w:t xml:space="preserve">BOM-driven part-identity rename</w:t>
-      </w:r>
-      <w:r>
-        <w:t xml:space="preserve">. The picked sub-LOT carries Item</w:t>
-      </w:r>
-      <w:r>
-        <w:t xml:space="preserve"> </w:t>
-      </w:r>
-      <w:r>
-        <w:rPr>
-          <w:rStyle w:val="VerbatimChar"/>
-        </w:rPr>
-        <w:t xml:space="preserve">5G0-TRIM-4102</w:t>
-      </w:r>
-      <w:r>
-        <w:t xml:space="preserve">; the active</w:t>
-      </w:r>
-      <w:r>
-        <w:t xml:space="preserve"> </w:t>
-      </w:r>
-      <w:r>
-        <w:rPr>
-          <w:rStyle w:val="VerbatimChar"/>
-        </w:rPr>
-        <w:t xml:space="preserve">Parts.Bom</w:t>
-      </w:r>
-      <w:r>
-        <w:t xml:space="preserve"> </w:t>
-      </w:r>
-      <w:r>
-        <w:t xml:space="preserve">for</w:t>
-      </w:r>
-      <w:r>
-        <w:t xml:space="preserve"> </w:t>
-      </w:r>
-      <w:r>
-        <w:rPr>
-          <w:rStyle w:val="VerbatimChar"/>
-        </w:rPr>
-        <w:t xml:space="preserve">5G0-MACHINED-4102</w:t>
-      </w:r>
-      <w:r>
-        <w:t xml:space="preserve"> </w:t>
-      </w:r>
-      <w:r>
-        <w:t xml:space="preserve">has a single</w:t>
-      </w:r>
-      <w:r>
-        <w:t xml:space="preserve"> </w:t>
-      </w:r>
-      <w:r>
-        <w:rPr>
-          <w:rStyle w:val="VerbatimChar"/>
-        </w:rPr>
-        <w:t xml:space="preserve">BomLine</w:t>
-      </w:r>
-      <w:r>
-        <w:t xml:space="preserve"> </w:t>
-      </w:r>
-      <w:r>
-        <w:t xml:space="preserve">with</w:t>
-      </w:r>
-      <w:r>
-        <w:t xml:space="preserve"> </w:t>
-      </w:r>
-      <w:r>
-        <w:rPr>
-          <w:rStyle w:val="VerbatimChar"/>
-        </w:rPr>
-        <w:t xml:space="preserve">ChildItemId = 5G0-TRIM-4102</w:t>
-      </w:r>
-      <w:r>
-        <w:t xml:space="preserve"> </w:t>
-      </w:r>
-      <w:r>
-        <w:t xml:space="preserve">at QtyPer=1. The MES prompts:</w:t>
-      </w:r>
-      <w:r>
-        <w:t xml:space="preserve"> </w:t>
-      </w:r>
-      <w:r>
-        <w:rPr>
-          <w:i/>
-          <w:iCs/>
-        </w:rPr>
-        <w:t xml:space="preserve">“This LOT is 5G0-TRIM-4102. Receive as 5G0-MACHINED-4102?”</w:t>
-      </w:r>
-      <w:r>
-        <w:t xml:space="preserve"> </w:t>
-      </w:r>
-      <w:r>
-        <w:t xml:space="preserve">The operator confirms. A new destination LOT is created under the machined Item with a fresh</w:t>
-      </w:r>
-      <w:r>
-        <w:t xml:space="preserve"> </w:t>
-      </w:r>
-      <w:r>
-        <w:rPr>
-          <w:rStyle w:val="VerbatimChar"/>
-        </w:rPr>
-        <w:t xml:space="preserve">LotName</w:t>
-      </w:r>
-      <w:r>
-        <w:t xml:space="preserve"> </w:t>
-      </w:r>
-      <w:r>
-        <w:t xml:space="preserve">minted from</w:t>
-      </w:r>
-      <w:r>
-        <w:t xml:space="preserve"> </w:t>
-      </w:r>
-      <w:r>
-        <w:rPr>
-          <w:rStyle w:val="VerbatimChar"/>
-        </w:rPr>
-        <w:t xml:space="preserve">Lots.IdentifierSequence_Next @Code='Lot'</w:t>
-      </w:r>
-      <w:r>
-        <w:t xml:space="preserve">;</w:t>
-      </w:r>
-      <w:r>
-        <w:t xml:space="preserve"> </w:t>
-      </w:r>
-      <w:r>
-        <w:rPr>
-          <w:rStyle w:val="VerbatimChar"/>
-        </w:rPr>
-        <w:t xml:space="preserve">Workorder.ConsumptionEvent</w:t>
-      </w:r>
-      <w:r>
-        <w:t xml:space="preserve"> </w:t>
-      </w:r>
-      <w:r>
-        <w:t xml:space="preserve">records the source trim LOT consumed and the machined LOT produced piece-for-piece;</w:t>
-      </w:r>
-      <w:r>
-        <w:t xml:space="preserve"> </w:t>
-      </w:r>
-      <w:r>
-        <w:rPr>
-          <w:rStyle w:val="VerbatimChar"/>
-        </w:rPr>
-        <w:t xml:space="preserve">Lots.LotGenealogy</w:t>
-      </w:r>
-      <w:r>
-        <w:t xml:space="preserve"> </w:t>
-      </w:r>
-      <w:r>
-        <w:t xml:space="preserve">records the parent/child link with</w:t>
-      </w:r>
-      <w:r>
-        <w:t xml:space="preserve"> </w:t>
-      </w:r>
-      <w:r>
-        <w:rPr>
-          <w:rStyle w:val="VerbatimChar"/>
-        </w:rPr>
-        <w:t xml:space="preserve">RelationshipType = Consumption</w:t>
-      </w:r>
-      <w:r>
-        <w:t xml:space="preserve">. The operator scans a fresh LTT for the new machined LOT.</w:t>
-      </w:r>
-    </w:p>
-    <w:p>
-      <w:pPr>
-        <w:pStyle w:val="CaptionedFigure"/>
-      </w:pPr>
-      <w:r>
-        <w:drawing>
-          <wp:inline>
-            <wp:extent cx="4716378" cy="3724976"/>
-            <wp:effectExtent b="0" l="0" r="0" t="0"/>
-            <wp:docPr descr="BOM-Driven Rename modal — Machining IN" title="" id="120" name="Picture"/>
-            <a:graphic>
-              <a:graphicData uri="http://schemas.openxmlformats.org/drawingml/2006/picture">
-                <pic:pic>
-                  <pic:nvPicPr>
-                    <pic:cNvPr descr="mockup_screenshots/Screenshot%202026-04-30%20124844.png" id="121" name="Picture"/>
-                    <pic:cNvPicPr>
-                      <a:picLocks noChangeArrowheads="1" noChangeAspect="1"/>
-                    </pic:cNvPicPr>
-                  </pic:nvPicPr>
-                  <pic:blipFill>
-                    <a:blip r:embed="rId119"/>
-                    <a:stretch>
-                      <a:fillRect/>
-                    </a:stretch>
-                  </pic:blipFill>
-                  <pic:spPr bwMode="auto">
-                    <a:xfrm>
-                      <a:off x="0" y="0"/>
-                      <a:ext cx="4716378" cy="3724976"/>
-                    </a:xfrm>
-                    <a:prstGeom prst="rect">
-                      <a:avLst/>
-                    </a:prstGeom>
-                    <a:noFill/>
-                    <a:ln w="9525">
-                      <a:noFill/>
-                      <a:headEnd/>
-                      <a:tailEnd/>
-                    </a:ln>
-                  </pic:spPr>
-                </pic:pic>
-              </a:graphicData>
-            </a:graphic>
-          </wp:inline>
-        </w:drawing>
-      </w:r>
-    </w:p>
-    <w:p>
-      <w:pPr>
-        <w:pStyle w:val="ImageCaption"/>
-      </w:pPr>
-      <w:r>
-        <w:t xml:space="preserve">BOM-Driven Rename modal — Machining IN</w:t>
-      </w:r>
-    </w:p>
-    <w:p>
-      <w:pPr>
-        <w:pStyle w:val="BodyText"/>
-      </w:pPr>
-      <w:r>
-        <w:rPr>
-          <w:i/>
-          <w:iCs/>
-        </w:rPr>
-        <w:t xml:space="preserve">Receive sub-LOT — Rename to Machined Item modal: confirms the source sub-LOT (LotName · Item · piece count) and the target Item (BOM-resolved) with the new LotName that will be minted. Confirm Receive fires ConsumptionEvent + LotGenealogy + new LOT creation in one transaction.</w:t>
-      </w:r>
-    </w:p>
-    <w:p>
-      <w:pPr>
-        <w:pStyle w:val="BodyText"/>
-      </w:pPr>
-      <w:r>
-        <w:t xml:space="preserve">The CNC runs. Some parts come out of tolerance — those are recorded as</w:t>
-      </w:r>
-      <w:r>
-        <w:t xml:space="preserve"> </w:t>
-      </w:r>
-      <w:r>
-        <w:rPr>
-          <w:rStyle w:val="VerbatimChar"/>
-        </w:rPr>
-        <w:t xml:space="preserve">RejectEvent</w:t>
-      </w:r>
-      <w:r>
-        <w:t xml:space="preserve"> </w:t>
-      </w:r>
-      <w:r>
-        <w:t xml:space="preserve">rows against the machined LOT (defect code MS-OOT-01, the operator-entered quantity, the operator’s initials). Good parts continue to accumulate.</w:t>
-      </w:r>
-    </w:p>
-    <w:p>
-      <w:pPr>
-        <w:pStyle w:val="BodyText"/>
-      </w:pPr>
-      <w:r>
-        <w:rPr>
-          <w:b/>
-          <w:bCs/>
-        </w:rPr>
-        <w:t xml:space="preserve">Machining OUT — event-driven (FDS-06-008).</w:t>
-      </w:r>
-      <w:r>
-        <w:t xml:space="preserve"> </w:t>
-      </w:r>
-      <w:r>
-        <w:t xml:space="preserve">When the machine signals completion of the operation on the LOT (PLC</w:t>
-      </w:r>
-      <w:r>
-        <w:t xml:space="preserve"> </w:t>
-      </w:r>
-      <w:r>
-        <w:rPr>
-          <w:rStyle w:val="VerbatimChar"/>
-        </w:rPr>
-        <w:t xml:space="preserve">OperationComplete</w:t>
-      </w:r>
-      <w:r>
-        <w:t xml:space="preserve"> </w:t>
-      </w:r>
-      <w:r>
-        <w:t xml:space="preserve">tag asserts), the MES does this</w:t>
-      </w:r>
-      <w:r>
-        <w:t xml:space="preserve"> </w:t>
-      </w:r>
-      <w:r>
-        <w:rPr>
-          <w:b/>
-          <w:bCs/>
-        </w:rPr>
-        <w:t xml:space="preserve">without operator action</w:t>
-      </w:r>
-      <w:r>
-        <w:t xml:space="preserve">: writes a checkpoint</w:t>
-      </w:r>
-      <w:r>
-        <w:t xml:space="preserve"> </w:t>
-      </w:r>
-      <w:r>
-        <w:rPr>
-          <w:rStyle w:val="VerbatimChar"/>
-        </w:rPr>
-        <w:t xml:space="preserve">ProductionEvent</w:t>
-      </w:r>
-      <w:r>
-        <w:t xml:space="preserve"> </w:t>
-      </w:r>
-      <w:r>
-        <w:t xml:space="preserve">capturing cumulative</w:t>
-      </w:r>
-      <w:r>
-        <w:t xml:space="preserve"> </w:t>
-      </w:r>
-      <w:r>
-        <w:rPr>
-          <w:rStyle w:val="VerbatimChar"/>
-        </w:rPr>
-        <w:t xml:space="preserve">ShotCount</w:t>
-      </w:r>
-      <w:r>
-        <w:t xml:space="preserve"> </w:t>
-      </w:r>
-      <w:r>
-        <w:t xml:space="preserve">and</w:t>
-      </w:r>
-      <w:r>
-        <w:t xml:space="preserve"> </w:t>
-      </w:r>
-      <w:r>
-        <w:rPr>
-          <w:rStyle w:val="VerbatimChar"/>
-        </w:rPr>
-        <w:t xml:space="preserve">ScrapCount</w:t>
-      </w:r>
-      <w:r>
-        <w:t xml:space="preserve"> </w:t>
-      </w:r>
-      <w:r>
-        <w:t xml:space="preserve">as-of-completion; reads the</w:t>
-      </w:r>
-      <w:r>
-        <w:t xml:space="preserve"> </w:t>
-      </w:r>
-      <w:r>
-        <w:rPr>
-          <w:rStyle w:val="VerbatimChar"/>
-        </w:rPr>
-        <w:t xml:space="preserve">CoupledDownstreamCellLocationId</w:t>
-      </w:r>
-      <w:r>
-        <w:t xml:space="preserve"> </w:t>
-      </w:r>
-      <w:r>
-        <w:t xml:space="preserve">LocationAttribute on this Machining Cell (configured at deployment to point at the paired Assembly Cell within the same WorkCenter); writes a</w:t>
-      </w:r>
-      <w:r>
-        <w:t xml:space="preserve"> </w:t>
-      </w:r>
-      <w:r>
-        <w:rPr>
-          <w:rStyle w:val="VerbatimChar"/>
-        </w:rPr>
-        <w:t xml:space="preserve">LotMovement</w:t>
-      </w:r>
-      <w:r>
-        <w:t xml:space="preserve"> </w:t>
-      </w:r>
-      <w:r>
-        <w:t xml:space="preserve">from this Machining Cell to the coupled downstream Cell; updates the LOT’s</w:t>
-      </w:r>
-      <w:r>
-        <w:t xml:space="preserve"> </w:t>
-      </w:r>
-      <w:r>
-        <w:rPr>
-          <w:rStyle w:val="VerbatimChar"/>
-        </w:rPr>
-        <w:t xml:space="preserve">CurrentLocationId</w:t>
-      </w:r>
-      <w:r>
-        <w:t xml:space="preserve">. The operator never scans Machining OUT — the basket physically rolls to Assembly while the MES records the move. (When</w:t>
-      </w:r>
-      <w:r>
-        <w:t xml:space="preserve"> </w:t>
-      </w:r>
-      <w:r>
-        <w:rPr>
-          <w:rStyle w:val="VerbatimChar"/>
-        </w:rPr>
-        <w:t xml:space="preserve">CoupledDownstreamCellLocationId</w:t>
-      </w:r>
-      <w:r>
-        <w:t xml:space="preserve"> </w:t>
-      </w:r>
-      <w:r>
-        <w:t xml:space="preserve">is NULL — uncoupled / legacy path — completion writes only the</w:t>
-      </w:r>
-      <w:r>
-        <w:t xml:space="preserve"> </w:t>
-      </w:r>
-      <w:r>
-        <w:rPr>
-          <w:rStyle w:val="VerbatimChar"/>
-        </w:rPr>
-        <w:t xml:space="preserve">ProductionEvent</w:t>
-      </w:r>
-      <w:r>
-        <w:t xml:space="preserve">, and the LOT stays at the Machining Cell awaiting an operator-driven movement.)</w:t>
-      </w:r>
-    </w:p>
-    <w:bookmarkEnd w:id="122"/>
-    <w:bookmarkStart w:id="135" w:name="Xe45f8832e7997e311c5f47e21b87e7afa8aeaa5"/>
-    <w:p>
-      <w:pPr>
-        <w:pStyle w:val="Heading3"/>
-      </w:pPr>
-      <w:r>
-        <w:t xml:space="preserve">11:30am — Assembly: Parts Are Consumed Into Finished Goods</w:t>
-      </w:r>
-    </w:p>
-    <w:p>
-      <w:pPr>
-        <w:pStyle w:val="FirstParagraph"/>
-      </w:pPr>
-      <w:r>
-        <w:t xml:space="preserve">Sub-LOT A (23 x 5G0 castings, machined) arrives at the 5G0 Assembly Front line. This is a serialized line — every finished assembly gets a laser-etched serial number. The line also needs PNA mounting pins — there’s a LOT of those staged at the lineside location.</w:t>
-      </w:r>
-    </w:p>
-    <w:p>
-      <w:pPr>
-        <w:pStyle w:val="CaptionedFigure"/>
-      </w:pPr>
-      <w:r>
-        <w:drawing>
-          <wp:inline>
-            <wp:extent cx="5334000" cy="2640566"/>
-            <wp:effectExtent b="0" l="0" r="0" t="0"/>
-            <wp:docPr descr="Lineside Inventory — ASSY-FRONT Cell #3, 2 items needing attention" title="" id="124" name="Picture"/>
-            <a:graphic>
-              <a:graphicData uri="http://schemas.openxmlformats.org/drawingml/2006/picture">
-                <pic:pic>
-                  <pic:nvPicPr>
-                    <pic:cNvPr descr="mockup_screenshots/Screenshot%202026-05-01%20142114.png" id="125" name="Picture"/>
-                    <pic:cNvPicPr>
-                      <a:picLocks noChangeArrowheads="1" noChangeAspect="1"/>
-                    </pic:cNvPicPr>
-                  </pic:nvPicPr>
-                  <pic:blipFill>
-                    <a:blip r:embed="rId123"/>
-                    <a:stretch>
-                      <a:fillRect/>
-                    </a:stretch>
-                  </pic:blipFill>
-                  <pic:spPr bwMode="auto">
-                    <a:xfrm>
-                      <a:off x="0" y="0"/>
-                      <a:ext cx="5334000" cy="2640566"/>
-                    </a:xfrm>
-                    <a:prstGeom prst="rect">
-                      <a:avLst/>
-                    </a:prstGeom>
-                    <a:noFill/>
-                    <a:ln w="9525">
-                      <a:noFill/>
-                      <a:headEnd/>
-                      <a:tailEnd/>
-                    </a:ln>
-                  </pic:spPr>
-                </pic:pic>
-              </a:graphicData>
-            </a:graphic>
-          </wp:inline>
-        </w:drawing>
-      </w:r>
-    </w:p>
-    <w:p>
-      <w:pPr>
-        <w:pStyle w:val="ImageCaption"/>
-      </w:pPr>
-      <w:r>
-        <w:t xml:space="preserve">Lineside Inventory — ASSY-FRONT Cell #3, 2 items needing attention</w:t>
-      </w:r>
-    </w:p>
-    <w:p>
-      <w:pPr>
-        <w:pStyle w:val="BodyText"/>
-      </w:pPr>
-      <w:r>
-        <w:rPr>
-          <w:i/>
-          <w:iCs/>
-        </w:rPr>
-        <w:t xml:space="preserve">Lineside Inventory supervisory view for ASSY-FRONT Cell #3: four header cards (Lineside Capacity 486/800 pcs from the LinesideLimit LocationAttribute, Components Configured = 4 active BOM items, Oldest Staged LOT = 4 h 22 m, Low / Empty Items = 2). Per-item rows sorted attention-first — BRG-INSERT-M8 EMPTY (0 pcs staged, Min 80 / Default 160 / Max 240, blocks assembly with a red error banner) and SLV-GASKET-5G0 LOW (8 pcs, below MinQuantity 50, amber warning). Each item shows a Scan In LOT button for replenishment. Items at OK level appear below the attention items.</w:t>
-      </w:r>
-    </w:p>
-    <w:p>
-      <w:pPr>
-        <w:pStyle w:val="BodyText"/>
-      </w:pPr>
-      <w:r>
-        <w:t xml:space="preserve">This is where the PLC integration kicks in. The Machine Integration Panel (MIP) is the handshake layer between the assembly automation and the MES. The assembly machine loads a casting from sub-LOT A, presses in two PNA pins, and the laser etches serial number</w:t>
-      </w:r>
-      <w:r>
-        <w:t xml:space="preserve"> </w:t>
-      </w:r>
-      <w:r>
-        <w:rPr>
-          <w:rStyle w:val="VerbatimChar"/>
-        </w:rPr>
-        <w:t xml:space="preserve">5G0F-240406-00147</w:t>
-      </w:r>
-      <w:r>
-        <w:t xml:space="preserve">. The PLC writes</w:t>
-      </w:r>
-      <w:r>
-        <w:t xml:space="preserve"> </w:t>
-      </w:r>
-      <w:r>
-        <w:rPr>
-          <w:rStyle w:val="VerbatimChar"/>
-        </w:rPr>
-        <w:t xml:space="preserve">DataReady=1</w:t>
-      </w:r>
-      <w:r>
-        <w:t xml:space="preserve">. The MES reads the serial number from</w:t>
-      </w:r>
-      <w:r>
-        <w:t xml:space="preserve"> </w:t>
-      </w:r>
-      <w:r>
-        <w:rPr>
-          <w:rStyle w:val="VerbatimChar"/>
-        </w:rPr>
-        <w:t xml:space="preserve">PartSN</w:t>
-      </w:r>
-      <w:r>
-        <w:t xml:space="preserve">, validates it (not a duplicate, correct format), writes</w:t>
-      </w:r>
-      <w:r>
-        <w:t xml:space="preserve"> </w:t>
-      </w:r>
-      <w:r>
-        <w:rPr>
-          <w:rStyle w:val="VerbatimChar"/>
-        </w:rPr>
-        <w:t xml:space="preserve">PartValid=1</w:t>
-      </w:r>
-      <w:r>
-        <w:t xml:space="preserve"> </w:t>
-      </w:r>
-      <w:r>
-        <w:t xml:space="preserve">back to the PLC, and the machine releases the part.</w:t>
-      </w:r>
-    </w:p>
-    <w:p>
-      <w:pPr>
-        <w:pStyle w:val="BodyText"/>
-      </w:pPr>
-      <w:r>
-        <w:t xml:space="preserve">One important mode: the PLC also exposes a</w:t>
-      </w:r>
-      <w:r>
-        <w:t xml:space="preserve"> </w:t>
-      </w:r>
-      <w:r>
-        <w:rPr>
-          <w:rStyle w:val="VerbatimChar"/>
-        </w:rPr>
-        <w:t xml:space="preserve">HardwareInterlockEnable</w:t>
-      </w:r>
-      <w:r>
-        <w:t xml:space="preserve"> </w:t>
-      </w:r>
-      <w:r>
-        <w:t xml:space="preserve">flag (per touchpoint agreement 1.1). When the automation sets this to false, the MES validation is bypassed — the MIP writes</w:t>
-      </w:r>
-      <w:r>
-        <w:t xml:space="preserve"> </w:t>
-      </w:r>
-      <w:r>
-        <w:rPr>
-          <w:rStyle w:val="VerbatimChar"/>
-        </w:rPr>
-        <w:t xml:space="preserve">PartSN="NoRead"</w:t>
-      </w:r>
-      <w:r>
-        <w:t xml:space="preserve"> </w:t>
-      </w:r>
-      <w:r>
-        <w:t xml:space="preserve">and the machine proceeds without MES confirmation. This is an alternative operating mode, not an error state, and the MES must handle</w:t>
-      </w:r>
-      <w:r>
-        <w:t xml:space="preserve"> </w:t>
-      </w:r>
-      <w:r>
-        <w:rPr>
-          <w:rStyle w:val="VerbatimChar"/>
-        </w:rPr>
-        <w:t xml:space="preserve">NoRead</w:t>
-      </w:r>
-      <w:r>
-        <w:t xml:space="preserve"> </w:t>
-      </w:r>
-      <w:r>
-        <w:t xml:space="preserve">serial numbers gracefully.</w:t>
-      </w:r>
-    </w:p>
-    <w:p>
-      <w:pPr>
-        <w:pStyle w:val="BodyText"/>
-      </w:pPr>
-      <w:r>
-        <w:t xml:space="preserve">Behind the scenes, the MES has just written a</w:t>
-      </w:r>
-      <w:r>
-        <w:t xml:space="preserve"> </w:t>
-      </w:r>
-      <w:r>
-        <w:rPr>
-          <w:rStyle w:val="VerbatimChar"/>
-        </w:rPr>
-        <w:t xml:space="preserve">ConsumptionEvent</w:t>
-      </w:r>
-      <w:r>
-        <w:t xml:space="preserve"> </w:t>
-      </w:r>
-      <w:r>
-        <w:t xml:space="preserve">— 1 piece consumed from sub-LOT A (5G0 casting) and 2 pieces consumed from the PNA pin LOT, producing serial number</w:t>
-      </w:r>
-      <w:r>
-        <w:t xml:space="preserve"> </w:t>
-      </w:r>
-      <w:r>
-        <w:rPr>
-          <w:rStyle w:val="VerbatimChar"/>
-        </w:rPr>
-        <w:t xml:space="preserve">5G0F-240406-00147</w:t>
-      </w:r>
-      <w:r>
-        <w:t xml:space="preserve">. A</w:t>
-      </w:r>
-      <w:r>
-        <w:t xml:space="preserve"> </w:t>
-      </w:r>
-      <w:r>
-        <w:rPr>
-          <w:rStyle w:val="VerbatimChar"/>
-        </w:rPr>
-        <w:t xml:space="preserve">SerializedPart</w:t>
-      </w:r>
-      <w:r>
-        <w:t xml:space="preserve"> </w:t>
-      </w:r>
-      <w:r>
-        <w:t xml:space="preserve">record is created, permanently linking that serial to sub-LOT A and the PNA LOT. Genealogy: this serial traces back through sub-LOT A → parent LOT</w:t>
-      </w:r>
-      <w:r>
-        <w:t xml:space="preserve"> </w:t>
-      </w:r>
-      <w:r>
-        <w:rPr>
-          <w:rStyle w:val="VerbatimChar"/>
-        </w:rPr>
-        <w:t xml:space="preserve">MESL1710935</w:t>
-      </w:r>
-      <w:r>
-        <w:t xml:space="preserve"> </w:t>
-      </w:r>
-      <w:r>
-        <w:t xml:space="preserve">→ Die Cast Machine #7, Die DC-042, Cavity A, Carlos, 6:20am Tuesday. Honda can ask about any serial number and get the full tree.</w:t>
-      </w:r>
-    </w:p>
-    <w:p>
-      <w:pPr>
-        <w:pStyle w:val="BodyText"/>
-      </w:pPr>
-      <w:r>
-        <w:t xml:space="preserve">The finished part drops into a container tray. The MES tracks which tray position it went into via</w:t>
-      </w:r>
-      <w:r>
-        <w:t xml:space="preserve"> </w:t>
-      </w:r>
-      <w:r>
-        <w:rPr>
-          <w:rStyle w:val="VerbatimChar"/>
-        </w:rPr>
-        <w:t xml:space="preserve">ContainerSerial</w:t>
-      </w:r>
-      <w:r>
-        <w:t xml:space="preserve">.</w:t>
-      </w:r>
-      <w:r>
-        <w:t xml:space="preserve"> </w:t>
-      </w:r>
-      <w:r>
-        <w:rPr>
-          <w:b/>
-          <w:bCs/>
-        </w:rPr>
-        <w:t xml:space="preserve">Closure is tray-level</w:t>
-      </w:r>
-      <w:r>
-        <w:t xml:space="preserve"> </w:t>
-      </w:r>
-      <w:r>
-        <w:t xml:space="preserve">(FDS-06-014): each tray validates as it closes per the</w:t>
-      </w:r>
-      <w:r>
-        <w:t xml:space="preserve"> </w:t>
-      </w:r>
-      <w:r>
-        <w:rPr>
-          <w:rStyle w:val="VerbatimChar"/>
-        </w:rPr>
-        <w:t xml:space="preserve">Parts.ContainerConfig.ClosureMethod</w:t>
-      </w:r>
-      <w:r>
-        <w:t xml:space="preserve"> </w:t>
-      </w:r>
-      <w:r>
-        <w:t xml:space="preserve">configured for the Item — for the 5G0 serialized line that’s per-piece serial validation accumulating up to</w:t>
-      </w:r>
-      <w:r>
-        <w:t xml:space="preserve"> </w:t>
-      </w:r>
-      <w:r>
-        <w:rPr>
-          <w:rStyle w:val="VerbatimChar"/>
-        </w:rPr>
-        <w:t xml:space="preserve">PartsPerTray</w:t>
-      </w:r>
-      <w:r>
-        <w:t xml:space="preserve">, and the PLC asserts</w:t>
-      </w:r>
-      <w:r>
-        <w:t xml:space="preserve"> </w:t>
-      </w:r>
-      <w:r>
-        <w:rPr>
-          <w:rStyle w:val="VerbatimChar"/>
-        </w:rPr>
-        <w:t xml:space="preserve">TrayFullFlag</w:t>
-      </w:r>
-      <w:r>
-        <w:t xml:space="preserve"> </w:t>
-      </w:r>
-      <w:r>
-        <w:t xml:space="preserve">once that’s reached. Container fill is the</w:t>
-      </w:r>
-      <w:r>
-        <w:t xml:space="preserve"> </w:t>
-      </w:r>
-      <w:r>
-        <w:rPr>
-          <w:b/>
-          <w:bCs/>
-        </w:rPr>
-        <w:t xml:space="preserve">MES-side accumulation</w:t>
-      </w:r>
-      <w:r>
-        <w:t xml:space="preserve"> </w:t>
-      </w:r>
-      <w:r>
-        <w:t xml:space="preserve">of validated tray closes. When the running count reaches the configured container capacity (</w:t>
-      </w:r>
-      <w:r>
-        <w:rPr>
-          <w:rStyle w:val="VerbatimChar"/>
-        </w:rPr>
-        <w:t xml:space="preserve">TraysPerContainer × PartsPerTray</w:t>
-      </w:r>
-      <w:r>
-        <w:t xml:space="preserve"> </w:t>
-      </w:r>
-      <w:r>
-        <w:t xml:space="preserve">per</w:t>
-      </w:r>
-      <w:r>
-        <w:t xml:space="preserve"> </w:t>
-      </w:r>
-      <w:r>
-        <w:rPr>
-          <w:rStyle w:val="VerbatimChar"/>
-        </w:rPr>
-        <w:t xml:space="preserve">ContainerConfig</w:t>
-      </w:r>
-      <w:r>
-        <w:t xml:space="preserve">), the MES closes the container and calls AIM — Honda’s EDI system — to get a shipping ID.</w:t>
-      </w:r>
-      <w:r>
-        <w:t xml:space="preserve"> </w:t>
-      </w:r>
-      <w:r>
-        <w:rPr>
-          <w:rStyle w:val="VerbatimChar"/>
-        </w:rPr>
-        <w:t xml:space="preserve">GetNextNumber</w:t>
-      </w:r>
-      <w:r>
-        <w:t xml:space="preserve"> </w:t>
-      </w:r>
-      <w:r>
-        <w:t xml:space="preserve">returns shipper ID</w:t>
-      </w:r>
-      <w:r>
-        <w:t xml:space="preserve"> </w:t>
-      </w:r>
-      <w:r>
-        <w:rPr>
-          <w:rStyle w:val="VerbatimChar"/>
-        </w:rPr>
-        <w:t xml:space="preserve">SH-240406-0089</w:t>
-      </w:r>
-      <w:r>
-        <w:t xml:space="preserve">. The Zebra prints a ZPL shipping label. The</w:t>
-      </w:r>
-      <w:r>
-        <w:t xml:space="preserve"> </w:t>
-      </w:r>
-      <w:r>
-        <w:rPr>
-          <w:rStyle w:val="VerbatimChar"/>
-        </w:rPr>
-        <w:t xml:space="preserve">ShippingLabel</w:t>
-      </w:r>
-      <w:r>
-        <w:t xml:space="preserve"> </w:t>
-      </w:r>
-      <w:r>
-        <w:t xml:space="preserve">table records the print. The container status goes from Open to Complete.</w:t>
-      </w:r>
-    </w:p>
-    <w:p>
-      <w:pPr>
-        <w:pStyle w:val="CaptionedFigure"/>
-      </w:pPr>
-      <w:r>
-        <w:drawing>
-          <wp:inline>
-            <wp:extent cx="5334000" cy="2641944"/>
-            <wp:effectExtent b="0" l="0" r="0" t="0"/>
-            <wp:docPr descr="Assembly 5G0F Serialized Line — ByVision tray fill, container 3 of 4 in progress" title="" id="127" name="Picture"/>
-            <a:graphic>
-              <a:graphicData uri="http://schemas.openxmlformats.org/drawingml/2006/picture">
-                <pic:pic>
-                  <pic:nvPicPr>
-                    <pic:cNvPr descr="mockup_screenshots/Screenshot%202026-04-30%20124910.png" id="128" name="Picture"/>
-                    <pic:cNvPicPr>
-                      <a:picLocks noChangeArrowheads="1" noChangeAspect="1"/>
-                    </pic:cNvPicPr>
-                  </pic:nvPicPr>
-                  <pic:blipFill>
-                    <a:blip r:embed="rId126"/>
-                    <a:stretch>
-                      <a:fillRect/>
-                    </a:stretch>
-                  </pic:blipFill>
-                  <pic:spPr bwMode="auto">
-                    <a:xfrm>
-                      <a:off x="0" y="0"/>
-                      <a:ext cx="5334000" cy="2641944"/>
-                    </a:xfrm>
-                    <a:prstGeom prst="rect">
-                      <a:avLst/>
-                    </a:prstGeom>
-                    <a:noFill/>
-                    <a:ln w="9525">
-                      <a:noFill/>
-                      <a:headEnd/>
-                      <a:tailEnd/>
-                    </a:ln>
-                  </pic:spPr>
-                </pic:pic>
-              </a:graphicData>
-            </a:graphic>
-          </wp:inline>
-        </w:drawing>
-      </w:r>
-    </w:p>
-    <w:p>
-      <w:pPr>
-        <w:pStyle w:val="ImageCaption"/>
-      </w:pPr>
-      <w:r>
-        <w:t xml:space="preserve">Assembly 5G0F Serialized Line — ByVision tray fill, container 3 of 4 in progress</w:t>
-      </w:r>
-    </w:p>
-    <w:p>
-      <w:pPr>
-        <w:pStyle w:val="BodyText"/>
-      </w:pPr>
-      <w:r>
-        <w:rPr>
-          <w:i/>
-          <w:iCs/>
-        </w:rPr>
-        <w:t xml:space="preserve">Assembly 5G0F Serialized Line: header cards show Active Source LOT, Lineside PNA Pins LOT, Container · Tray (3 of 4 · 8 of 12), and AIM Pool Depth. Tray Fill panel visualizes each tray position as a serial badge — green for validated, dashed for empty, orange for hardware-interlock-bypassed. Workorder Completion Gate panel appears when the container reaches full capacity — Confirm Completion claims an AIM ID, inserts a ShippingLabel row, and dispatches Zebra print.</w:t>
-      </w:r>
-    </w:p>
-    <w:p>
-      <w:pPr>
-        <w:pStyle w:val="CaptionedFigure"/>
-      </w:pPr>
-      <w:r>
-        <w:drawing>
-          <wp:inline>
-            <wp:extent cx="5334000" cy="5134517"/>
-            <wp:effectExtent b="0" l="0" r="0" t="0"/>
-            <wp:docPr descr="Material Substitute · Supervisor Override Required modal" title="" id="130" name="Picture"/>
-            <a:graphic>
-              <a:graphicData uri="http://schemas.openxmlformats.org/drawingml/2006/picture">
-                <pic:pic>
-                  <pic:nvPicPr>
-                    <pic:cNvPr descr="mockup_screenshots/Screenshot%202026-04-30%20124930.png" id="131" name="Picture"/>
-                    <pic:cNvPicPr>
-                      <a:picLocks noChangeArrowheads="1" noChangeAspect="1"/>
-                    </pic:cNvPicPr>
-                  </pic:nvPicPr>
-                  <pic:blipFill>
-                    <a:blip r:embed="rId129"/>
-                    <a:stretch>
-                      <a:fillRect/>
-                    </a:stretch>
-                  </pic:blipFill>
-                  <pic:spPr bwMode="auto">
-                    <a:xfrm>
-                      <a:off x="0" y="0"/>
-                      <a:ext cx="5334000" cy="5134517"/>
-                    </a:xfrm>
-                    <a:prstGeom prst="rect">
-                      <a:avLst/>
-                    </a:prstGeom>
-                    <a:noFill/>
-                    <a:ln w="9525">
-                      <a:noFill/>
-                      <a:headEnd/>
-                      <a:tailEnd/>
-                    </a:ln>
-                  </pic:spPr>
-                </pic:pic>
-              </a:graphicData>
-            </a:graphic>
-          </wp:inline>
-        </w:drawing>
-      </w:r>
-    </w:p>
-    <w:p>
-      <w:pPr>
-        <w:pStyle w:val="ImageCaption"/>
-      </w:pPr>
-      <w:r>
-        <w:t xml:space="preserve">Material Substitute · Supervisor Override Required modal</w:t>
-      </w:r>
-    </w:p>
-    <w:p>
-      <w:pPr>
-        <w:pStyle w:val="BodyText"/>
-      </w:pPr>
-      <w:r>
-        <w:rPr>
-          <w:i/>
-          <w:iCs/>
-        </w:rPr>
-        <w:t xml:space="preserve">Material Substitute override modal (UJ-09): fires when the operator scans a lineside LOT whose Item is not on the active BOM. Shows the scanned LOT vs. what the BOM expects. Requires Supervisor AD Username, Password, and a mandatory Reason for Substitute. Both operator and supervisor AppUserId are logged to Audit.OperationLog.</w:t>
-      </w:r>
-    </w:p>
-    <w:p>
-      <w:pPr>
-        <w:pStyle w:val="BlockText"/>
-      </w:pPr>
-      <w:r>
-        <w:rPr>
-          <w:b/>
-          <w:bCs/>
-        </w:rPr>
-        <w:t xml:space="preserve">Note on non-serialized lines:</w:t>
-      </w:r>
-      <w:r>
-        <w:t xml:space="preserve"> </w:t>
-      </w:r>
-      <w:r>
-        <w:t xml:space="preserve">The flow above describes the 5G0 serialized assembly line with full PLC/MIP integration. Non-serialized lines (e.g., 6B2 Cam Holder, RPY Assembly Sets) use the same</w:t>
-      </w:r>
-      <w:r>
-        <w:t xml:space="preserve"> </w:t>
-      </w:r>
-      <w:r>
-        <w:rPr>
-          <w:b/>
-          <w:bCs/>
-        </w:rPr>
-        <w:t xml:space="preserve">tray-level</w:t>
-      </w:r>
-      <w:r>
-        <w:t xml:space="preserve"> </w:t>
-      </w:r>
-      <w:r>
-        <w:t xml:space="preserve">validation model with a different</w:t>
-      </w:r>
-      <w:r>
-        <w:t xml:space="preserve"> </w:t>
-      </w:r>
-      <w:r>
-        <w:rPr>
-          <w:rStyle w:val="VerbatimChar"/>
-        </w:rPr>
-        <w:t xml:space="preserve">ClosureMethod</w:t>
-      </w:r>
-      <w:r>
-        <w:t xml:space="preserve"> </w:t>
-      </w:r>
-      <w:r>
-        <w:t xml:space="preserve">— three peers are configured per Item:</w:t>
-      </w:r>
-      <w:r>
-        <w:t xml:space="preserve"> </w:t>
-      </w:r>
-      <w:r>
-        <w:rPr>
-          <w:rStyle w:val="VerbatimChar"/>
-          <w:b/>
-          <w:bCs/>
-        </w:rPr>
-        <w:t xml:space="preserve">ByCount</w:t>
-      </w:r>
-      <w:r>
-        <w:t xml:space="preserve"> </w:t>
-      </w:r>
-      <w:r>
-        <w:t xml:space="preserve">(operator confirms tray quantity),</w:t>
-      </w:r>
-      <w:r>
-        <w:t xml:space="preserve"> </w:t>
-      </w:r>
-      <w:r>
-        <w:rPr>
-          <w:rStyle w:val="VerbatimChar"/>
-          <w:b/>
-          <w:bCs/>
-        </w:rPr>
-        <w:t xml:space="preserve">ByWeight</w:t>
-      </w:r>
-      <w:r>
-        <w:t xml:space="preserve"> </w:t>
-      </w:r>
-      <w:r>
-        <w:t xml:space="preserve">(OmniServer scale asserts the per-tray target on the PLC’s</w:t>
-      </w:r>
-      <w:r>
-        <w:t xml:space="preserve"> </w:t>
-      </w:r>
-      <w:r>
-        <w:rPr>
-          <w:rStyle w:val="VerbatimChar"/>
-        </w:rPr>
-        <w:t xml:space="preserve">TargetWeightMetFlag</w:t>
-      </w:r>
-      <w:r>
-        <w:t xml:space="preserve">), and</w:t>
-      </w:r>
-      <w:r>
-        <w:t xml:space="preserve"> </w:t>
-      </w:r>
-      <w:r>
-        <w:rPr>
-          <w:rStyle w:val="VerbatimChar"/>
-          <w:b/>
-          <w:bCs/>
-        </w:rPr>
-        <w:t xml:space="preserve">ByVision</w:t>
-      </w:r>
-      <w:r>
-        <w:t xml:space="preserve"> </w:t>
-      </w:r>
-      <w:r>
-        <w:t xml:space="preserve">(camera validates each part pass/fail; PLC asserts</w:t>
-      </w:r>
-      <w:r>
-        <w:t xml:space="preserve"> </w:t>
-      </w:r>
-      <w:r>
-        <w:rPr>
-          <w:rStyle w:val="VerbatimChar"/>
-        </w:rPr>
-        <w:t xml:space="preserve">TrayFullFlag</w:t>
-      </w:r>
-      <w:r>
-        <w:t xml:space="preserve"> </w:t>
-      </w:r>
-      <w:r>
-        <w:t xml:space="preserve">at</w:t>
-      </w:r>
-      <w:r>
-        <w:t xml:space="preserve"> </w:t>
-      </w:r>
-      <w:r>
-        <w:rPr>
-          <w:rStyle w:val="VerbatimChar"/>
-        </w:rPr>
-        <w:t xml:space="preserve">PartsPerTray</w:t>
-      </w:r>
-      <w:r>
-        <w:t xml:space="preserve">). In every case the validation gate is the tray; the container fill is the MES-side accumulation of closed trays — no separate</w:t>
-      </w:r>
-      <w:r>
-        <w:t xml:space="preserve"> </w:t>
-      </w:r>
-      <w:r>
-        <w:rPr>
-          <w:rStyle w:val="VerbatimChar"/>
-        </w:rPr>
-        <w:t xml:space="preserve">ContainerFullFlag</w:t>
-      </w:r>
-      <w:r>
-        <w:t xml:space="preserve"> </w:t>
-      </w:r>
-      <w:r>
-        <w:t xml:space="preserve">PLC tag is required. The</w:t>
-      </w:r>
-      <w:r>
-        <w:t xml:space="preserve"> </w:t>
-      </w:r>
-      <w:r>
-        <w:rPr>
-          <w:rStyle w:val="VerbatimChar"/>
-        </w:rPr>
-        <w:t xml:space="preserve">TraysPerContainer</w:t>
-      </w:r>
-      <w:r>
-        <w:t xml:space="preserve"> </w:t>
-      </w:r>
-      <w:r>
-        <w:t xml:space="preserve">and</w:t>
-      </w:r>
-      <w:r>
-        <w:t xml:space="preserve"> </w:t>
-      </w:r>
-      <w:r>
-        <w:rPr>
-          <w:rStyle w:val="VerbatimChar"/>
-        </w:rPr>
-        <w:t xml:space="preserve">PartsPerTray</w:t>
-      </w:r>
-      <w:r>
-        <w:t xml:space="preserve"> </w:t>
-      </w:r>
-      <w:r>
-        <w:t xml:space="preserve">columns on</w:t>
-      </w:r>
-      <w:r>
-        <w:t xml:space="preserve"> </w:t>
-      </w:r>
-      <w:r>
-        <w:rPr>
-          <w:rStyle w:val="VerbatimChar"/>
-        </w:rPr>
-        <w:t xml:space="preserve">Parts.ContainerConfig</w:t>
-      </w:r>
-      <w:r>
-        <w:t xml:space="preserve"> </w:t>
-      </w:r>
-      <w:r>
-        <w:t xml:space="preserve">carry the configured capacities per Item.</w:t>
-      </w:r>
-    </w:p>
-    <w:p>
-      <w:pPr>
-        <w:pStyle w:val="CaptionedFigure"/>
-      </w:pPr>
-      <w:r>
-        <w:drawing>
-          <wp:inline>
-            <wp:extent cx="5334000" cy="2651680"/>
-            <wp:effectExtent b="0" l="0" r="0" t="0"/>
-            <wp:docPr descr="Assembly 6B2 Non-Serialized Line — ByWeight, live scale reading" title="" id="133" name="Picture"/>
-            <a:graphic>
-              <a:graphicData uri="http://schemas.openxmlformats.org/drawingml/2006/picture">
-                <pic:pic>
-                  <pic:nvPicPr>
-                    <pic:cNvPr descr="mockup_screenshots/Screenshot%202026-04-30%20124949.png" id="134" name="Picture"/>
-                    <pic:cNvPicPr>
-                      <a:picLocks noChangeArrowheads="1" noChangeAspect="1"/>
-                    </pic:cNvPicPr>
-                  </pic:nvPicPr>
-                  <pic:blipFill>
-                    <a:blip r:embed="rId132"/>
-                    <a:stretch>
-                      <a:fillRect/>
-                    </a:stretch>
-                  </pic:blipFill>
-                  <pic:spPr bwMode="auto">
-                    <a:xfrm>
-                      <a:off x="0" y="0"/>
-                      <a:ext cx="5334000" cy="2651680"/>
-                    </a:xfrm>
-                    <a:prstGeom prst="rect">
-                      <a:avLst/>
-                    </a:prstGeom>
-                    <a:noFill/>
-                    <a:ln w="9525">
-                      <a:noFill/>
-                      <a:headEnd/>
-                      <a:tailEnd/>
-                    </a:ln>
-                  </pic:spPr>
-                </pic:pic>
-              </a:graphicData>
-            </a:graphic>
-          </wp:inline>
-        </w:drawing>
-      </w:r>
-    </w:p>
-    <w:p>
-      <w:pPr>
-        <w:pStyle w:val="ImageCaption"/>
-      </w:pPr>
-      <w:r>
-        <w:t xml:space="preserve">Assembly 6B2 Non-Serialized Line — ByWeight, live scale reading</w:t>
-      </w:r>
-    </w:p>
-    <w:p>
-      <w:pPr>
-        <w:pStyle w:val="BodyText"/>
-      </w:pPr>
-      <w:r>
-        <w:rPr>
-          <w:i/>
-          <w:iCs/>
-        </w:rPr>
-        <w:t xml:space="preserve">Assembly 6B2 Non-Serialized Line (ByWeight): Per-Tray Close panel shows a live scale reading (17.83 lb, approaching the 18.4 lb target) and TrayFullFlag status. Auto-close fires when the PLC asserts the flag. Container Completion Gate at bottom has the same atomic AIM-claim-and-print flow as the serialized line.</w:t>
-      </w:r>
-    </w:p>
-    <w:bookmarkEnd w:id="135"/>
-    <w:bookmarkStart w:id="142" w:name="pm-a-quality-hold"/>
-    <w:p>
-      <w:pPr>
-        <w:pStyle w:val="Heading3"/>
-      </w:pPr>
-      <w:r>
-        <w:t xml:space="preserve">1:15pm — A Quality Hold</w:t>
-      </w:r>
-    </w:p>
-    <w:p>
-      <w:pPr>
-        <w:pStyle w:val="FirstParagraph"/>
-      </w:pPr>
-      <w:r>
-        <w:t xml:space="preserve">The quality supervisor, Diane, gets a call from Honda. They’ve found a dimensional issue on 5G0 parts from yesterday’s shipment. Diane doesn’t know yet which LOTs are affected, but she needs to stop everything precautionary.</w:t>
-      </w:r>
-    </w:p>
-    <w:p>
-      <w:pPr>
-        <w:pStyle w:val="BodyText"/>
-      </w:pPr>
-      <w:r>
-        <w:t xml:space="preserve">She goes to her terminal, opens the Hold Management screen, and searches for all open 5G0 LOTs and containers.</w:t>
-      </w:r>
-    </w:p>
-    <w:p>
-      <w:pPr>
-        <w:pStyle w:val="CaptionedFigure"/>
-      </w:pPr>
-      <w:r>
-        <w:drawing>
-          <wp:inline>
-            <wp:extent cx="5334000" cy="2991590"/>
-            <wp:effectExtent b="0" l="0" r="0" t="0"/>
-            <wp:docPr descr="LOT Search — cross-area lookup, 5 results" title="" id="137" name="Picture"/>
-            <a:graphic>
-              <a:graphicData uri="http://schemas.openxmlformats.org/drawingml/2006/picture">
-                <pic:pic>
-                  <pic:nvPicPr>
-                    <pic:cNvPr descr="mockup_screenshots/Screenshot%202026-04-30%20125337.png" id="138" name="Picture"/>
-                    <pic:cNvPicPr>
-                      <a:picLocks noChangeArrowheads="1" noChangeAspect="1"/>
-                    </pic:cNvPicPr>
-                  </pic:nvPicPr>
-                  <pic:blipFill>
-                    <a:blip r:embed="rId136"/>
-                    <a:stretch>
-                      <a:fillRect/>
-                    </a:stretch>
-                  </pic:blipFill>
-                  <pic:spPr bwMode="auto">
-                    <a:xfrm>
-                      <a:off x="0" y="0"/>
-                      <a:ext cx="5334000" cy="2991590"/>
-                    </a:xfrm>
-                    <a:prstGeom prst="rect">
-                      <a:avLst/>
-                    </a:prstGeom>
-                    <a:noFill/>
-                    <a:ln w="9525">
-                      <a:noFill/>
-                      <a:headEnd/>
-                      <a:tailEnd/>
-                    </a:ln>
-                  </pic:spPr>
-                </pic:pic>
-              </a:graphicData>
-            </a:graphic>
-          </wp:inline>
-        </w:drawing>
-      </w:r>
-    </w:p>
-    <w:p>
-      <w:pPr>
-        <w:pStyle w:val="ImageCaption"/>
-      </w:pPr>
-      <w:r>
-        <w:t xml:space="preserve">LOT Search — cross-area lookup, 5 results</w:t>
-      </w:r>
-    </w:p>
-    <w:p>
-      <w:pPr>
-        <w:pStyle w:val="BodyText"/>
-      </w:pPr>
-      <w:r>
-        <w:rPr>
-          <w:i/>
-          <w:iCs/>
-        </w:rPr>
-        <w:t xml:space="preserve">LOT Search tab (elevated): search by LotName prefix, serial number, AIM Shipper ID, vendor lot, or part number. Status and Origin filters. Results sorted by recency — each row shows LotName, Item, piece count, location, status badge, and an Open button. CLOSED LOTs (split parents) appear with a note explaining why they closed.</w:t>
-      </w:r>
-      <w:r>
-        <w:t xml:space="preserve"> </w:t>
-      </w:r>
-      <w:r>
-        <w:t xml:space="preserve">She selects them and places a hold — type: CUSTOMER_COMPLAINT, reason:</w:t>
-      </w:r>
-      <w:r>
-        <w:t xml:space="preserve"> </w:t>
-      </w:r>
-      <w:r>
-        <w:t xml:space="preserve">“Honda dimensional concern, pending investigation.”</w:t>
-      </w:r>
-      <w:r>
-        <w:t xml:space="preserve"> </w:t>
-      </w:r>
-      <w:r>
-        <w:t xml:space="preserve">The MES writes a</w:t>
-      </w:r>
-      <w:r>
-        <w:t xml:space="preserve"> </w:t>
-      </w:r>
-      <w:r>
-        <w:rPr>
-          <w:rStyle w:val="VerbatimChar"/>
-        </w:rPr>
-        <w:t xml:space="preserve">HoldEvent</w:t>
-      </w:r>
-      <w:r>
-        <w:t xml:space="preserve"> </w:t>
-      </w:r>
-      <w:r>
-        <w:t xml:space="preserve">for each LOT. Each LOT’s status transitions from GOOD to HOLD. The</w:t>
-      </w:r>
-      <w:r>
-        <w:t xml:space="preserve"> </w:t>
-      </w:r>
-      <w:r>
-        <w:rPr>
-          <w:rStyle w:val="VerbatimChar"/>
-        </w:rPr>
-        <w:t xml:space="preserve">LotStatusHistory</w:t>
-      </w:r>
-      <w:r>
-        <w:t xml:space="preserve"> </w:t>
-      </w:r>
-      <w:r>
-        <w:t xml:space="preserve">records each transition. The</w:t>
-      </w:r>
-      <w:r>
-        <w:t xml:space="preserve"> </w:t>
-      </w:r>
-      <w:r>
-        <w:rPr>
-          <w:rStyle w:val="VerbatimChar"/>
-        </w:rPr>
-        <w:t xml:space="preserve">BlocksProduction</w:t>
-      </w:r>
-      <w:r>
-        <w:t xml:space="preserve"> </w:t>
-      </w:r>
-      <w:r>
-        <w:t xml:space="preserve">flag on the HOLD status code is true — from this moment, the MES prevents any further manufacturing operation completion activities against these LOTs (per FRS 3.16.10). The exact interlock point — whether the MES blocks at LOT selection time or at operation completion — is a design decision, but the effect is the same: held LOTs cannot progress through production.</w:t>
-      </w:r>
-    </w:p>
-    <w:p>
-      <w:pPr>
-        <w:pStyle w:val="CaptionedFigure"/>
-      </w:pPr>
-      <w:r>
-        <w:drawing>
-          <wp:inline>
-            <wp:extent cx="5334000" cy="2997868"/>
-            <wp:effectExtent b="0" l="0" r="0" t="0"/>
-            <wp:docPr descr="Hold Management — open LOTs and containers, batch place/release" title="" id="140" name="Picture"/>
-            <a:graphic>
-              <a:graphicData uri="http://schemas.openxmlformats.org/drawingml/2006/picture">
-                <pic:pic>
-                  <pic:nvPicPr>
-                    <pic:cNvPr descr="mockup_screenshots/Screenshot%202026-04-30%20125404.png" id="141" name="Picture"/>
-                    <pic:cNvPicPr>
-                      <a:picLocks noChangeArrowheads="1" noChangeAspect="1"/>
-                    </pic:cNvPicPr>
-                  </pic:nvPicPr>
-                  <pic:blipFill>
-                    <a:blip r:embed="rId139"/>
-                    <a:stretch>
-                      <a:fillRect/>
-                    </a:stretch>
-                  </pic:blipFill>
-                  <pic:spPr bwMode="auto">
-                    <a:xfrm>
-                      <a:off x="0" y="0"/>
-                      <a:ext cx="5334000" cy="2997868"/>
-                    </a:xfrm>
-                    <a:prstGeom prst="rect">
-                      <a:avLst/>
-                    </a:prstGeom>
-                    <a:noFill/>
-                    <a:ln w="9525">
-                      <a:noFill/>
-                      <a:headEnd/>
-                      <a:tailEnd/>
-                    </a:ln>
-                  </pic:spPr>
-                </pic:pic>
-              </a:graphicData>
-            </a:graphic>
-          </wp:inline>
-        </w:drawing>
-      </w:r>
-    </w:p>
-    <w:p>
-      <w:pPr>
-        <w:pStyle w:val="ImageCaption"/>
-      </w:pPr>
-      <w:r>
-        <w:t xml:space="preserve">Hold Management — open LOTs and containers, batch place/release</w:t>
-      </w:r>
-    </w:p>
-    <w:p>
-      <w:pPr>
-        <w:pStyle w:val="BodyText"/>
-      </w:pPr>
-      <w:r>
-        <w:rPr>
-          <w:i/>
-          <w:iCs/>
-        </w:rPr>
-        <w:t xml:space="preserve">Hold Management screen (elevated): filter by LotName, AIM Shipper ID, Item, or Location; Hold Type and Reason fields. Left panel shows Open LOTs (4) with status badges and area context. Right panel shows Open Containers (3) with AIM Shipper ID and status. Select any combination across both panels and Place Hold on Selected or Release Selected Holds in one batch operation. Pre-shipped containers also fire AIM PlaceOnHold async.</w:t>
-      </w:r>
-    </w:p>
-    <w:p>
-      <w:pPr>
-        <w:pStyle w:val="BodyText"/>
-      </w:pPr>
-      <w:r>
-        <w:t xml:space="preserve">There’s a container already packed and staged at the Shipping Dock — container</w:t>
-      </w:r>
-      <w:r>
-        <w:t xml:space="preserve"> </w:t>
-      </w:r>
-      <w:r>
-        <w:rPr>
-          <w:rStyle w:val="VerbatimChar"/>
-        </w:rPr>
-        <w:t xml:space="preserve">CTR-5G0-0412</w:t>
-      </w:r>
-      <w:r>
-        <w:t xml:space="preserve">, shipper ID</w:t>
-      </w:r>
-      <w:r>
-        <w:t xml:space="preserve"> </w:t>
-      </w:r>
-      <w:r>
-        <w:rPr>
-          <w:rStyle w:val="VerbatimChar"/>
-        </w:rPr>
-        <w:t xml:space="preserve">SH-240406-0089</w:t>
-      </w:r>
-      <w:r>
-        <w:t xml:space="preserve">. Diane places that on hold too. The MES calls AIM:</w:t>
-      </w:r>
-      <w:r>
-        <w:t xml:space="preserve"> </w:t>
-      </w:r>
-      <w:r>
-        <w:rPr>
-          <w:rStyle w:val="VerbatimChar"/>
-        </w:rPr>
-        <w:t xml:space="preserve">PlaceOnHold</w:t>
-      </w:r>
-      <w:r>
-        <w:t xml:space="preserve"> </w:t>
-      </w:r>
-      <w:r>
-        <w:t xml:space="preserve">with the shipper ID. AIM acknowledges. The container status goes to HOLD. It’s not going on the truck.</w:t>
-      </w:r>
-    </w:p>
-    <w:bookmarkEnd w:id="142"/>
-    <w:bookmarkStart w:id="155" w:name="pm-the-sort-cage"/>
-    <w:p>
-      <w:pPr>
-        <w:pStyle w:val="Heading3"/>
-      </w:pPr>
-      <w:r>
-        <w:t xml:space="preserve">2:00pm — The Sort Cage</w:t>
-      </w:r>
-    </w:p>
-    <w:p>
-      <w:pPr>
-        <w:pStyle w:val="FirstParagraph"/>
-      </w:pPr>
-      <w:r>
-        <w:t xml:space="preserve">After investigation, Diane determines the issue is isolated to cavity A of die #42, from yesterday’s second shift only. From her desk she clicks the</w:t>
-      </w:r>
-      <w:r>
-        <w:t xml:space="preserve"> </w:t>
-      </w:r>
-      <w:r>
-        <w:rPr>
-          <w:b/>
-          <w:bCs/>
-        </w:rPr>
-        <w:t xml:space="preserve">Track</w:t>
-      </w:r>
-      <w:r>
-        <w:t xml:space="preserve"> </w:t>
-      </w:r>
-      <w:r>
-        <w:t xml:space="preserve">tile on the MES home page (FDS-12-012), types in one of the Honda-reported serial numbers, and immediately sees the full genealogy tree — cavity, die, Carlos, timestamp, and forward through to the containers and shipper IDs where that serial landed.</w:t>
-      </w:r>
-    </w:p>
-    <w:p>
-      <w:pPr>
-        <w:pStyle w:val="CaptionedFigure"/>
-      </w:pPr>
-      <w:r>
-        <w:drawing>
-          <wp:inline>
-            <wp:extent cx="5334000" cy="2999331"/>
-            <wp:effectExtent b="0" l="0" r="0" t="0"/>
-            <wp:docPr descr="Genealogy Lookup — tree for serial 5G0F-240429-00147, depth 4" title="" id="144" name="Picture"/>
-            <a:graphic>
-              <a:graphicData uri="http://schemas.openxmlformats.org/drawingml/2006/picture">
-                <pic:pic>
-                  <pic:nvPicPr>
-                    <pic:cNvPr descr="mockup_screenshots/Screenshot%202026-04-30%20125350.png" id="145" name="Picture"/>
-                    <pic:cNvPicPr>
-                      <a:picLocks noChangeArrowheads="1" noChangeAspect="1"/>
-                    </pic:cNvPicPr>
-                  </pic:nvPicPr>
-                  <pic:blipFill>
-                    <a:blip r:embed="rId143"/>
-                    <a:stretch>
-                      <a:fillRect/>
-                    </a:stretch>
-                  </pic:blipFill>
-                  <pic:spPr bwMode="auto">
-                    <a:xfrm>
-                      <a:off x="0" y="0"/>
-                      <a:ext cx="5334000" cy="2999331"/>
-                    </a:xfrm>
-                    <a:prstGeom prst="rect">
-                      <a:avLst/>
-                    </a:prstGeom>
-                    <a:noFill/>
-                    <a:ln w="9525">
-                      <a:noFill/>
-                      <a:headEnd/>
-                      <a:tailEnd/>
-                    </a:ln>
-                  </pic:spPr>
-                </pic:pic>
-              </a:graphicData>
-            </a:graphic>
-          </wp:inline>
-        </w:drawing>
-      </w:r>
-    </w:p>
-    <w:p>
-      <w:pPr>
-        <w:pStyle w:val="ImageCaption"/>
-      </w:pPr>
-      <w:r>
-        <w:t xml:space="preserve">Genealogy Lookup — tree for serial 5G0F-240429-00147, depth 4</w:t>
-      </w:r>
-    </w:p>
-    <w:p>
-      <w:pPr>
-        <w:pStyle w:val="BodyText"/>
-      </w:pPr>
-      <w:r>
-        <w:rPr>
-          <w:i/>
-          <w:iCs/>
-        </w:rPr>
-        <w:t xml:space="preserve">Genealogy Lookup tab (elevated): enter a LotName or SerialNumber, choose direction (ancestors, descendants, or both). Tree walks the closure table in one read (or recursive CTE if not materialized). Nodes are: SerializedPart at leaf → machined LOT → trim sub-LOT → cast/trim parent LOT → die-cast origin LOT at root. Each node shows its LotName, Item, origin, and status badge. Honda’s</w:t>
-      </w:r>
-      <w:r>
-        <w:rPr>
-          <w:i/>
-          <w:iCs/>
-        </w:rPr>
-        <w:t xml:space="preserve"> </w:t>
-      </w:r>
-      <w:r>
-        <w:rPr>
-          <w:i/>
-          <w:iCs/>
-        </w:rPr>
-        <w:t xml:space="preserve">“give me everything for serial X”</w:t>
-      </w:r>
-      <w:r>
-        <w:rPr>
-          <w:i/>
-          <w:iCs/>
-        </w:rPr>
-        <w:t xml:space="preserve"> </w:t>
-      </w:r>
-      <w:r>
-        <w:rPr>
-          <w:i/>
-          <w:iCs/>
-        </w:rPr>
-        <w:t xml:space="preserve">lands at the ORIGIN node in one read.</w:t>
-      </w:r>
-      <w:r>
-        <w:t xml:space="preserve"> </w:t>
-      </w:r>
-      <w:r>
-        <w:t xml:space="preserve">From that tree she pivots into a search on</w:t>
-      </w:r>
-      <w:r>
-        <w:t xml:space="preserve"> </w:t>
-      </w:r>
-      <w:r>
-        <w:rPr>
-          <w:rStyle w:val="VerbatimChar"/>
-        </w:rPr>
-        <w:t xml:space="preserve">die=42 AND cavity=A AND createdAt BETWEEN yesterday 14:00 AND 22:00</w:t>
-      </w:r>
-      <w:r>
-        <w:t xml:space="preserve">. Three LOTs come back. Two are already in containers at the dock. One is still in WIP storage at the Machine Shop.</w:t>
-      </w:r>
-    </w:p>
-    <w:p>
-      <w:pPr>
-        <w:pStyle w:val="BodyText"/>
-      </w:pPr>
-      <w:r>
-        <w:t xml:space="preserve">The WIP LOT is easy — she splits it. The MES creates a new child LOT with the 12 suspect pieces, leaves the remaining 36 in the original. She scraps the suspect child from the</w:t>
-      </w:r>
-      <w:r>
-        <w:t xml:space="preserve"> </w:t>
-      </w:r>
-      <w:r>
-        <w:rPr>
-          <w:b/>
-          <w:bCs/>
-        </w:rPr>
-        <w:t xml:space="preserve">Selected Location</w:t>
-      </w:r>
-      <w:r>
-        <w:t xml:space="preserve"> </w:t>
-      </w:r>
-      <w:r>
-        <w:t xml:space="preserve">(the Machine Shop Cell where the in-process pieces are) — not from Inventory — because the parts haven’t yet returned to unallocated LOT stock. The</w:t>
-      </w:r>
-      <w:r>
-        <w:t xml:space="preserve"> </w:t>
-      </w:r>
-      <w:r>
-        <w:rPr>
-          <w:rStyle w:val="VerbatimChar"/>
-        </w:rPr>
-        <w:t xml:space="preserve">Workorder.ProductionEvent.ScrapSourceId</w:t>
-      </w:r>
-      <w:r>
-        <w:t xml:space="preserve"> </w:t>
-      </w:r>
-      <w:r>
-        <w:t xml:space="preserve">on the resulting scrap event records</w:t>
-      </w:r>
-      <w:r>
-        <w:t xml:space="preserve"> </w:t>
-      </w:r>
-      <w:r>
-        <w:rPr>
-          <w:rStyle w:val="VerbatimChar"/>
-        </w:rPr>
-        <w:t xml:space="preserve">Location</w:t>
-      </w:r>
-      <w:r>
-        <w:t xml:space="preserve"> </w:t>
-      </w:r>
-      <w:r>
-        <w:t xml:space="preserve">per FDS-06-023a so the scrap-rate analytics tie cleanly to the Machine Shop Cell. The suspect child LOT’s status goes to SCRAP. The original stays on HOLD until she releases it.</w:t>
-      </w:r>
-    </w:p>
-    <w:p>
-      <w:pPr>
-        <w:pStyle w:val="BlockText"/>
-      </w:pPr>
-      <w:r>
-        <w:rPr>
-          <w:b/>
-          <w:bCs/>
-        </w:rPr>
-        <w:t xml:space="preserve">Scope note:</w:t>
-      </w:r>
-      <w:r>
-        <w:t xml:space="preserve"> </w:t>
-      </w:r>
-      <w:r>
-        <w:t xml:space="preserve">This split-and-scrap workflow uses the LOT split and hold mechanisms, both of which are MVP. Formal NCM disposition codes (USE_AS_IS, REWORK, SCRAP, RETURN_TO_VENDOR) and structured failure analysis are FUTURE capabilities. In MVP, Diane uses holds and LOT splits as the operational tools for quality disposition; the</w:t>
-      </w:r>
-      <w:r>
-        <w:t xml:space="preserve"> </w:t>
-      </w:r>
-      <w:r>
-        <w:rPr>
-          <w:rStyle w:val="VerbatimChar"/>
-        </w:rPr>
-        <w:t xml:space="preserve">NonConformance</w:t>
-      </w:r>
-      <w:r>
-        <w:t xml:space="preserve"> </w:t>
-      </w:r>
-      <w:r>
-        <w:t xml:space="preserve">table is not populated. MPP currently uses Intelex for formal NCM/failure analysis tracking, separate from the MES.</w:t>
-      </w:r>
-    </w:p>
-    <w:p>
-      <w:pPr>
-        <w:pStyle w:val="CaptionedFigure"/>
-      </w:pPr>
-      <w:r>
-        <w:drawing>
-          <wp:inline>
-            <wp:extent cx="5334000" cy="2648932"/>
-            <wp:effectExtent b="0" l="0" r="0" t="0"/>
-            <wp:docPr descr="LOT Detail — MESL1710935, History tab" title="" id="147" name="Picture"/>
-            <a:graphic>
-              <a:graphicData uri="http://schemas.openxmlformats.org/drawingml/2006/picture">
-                <pic:pic>
-                  <pic:nvPicPr>
-                    <pic:cNvPr descr="mockup_screenshots/Screenshot%202026-04-30%20125310.png" id="148" name="Picture"/>
-                    <pic:cNvPicPr>
-                      <a:picLocks noChangeArrowheads="1" noChangeAspect="1"/>
-                    </pic:cNvPicPr>
-                  </pic:nvPicPr>
-                  <pic:blipFill>
-                    <a:blip r:embed="rId146"/>
-                    <a:stretch>
-                      <a:fillRect/>
-                    </a:stretch>
-                  </pic:blipFill>
-                  <pic:spPr bwMode="auto">
-                    <a:xfrm>
-                      <a:off x="0" y="0"/>
-                      <a:ext cx="5334000" cy="2648932"/>
-                    </a:xfrm>
-                    <a:prstGeom prst="rect">
-                      <a:avLst/>
-                    </a:prstGeom>
-                    <a:noFill/>
-                    <a:ln w="9525">
-                      <a:noFill/>
-                      <a:headEnd/>
-                      <a:tailEnd/>
-                    </a:ln>
-                  </pic:spPr>
-                </pic:pic>
-              </a:graphicData>
-            </a:graphic>
-          </wp:inline>
-        </w:drawing>
-      </w:r>
-    </w:p>
-    <w:p>
-      <w:pPr>
-        <w:pStyle w:val="ImageCaption"/>
-      </w:pPr>
-      <w:r>
-        <w:t xml:space="preserve">LOT Detail — MESL1710935, History tab</w:t>
-      </w:r>
-    </w:p>
-    <w:p>
-      <w:pPr>
-        <w:pStyle w:val="BodyText"/>
-      </w:pPr>
-      <w:r>
-        <w:rPr>
-          <w:i/>
-          <w:iCs/>
-        </w:rPr>
-        <w:t xml:space="preserve">LOT Detail screen: header cards show LotName, Item, Piece Count, Current Location, Tool, and Cavity. Four tabs — History (chronological event timeline), Genealogy, Paused-at, and Linked Container. History tab shows LotCreated, Die Cast ProductionEvent, RejectEvent, LotMovement, and Trim IN ProductionEvent — each with timestamp, event type, and key values. Place Hold, Scrap, and Back to Home actions at bottom.</w:t>
-      </w:r>
-    </w:p>
-    <w:p>
-      <w:pPr>
-        <w:pStyle w:val="BodyText"/>
-      </w:pPr>
-      <w:r>
-        <w:t xml:space="preserve">The two containers go to the Sort Cage — a physical location in the plant where containers are unpacked, parts re-inspected, and re-packed. The containers move (location: Sort Cage). Operators unpack them, inspect each part. Good parts get re-packed into new containers — the MES must support</w:t>
-      </w:r>
-      <w:r>
-        <w:t xml:space="preserve"> </w:t>
-      </w:r>
-      <w:r>
-        <w:t xml:space="preserve">“part replacement”</w:t>
-      </w:r>
-      <w:r>
-        <w:t xml:space="preserve"> </w:t>
-      </w:r>
-      <w:r>
-        <w:t xml:space="preserve">within containers (per FRS 2.1.10 and 2.2.7). For serialized parts, the MES handles serial number migration — the</w:t>
-      </w:r>
-      <w:r>
-        <w:t xml:space="preserve"> </w:t>
-      </w:r>
-      <w:r>
-        <w:rPr>
-          <w:rStyle w:val="VerbatimChar"/>
-        </w:rPr>
-        <w:t xml:space="preserve">ContainerSerial</w:t>
-      </w:r>
-      <w:r>
-        <w:t xml:space="preserve"> </w:t>
-      </w:r>
-      <w:r>
-        <w:t xml:space="preserve">records are updated to point to the new containers and tray positions.</w:t>
-      </w:r>
-    </w:p>
-    <w:p>
-      <w:pPr>
-        <w:pStyle w:val="CaptionedFigure"/>
-      </w:pPr>
-      <w:r>
-        <w:drawing>
-          <wp:inline>
-            <wp:extent cx="5334000" cy="2636376"/>
-            <wp:effectExtent b="0" l="0" r="0" t="0"/>
-            <wp:docPr descr="Sort Cage Workflow — Serialized, per-serial migration" title="" id="150" name="Picture"/>
-            <a:graphic>
-              <a:graphicData uri="http://schemas.openxmlformats.org/drawingml/2006/picture">
-                <pic:pic>
-                  <pic:nvPicPr>
-                    <pic:cNvPr descr="mockup_screenshots/Screenshot%202026-04-30%20125013.png" id="151" name="Picture"/>
-                    <pic:cNvPicPr>
-                      <a:picLocks noChangeArrowheads="1" noChangeAspect="1"/>
-                    </pic:cNvPicPr>
-                  </pic:nvPicPr>
-                  <pic:blipFill>
-                    <a:blip r:embed="rId149"/>
-                    <a:stretch>
-                      <a:fillRect/>
-                    </a:stretch>
-                  </pic:blipFill>
-                  <pic:spPr bwMode="auto">
-                    <a:xfrm>
-                      <a:off x="0" y="0"/>
-                      <a:ext cx="5334000" cy="2636376"/>
-                    </a:xfrm>
-                    <a:prstGeom prst="rect">
-                      <a:avLst/>
-                    </a:prstGeom>
-                    <a:noFill/>
-                    <a:ln w="9525">
-                      <a:noFill/>
-                      <a:headEnd/>
-                      <a:tailEnd/>
-                    </a:ln>
-                  </pic:spPr>
-                </pic:pic>
-              </a:graphicData>
-            </a:graphic>
-          </wp:inline>
-        </w:drawing>
-      </w:r>
-    </w:p>
-    <w:p>
-      <w:pPr>
-        <w:pStyle w:val="ImageCaption"/>
-      </w:pPr>
-      <w:r>
-        <w:t xml:space="preserve">Sort Cage Workflow — Serialized, per-serial migration</w:t>
-      </w:r>
-    </w:p>
-    <w:p>
-      <w:pPr>
-        <w:pStyle w:val="BodyText"/>
-      </w:pPr>
-      <w:r>
-        <w:rPr>
-          <w:i/>
-          <w:iCs/>
-        </w:rPr>
-        <w:t xml:space="preserve">Sort Cage Workflow (serialized, UJ-05 update-in-place default): Source Container header (Container, AIM Shipper ID, Item, Total Serials). Per-Serial Migration table — each row shows a serial number and a Destination Container · Tray · Position dropdown; PASS/FAIL badge. Suspect-only filter and Select All button for bulk operations. Submit Bulk Migration commits all rows in one call; ShippingLabel_Void fires on the source, Container_Complete fires on the destination claiming a fresh AIM ID.</w:t>
-      </w:r>
-    </w:p>
-    <w:p>
-      <w:pPr>
-        <w:pStyle w:val="CaptionedFigure"/>
-      </w:pPr>
-      <w:r>
-        <w:drawing>
-          <wp:inline>
-            <wp:extent cx="5334000" cy="2653080"/>
-            <wp:effectExtent b="0" l="0" r="0" t="0"/>
-            <wp:docPr descr="Sort Cage Workflow — Non-Serialized, ByVision camera re-pack" title="" id="153" name="Picture"/>
-            <a:graphic>
-              <a:graphicData uri="http://schemas.openxmlformats.org/drawingml/2006/picture">
-                <pic:pic>
-                  <pic:nvPicPr>
-                    <pic:cNvPr descr="mockup_screenshots/Screenshot%202026-04-30%20125038.png" id="154" name="Picture"/>
-                    <pic:cNvPicPr>
-                      <a:picLocks noChangeArrowheads="1" noChangeAspect="1"/>
-                    </pic:cNvPicPr>
-                  </pic:nvPicPr>
-                  <pic:blipFill>
-                    <a:blip r:embed="rId152"/>
-                    <a:stretch>
-                      <a:fillRect/>
-                    </a:stretch>
-                  </pic:blipFill>
-                  <pic:spPr bwMode="auto">
-                    <a:xfrm>
-                      <a:off x="0" y="0"/>
-                      <a:ext cx="5334000" cy="2653080"/>
-                    </a:xfrm>
-                    <a:prstGeom prst="rect">
-                      <a:avLst/>
-                    </a:prstGeom>
-                    <a:noFill/>
-                    <a:ln w="9525">
-                      <a:noFill/>
-                      <a:headEnd/>
-                      <a:tailEnd/>
-                    </a:ln>
-                  </pic:spPr>
-                </pic:pic>
-              </a:graphicData>
-            </a:graphic>
-          </wp:inline>
-        </w:drawing>
-      </w:r>
-    </w:p>
-    <w:p>
-      <w:pPr>
-        <w:pStyle w:val="ImageCaption"/>
-      </w:pPr>
-      <w:r>
-        <w:t xml:space="preserve">Sort Cage Workflow — Non-Serialized, ByVision camera re-pack</w:t>
-      </w:r>
-    </w:p>
-    <w:p>
-      <w:pPr>
-        <w:pStyle w:val="BodyText"/>
-      </w:pPr>
-      <w:r>
-        <w:rPr>
-          <w:i/>
-          <w:iCs/>
-        </w:rPr>
-        <w:t xml:space="preserve">Sort Cage Workflow (non-serialized): same Cognex camera as the Assembly non-serialized line. Per-Tray Close · ByVision panel shows a live camera feed, PASS/FAIL result, Trays Validated counter, Operator Scrap count (visually rejected before tray placement), and Source Remaining count. Active Destination Container selector and Force-Close Tray override. End Session button completes the flow.</w:t>
-      </w:r>
-      <w:r>
-        <w:t xml:space="preserve"> </w:t>
-      </w:r>
-      <w:r>
-        <w:t xml:space="preserve">When containers are re-packed, AIM must also be updated via</w:t>
-      </w:r>
-      <w:r>
-        <w:t xml:space="preserve"> </w:t>
-      </w:r>
-      <w:r>
-        <w:rPr>
-          <w:rStyle w:val="VerbatimChar"/>
-        </w:rPr>
-        <w:t xml:space="preserve">UpdateAim</w:t>
-      </w:r>
-      <w:r>
-        <w:t xml:space="preserve"> </w:t>
-      </w:r>
-      <w:r>
-        <w:t xml:space="preserve">(which accepts</w:t>
-      </w:r>
-      <w:r>
-        <w:t xml:space="preserve"> </w:t>
-      </w:r>
-      <w:r>
-        <w:rPr>
-          <w:rStyle w:val="VerbatimChar"/>
-        </w:rPr>
-        <w:t xml:space="preserve">serial</w:t>
-      </w:r>
-      <w:r>
-        <w:t xml:space="preserve"> </w:t>
-      </w:r>
-      <w:r>
-        <w:t xml:space="preserve">and</w:t>
-      </w:r>
-      <w:r>
-        <w:t xml:space="preserve"> </w:t>
-      </w:r>
-      <w:r>
-        <w:rPr>
-          <w:rStyle w:val="VerbatimChar"/>
-        </w:rPr>
-        <w:t xml:space="preserve">previousSerial</w:t>
-      </w:r>
-      <w:r>
-        <w:t xml:space="preserve"> </w:t>
-      </w:r>
-      <w:r>
-        <w:t xml:space="preserve">parameters, per Appendix L). New LTT labels print for any new LOTs created during re-sort. New shipping labels print for the re-packed containers. Old shipping labels are voided (</w:t>
-      </w:r>
-      <w:r>
-        <w:rPr>
-          <w:rStyle w:val="VerbatimChar"/>
-        </w:rPr>
-        <w:t xml:space="preserve">is_void=1</w:t>
-      </w:r>
-      <w:r>
-        <w:t xml:space="preserve">,</w:t>
-      </w:r>
-      <w:r>
-        <w:t xml:space="preserve"> </w:t>
-      </w:r>
-      <w:r>
-        <w:rPr>
-          <w:rStyle w:val="VerbatimChar"/>
-        </w:rPr>
-        <w:t xml:space="preserve">VoidedAt</w:t>
-      </w:r>
-      <w:r>
-        <w:t xml:space="preserve"> </w:t>
-      </w:r>
-      <w:r>
-        <w:t xml:space="preserve">recorded). AIM gets updated:</w:t>
-      </w:r>
-      <w:r>
-        <w:t xml:space="preserve"> </w:t>
-      </w:r>
-      <w:r>
-        <w:rPr>
-          <w:rStyle w:val="VerbatimChar"/>
-        </w:rPr>
-        <w:t xml:space="preserve">ReleaseFromHold</w:t>
-      </w:r>
-      <w:r>
-        <w:t xml:space="preserve"> </w:t>
-      </w:r>
-      <w:r>
-        <w:t xml:space="preserve">for the new good containers, the old shipper IDs are cancelled.</w:t>
-      </w:r>
-    </w:p>
-    <w:p>
-      <w:pPr>
-        <w:pStyle w:val="BodyText"/>
-      </w:pPr>
-      <w:r>
-        <w:t xml:space="preserve">Diane releases the hold on the good LOTs. The</w:t>
-      </w:r>
-      <w:r>
-        <w:t xml:space="preserve"> </w:t>
-      </w:r>
-      <w:r>
-        <w:rPr>
-          <w:rStyle w:val="VerbatimChar"/>
-        </w:rPr>
-        <w:t xml:space="preserve">HoldEvent</w:t>
-      </w:r>
-      <w:r>
-        <w:t xml:space="preserve"> </w:t>
-      </w:r>
-      <w:r>
-        <w:t xml:space="preserve">gets</w:t>
-      </w:r>
-      <w:r>
-        <w:t xml:space="preserve"> </w:t>
-      </w:r>
-      <w:r>
-        <w:rPr>
-          <w:rStyle w:val="VerbatimChar"/>
-        </w:rPr>
-        <w:t xml:space="preserve">ReleasedByUserId</w:t>
-      </w:r>
-      <w:r>
-        <w:t xml:space="preserve"> </w:t>
-      </w:r>
-      <w:r>
-        <w:t xml:space="preserve">and</w:t>
-      </w:r>
-      <w:r>
-        <w:t xml:space="preserve"> </w:t>
-      </w:r>
-      <w:r>
-        <w:rPr>
-          <w:rStyle w:val="VerbatimChar"/>
-        </w:rPr>
-        <w:t xml:space="preserve">ReleasedAt</w:t>
-      </w:r>
-      <w:r>
-        <w:t xml:space="preserve"> </w:t>
-      </w:r>
-      <w:r>
-        <w:t xml:space="preserve">populated. LOT status goes back to GOOD. Production can resume.</w:t>
-      </w:r>
-    </w:p>
-    <w:bookmarkEnd w:id="155"/>
-    <w:bookmarkStart w:id="159" w:name="Xef0509370e552f9e4610b8262e70be2381c36f2"/>
-    <w:p>
-      <w:pPr>
-        <w:pStyle w:val="Heading3"/>
-      </w:pPr>
-      <w:r>
-        <w:t xml:space="preserve">3:30pm — Receiving Dock: A Pass-Through Part Arrives</w:t>
-      </w:r>
-    </w:p>
-    <w:p>
-      <w:pPr>
-        <w:pStyle w:val="FirstParagraph"/>
-      </w:pPr>
-      <w:r>
-        <w:t xml:space="preserve">A truck pulls up with a delivery of 6MA Cam Holder housings from an outside supplier. These are pass-through parts — MPP doesn’t manufacture them, just assembles them. The receiving operator scans the packing slip, creates a LOT in the MES: origin type Received, vendor lot number</w:t>
-      </w:r>
-      <w:r>
-        <w:t xml:space="preserve"> </w:t>
-      </w:r>
-      <w:r>
-        <w:rPr>
-          <w:rStyle w:val="VerbatimChar"/>
-        </w:rPr>
-        <w:t xml:space="preserve">VND-88721</w:t>
-      </w:r>
-      <w:r>
-        <w:t xml:space="preserve">, piece count 500, part number 6MA-HSG. The LOT enters the system at the Receiving Dock location.</w:t>
-      </w:r>
-    </w:p>
-    <w:p>
-      <w:pPr>
-        <w:pStyle w:val="CaptionedFigure"/>
-      </w:pPr>
-      <w:r>
-        <w:drawing>
-          <wp:inline>
-            <wp:extent cx="5334000" cy="2626654"/>
-            <wp:effectExtent b="0" l="0" r="0" t="0"/>
-            <wp:docPr descr="Receiving Dock terminal" title="" id="157" name="Picture"/>
-            <a:graphic>
-              <a:graphicData uri="http://schemas.openxmlformats.org/drawingml/2006/picture">
-                <pic:pic>
-                  <pic:nvPicPr>
-                    <pic:cNvPr descr="mockup_screenshots/Screenshot%202026-04-30%20123957.png" id="158" name="Picture"/>
-                    <pic:cNvPicPr>
-                      <a:picLocks noChangeArrowheads="1" noChangeAspect="1"/>
-                    </pic:cNvPicPr>
-                  </pic:nvPicPr>
-                  <pic:blipFill>
-                    <a:blip r:embed="rId156"/>
+                    <a:blip r:embed="rId153"/>
                     <a:stretch>
                       <a:fillRect/>
                     </a:stretch>
@@ -8275,8 +8335,8 @@
         <w:t xml:space="preserve">note on Scope Matrix row 20 refers to the dedicated operational workflows — Perspective screens for receiving inspection, vendor lot verification, and staging procedures specific to pass-through parts — not to the underlying tracking capability.</w:t>
       </w:r>
     </w:p>
-    <w:bookmarkEnd w:id="159"/>
-    <w:bookmarkStart w:id="163" w:name="pm-shipping-the-truck-leaves"/>
+    <w:bookmarkEnd w:id="156"/>
+    <w:bookmarkStart w:id="160" w:name="pm-shipping-the-truck-leaves"/>
     <w:p>
       <w:pPr>
         <w:pStyle w:val="Heading3"/>
@@ -8302,18 +8362,18 @@
           <wp:inline>
             <wp:extent cx="5334000" cy="2646153"/>
             <wp:effectExtent b="0" l="0" r="0" t="0"/>
-            <wp:docPr descr="Shipping Dock — active manifest TRUCK-MFG-240430-002" title="" id="161" name="Picture"/>
+            <wp:docPr descr="Shipping Dock — active manifest TRUCK-MFG-240430-002" title="" id="158" name="Picture"/>
             <a:graphic>
               <a:graphicData uri="http://schemas.openxmlformats.org/drawingml/2006/picture">
                 <pic:pic>
                   <pic:nvPicPr>
-                    <pic:cNvPr descr="mockup_screenshots/Screenshot%202026-04-30%20125103.png" id="162" name="Picture"/>
+                    <pic:cNvPr descr="mockup_screenshots/Screenshot%202026-04-30%20125103.png" id="159" name="Picture"/>
                     <pic:cNvPicPr>
                       <a:picLocks noChangeArrowheads="1" noChangeAspect="1"/>
                     </pic:cNvPicPr>
                   </pic:nvPicPr>
                   <pic:blipFill>
-                    <a:blip r:embed="rId160"/>
+                    <a:blip r:embed="rId157"/>
                     <a:stretch>
                       <a:fillRect/>
                     </a:stretch>
@@ -8360,8 +8420,8 @@
         <w:t xml:space="preserve">Shipping Dock screen: Active Manifest header (truck ID, carrier, scheduled departure) with per-part-number progress tiles (5G0F 8/16, 5G0R 3/6, 6B2 1/2). Scan Container Shipping Label field — per-scan validation fires Lots.Container_Ship. Scanned list below shows loaded (green), on-hold (red), and void-label (orange) entries with their Shipper IDs, Container codes, and timestamps. Pending Containers sidebar shows READY containers at the dock. Today’s Stats panel at bottom right.</w:t>
       </w:r>
     </w:p>
-    <w:bookmarkEnd w:id="163"/>
-    <w:bookmarkStart w:id="167" w:name="end-of-shift"/>
+    <w:bookmarkEnd w:id="160"/>
+    <w:bookmarkStart w:id="164" w:name="end-of-shift"/>
     <w:p>
       <w:pPr>
         <w:pStyle w:val="Heading3"/>
@@ -8403,18 +8463,18 @@
           <wp:inline>
             <wp:extent cx="5334000" cy="2643348"/>
             <wp:effectExtent b="0" l="0" r="0" t="0"/>
-            <wp:docPr descr="End-of-Shift Time Entry — Dedicated terminal, button-toggle mode" title="" id="165" name="Picture"/>
+            <wp:docPr descr="End-of-Shift Time Entry — Dedicated terminal, button-toggle mode" title="" id="162" name="Picture"/>
             <a:graphic>
               <a:graphicData uri="http://schemas.openxmlformats.org/drawingml/2006/picture">
                 <pic:pic>
                   <pic:nvPicPr>
-                    <pic:cNvPr descr="mockup_screenshots/Screenshot%202026-04-30%20125159.png" id="166" name="Picture"/>
+                    <pic:cNvPr descr="mockup_screenshots/Screenshot%202026-04-30%20125159.png" id="163" name="Picture"/>
                     <pic:cNvPicPr>
                       <a:picLocks noChangeArrowheads="1" noChangeAspect="1"/>
                     </pic:cNvPicPr>
                   </pic:nvPicPr>
                   <pic:blipFill>
-                    <a:blip r:embed="rId164"/>
+                    <a:blip r:embed="rId161"/>
                     <a:stretch>
                       <a:fillRect/>
                     </a:stretch>
@@ -8663,9 +8723,9 @@
         </w:pict>
       </w:r>
     </w:p>
-    <w:bookmarkEnd w:id="167"/>
-    <w:bookmarkEnd w:id="168"/>
-    <w:bookmarkStart w:id="188" w:name="assumptions-open-decisions"/>
+    <w:bookmarkEnd w:id="164"/>
+    <w:bookmarkEnd w:id="165"/>
+    <w:bookmarkStart w:id="185" w:name="assumptions-open-decisions"/>
     <w:p>
       <w:pPr>
         <w:pStyle w:val="Heading2"/>
@@ -8700,7 +8760,7 @@
         <w:t xml:space="preserve">✅ Resolved | 🔶 Pending Customer Validation / Pending Internal Review | ⬜ Open</w:t>
       </w:r>
     </w:p>
-    <w:bookmarkStart w:id="169" w:name="X5b90eb551c604f4716bb765ca587f0c2360571b"/>
+    <w:bookmarkStart w:id="166" w:name="X5b90eb551c604f4716bb765ca587f0c2360571b"/>
     <w:p>
       <w:pPr>
         <w:pStyle w:val="Heading3"/>
@@ -8792,8 +8852,8 @@
         <w:t xml:space="preserve">See FDS §4.</w:t>
       </w:r>
     </w:p>
-    <w:bookmarkEnd w:id="169"/>
-    <w:bookmarkStart w:id="170" w:name="X8a97f2b45aacffcfde53291572bcd0cf661d011"/>
+    <w:bookmarkEnd w:id="166"/>
+    <w:bookmarkStart w:id="167" w:name="X8a97f2b45aacffcfde53291572bcd0cf661d011"/>
     <w:p>
       <w:pPr>
         <w:pStyle w:val="Heading3"/>
@@ -8884,8 +8944,8 @@
         <w:t xml:space="preserve">time (operator selects/confirms which cavity). See FDS-05-036.</w:t>
       </w:r>
     </w:p>
-    <w:bookmarkEnd w:id="170"/>
-    <w:bookmarkStart w:id="171" w:name="X02d9ed5b59999fee2ed9f775d0d739f5d3a01b0"/>
+    <w:bookmarkEnd w:id="167"/>
+    <w:bookmarkStart w:id="168" w:name="X02d9ed5b59999fee2ed9f775d0d739f5d3a01b0"/>
     <w:p>
       <w:pPr>
         <w:pStyle w:val="Heading3"/>
@@ -9038,8 +9098,8 @@
         <w:t xml:space="preserve">set at creation. The 2026-04-20 meeting notes conflated the two concepts; OI-09 closes this by locking the cavity-parallel-as-peer model in Data Model v1.9. See FDS-05-022 (sublots, Machining) and FDS-05-034 (cavity-parallel LOTs, Die Cast).</w:t>
       </w:r>
     </w:p>
-    <w:bookmarkEnd w:id="171"/>
-    <w:bookmarkStart w:id="172" w:name="Xc36c0c0c40ec76e485664de89aee6242e09b3d6"/>
+    <w:bookmarkEnd w:id="168"/>
+    <w:bookmarkStart w:id="169" w:name="Xc36c0c0c40ec76e485664de89aee6242e09b3d6"/>
     <w:p>
       <w:pPr>
         <w:pStyle w:val="Heading3"/>
@@ -9245,8 +9305,8 @@
         <w:t xml:space="preserve">OI-02 closed.</w:t>
       </w:r>
     </w:p>
-    <w:bookmarkEnd w:id="172"/>
-    <w:bookmarkStart w:id="173" w:name="sort-cage-serial-number-migration-open"/>
+    <w:bookmarkEnd w:id="169"/>
+    <w:bookmarkStart w:id="170" w:name="sort-cage-serial-number-migration-open"/>
     <w:p>
       <w:pPr>
         <w:pStyle w:val="Heading3"/>
@@ -9321,8 +9381,8 @@
         <w:t xml:space="preserve">table is needed.</w:t>
       </w:r>
     </w:p>
-    <w:bookmarkEnd w:id="173"/>
-    <w:bookmarkStart w:id="174" w:name="off-site-receiving-resolved"/>
+    <w:bookmarkEnd w:id="170"/>
+    <w:bookmarkStart w:id="171" w:name="off-site-receiving-resolved"/>
     <w:p>
       <w:pPr>
         <w:pStyle w:val="Heading3"/>
@@ -9367,8 +9427,8 @@
         <w:t xml:space="preserve">Online capability confirmed. No concerns about network reliability or offline requirements. Standard Ignition Perspective via VPN/published gateway.</w:t>
       </w:r>
     </w:p>
-    <w:bookmarkEnd w:id="174"/>
-    <w:bookmarkStart w:id="175" w:name="work-order-visibility-and-lifecycle-open"/>
+    <w:bookmarkEnd w:id="171"/>
+    <w:bookmarkStart w:id="172" w:name="work-order-visibility-and-lifecycle-open"/>
     <w:p>
       <w:pPr>
         <w:pStyle w:val="Heading3"/>
@@ -9435,8 +9495,8 @@
         <w:t xml:space="preserve">Maps to OI-07.</w:t>
       </w:r>
     </w:p>
-    <w:bookmarkEnd w:id="175"/>
-    <w:bookmarkStart w:id="176" w:name="lot-merge-business-rules-open"/>
+    <w:bookmarkEnd w:id="172"/>
+    <w:bookmarkStart w:id="173" w:name="lot-merge-business-rules-open"/>
     <w:p>
       <w:pPr>
         <w:pStyle w:val="Heading3"/>
@@ -9602,8 +9662,8 @@
         <w:t xml:space="preserve">walk of the pre-merge source LOTs (each retains its own Tool/Cavity FKs immutably). See FDS-05-030.</w:t>
       </w:r>
     </w:p>
-    <w:bookmarkEnd w:id="176"/>
-    <w:bookmarkStart w:id="177" w:name="Xaf546f60fbb4131369bf8f225358aae274b9155"/>
+    <w:bookmarkEnd w:id="173"/>
+    <w:bookmarkStart w:id="174" w:name="Xaf546f60fbb4131369bf8f225358aae274b9155"/>
     <w:p>
       <w:pPr>
         <w:pStyle w:val="Heading3"/>
@@ -9675,8 +9735,8 @@
         <w:t xml:space="preserve">BOM-based check. The scanned source LOT’s part number must match a component in the active BOM version. Substitute parts are rejected. Needs MPP confirmation.</w:t>
       </w:r>
     </w:p>
-    <w:bookmarkEnd w:id="177"/>
-    <w:bookmarkStart w:id="178" w:name="shift-boundary-handling-open"/>
+    <w:bookmarkEnd w:id="174"/>
+    <w:bookmarkStart w:id="175" w:name="shift-boundary-handling-open"/>
     <w:p>
       <w:pPr>
         <w:pStyle w:val="Heading3"/>
@@ -9731,8 +9791,8 @@
         <w:t xml:space="preserve">Maps to OI-03.</w:t>
       </w:r>
     </w:p>
-    <w:bookmarkEnd w:id="178"/>
-    <w:bookmarkStart w:id="179" w:name="paper-to-screen-transition-open"/>
+    <w:bookmarkEnd w:id="175"/>
+    <w:bookmarkStart w:id="176" w:name="paper-to-screen-transition-open"/>
     <w:p>
       <w:pPr>
         <w:pStyle w:val="Heading3"/>
@@ -9777,8 +9837,8 @@
         <w:t xml:space="preserve">Flagged for discussion with Ben. Whether Perspective screens replace paper at point-of-action or some stations retain paper-first workflow is a process change that requires MPP commitment.</w:t>
       </w:r>
     </w:p>
-    <w:bookmarkEnd w:id="179"/>
-    <w:bookmarkStart w:id="180" w:name="terminal-to-machine-mapping-resolved"/>
+    <w:bookmarkEnd w:id="176"/>
+    <w:bookmarkStart w:id="177" w:name="terminal-to-machine-mapping-resolved"/>
     <w:p>
       <w:pPr>
         <w:pStyle w:val="Heading3"/>
@@ -9913,8 +9973,8 @@
         <w:t xml:space="preserve">entries on the Terminal Location row.</w:t>
       </w:r>
     </w:p>
-    <w:bookmarkEnd w:id="180"/>
-    <w:bookmarkStart w:id="181" w:name="Xc0a5eb28306015653f1346584140a8b0bcc5f4a"/>
+    <w:bookmarkEnd w:id="177"/>
+    <w:bookmarkStart w:id="178" w:name="Xc0a5eb28306015653f1346584140a8b0bcc5f4a"/>
     <w:p>
       <w:pPr>
         <w:pStyle w:val="Heading3"/>
@@ -10092,8 +10152,8 @@
         <w:t xml:space="preserve">OI-02 closed.</w:t>
       </w:r>
     </w:p>
-    <w:bookmarkEnd w:id="181"/>
-    <w:bookmarkStart w:id="182" w:name="Xfe8f85755c74df97db4328170e4f07503f02ed7"/>
+    <w:bookmarkEnd w:id="178"/>
+    <w:bookmarkStart w:id="179" w:name="Xfe8f85755c74df97db4328170e4f07503f02ed7"/>
     <w:p>
       <w:pPr>
         <w:pStyle w:val="Heading3"/>
@@ -10234,8 +10294,8 @@
         <w:t xml:space="preserve">) so warm-up time and shot count stay in a single record.</w:t>
       </w:r>
     </w:p>
-    <w:bookmarkEnd w:id="182"/>
-    <w:bookmarkStart w:id="183" w:name="multi-part-number-lines-resolved"/>
+    <w:bookmarkEnd w:id="179"/>
+    <w:bookmarkStart w:id="180" w:name="multi-part-number-lines-resolved"/>
     <w:p>
       <w:pPr>
         <w:pStyle w:val="Heading3"/>
@@ -10290,8 +10350,8 @@
         <w:t xml:space="preserve">Maps to OI-09.</w:t>
       </w:r>
     </w:p>
-    <w:bookmarkEnd w:id="183"/>
-    <w:bookmarkStart w:id="184" w:name="hardware-interlock-bypass-mode-resolved"/>
+    <w:bookmarkEnd w:id="180"/>
+    <w:bookmarkStart w:id="181" w:name="hardware-interlock-bypass-mode-resolved"/>
     <w:p>
       <w:pPr>
         <w:pStyle w:val="Heading3"/>
@@ -10450,8 +10510,8 @@
         <w:t xml:space="preserve">would lose the per-piece granularity. Schema add deferred to Arc 2 Phase 7 alongside the rest of the Container schema CREATE.</w:t>
       </w:r>
     </w:p>
-    <w:bookmarkEnd w:id="184"/>
-    <w:bookmarkStart w:id="185" w:name="X7711411ed0c744b11ef8373c23e3eb986c2f7d7"/>
+    <w:bookmarkEnd w:id="181"/>
+    <w:bookmarkStart w:id="182" w:name="X7711411ed0c744b11ef8373c23e3eb986c2f7d7"/>
     <w:p>
       <w:pPr>
         <w:pStyle w:val="Heading3"/>
@@ -10521,8 +10581,8 @@
         <w:t xml:space="preserve">Maps to OI-04.</w:t>
       </w:r>
     </w:p>
-    <w:bookmarkEnd w:id="185"/>
-    <w:bookmarkStart w:id="186" w:name="X280b68ff8bcbd45e5069f035e24c9fb94030f71"/>
+    <w:bookmarkEnd w:id="182"/>
+    <w:bookmarkStart w:id="183" w:name="X280b68ff8bcbd45e5069f035e24c9fb94030f71"/>
     <w:p>
       <w:pPr>
         <w:pStyle w:val="Heading3"/>
@@ -10656,8 +10716,8 @@
         <w:t xml:space="preserve">(when the caller needs error surfacing — print path, AIM Hold/Update). The label-printing latency concern at container close is addressed by extracting print dispatch from the atomic close transaction (FDS-07-005/006a/b) — the close commits with the AIM ID claimed from the local pool (UJ-04), then a Gateway message handler fires the print with 3 retries (2s gap) and surfaces failures via a per-terminal banner with Acknowledge action (FDS-07-006b).</w:t>
       </w:r>
     </w:p>
-    <w:bookmarkEnd w:id="186"/>
-    <w:bookmarkStart w:id="187" w:name="Xc0ae84e509ec30bacfcc0a2e20bcc2db236d541"/>
+    <w:bookmarkEnd w:id="183"/>
+    <w:bookmarkStart w:id="184" w:name="Xc0ae84e509ec30bacfcc0a2e20bcc2db236d541"/>
     <w:p>
       <w:pPr>
         <w:pStyle w:val="Heading3"/>
@@ -10709,9 +10769,9 @@
         </w:pict>
       </w:r>
     </w:p>
-    <w:bookmarkEnd w:id="187"/>
-    <w:bookmarkEnd w:id="188"/>
-    <w:bookmarkStart w:id="189" w:name="impact-matrix"/>
+    <w:bookmarkEnd w:id="184"/>
+    <w:bookmarkEnd w:id="185"/>
+    <w:bookmarkStart w:id="186" w:name="impact-matrix"/>
     <w:p>
       <w:pPr>
         <w:pStyle w:val="Heading2"/>
@@ -11256,8 +11316,8 @@
         </w:pict>
       </w:r>
     </w:p>
-    <w:bookmarkEnd w:id="189"/>
-    <w:bookmarkStart w:id="190" w:name="related-documents"/>
+    <w:bookmarkEnd w:id="186"/>
+    <w:bookmarkStart w:id="187" w:name="related-documents"/>
     <w:p>
       <w:pPr>
         <w:pStyle w:val="Heading2"/>
@@ -11514,8 +11574,8 @@
         </w:pict>
       </w:r>
     </w:p>
-    <w:bookmarkEnd w:id="190"/>
-    <w:bookmarkStart w:id="191" w:name="validation-log-2026-04-06"/>
+    <w:bookmarkEnd w:id="187"/>
+    <w:bookmarkStart w:id="188" w:name="validation-log-2026-04-06"/>
     <w:p>
       <w:pPr>
         <w:pStyle w:val="Heading2"/>
@@ -12718,8 +12778,8 @@
         </w:tc>
       </w:tr>
     </w:tbl>
-    <w:bookmarkEnd w:id="191"/>
-    <w:bookmarkEnd w:id="192"/>
+    <w:bookmarkEnd w:id="188"/>
+    <w:bookmarkEnd w:id="189"/>
     <w:sectPr>
       <w:footnotePr>
         <w:numRestart w:val="eachSect"/>

--- a/MPP_MES_USER_JOURNEYS.docx
+++ b/MPP_MES_USER_JOURNEYS.docx
@@ -881,13 +881,25 @@
                 <w:b/>
                 <w:bCs/>
               </w:rPr>
-              <w:t xml:space="preserve">Operator access model clarification + die cast screenshot fix.</w:t>
-            </w:r>
-            <w:r>
-              <w:t xml:space="preserve"> </w:t>
-            </w:r>
-            <w:r>
-              <w:t xml:space="preserve">Added Arc 2 access model statement: operator terminals show only their machine workflow screen; Plant Floor Home, LOT Search, LOT Detail, and Genealogy Lookup are supervisor / elevated views. Die Cast scene: removed the Plant Floor Home — Location Details screenshot (supervisor view, not what Carlos sees); moved the Die Cast LOT Entry screenshot immediately after the initials-entry screen. Trim error state caption updated —</w:t>
+              <w:t xml:space="preserve">Operator access model clarification + die cast shared-terminal fix.</w:t>
+            </w:r>
+            <w:r>
+              <w:t xml:space="preserve"> </w:t>
+            </w:r>
+            <w:r>
+              <w:t xml:space="preserve">Added Arc 2 access model statement: operator terminals show only their machine workflow screen; Plant Floor Home, LOT Search, LOT Detail, and Genealogy Lookup are supervisor / elevated views. Die Cast scene fully rewritten for shared terminal model: removed the Plant Floor Home — Location Details screenshot (supervisor view); removed the dedicated-terminal Operator Presence screenshot (not applicable on a shared terminal); cell selection step (Cell Context Selection modal) now leads the scene — operator must scan or pick their Cell before any workflow screen loads; Die Cast LOT Entry screenshot follows with inline initials; narrative</w:t>
+            </w:r>
+            <w:r>
+              <w:t xml:space="preserve"> </w:t>
+            </w:r>
+            <w:r>
+              <w:t xml:space="preserve">“auto-resolved to Machine #7 from terminal context”</w:t>
+            </w:r>
+            <w:r>
+              <w:t xml:space="preserve"> </w:t>
+            </w:r>
+            <w:r>
+              <w:t xml:space="preserve">corrected to explicit cell selection. Trim error state caption updated —</w:t>
             </w:r>
             <w:r>
               <w:t xml:space="preserve"> </w:t>
@@ -899,7 +911,7 @@
               <w:t xml:space="preserve"> </w:t>
             </w:r>
             <w:r>
-              <w:t xml:space="preserve">removed as an operator action (LOT Detail is elevated access). LOT Detail caption flagged as elevated.</w:t>
+              <w:t xml:space="preserve">removed as an operator action. LOT Detail caption flagged as elevated.</w:t>
             </w:r>
           </w:p>
         </w:tc>
@@ -4536,7 +4548,15 @@
         <w:pStyle w:val="BodyText"/>
       </w:pPr>
       <w:r>
-        <w:t xml:space="preserve">Carlos doesn’t rush to the terminal at every shot. He lets the baskets fill while he walks other machines. Some time later the cavity-A basket is full. He peels a pre-printed LTT barcode label off his stack (MPP pre-prints these in batches per FRS 2.2.1) and sticks it on the cavity-A basket. He walks to the Ignition terminal — dedicated to Machine #7, his initials</w:t>
+        <w:t xml:space="preserve">Carlos doesn’t rush to the terminal at every shot. He lets the baskets fill while he walks other machines. Some time later the cavity-A basket is full. He peels a pre-printed LTT barcode label off his stack (MPP pre-prints these in batches per FRS 2.2.1) and sticks it on the cavity-A basket. He walks to the shared Ignition terminal in the die cast area.</w:t>
+      </w:r>
+    </w:p>
+    <w:p>
+      <w:pPr>
+        <w:pStyle w:val="BodyText"/>
+      </w:pPr>
+      <w:r>
+        <w:t xml:space="preserve">Die cast machines share a floor terminal rather than each having a dedicated one. Before logging anything, Carlos must tell the terminal which machine he’s at. He scans the barcode on Machine #7’s column (or picks from the dropdown) to set his</w:t>
       </w:r>
       <w:r>
         <w:t xml:space="preserve"> </w:t>
@@ -4546,13 +4566,13 @@
           <w:b/>
           <w:bCs/>
         </w:rPr>
-        <w:t xml:space="preserve">CM</w:t>
-      </w:r>
-      <w:r>
-        <w:t xml:space="preserve"> </w:t>
-      </w:r>
-      <w:r>
-        <w:t xml:space="preserve">already set as the active operator presence.</w:t>
+        <w:t xml:space="preserve">Active Cell</w:t>
+      </w:r>
+      <w:r>
+        <w:t xml:space="preserve"> </w:t>
+      </w:r>
+      <w:r>
+        <w:t xml:space="preserve">context.</w:t>
       </w:r>
     </w:p>
     <w:p>
@@ -4562,14 +4582,14 @@
       <w:r>
         <w:drawing>
           <wp:inline>
-            <wp:extent cx="4812631" cy="2993456"/>
+            <wp:extent cx="5334000" cy="3657365"/>
             <wp:effectExtent b="0" l="0" r="0" t="0"/>
-            <wp:docPr descr="Operator Presence — Dedicated Terminal initials entry" title="" id="88" name="Picture"/>
+            <wp:docPr descr="Cell Context Selection — shared terminal, die cast area" title="" id="88" name="Picture"/>
             <a:graphic>
               <a:graphicData uri="http://schemas.openxmlformats.org/drawingml/2006/picture">
                 <pic:pic>
                   <pic:nvPicPr>
-                    <pic:cNvPr descr="mockup_screenshots/Screenshot%202026-04-30%20123815.png" id="89" name="Picture"/>
+                    <pic:cNvPr descr="mockup_screenshots/Screenshot%202026-04-30%20123743.png" id="89" name="Picture"/>
                     <pic:cNvPicPr>
                       <a:picLocks noChangeArrowheads="1" noChangeAspect="1"/>
                     </pic:cNvPicPr>
@@ -4583,7 +4603,7 @@
                   <pic:spPr bwMode="auto">
                     <a:xfrm>
                       <a:off x="0" y="0"/>
-                      <a:ext cx="4812631" cy="2993456"/>
+                      <a:ext cx="5334000" cy="3657365"/>
                     </a:xfrm>
                     <a:prstGeom prst="rect">
                       <a:avLst/>
@@ -4607,7 +4627,7 @@
         <w:pStyle w:val="ImageCaption"/>
       </w:pPr>
       <w:r>
-        <w:t xml:space="preserve">Operator Presence — Dedicated Terminal initials entry</w:t>
+        <w:t xml:space="preserve">Cell Context Selection — shared terminal, die cast area</w:t>
       </w:r>
     </w:p>
     <w:p>
@@ -4619,13 +4639,28 @@
           <w:i/>
           <w:iCs/>
         </w:rPr>
-        <w:t xml:space="preserve">Operator Presence screen on a dedicated terminal: single Initials field with a Set Presence button. No password, no PIN — initials map to AppUser_GetByInitials. Presence persists through the shift subject to a 30-minute idle re-confirm.</w:t>
-      </w:r>
-      <w:r>
-        <w:t xml:space="preserve"> </w:t>
-      </w:r>
-      <w:r>
-        <w:t xml:space="preserve">He scans the LTT barcode.</w:t>
+        <w:t xml:space="preserve">Cell Context Selection: on a shared terminal the operator must select their active Cell before any workflow screen loads — by scanning a Cell barcode or picking from the dropdown of the terminal’s parent Location’s descendant Cells. The selected Cell persists through the session; a Change button at the top of every workflow screen allows mid-shift re-selection if they move to a different machine. All downstream context (Tool, Cavity dropdown, FIFO queue) resolves from this selection.</w:t>
+      </w:r>
+    </w:p>
+    <w:p>
+      <w:pPr>
+        <w:pStyle w:val="BodyText"/>
+      </w:pPr>
+      <w:r>
+        <w:t xml:space="preserve">The terminal’s context snaps to</w:t>
+      </w:r>
+      <w:r>
+        <w:t xml:space="preserve"> </w:t>
+      </w:r>
+      <w:r>
+        <w:rPr>
+          <w:b/>
+          <w:bCs/>
+        </w:rPr>
+        <w:t xml:space="preserve">Press 7</w:t>
+      </w:r>
+      <w:r>
+        <w:t xml:space="preserve">. Carlos scans the LTT barcode he just stuck on the cavity-A basket. The Die Cast LOT Entry form opens.</w:t>
       </w:r>
     </w:p>
     <w:p>
@@ -4692,7 +4727,7 @@
           <w:i/>
           <w:iCs/>
         </w:rPr>
-        <w:t xml:space="preserve">Die Cast LOT Entry screen: Active Cell shown at top with a Change button. LTT Barcode field (scanned — mints a new LOT on first scan), Operator Initials (inline on a shared terminal), Item (auto-resolved from the mounted Tool), Tool (auto-populated from ToolAssignment_ListActiveByCell with an Edit button for elevated reassignment), Cavity dropdown (filtered to active cavities on the mounted die), Piece Count (≤ PartsPerBasket), and optional Weight. Right panel shows Cavity A cumulative ShotCount and ScrapCount plus a Reject Entry panel.</w:t>
+        <w:t xml:space="preserve">Die Cast LOT Entry screen: Active Cell (Press 7) shown at top with a Change button. LTT Barcode field (scanned — mints a new LOT on first scan), Operator Initials (entered inline — shared terminals have no persistent presence screen), Item (auto-resolved from the mounted Tool), Tool (auto-populated from ToolAssignment_ListActiveByCell with an Edit button for elevated reassignment), Cavity dropdown (filtered to active cavities on the mounted die), Piece Count (≤ PartsPerBasket), and optional Weight. Right panel shows Cavity A cumulative ShotCount and ScrapCount plus a Reject Entry panel.</w:t>
       </w:r>
     </w:p>
     <w:p>
@@ -4700,7 +4735,7 @@
         <w:pStyle w:val="BodyText"/>
       </w:pPr>
       <w:r>
-        <w:t xml:space="preserve">The MES opens the LOT creation screen. The</w:t>
+        <w:t xml:space="preserve">The</w:t>
       </w:r>
       <w:r>
         <w:t xml:space="preserve"> </w:t>
@@ -4710,13 +4745,13 @@
           <w:b/>
           <w:bCs/>
         </w:rPr>
-        <w:t xml:space="preserve">Cell</w:t>
-      </w:r>
-      <w:r>
-        <w:t xml:space="preserve"> </w:t>
-      </w:r>
-      <w:r>
-        <w:t xml:space="preserve">is auto-resolved to Machine #7 from the terminal’s machine context. The</w:t>
+        <w:t xml:space="preserve">Tool</w:t>
+      </w:r>
+      <w:r>
+        <w:t xml:space="preserve"> </w:t>
+      </w:r>
+      <w:r>
+        <w:t xml:space="preserve">field pre-populates with</w:t>
       </w:r>
       <w:r>
         <w:t xml:space="preserve"> </w:t>
@@ -4726,13 +4761,28 @@
           <w:b/>
           <w:bCs/>
         </w:rPr>
-        <w:t xml:space="preserve">Tool</w:t>
-      </w:r>
-      <w:r>
-        <w:t xml:space="preserve"> </w:t>
-      </w:r>
-      <w:r>
-        <w:t xml:space="preserve">field pre-populates with</w:t>
+        <w:t xml:space="preserve">DC-042</w:t>
+      </w:r>
+      <w:r>
+        <w:t xml:space="preserve"> </w:t>
+      </w:r>
+      <w:r>
+        <w:t xml:space="preserve">— resolved via</w:t>
+      </w:r>
+      <w:r>
+        <w:t xml:space="preserve"> </w:t>
+      </w:r>
+      <w:r>
+        <w:rPr>
+          <w:rStyle w:val="VerbatimChar"/>
+        </w:rPr>
+        <w:t xml:space="preserve">Tools.ToolAssignment_ListActiveByCell(@CellLocationId)</w:t>
+      </w:r>
+      <w:r>
+        <w:t xml:space="preserve"> </w:t>
+      </w:r>
+      <w:r>
+        <w:t xml:space="preserve">from the active mount on Press 7. Carlos enters his initials</w:t>
       </w:r>
       <w:r>
         <w:t xml:space="preserve"> </w:t>
@@ -4742,28 +4792,10 @@
           <w:b/>
           <w:bCs/>
         </w:rPr>
-        <w:t xml:space="preserve">DC-042</w:t>
-      </w:r>
-      <w:r>
-        <w:t xml:space="preserve"> </w:t>
-      </w:r>
-      <w:r>
-        <w:t xml:space="preserve">— this came from</w:t>
-      </w:r>
-      <w:r>
-        <w:t xml:space="preserve"> </w:t>
-      </w:r>
-      <w:r>
-        <w:rPr>
-          <w:rStyle w:val="VerbatimChar"/>
-        </w:rPr>
-        <w:t xml:space="preserve">Tools.ToolAssignment_ListActiveByCell(@CellLocationId)</w:t>
-      </w:r>
-      <w:r>
-        <w:t xml:space="preserve"> </w:t>
-      </w:r>
-      <w:r>
-        <w:t xml:space="preserve">which looked up the currently-mounted tool on Machine #7. Carlos glances at the die, confirms the system is right, and proceeds. (If the physical die had been swapped without anyone updating the MES, Carlos would hit the</w:t>
+        <w:t xml:space="preserve">CM</w:t>
+      </w:r>
+      <w:r>
+        <w:t xml:space="preserve">, glances at the die, confirms the system is right, and proceeds. (If the physical die had been swapped without anyone updating the MES, Carlos would hit the</w:t>
       </w:r>
       <w:r>
         <w:t xml:space="preserve"> </w:t>
@@ -4862,19 +4894,325 @@
     </w:p>
     <w:p>
       <w:pPr>
+        <w:pStyle w:val="BodyText"/>
+      </w:pPr>
+      <w:r>
+        <w:t xml:space="preserve">A LOT is created —</w:t>
+      </w:r>
+      <w:r>
+        <w:t xml:space="preserve"> </w:t>
+      </w:r>
+      <w:r>
+        <w:rPr>
+          <w:rStyle w:val="VerbatimChar"/>
+        </w:rPr>
+        <w:t xml:space="preserve">LotName</w:t>
+      </w:r>
+      <w:r>
+        <w:t xml:space="preserve"> </w:t>
+      </w:r>
+      <w:r>
+        <w:t xml:space="preserve">minted via</w:t>
+      </w:r>
+      <w:r>
+        <w:t xml:space="preserve"> </w:t>
+      </w:r>
+      <w:r>
+        <w:rPr>
+          <w:rStyle w:val="VerbatimChar"/>
+        </w:rPr>
+        <w:t xml:space="preserve">Lots.IdentifierSequence_Next @Code='Lot'</w:t>
+      </w:r>
+      <w:r>
+        <w:t xml:space="preserve"> </w:t>
+      </w:r>
+      <w:r>
+        <w:t xml:space="preserve">which returns</w:t>
+      </w:r>
+      <w:r>
+        <w:t xml:space="preserve"> </w:t>
+      </w:r>
+      <w:r>
+        <w:rPr>
+          <w:rStyle w:val="VerbatimChar"/>
+        </w:rPr>
+        <w:t xml:space="preserve">MESL1710935</w:t>
+      </w:r>
+      <w:r>
+        <w:t xml:space="preserve"> </w:t>
+      </w:r>
+      <w:r>
+        <w:t xml:space="preserve">(the counter continues from the Flexware cutover seed).</w:t>
+      </w:r>
+      <w:r>
+        <w:t xml:space="preserve"> </w:t>
+      </w:r>
+      <w:r>
+        <w:rPr>
+          <w:rStyle w:val="VerbatimChar"/>
+        </w:rPr>
+        <w:t xml:space="preserve">ToolId</w:t>
+      </w:r>
+      <w:r>
+        <w:t xml:space="preserve"> </w:t>
+      </w:r>
+      <w:r>
+        <w:t xml:space="preserve">points at DC-042.</w:t>
+      </w:r>
+      <w:r>
+        <w:t xml:space="preserve"> </w:t>
+      </w:r>
+      <w:r>
+        <w:rPr>
+          <w:rStyle w:val="VerbatimChar"/>
+        </w:rPr>
+        <w:t xml:space="preserve">ToolCavityId</w:t>
+      </w:r>
+      <w:r>
+        <w:t xml:space="preserve"> </w:t>
+      </w:r>
+      <w:r>
+        <w:t xml:space="preserve">points at Cavity A. Origin: Manufactured. Status: Good. Location: Machine #7. A first</w:t>
+      </w:r>
+      <w:r>
+        <w:t xml:space="preserve"> </w:t>
+      </w:r>
+      <w:r>
+        <w:rPr>
+          <w:rStyle w:val="VerbatimChar"/>
+        </w:rPr>
+        <w:t xml:space="preserve">Workorder.ProductionEvent</w:t>
+      </w:r>
+      <w:r>
+        <w:t xml:space="preserve"> </w:t>
+      </w:r>
+      <w:r>
+        <w:t xml:space="preserve">checkpoint row is written with cumulative</w:t>
+      </w:r>
+      <w:r>
+        <w:t xml:space="preserve"> </w:t>
+      </w:r>
+      <w:r>
+        <w:rPr>
+          <w:rStyle w:val="VerbatimChar"/>
+        </w:rPr>
+        <w:t xml:space="preserve">ShotCount</w:t>
+      </w:r>
+      <w:r>
+        <w:t xml:space="preserve"> </w:t>
+      </w:r>
+      <w:r>
+        <w:t xml:space="preserve">= total shots through cavity A so far today, cumulative</w:t>
+      </w:r>
+      <w:r>
+        <w:t xml:space="preserve"> </w:t>
+      </w:r>
+      <w:r>
+        <w:rPr>
+          <w:rStyle w:val="VerbatimChar"/>
+        </w:rPr>
+        <w:t xml:space="preserve">ScrapCount</w:t>
+      </w:r>
+      <w:r>
+        <w:t xml:space="preserve"> </w:t>
+      </w:r>
+      <w:r>
+        <w:t xml:space="preserve">= 3 (that porosity run earlier).</w:t>
+      </w:r>
+    </w:p>
+    <w:p>
+      <w:pPr>
+        <w:pStyle w:val="BodyText"/>
+      </w:pPr>
+      <w:r>
+        <w:t xml:space="preserve">The cavity-B basket fills on its own rhythm. Later — maybe 40 minutes, maybe two hours — Carlos logs it separately. It gets its own LOT (e.g.,</w:t>
+      </w:r>
+      <w:r>
+        <w:t xml:space="preserve"> </w:t>
+      </w:r>
+      <w:r>
+        <w:rPr>
+          <w:rStyle w:val="VerbatimChar"/>
+        </w:rPr>
+        <w:t xml:space="preserve">MESL1710936</w:t>
+      </w:r>
+      <w:r>
+        <w:t xml:space="preserve">), its own</w:t>
+      </w:r>
+      <w:r>
+        <w:t xml:space="preserve"> </w:t>
+      </w:r>
+      <w:r>
+        <w:rPr>
+          <w:rStyle w:val="VerbatimChar"/>
+        </w:rPr>
+        <w:t xml:space="preserve">ToolCavityId = Cavity B</w:t>
+      </w:r>
+      <w:r>
+        <w:t xml:space="preserve">, its own LTT label.</w:t>
+      </w:r>
+      <w:r>
+        <w:t xml:space="preserve"> </w:t>
+      </w:r>
+      <w:r>
+        <w:rPr>
+          <w:b/>
+          <w:bCs/>
+        </w:rPr>
+        <w:t xml:space="preserve">The two LOTs are peers, not sublots.</w:t>
+      </w:r>
+      <w:r>
+        <w:t xml:space="preserve"> </w:t>
+      </w:r>
+      <w:r>
+        <w:t xml:space="preserve">They share a Tool but nothing else. Each fills independently. Each closes independently via an explicit</w:t>
+      </w:r>
+      <w:r>
+        <w:t xml:space="preserve"> </w:t>
+      </w:r>
+      <w:r>
+        <w:t xml:space="preserve">“Complete + Move”</w:t>
+      </w:r>
+      <w:r>
+        <w:t xml:space="preserve"> </w:t>
+      </w:r>
+      <w:r>
+        <w:t xml:space="preserve">when Carlos walks the finished basket away from the machine.</w:t>
+      </w:r>
+    </w:p>
+    <w:p>
+      <w:pPr>
+        <w:pStyle w:val="BodyText"/>
+      </w:pPr>
+      <w:r>
+        <w:t xml:space="preserve">Carlos had 3 no-good parts from an earlier shot — porosity. The</w:t>
+      </w:r>
+      <w:r>
+        <w:t xml:space="preserve"> </w:t>
+      </w:r>
+      <w:r>
+        <w:rPr>
+          <w:rStyle w:val="VerbatimChar"/>
+        </w:rPr>
+        <w:t xml:space="preserve">ScrapCount</w:t>
+      </w:r>
+      <w:r>
+        <w:t xml:space="preserve"> </w:t>
+      </w:r>
+      <w:r>
+        <w:t xml:space="preserve">on this first checkpoint already reflects them (cumulative counter). Against that ProductionEvent he also records a</w:t>
+      </w:r>
+      <w:r>
+        <w:t xml:space="preserve"> </w:t>
+      </w:r>
+      <w:r>
+        <w:rPr>
+          <w:rStyle w:val="VerbatimChar"/>
+        </w:rPr>
+        <w:t xml:space="preserve">RejectEvent</w:t>
+      </w:r>
+      <w:r>
+        <w:t xml:space="preserve"> </w:t>
+      </w:r>
+      <w:r>
+        <w:t xml:space="preserve">with defect code DC-POR-01 quantity 3. Per FRS Section 4, reject/scrap data is retained for analysis but is not considered part of the permanent production record in the same way good counts are — MPP may elect not to record rejects at every manufacturing step.</w:t>
+      </w:r>
+    </w:p>
+    <w:p>
+      <w:pPr>
+        <w:pStyle w:val="BodyText"/>
+      </w:pPr>
+      <w:r>
+        <w:t xml:space="preserve">He has a downtime event too — the die stuck at 6:45am, took 12 minutes to clear. He logs it: reason code EQ-DIE-STICK, start 6:45, end 6:57. If the PLC had detected it first, the</w:t>
+      </w:r>
+      <w:r>
+        <w:t xml:space="preserve"> </w:t>
+      </w:r>
+      <w:r>
+        <w:rPr>
+          <w:rStyle w:val="VerbatimChar"/>
+        </w:rPr>
+        <w:t xml:space="preserve">DowntimeEvent</w:t>
+      </w:r>
+      <w:r>
+        <w:t xml:space="preserve"> </w:t>
+      </w:r>
+      <w:r>
+        <w:t xml:space="preserve">would have been created automatically with source=PLC, and Carlos would just need to assign the reason code. Note: the legacy paper forms track downtime as cumulative minutes subtracted from a 425-minute base runtime — the clerk types</w:t>
+      </w:r>
+      <w:r>
+        <w:t xml:space="preserve"> </w:t>
+      </w:r>
+      <w:r>
+        <w:t xml:space="preserve">“425 − 30 lunch − 15 break = 380.”</w:t>
+      </w:r>
+      <w:r>
+        <w:t xml:space="preserve"> </w:t>
+      </w:r>
+      <w:r>
+        <w:t xml:space="preserve">The MES never accepts a raw total. Instead: machine stoppages like this one are logged as discrete</w:t>
+      </w:r>
+      <w:r>
+        <w:t xml:space="preserve"> </w:t>
+      </w:r>
+      <w:r>
+        <w:rPr>
+          <w:rStyle w:val="VerbatimChar"/>
+        </w:rPr>
+        <w:t xml:space="preserve">DowntimeEvent</w:t>
+      </w:r>
+      <w:r>
+        <w:t xml:space="preserve"> </w:t>
+      </w:r>
+      <w:r>
+        <w:t xml:space="preserve">rows with actual start/end timestamps. Lunch and breaks are handled differently — at the end of the shift, operators confirm which breaks they took via button-toggle selection (FDS-09-013); the MES writes the corresponding</w:t>
+      </w:r>
+      <w:r>
+        <w:t xml:space="preserve"> </w:t>
+      </w:r>
+      <w:r>
+        <w:rPr>
+          <w:rStyle w:val="VerbatimChar"/>
+        </w:rPr>
+        <w:t xml:space="preserve">DowntimeEvent</w:t>
+      </w:r>
+      <w:r>
+        <w:t xml:space="preserve"> </w:t>
+      </w:r>
+      <w:r>
+        <w:t xml:space="preserve">rows using start times and durations from the shift schedule configuration, not from operator keystrokes. Available shift time = scheduled shift duration − sum of all</w:t>
+      </w:r>
+      <w:r>
+        <w:t xml:space="preserve"> </w:t>
+      </w:r>
+      <w:r>
+        <w:rPr>
+          <w:rStyle w:val="VerbatimChar"/>
+        </w:rPr>
+        <w:t xml:space="preserve">DowntimeEvent</w:t>
+      </w:r>
+      <w:r>
+        <w:t xml:space="preserve"> </w:t>
+      </w:r>
+      <w:r>
+        <w:t xml:space="preserve">durations in the window. The cumulative total is always derived from event records, never entered as a number.</w:t>
+      </w:r>
+    </w:p>
+    <w:p>
+      <w:pPr>
         <w:pStyle w:val="CaptionedFigure"/>
       </w:pPr>
       <w:r>
         <w:drawing>
           <wp:inline>
-            <wp:extent cx="5334000" cy="3657365"/>
+            <wp:extent cx="5334000" cy="3910068"/>
             <wp:effectExtent b="0" l="0" r="0" t="0"/>
-            <wp:docPr descr="Change Active Cell modal — shared terminal context selector" title="" id="94" name="Picture"/>
+            <wp:docPr descr="Downtime Events modal — Press 7, 4 events this shift, 1 open" title="" id="94" name="Picture"/>
             <a:graphic>
               <a:graphicData uri="http://schemas.openxmlformats.org/drawingml/2006/picture">
                 <pic:pic>
                   <pic:nvPicPr>
-                    <pic:cNvPr descr="mockup_screenshots/Screenshot%202026-04-30%20123743.png" id="95" name="Picture"/>
+                    <pic:cNvPr descr="mockup_screenshots/Screenshot%202026-05-04%20105438.png" id="95" name="Picture"/>
                     <pic:cNvPicPr>
                       <a:picLocks noChangeArrowheads="1" noChangeAspect="1"/>
                     </pic:cNvPicPr>
@@ -4888,7 +5226,7 @@
                   <pic:spPr bwMode="auto">
                     <a:xfrm>
                       <a:off x="0" y="0"/>
-                      <a:ext cx="5334000" cy="3657365"/>
+                      <a:ext cx="5334000" cy="3910068"/>
                     </a:xfrm>
                     <a:prstGeom prst="rect">
                       <a:avLst/>
@@ -4912,7 +5250,7 @@
         <w:pStyle w:val="ImageCaption"/>
       </w:pPr>
       <w:r>
-        <w:t xml:space="preserve">Change Active Cell modal — shared terminal context selector</w:t>
+        <w:t xml:space="preserve">Downtime Events modal — Press 7, 4 events this shift, 1 open</w:t>
       </w:r>
     </w:p>
     <w:p>
@@ -4924,268 +5262,7 @@
           <w:i/>
           <w:iCs/>
         </w:rPr>
-        <w:t xml:space="preserve">Change Active Cell modal: operator scans a Cell barcode or picks from a dropdown showing descendant Cells of the terminal’s parent Location. All dependent fields (Tool, Cavity, FIFO queue, etc.) refresh on confirmation.</w:t>
-      </w:r>
-    </w:p>
-    <w:p>
-      <w:pPr>
-        <w:pStyle w:val="BodyText"/>
-      </w:pPr>
-      <w:r>
-        <w:t xml:space="preserve">A LOT is created —</w:t>
-      </w:r>
-      <w:r>
-        <w:t xml:space="preserve"> </w:t>
-      </w:r>
-      <w:r>
-        <w:rPr>
-          <w:rStyle w:val="VerbatimChar"/>
-        </w:rPr>
-        <w:t xml:space="preserve">LotName</w:t>
-      </w:r>
-      <w:r>
-        <w:t xml:space="preserve"> </w:t>
-      </w:r>
-      <w:r>
-        <w:t xml:space="preserve">minted via</w:t>
-      </w:r>
-      <w:r>
-        <w:t xml:space="preserve"> </w:t>
-      </w:r>
-      <w:r>
-        <w:rPr>
-          <w:rStyle w:val="VerbatimChar"/>
-        </w:rPr>
-        <w:t xml:space="preserve">Lots.IdentifierSequence_Next @Code='Lot'</w:t>
-      </w:r>
-      <w:r>
-        <w:t xml:space="preserve"> </w:t>
-      </w:r>
-      <w:r>
-        <w:t xml:space="preserve">which returns</w:t>
-      </w:r>
-      <w:r>
-        <w:t xml:space="preserve"> </w:t>
-      </w:r>
-      <w:r>
-        <w:rPr>
-          <w:rStyle w:val="VerbatimChar"/>
-        </w:rPr>
-        <w:t xml:space="preserve">MESL1710935</w:t>
-      </w:r>
-      <w:r>
-        <w:t xml:space="preserve"> </w:t>
-      </w:r>
-      <w:r>
-        <w:t xml:space="preserve">(the counter continues from the Flexware cutover seed).</w:t>
-      </w:r>
-      <w:r>
-        <w:t xml:space="preserve"> </w:t>
-      </w:r>
-      <w:r>
-        <w:rPr>
-          <w:rStyle w:val="VerbatimChar"/>
-        </w:rPr>
-        <w:t xml:space="preserve">ToolId</w:t>
-      </w:r>
-      <w:r>
-        <w:t xml:space="preserve"> </w:t>
-      </w:r>
-      <w:r>
-        <w:t xml:space="preserve">points at DC-042.</w:t>
-      </w:r>
-      <w:r>
-        <w:t xml:space="preserve"> </w:t>
-      </w:r>
-      <w:r>
-        <w:rPr>
-          <w:rStyle w:val="VerbatimChar"/>
-        </w:rPr>
-        <w:t xml:space="preserve">ToolCavityId</w:t>
-      </w:r>
-      <w:r>
-        <w:t xml:space="preserve"> </w:t>
-      </w:r>
-      <w:r>
-        <w:t xml:space="preserve">points at Cavity A. Origin: Manufactured. Status: Good. Location: Machine #7. A first</w:t>
-      </w:r>
-      <w:r>
-        <w:t xml:space="preserve"> </w:t>
-      </w:r>
-      <w:r>
-        <w:rPr>
-          <w:rStyle w:val="VerbatimChar"/>
-        </w:rPr>
-        <w:t xml:space="preserve">Workorder.ProductionEvent</w:t>
-      </w:r>
-      <w:r>
-        <w:t xml:space="preserve"> </w:t>
-      </w:r>
-      <w:r>
-        <w:t xml:space="preserve">checkpoint row is written with cumulative</w:t>
-      </w:r>
-      <w:r>
-        <w:t xml:space="preserve"> </w:t>
-      </w:r>
-      <w:r>
-        <w:rPr>
-          <w:rStyle w:val="VerbatimChar"/>
-        </w:rPr>
-        <w:t xml:space="preserve">ShotCount</w:t>
-      </w:r>
-      <w:r>
-        <w:t xml:space="preserve"> </w:t>
-      </w:r>
-      <w:r>
-        <w:t xml:space="preserve">= total shots through cavity A so far today, cumulative</w:t>
-      </w:r>
-      <w:r>
-        <w:t xml:space="preserve"> </w:t>
-      </w:r>
-      <w:r>
-        <w:rPr>
-          <w:rStyle w:val="VerbatimChar"/>
-        </w:rPr>
-        <w:t xml:space="preserve">ScrapCount</w:t>
-      </w:r>
-      <w:r>
-        <w:t xml:space="preserve"> </w:t>
-      </w:r>
-      <w:r>
-        <w:t xml:space="preserve">= 3 (that porosity run earlier). Since this is the LOT’s first event, there’s no previous event to diff against yet — the next event will compute its delta via</w:t>
-      </w:r>
-      <w:r>
-        <w:t xml:space="preserve"> </w:t>
-      </w:r>
-      <w:r>
-        <w:rPr>
-          <w:rStyle w:val="VerbatimChar"/>
-        </w:rPr>
-        <w:t xml:space="preserve">LAG(ShotCount) OVER (PARTITION BY LotId ORDER BY EventAt)</w:t>
-      </w:r>
-      <w:r>
-        <w:t xml:space="preserve">.</w:t>
-      </w:r>
-    </w:p>
-    <w:p>
-      <w:pPr>
-        <w:pStyle w:val="BodyText"/>
-      </w:pPr>
-      <w:r>
-        <w:t xml:space="preserve">The cavity-B basket fills on its own rhythm. Later — maybe 40 minutes, maybe two hours — Carlos logs it separately. It gets its own LOT (e.g.,</w:t>
-      </w:r>
-      <w:r>
-        <w:t xml:space="preserve"> </w:t>
-      </w:r>
-      <w:r>
-        <w:rPr>
-          <w:rStyle w:val="VerbatimChar"/>
-        </w:rPr>
-        <w:t xml:space="preserve">MESL1710936</w:t>
-      </w:r>
-      <w:r>
-        <w:t xml:space="preserve">), its own</w:t>
-      </w:r>
-      <w:r>
-        <w:t xml:space="preserve"> </w:t>
-      </w:r>
-      <w:r>
-        <w:rPr>
-          <w:rStyle w:val="VerbatimChar"/>
-        </w:rPr>
-        <w:t xml:space="preserve">ToolCavityId = Cavity B</w:t>
-      </w:r>
-      <w:r>
-        <w:t xml:space="preserve">, its own LTT label.</w:t>
-      </w:r>
-      <w:r>
-        <w:t xml:space="preserve"> </w:t>
-      </w:r>
-      <w:r>
-        <w:rPr>
-          <w:b/>
-          <w:bCs/>
-        </w:rPr>
-        <w:t xml:space="preserve">The two LOTs are peers, not sublots.</w:t>
-      </w:r>
-      <w:r>
-        <w:t xml:space="preserve"> </w:t>
-      </w:r>
-      <w:r>
-        <w:t xml:space="preserve">They share a Tool but nothing else. Each fills independently. Each closes independently via an explicit</w:t>
-      </w:r>
-      <w:r>
-        <w:t xml:space="preserve"> </w:t>
-      </w:r>
-      <w:r>
-        <w:t xml:space="preserve">“Complete + Move”</w:t>
-      </w:r>
-      <w:r>
-        <w:t xml:space="preserve"> </w:t>
-      </w:r>
-      <w:r>
-        <w:t xml:space="preserve">when Carlos walks the finished basket away from the machine.</w:t>
-      </w:r>
-    </w:p>
-    <w:p>
-      <w:pPr>
-        <w:pStyle w:val="BodyText"/>
-      </w:pPr>
-      <w:r>
-        <w:t xml:space="preserve">Carlos had 3 no-good parts from an earlier shot — porosity. The</w:t>
-      </w:r>
-      <w:r>
-        <w:t xml:space="preserve"> </w:t>
-      </w:r>
-      <w:r>
-        <w:rPr>
-          <w:rStyle w:val="VerbatimChar"/>
-        </w:rPr>
-        <w:t xml:space="preserve">ScrapCount</w:t>
-      </w:r>
-      <w:r>
-        <w:t xml:space="preserve"> </w:t>
-      </w:r>
-      <w:r>
-        <w:t xml:space="preserve">on this first checkpoint already reflects them (cumulative counter). Against that ProductionEvent he also records a</w:t>
-      </w:r>
-      <w:r>
-        <w:t xml:space="preserve"> </w:t>
-      </w:r>
-      <w:r>
-        <w:rPr>
-          <w:rStyle w:val="VerbatimChar"/>
-        </w:rPr>
-        <w:t xml:space="preserve">RejectEvent</w:t>
-      </w:r>
-      <w:r>
-        <w:t xml:space="preserve"> </w:t>
-      </w:r>
-      <w:r>
-        <w:t xml:space="preserve">with defect code DC-POR-01 quantity 3. Per FRS Section 4, reject/scrap data is retained for analysis but is not considered part of the permanent production record in the same way good counts are — MPP may elect not to record rejects at every manufacturing step.</w:t>
-      </w:r>
-    </w:p>
-    <w:p>
-      <w:pPr>
-        <w:pStyle w:val="BodyText"/>
-      </w:pPr>
-      <w:r>
-        <w:t xml:space="preserve">He has a downtime event too — the die stuck at 6:45am, took 12 minutes to clear. He logs it: reason code EQ-DIE-STICK, start 6:45, end 6:57. If the PLC had detected it first, the</w:t>
-      </w:r>
-      <w:r>
-        <w:t xml:space="preserve"> </w:t>
-      </w:r>
-      <w:r>
-        <w:rPr>
-          <w:rStyle w:val="VerbatimChar"/>
-        </w:rPr>
-        <w:t xml:space="preserve">DowntimeEvent</w:t>
-      </w:r>
-      <w:r>
-        <w:t xml:space="preserve"> </w:t>
-      </w:r>
-      <w:r>
-        <w:t xml:space="preserve">would have been created automatically with source=PLC, and Carlos would just need to assign the reason code. Note: the legacy paper forms track downtime as cumulative minutes subtracted from a 425-minute base runtime (with adjustments for lunch, breaks, and overtime). The new MES captures discrete start/end events, which is a more granular model — the cumulative shift total is derived from the events rather than entered directly.</w:t>
+        <w:t xml:space="preserve">Downtime Events modal: header shows machine context (Press 7 · Die Cast Area) and open-event count. Table lists all shift events with Start Time, End Time (blank = still open), Reason Code, Initials, Remarks, and Shot Count (shown only for Setup-type events). Clicking a row expands an inline edit form — Start Time, End Time, Initials, Reason Code dropdown, Remarks. The open event (13:45, Cooling Issue) shows OPEN in amber with a left border indicator. + Add Event opens a new empty row at the bottom. Machine context is shown in the footer.</w:t>
       </w:r>
     </w:p>
     <w:bookmarkEnd w:id="96"/>
@@ -5339,7 +5416,7 @@
         <w:t xml:space="preserve"> </w:t>
       </w:r>
       <w:r>
-        <w:t xml:space="preserve">at the trim station — cumulative</w:t>
+        <w:t xml:space="preserve">at the trim station, recording cumulative</w:t>
       </w:r>
       <w:r>
         <w:t xml:space="preserve"> </w:t>
@@ -5369,49 +5446,7 @@
         <w:t xml:space="preserve"> </w:t>
       </w:r>
       <w:r>
-        <w:t xml:space="preserve">as-of-arrival. Because this is the LOT’s second event (the first was Carlos’s die-cast checkpoint), deltas pop out immediately from the reader’s</w:t>
-      </w:r>
-      <w:r>
-        <w:t xml:space="preserve"> </w:t>
-      </w:r>
-      <w:r>
-        <w:rPr>
-          <w:rStyle w:val="VerbatimChar"/>
-        </w:rPr>
-        <w:t xml:space="preserve">LAG()</w:t>
-      </w:r>
-      <w:r>
-        <w:t xml:space="preserve"> </w:t>
-      </w:r>
-      <w:r>
-        <w:t xml:space="preserve">window:</w:t>
-      </w:r>
-      <w:r>
-        <w:t xml:space="preserve"> </w:t>
-      </w:r>
-      <w:r>
-        <w:t xml:space="preserve">“since last event, this LOT accumulated X shots and Y scrap.”</w:t>
-      </w:r>
-      <w:r>
-        <w:t xml:space="preserve"> </w:t>
-      </w:r>
-      <w:r>
-        <w:t xml:space="preserve">Reports that want operator-facing per-event deltas SHALL compute them that way rather than storing per-event</w:t>
-      </w:r>
-      <w:r>
-        <w:t xml:space="preserve"> </w:t>
-      </w:r>
-      <w:r>
-        <w:rPr>
-          <w:rStyle w:val="VerbatimChar"/>
-        </w:rPr>
-        <w:t xml:space="preserve">GoodCount</w:t>
-      </w:r>
-      <w:r>
-        <w:t xml:space="preserve"> </w:t>
-      </w:r>
-      <w:r>
-        <w:t xml:space="preserve">on the event row. Checkpoints are coarse — operators aren’t at the terminal per shot, they log at natural breakpoints (basket close, area handoff, complete+move).</w:t>
+        <w:t xml:space="preserve">as-of-arrival. Checkpoints are coarse — operators log at natural breakpoints (basket close, area handoff, complete+move), not per shot.</w:t>
       </w:r>
     </w:p>
     <w:p>
@@ -6340,155 +6375,49 @@
           <w:b/>
           <w:bCs/>
         </w:rPr>
-        <w:t xml:space="preserve">Machining OUT — event-driven (FDS-06-008).</w:t>
-      </w:r>
-      <w:r>
-        <w:t xml:space="preserve"> </w:t>
-      </w:r>
-      <w:r>
-        <w:t xml:space="preserve">When the machine signals completion of the operation on the LOT (PLC</w:t>
-      </w:r>
-      <w:r>
-        <w:t xml:space="preserve"> </w:t>
-      </w:r>
-      <w:r>
-        <w:rPr>
-          <w:rStyle w:val="VerbatimChar"/>
-        </w:rPr>
-        <w:t xml:space="preserve">OperationComplete</w:t>
-      </w:r>
-      <w:r>
-        <w:t xml:space="preserve"> </w:t>
-      </w:r>
-      <w:r>
-        <w:t xml:space="preserve">tag asserts), the MES does this</w:t>
-      </w:r>
-      <w:r>
-        <w:t xml:space="preserve"> </w:t>
-      </w:r>
+        <w:t xml:space="preserve">Machining OUT — two possible paths.</w:t>
+      </w:r>
+      <w:r>
+        <w:t xml:space="preserve"> </w:t>
+      </w:r>
+      <w:r>
+        <w:t xml:space="preserve">When the machining operation completes, one of two things happens depending on how the cell is configured:</w:t>
+      </w:r>
+    </w:p>
+    <w:p>
+      <w:pPr>
+        <w:pStyle w:val="BodyText"/>
+      </w:pPr>
       <w:r>
         <w:rPr>
           <w:b/>
           <w:bCs/>
         </w:rPr>
-        <w:t xml:space="preserve">without operator action</w:t>
-      </w:r>
-      <w:r>
-        <w:t xml:space="preserve">: writes a checkpoint</w:t>
-      </w:r>
-      <w:r>
-        <w:t xml:space="preserve"> </w:t>
-      </w:r>
-      <w:r>
-        <w:rPr>
-          <w:rStyle w:val="VerbatimChar"/>
-        </w:rPr>
-        <w:t xml:space="preserve">ProductionEvent</w:t>
-      </w:r>
-      <w:r>
-        <w:t xml:space="preserve"> </w:t>
-      </w:r>
-      <w:r>
-        <w:t xml:space="preserve">capturing cumulative</w:t>
-      </w:r>
-      <w:r>
-        <w:t xml:space="preserve"> </w:t>
-      </w:r>
-      <w:r>
-        <w:rPr>
-          <w:rStyle w:val="VerbatimChar"/>
-        </w:rPr>
-        <w:t xml:space="preserve">ShotCount</w:t>
-      </w:r>
-      <w:r>
-        <w:t xml:space="preserve"> </w:t>
-      </w:r>
-      <w:r>
-        <w:t xml:space="preserve">and</w:t>
-      </w:r>
-      <w:r>
-        <w:t xml:space="preserve"> </w:t>
-      </w:r>
-      <w:r>
-        <w:rPr>
-          <w:rStyle w:val="VerbatimChar"/>
-        </w:rPr>
-        <w:t xml:space="preserve">ScrapCount</w:t>
-      </w:r>
-      <w:r>
-        <w:t xml:space="preserve"> </w:t>
-      </w:r>
-      <w:r>
-        <w:t xml:space="preserve">as-of-completion; reads the</w:t>
-      </w:r>
-      <w:r>
-        <w:t xml:space="preserve"> </w:t>
-      </w:r>
-      <w:r>
-        <w:rPr>
-          <w:rStyle w:val="VerbatimChar"/>
-        </w:rPr>
-        <w:t xml:space="preserve">CoupledDownstreamCellLocationId</w:t>
-      </w:r>
-      <w:r>
-        <w:t xml:space="preserve"> </w:t>
-      </w:r>
-      <w:r>
-        <w:t xml:space="preserve">LocationAttribute on this Machining Cell (configured at deployment to point at the paired Assembly Cell within the same WorkCenter); writes a</w:t>
-      </w:r>
-      <w:r>
-        <w:t xml:space="preserve"> </w:t>
-      </w:r>
-      <w:r>
-        <w:rPr>
-          <w:rStyle w:val="VerbatimChar"/>
-        </w:rPr>
-        <w:t xml:space="preserve">LotMovement</w:t>
-      </w:r>
-      <w:r>
-        <w:t xml:space="preserve"> </w:t>
-      </w:r>
-      <w:r>
-        <w:t xml:space="preserve">from this Machining Cell to the coupled downstream Cell; updates the LOT’s</w:t>
-      </w:r>
-      <w:r>
-        <w:t xml:space="preserve"> </w:t>
-      </w:r>
-      <w:r>
-        <w:rPr>
-          <w:rStyle w:val="VerbatimChar"/>
-        </w:rPr>
-        <w:t xml:space="preserve">CurrentLocationId</w:t>
-      </w:r>
-      <w:r>
-        <w:t xml:space="preserve">. The operator never scans Machining OUT — the basket physically rolls to Assembly while the MES records the move. (When</w:t>
-      </w:r>
-      <w:r>
-        <w:t xml:space="preserve"> </w:t>
-      </w:r>
-      <w:r>
-        <w:rPr>
-          <w:rStyle w:val="VerbatimChar"/>
-        </w:rPr>
-        <w:t xml:space="preserve">CoupledDownstreamCellLocationId</w:t>
-      </w:r>
-      <w:r>
-        <w:t xml:space="preserve"> </w:t>
-      </w:r>
-      <w:r>
-        <w:t xml:space="preserve">is NULL — uncoupled / legacy path — completion writes only the</w:t>
-      </w:r>
-      <w:r>
-        <w:t xml:space="preserve"> </w:t>
-      </w:r>
-      <w:r>
-        <w:rPr>
-          <w:rStyle w:val="VerbatimChar"/>
-        </w:rPr>
-        <w:t xml:space="preserve">ProductionEvent</w:t>
-      </w:r>
-      <w:r>
-        <w:t xml:space="preserve">, and the LOT stays at the Machining Cell awaiting an operator-driven movement.)</w:t>
+        <w:t xml:space="preserve">Path A — PLC-driven auto-move (FDS-06-008).</w:t>
+      </w:r>
+      <w:r>
+        <w:t xml:space="preserve"> </w:t>
+      </w:r>
+      <w:r>
+        <w:t xml:space="preserve">If the cell is integrated with a PLC and has a coupled downstream assembly cell configured, the machine signals completion and the MES automatically records the operation completion and moves the LOT to the paired Assembly Cell. The operator never touches the terminal for Machining OUT — the basket physically rolls to Assembly and the MES has already recorded the move.</w:t>
+      </w:r>
+    </w:p>
+    <w:p>
+      <w:pPr>
+        <w:pStyle w:val="BodyText"/>
+      </w:pPr>
+      <w:r>
+        <w:rPr>
+          <w:b/>
+          <w:bCs/>
+        </w:rPr>
+        <w:t xml:space="preserve">Path B — Operator-driven movement.</w:t>
+      </w:r>
+      <w:r>
+        <w:t xml:space="preserve"> </w:t>
+      </w:r>
+      <w:r>
+        <w:t xml:space="preserve">If there is no PLC integration, or the cell is not paired with a downstream cell, the MES records the operation completion but the LOT stays at the Machining Cell. An operator must manually scan the LOT at the next station to trigger the movement — the same scan-to-receive pattern used at Trim IN.</w:t>
       </w:r>
     </w:p>
     <w:bookmarkEnd w:id="119"/>
@@ -6868,22 +6797,23 @@
         <w:t xml:space="preserve">ContainerConfig</w:t>
       </w:r>
       <w:r>
-        <w:t xml:space="preserve">), the MES closes the container and calls AIM — Honda’s EDI system — to get a shipping ID.</w:t>
-      </w:r>
-      <w:r>
-        <w:t xml:space="preserve"> </w:t>
-      </w:r>
-      <w:r>
-        <w:rPr>
-          <w:rStyle w:val="VerbatimChar"/>
-        </w:rPr>
-        <w:t xml:space="preserve">GetNextNumber</w:t>
-      </w:r>
-      <w:r>
-        <w:t xml:space="preserve"> </w:t>
-      </w:r>
-      <w:r>
-        <w:t xml:space="preserve">returns shipper ID</w:t>
+        <w:t xml:space="preserve">), the MES closes the container and claims a shipper ID from its</w:t>
+      </w:r>
+      <w:r>
+        <w:t xml:space="preserve"> </w:t>
+      </w:r>
+      <w:r>
+        <w:rPr>
+          <w:b/>
+          <w:bCs/>
+        </w:rPr>
+        <w:t xml:space="preserve">local pool of pre-fetched AIM IDs</w:t>
+      </w:r>
+      <w:r>
+        <w:t xml:space="preserve"> </w:t>
+      </w:r>
+      <w:r>
+        <w:t xml:space="preserve">—</w:t>
       </w:r>
       <w:r>
         <w:t xml:space="preserve"> </w:t>
@@ -6895,7 +6825,7 @@
         <w:t xml:space="preserve">SH-240406-0089</w:t>
       </w:r>
       <w:r>
-        <w:t xml:space="preserve">. The Zebra prints a ZPL shipping label. The</w:t>
+        <w:t xml:space="preserve">. The container close never waits on a live AIM call; the pool is kept topped up in the background between container closes. The Zebra prints a ZPL shipping label. The</w:t>
       </w:r>
       <w:r>
         <w:t xml:space="preserve"> </w:t>
@@ -7598,7 +7528,7 @@
         <w:pStyle w:val="FirstParagraph"/>
       </w:pPr>
       <w:r>
-        <w:t xml:space="preserve">After investigation, Diane determines the issue is isolated to cavity A of die #42, from yesterday’s second shift only. From her desk she clicks the</w:t>
+        <w:t xml:space="preserve">After investigation, Diane determines the issue is isolated to cavity A of die #42, from yesterday’s second shift only. From her desk she opens the</w:t>
       </w:r>
       <w:r>
         <w:t xml:space="preserve"> </w:t>
@@ -7608,13 +7538,13 @@
           <w:b/>
           <w:bCs/>
         </w:rPr>
-        <w:t xml:space="preserve">Track</w:t>
-      </w:r>
-      <w:r>
-        <w:t xml:space="preserve"> </w:t>
-      </w:r>
-      <w:r>
-        <w:t xml:space="preserve">tile on the MES home page (FDS-12-012), types in one of the Honda-reported serial numbers, and immediately sees the full genealogy tree — cavity, die, Carlos, timestamp, and forward through to the containers and shipper IDs where that serial landed.</w:t>
+        <w:t xml:space="preserve">LOT Search tab</w:t>
+      </w:r>
+      <w:r>
+        <w:t xml:space="preserve"> </w:t>
+      </w:r>
+      <w:r>
+        <w:t xml:space="preserve">on the Plant Floor home page, searches by one of the Honda-reported serial numbers, and opens the matching LOT. From there she pulls up the full genealogy tree — cavity, die, Carlos, timestamp, and forward through to the containers and shipper IDs where that serial landed.</w:t>
       </w:r>
     </w:p>
     <w:p>
@@ -7926,14 +7856,14 @@
       <w:r>
         <w:drawing>
           <wp:inline>
-            <wp:extent cx="5334000" cy="2636376"/>
+            <wp:extent cx="5334000" cy="2653080"/>
             <wp:effectExtent b="0" l="0" r="0" t="0"/>
             <wp:docPr descr="Sort Cage Workflow — Serialized, per-serial migration" title="" id="147" name="Picture"/>
             <a:graphic>
               <a:graphicData uri="http://schemas.openxmlformats.org/drawingml/2006/picture">
                 <pic:pic>
                   <pic:nvPicPr>
-                    <pic:cNvPr descr="mockup_screenshots/Screenshot%202026-04-30%20125013.png" id="148" name="Picture"/>
+                    <pic:cNvPr descr="mockup_screenshots/Screenshot%202026-04-30%20125038.png" id="148" name="Picture"/>
                     <pic:cNvPicPr>
                       <a:picLocks noChangeArrowheads="1" noChangeAspect="1"/>
                     </pic:cNvPicPr>
@@ -7947,7 +7877,7 @@
                   <pic:spPr bwMode="auto">
                     <a:xfrm>
                       <a:off x="0" y="0"/>
-                      <a:ext cx="5334000" cy="2636376"/>
+                      <a:ext cx="5334000" cy="2653080"/>
                     </a:xfrm>
                     <a:prstGeom prst="rect">
                       <a:avLst/>
@@ -7983,7 +7913,7 @@
           <w:i/>
           <w:iCs/>
         </w:rPr>
-        <w:t xml:space="preserve">Sort Cage Workflow (serialized, UJ-05 update-in-place default): Source Container header (Container, AIM Shipper ID, Item, Total Serials). Per-Serial Migration table — each row shows a serial number and a Destination Container · Tray · Position dropdown; PASS/FAIL badge. Suspect-only filter and Select All button for bulk operations. Submit Bulk Migration commits all rows in one call; ShippingLabel_Void fires on the source, Container_Complete fires on the destination claiming a fresh AIM ID.</w:t>
+        <w:t xml:space="preserve">Sort Cage Workflow (serialized, UJ-05 update-in-place default): Source Container header (Container, AIM Shipper ID, Item, Total Serials). Per-Serial Migration table — each row shows a serial number and a Destination Container · Tray · Position dropdown; PASS/FAIL badge. Suspect-only filter and Select All button for bulk operations. Submit Bulk Migration commits all rows in one call; shipping label on the source is voided, destination container completes claiming a fresh AIM ID from the local pool.</w:t>
       </w:r>
     </w:p>
     <w:p>
@@ -7993,14 +7923,14 @@
       <w:r>
         <w:drawing>
           <wp:inline>
-            <wp:extent cx="5334000" cy="2653080"/>
+            <wp:extent cx="5334000" cy="2646153"/>
             <wp:effectExtent b="0" l="0" r="0" t="0"/>
             <wp:docPr descr="Sort Cage Workflow — Non-Serialized, ByVision camera re-pack" title="" id="150" name="Picture"/>
             <a:graphic>
               <a:graphicData uri="http://schemas.openxmlformats.org/drawingml/2006/picture">
                 <pic:pic>
                   <pic:nvPicPr>
-                    <pic:cNvPr descr="mockup_screenshots/Screenshot%202026-04-30%20125038.png" id="151" name="Picture"/>
+                    <pic:cNvPr descr="mockup_screenshots/Screenshot%202026-04-30%20125103.png" id="151" name="Picture"/>
                     <pic:cNvPicPr>
                       <a:picLocks noChangeArrowheads="1" noChangeAspect="1"/>
                     </pic:cNvPicPr>
@@ -8014,7 +7944,7 @@
                   <pic:spPr bwMode="auto">
                     <a:xfrm>
                       <a:off x="0" y="0"/>
-                      <a:ext cx="5334000" cy="2653080"/>
+                      <a:ext cx="5334000" cy="2646153"/>
                     </a:xfrm>
                     <a:prstGeom prst="rect">
                       <a:avLst/>
@@ -8360,14 +8290,14 @@
       <w:r>
         <w:drawing>
           <wp:inline>
-            <wp:extent cx="5334000" cy="2646153"/>
+            <wp:extent cx="5334000" cy="2655875"/>
             <wp:effectExtent b="0" l="0" r="0" t="0"/>
             <wp:docPr descr="Shipping Dock — active manifest TRUCK-MFG-240430-002" title="" id="158" name="Picture"/>
             <a:graphic>
               <a:graphicData uri="http://schemas.openxmlformats.org/drawingml/2006/picture">
                 <pic:pic>
                   <pic:nvPicPr>
-                    <pic:cNvPr descr="mockup_screenshots/Screenshot%202026-04-30%20125103.png" id="159" name="Picture"/>
+                    <pic:cNvPr descr="mockup_screenshots/Screenshot%202026-04-30%20125124.png" id="159" name="Picture"/>
                     <pic:cNvPicPr>
                       <a:picLocks noChangeArrowheads="1" noChangeAspect="1"/>
                     </pic:cNvPicPr>
@@ -8381,7 +8311,7 @@
                   <pic:spPr bwMode="auto">
                     <a:xfrm>
                       <a:off x="0" y="0"/>
-                      <a:ext cx="5334000" cy="2646153"/>
+                      <a:ext cx="5334000" cy="2655875"/>
                     </a:xfrm>
                     <a:prstGeom prst="rect">
                       <a:avLst/>
@@ -8518,58 +8448,15 @@
           <w:i/>
           <w:iCs/>
         </w:rPr>
-        <w:t xml:space="preserve">End-of-Shift Time Entry screen: terminal mode badge (Dedicated · button-based, derived from parent Location tier per FDS-02-010). Three large toggle buttons — Lunch (30 min · 11:30 start), Break 1 (15 min · 09:00 start), Break 2 (15 min · 13:30 start) — tap to select, tap again to deselect. Submit Shift End writes one Oee.DowntimeEvent per selected break using shift-schedule start times and durations — no numeric entry. Zero-button submission valid. Shift Handover Summary below shows Open Downtime Events, Open Paused LOTs, and In-Process LOTs spanning the boundary.</w:t>
-      </w:r>
-      <w:r>
-        <w:t xml:space="preserve"> </w:t>
-      </w:r>
-      <w:r>
-        <w:t xml:space="preserve">His terminal is dedicated (Cell-parented), so the entry is a single button press: tap once, the MES writes</w:t>
-      </w:r>
-      <w:r>
-        <w:t xml:space="preserve"> </w:t>
-      </w:r>
-      <w:r>
-        <w:rPr>
-          <w:rStyle w:val="VerbatimChar"/>
-        </w:rPr>
-        <w:t xml:space="preserve">Oee.DowntimeEvent</w:t>
-      </w:r>
-      <w:r>
-        <w:t xml:space="preserve"> </w:t>
-      </w:r>
-      <w:r>
-        <w:t xml:space="preserve">rows for the lunch period and each break period defined on the shift schedule, with each row’s</w:t>
-      </w:r>
-      <w:r>
-        <w:t xml:space="preserve"> </w:t>
-      </w:r>
-      <w:r>
-        <w:rPr>
-          <w:rStyle w:val="VerbatimChar"/>
-        </w:rPr>
-        <w:t xml:space="preserve">StartedAt</w:t>
-      </w:r>
-      <w:r>
-        <w:t xml:space="preserve"> </w:t>
-      </w:r>
-      <w:r>
-        <w:t xml:space="preserve">/</w:t>
-      </w:r>
-      <w:r>
-        <w:t xml:space="preserve"> </w:t>
-      </w:r>
-      <w:r>
-        <w:rPr>
-          <w:rStyle w:val="VerbatimChar"/>
-        </w:rPr>
-        <w:t xml:space="preserve">EndedAt</w:t>
-      </w:r>
-      <w:r>
-        <w:t xml:space="preserve"> </w:t>
-      </w:r>
-      <w:r>
-        <w:t xml:space="preserve">populated from the schedule (no operator-entered durations, no minute-level adjustments). On a shared terminal it would prompt for initials, time category (Regular default), lunch yes/no, which breaks were taken, and submit. Either way the operator never types a number — they’re confirming what’s already configured.</w:t>
+        <w:t xml:space="preserve">End-of-Shift Time Entry screen: terminal mode badge (Dedicated · button-based, derived from parent Location tier per FDS-02-010). Three large toggle buttons — Lunch (30 min · 11:30 start), Break 1 (15 min · 09:00 start), Break 2 (15 min · 13:30 start) — tap to select, tap again to deselect. Submit Shift End writes one DowntimeEvent per selected break using shift-schedule start times and durations — no numeric entry. Zero-button submission valid. Shift Handover Summary below shows Open Downtime Events, Open Paused LOTs, and In-Process LOTs spanning the boundary.</w:t>
+      </w:r>
+    </w:p>
+    <w:p>
+      <w:pPr>
+        <w:pStyle w:val="BodyText"/>
+      </w:pPr>
+      <w:r>
+        <w:t xml:space="preserve">Carlos taps the breaks he actually took — on a dedicated terminal this is just the three toggle buttons, nothing else. Zero-button submission is valid: if he skipped all breaks, he submits with nothing selected and the MES writes no rows. On a shared terminal the same toggle buttons appear, plus an initials field and a time category selector (Regular / Overtime / Double-Time). Either way the operator never types a duration — they confirm which scheduled breaks were taken and the shift-schedule start times and durations supply the rest.</w:t>
       </w:r>
     </w:p>
     <w:p>
@@ -8853,13 +8740,13 @@
       </w:r>
     </w:p>
     <w:bookmarkEnd w:id="166"/>
-    <w:bookmarkStart w:id="167" w:name="X8a97f2b45aacffcfde53291572bcd0cf661d011"/>
+    <w:bookmarkStart w:id="167" w:name="lot-creation-flow-at-die-cast-resolved"/>
     <w:p>
       <w:pPr>
         <w:pStyle w:val="Heading3"/>
       </w:pPr>
       <w:r>
-        <w:t xml:space="preserve">2. LOT Creation Flow at Die Cast — 🔶 Pending Customer Validation</w:t>
+        <w:t xml:space="preserve">2. LOT Creation Flow at Die Cast — ✅ Resolved</w:t>
       </w:r>
     </w:p>
     <w:p>
@@ -8907,22 +8794,40 @@
           <w:b/>
           <w:bCs/>
         </w:rPr>
-        <w:t xml:space="preserve">Addendum (2026-04-23, v0.8):</w:t>
-      </w:r>
-      <w:r>
-        <w:t xml:space="preserve"> </w:t>
-      </w:r>
-      <w:r>
-        <w:t xml:space="preserve">LOT creation is</w:t>
-      </w:r>
-      <w:r>
-        <w:t xml:space="preserve"> </w:t>
-      </w:r>
+        <w:t xml:space="preserve">Decision (2026-04-24 — closed by Jacques):</w:t>
+      </w:r>
+      <w:r>
+        <w:t xml:space="preserve"> </w:t>
+      </w:r>
+      <w:r>
+        <w:t xml:space="preserve">Confirmed. FDS-05-002 + FDS-05-036 (lazy operator-driven creation) are authoritative.</w:t>
+      </w:r>
+    </w:p>
+    <w:p>
+      <w:pPr>
+        <w:pStyle w:val="BodyText"/>
+      </w:pPr>
       <w:r>
         <w:rPr>
           <w:b/>
           <w:bCs/>
         </w:rPr>
+        <w:t xml:space="preserve">Addendum (2026-04-23, v0.8):</w:t>
+      </w:r>
+      <w:r>
+        <w:t xml:space="preserve"> </w:t>
+      </w:r>
+      <w:r>
+        <w:t xml:space="preserve">LOT creation is</w:t>
+      </w:r>
+      <w:r>
+        <w:t xml:space="preserve"> </w:t>
+      </w:r>
+      <w:r>
+        <w:rPr>
+          <w:b/>
+          <w:bCs/>
+        </w:rPr>
         <w:t xml:space="preserve">lazy and operator-driven</w:t>
       </w:r>
       <w:r>
@@ -9428,13 +9333,13 @@
       </w:r>
     </w:p>
     <w:bookmarkEnd w:id="171"/>
-    <w:bookmarkStart w:id="172" w:name="work-order-visibility-and-lifecycle-open"/>
+    <w:bookmarkStart w:id="172" w:name="X22ad13e1333654c54764619e3c0aa4d63393197"/>
     <w:p>
       <w:pPr>
         <w:pStyle w:val="Heading3"/>
       </w:pPr>
       <w:r>
-        <w:t xml:space="preserve">7. Work Order Visibility and Lifecycle — ⬜ Open</w:t>
+        <w:t xml:space="preserve">7. Work Order Visibility and Lifecycle — ✅ Resolved</w:t>
       </w:r>
     </w:p>
     <w:p>
@@ -9495,61 +9400,106 @@
         <w:t xml:space="preserve">Maps to OI-07.</w:t>
       </w:r>
     </w:p>
-    <w:bookmarkEnd w:id="172"/>
-    <w:bookmarkStart w:id="173" w:name="lot-merge-business-rules-open"/>
-    <w:p>
-      <w:pPr>
-        <w:pStyle w:val="Heading3"/>
-      </w:pPr>
-      <w:r>
-        <w:t xml:space="preserve">8. LOT Merge Business Rules — ⬜ Open</w:t>
-      </w:r>
-    </w:p>
-    <w:p>
-      <w:pPr>
-        <w:pStyle w:val="FirstParagraph"/>
+    <w:p>
+      <w:pPr>
+        <w:pStyle w:val="BodyText"/>
       </w:pPr>
       <w:r>
         <w:rPr>
           <w:b/>
           <w:bCs/>
         </w:rPr>
-        <w:t xml:space="preserve">Assumption made:</w:t>
-      </w:r>
-      <w:r>
-        <w:t xml:space="preserve"> </w:t>
-      </w:r>
-      <w:r>
-        <w:t xml:space="preserve">Merges exist in the data model (</w:t>
-      </w:r>
-      <w:r>
-        <w:rPr>
-          <w:rStyle w:val="VerbatimChar"/>
-        </w:rPr>
-        <w:t xml:space="preserve">GenealogyRelationshipType</w:t>
-      </w:r>
-      <w:r>
-        <w:t xml:space="preserve"> </w:t>
-      </w:r>
-      <w:r>
-        <w:t xml:space="preserve">has MERGE) but the narrative skipped over them because the FRS explicitly says</w:t>
-      </w:r>
-      <w:r>
-        <w:t xml:space="preserve"> </w:t>
-      </w:r>
-      <w:r>
-        <w:t xml:space="preserve">“business rules TBD.”</w:t>
-      </w:r>
-    </w:p>
-    <w:p>
-      <w:pPr>
-        <w:pStyle w:val="BodyText"/>
+        <w:t xml:space="preserve">Decision (2026-04-27 — closed by Jacques, Option A):</w:t>
+      </w:r>
+      <w:r>
+        <w:t xml:space="preserve"> </w:t>
+      </w:r>
+      <w:r>
+        <w:t xml:space="preserve">Per-LOT WO auto-created at</w:t>
+      </w:r>
+      <w:r>
+        <w:t xml:space="preserve"> </w:t>
+      </w:r>
+      <w:r>
+        <w:rPr>
+          <w:rStyle w:val="VerbatimChar"/>
+        </w:rPr>
+        <w:t xml:space="preserve">Lot_Create</w:t>
+      </w:r>
+      <w:r>
+        <w:t xml:space="preserve">. Work orders are purely internal bookkeeping — never visible to operators. FDS-06-022 / FDS-06-024 are authoritative. ERP-derived WOs deferred — not in scope. The</w:t>
+      </w:r>
+      <w:r>
+        <w:t xml:space="preserve"> </w:t>
+      </w:r>
+      <w:r>
+        <w:rPr>
+          <w:rStyle w:val="VerbatimChar"/>
+        </w:rPr>
+        <w:t xml:space="preserve">WorkOrderTypeId</w:t>
+      </w:r>
+      <w:r>
+        <w:t xml:space="preserve"> </w:t>
+      </w:r>
+      <w:r>
+        <w:t xml:space="preserve">discriminator stays as a future hook for Demand / Maintenance types per OI-07.</w:t>
+      </w:r>
+    </w:p>
+    <w:bookmarkEnd w:id="172"/>
+    <w:bookmarkStart w:id="173" w:name="lot-merge-business-rules-resolved"/>
+    <w:p>
+      <w:pPr>
+        <w:pStyle w:val="Heading3"/>
+      </w:pPr>
+      <w:r>
+        <w:t xml:space="preserve">8. LOT Merge Business Rules — ✅ Resolved</w:t>
+      </w:r>
+    </w:p>
+    <w:p>
+      <w:pPr>
+        <w:pStyle w:val="FirstParagraph"/>
       </w:pPr>
       <w:r>
         <w:rPr>
           <w:b/>
           <w:bCs/>
         </w:rPr>
+        <w:t xml:space="preserve">Assumption made:</w:t>
+      </w:r>
+      <w:r>
+        <w:t xml:space="preserve"> </w:t>
+      </w:r>
+      <w:r>
+        <w:t xml:space="preserve">Merges exist in the data model (</w:t>
+      </w:r>
+      <w:r>
+        <w:rPr>
+          <w:rStyle w:val="VerbatimChar"/>
+        </w:rPr>
+        <w:t xml:space="preserve">GenealogyRelationshipType</w:t>
+      </w:r>
+      <w:r>
+        <w:t xml:space="preserve"> </w:t>
+      </w:r>
+      <w:r>
+        <w:t xml:space="preserve">has MERGE) but the narrative skipped over them because the FRS explicitly says</w:t>
+      </w:r>
+      <w:r>
+        <w:t xml:space="preserve"> </w:t>
+      </w:r>
+      <w:r>
+        <w:t xml:space="preserve">“business rules TBD.”</w:t>
+      </w:r>
+    </w:p>
+    <w:p>
+      <w:pPr>
+        <w:pStyle w:val="BodyText"/>
+      </w:pPr>
+      <w:r>
+        <w:rPr>
+          <w:b/>
+          <w:bCs/>
+        </w:rPr>
         <w:t xml:space="preserve">Decision (2026-04-09):</w:t>
       </w:r>
       <w:r>
@@ -9578,189 +9528,206 @@
           <w:b/>
           <w:bCs/>
         </w:rPr>
-        <w:t xml:space="preserve">Addendum (2026-04-23, v0.8):</w:t>
-      </w:r>
-      <w:r>
-        <w:t xml:space="preserve"> </w:t>
-      </w:r>
-      <w:r>
-        <w:t xml:space="preserve">Post-merge LOT carries</w:t>
-      </w:r>
-      <w:r>
-        <w:t xml:space="preserve"> </w:t>
-      </w:r>
+        <w:t xml:space="preserve">Decision (2026-04-27 — closed by Jacques, Option A):</w:t>
+      </w:r>
+      <w:r>
+        <w:t xml:space="preserve"> </w:t>
+      </w:r>
+      <w:r>
+        <w:t xml:space="preserve">Hard-coded rules + supervisor override. Rules enforced at the procedure layer: same</w:t>
+      </w:r>
+      <w:r>
+        <w:t xml:space="preserve"> </w:t>
+      </w:r>
+      <w:r>
+        <w:rPr>
+          <w:rStyle w:val="VerbatimChar"/>
+        </w:rPr>
+        <w:t xml:space="preserve">ItemId</w:t>
+      </w:r>
+      <w:r>
+        <w:t xml:space="preserve">, post-sort only (FDS-05-025), die-rank compatibility check via</w:t>
+      </w:r>
+      <w:r>
+        <w:t xml:space="preserve"> </w:t>
+      </w:r>
+      <w:r>
+        <w:rPr>
+          <w:rStyle w:val="VerbatimChar"/>
+        </w:rPr>
+        <w:t xml:space="preserve">Tools.DieRankCompatibility</w:t>
+      </w:r>
+      <w:r>
+        <w:t xml:space="preserve"> </w:t>
+      </w:r>
+      <w:r>
+        <w:t xml:space="preserve">(FDS-05-027), no HOLD × GOOD mixing (FDS-05-026), piece counts additive. Supervisor AD elevation per FDS-04-007 is the override path for edge cases. Awaits S-08 die-rank compatibility matrix from MPP Quality — a seeding item, not a build blocker.</w:t>
+      </w:r>
+    </w:p>
+    <w:p>
+      <w:pPr>
+        <w:pStyle w:val="BodyText"/>
+      </w:pPr>
       <w:r>
         <w:rPr>
           <w:b/>
           <w:bCs/>
         </w:rPr>
-        <w:t xml:space="preserve">NULL</w:t>
+        <w:t xml:space="preserve">Addendum (2026-04-23, v0.8):</w:t>
+      </w:r>
+      <w:r>
+        <w:t xml:space="preserve"> </w:t>
+      </w:r>
+      <w:r>
+        <w:t xml:space="preserve">Post-merge LOT carries</w:t>
+      </w:r>
+      <w:r>
+        <w:t xml:space="preserve"> </w:t>
       </w:r>
       <w:r>
         <w:rPr>
           <w:b/>
           <w:bCs/>
         </w:rPr>
-        <w:t xml:space="preserve"> </w:t>
-      </w:r>
-      <w:r>
-        <w:rPr>
-          <w:rStyle w:val="VerbatimChar"/>
+        <w:t xml:space="preserve">NULL</w:t>
+      </w:r>
+      <w:r>
+        <w:rPr>
           <w:b/>
           <w:bCs/>
         </w:rPr>
-        <w:t xml:space="preserve">ToolId</w:t>
-      </w:r>
-      <w:r>
-        <w:rPr>
+        <w:t xml:space="preserve"> </w:t>
+      </w:r>
+      <w:r>
+        <w:rPr>
+          <w:rStyle w:val="VerbatimChar"/>
           <w:b/>
           <w:bCs/>
         </w:rPr>
-        <w:t xml:space="preserve"> </w:t>
+        <w:t xml:space="preserve">ToolId</w:t>
       </w:r>
       <w:r>
         <w:rPr>
           <w:b/>
           <w:bCs/>
         </w:rPr>
-        <w:t xml:space="preserve">and</w:t>
+        <w:t xml:space="preserve"> </w:t>
       </w:r>
       <w:r>
         <w:rPr>
           <w:b/>
           <w:bCs/>
         </w:rPr>
-        <w:t xml:space="preserve"> </w:t>
-      </w:r>
-      <w:r>
-        <w:rPr>
-          <w:rStyle w:val="VerbatimChar"/>
+        <w:t xml:space="preserve">and</w:t>
+      </w:r>
+      <w:r>
+        <w:rPr>
           <w:b/>
           <w:bCs/>
         </w:rPr>
-        <w:t xml:space="preserve">ToolCavityId</w:t>
-      </w:r>
-      <w:r>
-        <w:t xml:space="preserve"> </w:t>
-      </w:r>
-      <w:r>
-        <w:t xml:space="preserve">— blended-origin material can’t be denormalized into a single FK pair. Tool-specific trace reconstructed via</w:t>
-      </w:r>
-      <w:r>
-        <w:t xml:space="preserve"> </w:t>
-      </w:r>
-      <w:r>
-        <w:rPr>
-          <w:rStyle w:val="VerbatimChar"/>
-        </w:rPr>
-        <w:t xml:space="preserve">LotGenealogy</w:t>
-      </w:r>
-      <w:r>
-        <w:t xml:space="preserve"> </w:t>
-      </w:r>
-      <w:r>
-        <w:t xml:space="preserve">walk of the pre-merge source LOTs (each retains its own Tool/Cavity FKs immutably). See FDS-05-030.</w:t>
-      </w:r>
-    </w:p>
-    <w:bookmarkEnd w:id="173"/>
-    <w:bookmarkStart w:id="174" w:name="Xaf546f60fbb4131369bf8f225358aae274b9155"/>
-    <w:p>
-      <w:pPr>
-        <w:pStyle w:val="Heading3"/>
-      </w:pPr>
-      <w:r>
-        <w:t xml:space="preserve">9. What</w:t>
-      </w:r>
-      <w:r>
-        <w:t xml:space="preserve"> </w:t>
-      </w:r>
-      <w:r>
-        <w:t xml:space="preserve">“Material Verification”</w:t>
-      </w:r>
-      <w:r>
-        <w:t xml:space="preserve"> </w:t>
-      </w:r>
-      <w:r>
-        <w:t xml:space="preserve">Means at Assembly — 🔶 Pending Customer Validation</w:t>
-      </w:r>
-    </w:p>
-    <w:p>
-      <w:pPr>
-        <w:pStyle w:val="FirstParagraph"/>
-      </w:pPr>
-      <w:r>
-        <w:rPr>
+        <w:t xml:space="preserve"> </w:t>
+      </w:r>
+      <w:r>
+        <w:rPr>
+          <w:rStyle w:val="VerbatimChar"/>
           <w:b/>
           <w:bCs/>
         </w:rPr>
-        <w:t xml:space="preserve">Assumption made:</w:t>
-      </w:r>
-      <w:r>
-        <w:t xml:space="preserve"> </w:t>
-      </w:r>
-      <w:r>
-        <w:t xml:space="preserve">The operation template flag</w:t>
-      </w:r>
-      <w:r>
-        <w:t xml:space="preserve"> </w:t>
-      </w:r>
-      <w:r>
-        <w:rPr>
-          <w:rStyle w:val="VerbatimChar"/>
-        </w:rPr>
-        <w:t xml:space="preserve">RequiresMaterialVerification</w:t>
-      </w:r>
-      <w:r>
-        <w:t xml:space="preserve"> </w:t>
-      </w:r>
-      <w:r>
-        <w:t xml:space="preserve">means the operator must scan the source LOT barcode before consuming it, proving the right material is being used.</w:t>
-      </w:r>
-    </w:p>
-    <w:p>
-      <w:pPr>
-        <w:pStyle w:val="BodyText"/>
+        <w:t xml:space="preserve">ToolCavityId</w:t>
+      </w:r>
+      <w:r>
+        <w:t xml:space="preserve"> </w:t>
+      </w:r>
+      <w:r>
+        <w:t xml:space="preserve">— blended-origin material can’t be denormalized into a single FK pair. Tool-specific trace reconstructed via</w:t>
+      </w:r>
+      <w:r>
+        <w:t xml:space="preserve"> </w:t>
+      </w:r>
+      <w:r>
+        <w:rPr>
+          <w:rStyle w:val="VerbatimChar"/>
+        </w:rPr>
+        <w:t xml:space="preserve">LotGenealogy</w:t>
+      </w:r>
+      <w:r>
+        <w:t xml:space="preserve"> </w:t>
+      </w:r>
+      <w:r>
+        <w:t xml:space="preserve">walk of the pre-merge source LOTs (each retains its own Tool/Cavity FKs immutably). See FDS-05-030.</w:t>
+      </w:r>
+    </w:p>
+    <w:bookmarkEnd w:id="173"/>
+    <w:bookmarkStart w:id="174" w:name="X77c422f8ebcf6bcce89a59b2aaf4599da9c3322"/>
+    <w:p>
+      <w:pPr>
+        <w:pStyle w:val="Heading3"/>
+      </w:pPr>
+      <w:r>
+        <w:t xml:space="preserve">9. What</w:t>
+      </w:r>
+      <w:r>
+        <w:t xml:space="preserve"> </w:t>
+      </w:r>
+      <w:r>
+        <w:t xml:space="preserve">“Material Verification”</w:t>
+      </w:r>
+      <w:r>
+        <w:t xml:space="preserve"> </w:t>
+      </w:r>
+      <w:r>
+        <w:t xml:space="preserve">Means at Assembly — ✅ Resolved</w:t>
+      </w:r>
+    </w:p>
+    <w:p>
+      <w:pPr>
+        <w:pStyle w:val="FirstParagraph"/>
       </w:pPr>
       <w:r>
         <w:rPr>
           <w:b/>
           <w:bCs/>
         </w:rPr>
-        <w:t xml:space="preserve">Decision (2026-04-09):</w:t>
-      </w:r>
-      <w:r>
-        <w:t xml:space="preserve"> </w:t>
-      </w:r>
-      <w:r>
-        <w:t xml:space="preserve">BOM-based check. The scanned source LOT’s part number must match a component in the active BOM version. Substitute parts are rejected. Needs MPP confirmation.</w:t>
-      </w:r>
-    </w:p>
-    <w:bookmarkEnd w:id="174"/>
-    <w:bookmarkStart w:id="175" w:name="shift-boundary-handling-open"/>
-    <w:p>
-      <w:pPr>
-        <w:pStyle w:val="Heading3"/>
-      </w:pPr>
-      <w:r>
-        <w:t xml:space="preserve">10. Shift Boundary Handling — ⬜ Open</w:t>
-      </w:r>
-    </w:p>
-    <w:p>
-      <w:pPr>
-        <w:pStyle w:val="FirstParagraph"/>
+        <w:t xml:space="preserve">Assumption made:</w:t>
+      </w:r>
+      <w:r>
+        <w:t xml:space="preserve"> </w:t>
+      </w:r>
+      <w:r>
+        <w:t xml:space="preserve">The operation template flag</w:t>
+      </w:r>
+      <w:r>
+        <w:t xml:space="preserve"> </w:t>
+      </w:r>
+      <w:r>
+        <w:rPr>
+          <w:rStyle w:val="VerbatimChar"/>
+        </w:rPr>
+        <w:t xml:space="preserve">RequiresMaterialVerification</w:t>
+      </w:r>
+      <w:r>
+        <w:t xml:space="preserve"> </w:t>
+      </w:r>
+      <w:r>
+        <w:t xml:space="preserve">means the operator must scan the source LOT barcode before consuming it, proving the right material is being used.</w:t>
+      </w:r>
+    </w:p>
+    <w:p>
+      <w:pPr>
+        <w:pStyle w:val="BodyText"/>
       </w:pPr>
       <w:r>
         <w:rPr>
           <w:b/>
           <w:bCs/>
         </w:rPr>
-        <w:t xml:space="preserve">Assumption made:</w:t>
-      </w:r>
-      <w:r>
-        <w:t xml:space="preserve"> </w:t>
-      </w:r>
-      <w:r>
-        <w:t xml:space="preserve">The narrative cleanly ended a shift and started another. Reality is messier.</w:t>
+        <w:t xml:space="preserve">Decision (2026-04-09):</w:t>
+      </w:r>
+      <w:r>
+        <w:t xml:space="preserve"> </w:t>
+      </w:r>
+      <w:r>
+        <w:t xml:space="preserve">BOM-based check. The scanned source LOT’s part number must match a component in the active BOM version. Substitute parts are rejected. Needs MPP confirmation.</w:t>
       </w:r>
     </w:p>
     <w:p>
@@ -9772,6 +9739,67 @@
           <w:b/>
           <w:bCs/>
         </w:rPr>
+        <w:t xml:space="preserve">Decision (2026-04-27 — closed by Jacques, Option C):</w:t>
+      </w:r>
+      <w:r>
+        <w:t xml:space="preserve"> </w:t>
+      </w:r>
+      <w:r>
+        <w:t xml:space="preserve">Strict BOM check + supervisor override. Wrong-part scans are rejected by default; supervisor AD elevation (FDS-04-007) unlocks a one-shot override that logs the substitution event to</w:t>
+      </w:r>
+      <w:r>
+        <w:t xml:space="preserve"> </w:t>
+      </w:r>
+      <w:r>
+        <w:rPr>
+          <w:rStyle w:val="VerbatimChar"/>
+        </w:rPr>
+        <w:t xml:space="preserve">Audit.OperationLog</w:t>
+      </w:r>
+      <w:r>
+        <w:t xml:space="preserve"> </w:t>
+      </w:r>
+      <w:r>
+        <w:t xml:space="preserve">for full traceability. FDS-06-011 extended with the override flow. No persistent substitute table — permanent substitutes belong in a BOM revision, not a runtime configuration.</w:t>
+      </w:r>
+    </w:p>
+    <w:bookmarkEnd w:id="174"/>
+    <w:bookmarkStart w:id="175" w:name="shift-boundary-handling-resolved"/>
+    <w:p>
+      <w:pPr>
+        <w:pStyle w:val="Heading3"/>
+      </w:pPr>
+      <w:r>
+        <w:t xml:space="preserve">10. Shift Boundary Handling — ✅ Resolved</w:t>
+      </w:r>
+    </w:p>
+    <w:p>
+      <w:pPr>
+        <w:pStyle w:val="FirstParagraph"/>
+      </w:pPr>
+      <w:r>
+        <w:rPr>
+          <w:b/>
+          <w:bCs/>
+        </w:rPr>
+        <w:t xml:space="preserve">Assumption made:</w:t>
+      </w:r>
+      <w:r>
+        <w:t xml:space="preserve"> </w:t>
+      </w:r>
+      <w:r>
+        <w:t xml:space="preserve">The narrative cleanly ended a shift and started another. Reality is messier.</w:t>
+      </w:r>
+    </w:p>
+    <w:p>
+      <w:pPr>
+        <w:pStyle w:val="BodyText"/>
+      </w:pPr>
+      <w:r>
+        <w:rPr>
+          <w:b/>
+          <w:bCs/>
+        </w:rPr>
         <w:t xml:space="preserve">Decision (2026-04-09):</w:t>
       </w:r>
       <w:r>
@@ -9791,43 +9819,61 @@
         <w:t xml:space="preserve">Maps to OI-03.</w:t>
       </w:r>
     </w:p>
-    <w:bookmarkEnd w:id="175"/>
-    <w:bookmarkStart w:id="176" w:name="paper-to-screen-transition-open"/>
-    <w:p>
-      <w:pPr>
-        <w:pStyle w:val="Heading3"/>
-      </w:pPr>
-      <w:r>
-        <w:t xml:space="preserve">11. Paper to Screen Transition — ⬜ Open</w:t>
-      </w:r>
-    </w:p>
-    <w:p>
-      <w:pPr>
-        <w:pStyle w:val="FirstParagraph"/>
+    <w:p>
+      <w:pPr>
+        <w:pStyle w:val="BodyText"/>
       </w:pPr>
       <w:r>
         <w:rPr>
           <w:b/>
           <w:bCs/>
         </w:rPr>
-        <w:t xml:space="preserve">Assumption made:</w:t>
-      </w:r>
-      <w:r>
-        <w:t xml:space="preserve"> </w:t>
-      </w:r>
-      <w:r>
-        <w:t xml:space="preserve">The narrative assumed clean digital workflows where operators enter data in real time at the machine.</w:t>
-      </w:r>
-    </w:p>
-    <w:p>
-      <w:pPr>
-        <w:pStyle w:val="BodyText"/>
+        <w:t xml:space="preserve">Decision (2026-04-27 — closed by Jacques, Option D):</w:t>
+      </w:r>
+      <w:r>
+        <w:t xml:space="preserve"> </w:t>
+      </w:r>
+      <w:r>
+        <w:t xml:space="preserve">Events span naturally (per OI-03) plus an optional shift-end summary screen. Open downtime events, partial containers, and in-progress LOTs persist across the boundary unchanged — no auto-close, no auto-reopen. At shift end the outgoing operator sees a one-screen handover summary of open downtime events, open pause events, and in-process LOTs at their terminal. OEE math slices events by shift window at query time. FDS-09-015 added.</w:t>
+      </w:r>
+    </w:p>
+    <w:bookmarkEnd w:id="175"/>
+    <w:bookmarkStart w:id="176" w:name="paper-to-screen-transition-resolved"/>
+    <w:p>
+      <w:pPr>
+        <w:pStyle w:val="Heading3"/>
+      </w:pPr>
+      <w:r>
+        <w:t xml:space="preserve">11. Paper to Screen Transition — ✅ Resolved</w:t>
+      </w:r>
+    </w:p>
+    <w:p>
+      <w:pPr>
+        <w:pStyle w:val="FirstParagraph"/>
       </w:pPr>
       <w:r>
         <w:rPr>
           <w:b/>
           <w:bCs/>
         </w:rPr>
+        <w:t xml:space="preserve">Assumption made:</w:t>
+      </w:r>
+      <w:r>
+        <w:t xml:space="preserve"> </w:t>
+      </w:r>
+      <w:r>
+        <w:t xml:space="preserve">The narrative assumed clean digital workflows where operators enter data in real time at the machine.</w:t>
+      </w:r>
+    </w:p>
+    <w:p>
+      <w:pPr>
+        <w:pStyle w:val="BodyText"/>
+      </w:pPr>
+      <w:r>
+        <w:rPr>
+          <w:b/>
+          <w:bCs/>
+        </w:rPr>
         <w:t xml:space="preserve">Decision (2026-04-09):</w:t>
       </w:r>
       <w:r>
@@ -9835,6 +9881,24 @@
       </w:r>
       <w:r>
         <w:t xml:space="preserve">Flagged for discussion with Ben. Whether Perspective screens replace paper at point-of-action or some stations retain paper-first workflow is a process change that requires MPP commitment.</w:t>
+      </w:r>
+    </w:p>
+    <w:p>
+      <w:pPr>
+        <w:pStyle w:val="BodyText"/>
+      </w:pPr>
+      <w:r>
+        <w:rPr>
+          <w:b/>
+          <w:bCs/>
+        </w:rPr>
+        <w:t xml:space="preserve">Decision (2026-04-27 — closed by Jacques, Option A — flagged risk):</w:t>
+      </w:r>
+      <w:r>
+        <w:t xml:space="preserve"> </w:t>
+      </w:r>
+      <w:r>
+        <w:t xml:space="preserve">All-at-once cutover. Every station goes digital on go-live day; paper sheets become invalid. Risk: requires every terminal in place before flip and carries the highest training and operations burden. Risk owner: Ben (OI-31 rollout shape). Couples to UJ-19 (Productivity DB transition).</w:t>
       </w:r>
     </w:p>
     <w:bookmarkEnd w:id="176"/>
@@ -10511,13 +10575,13 @@
       </w:r>
     </w:p>
     <w:bookmarkEnd w:id="181"/>
-    <w:bookmarkStart w:id="182" w:name="X7711411ed0c744b11ef8373c23e3eb986c2f7d7"/>
+    <w:bookmarkStart w:id="182" w:name="X47eabfda83b303913bff293420edd222afb67fd"/>
     <w:p>
       <w:pPr>
         <w:pStyle w:val="Heading3"/>
       </w:pPr>
       <w:r>
-        <w:t xml:space="preserve">17. Vision System vs. Barcode Confirmation — 🔶 Pending Internal Review</w:t>
+        <w:t xml:space="preserve">17. Vision System vs. Barcode Confirmation — ✅ Resolved</w:t>
       </w:r>
     </w:p>
     <w:p>
@@ -10568,7 +10632,7 @@
         <w:t xml:space="preserve"> </w:t>
       </w:r>
       <w:r>
-        <w:t xml:space="preserve">Vision conflict resolution: auto-hold LOT + supervisor override popup (per OI-04). Flagged for discussion with Ben.</w:t>
+        <w:t xml:space="preserve">Flagged for discussion with Ben.</w:t>
       </w:r>
       <w:r>
         <w:t xml:space="preserve"> </w:t>
@@ -10579,6 +10643,69 @@
           <w:iCs/>
         </w:rPr>
         <w:t xml:space="preserve">Maps to OI-04.</w:t>
+      </w:r>
+    </w:p>
+    <w:p>
+      <w:pPr>
+        <w:pStyle w:val="BodyText"/>
+      </w:pPr>
+      <w:r>
+        <w:rPr>
+          <w:b/>
+          <w:bCs/>
+        </w:rPr>
+        <w:t xml:space="preserve">Decision (2026-04-27 — closed by Jacques, Option A):</w:t>
+      </w:r>
+      <w:r>
+        <w:t xml:space="preserve"> </w:t>
+      </w:r>
+      <w:r>
+        <w:t xml:space="preserve">Single configured source per Cell via a</w:t>
+      </w:r>
+      <w:r>
+        <w:t xml:space="preserve"> </w:t>
+      </w:r>
+      <w:r>
+        <w:rPr>
+          <w:rStyle w:val="VerbatimChar"/>
+        </w:rPr>
+        <w:t xml:space="preserve">ConfirmationMethod</w:t>
+      </w:r>
+      <w:r>
+        <w:t xml:space="preserve"> </w:t>
+      </w:r>
+      <w:r>
+        <w:t xml:space="preserve">LocationAttribute (</w:t>
+      </w:r>
+      <w:r>
+        <w:t xml:space="preserve">‘Vision’</w:t>
+      </w:r>
+      <w:r>
+        <w:t xml:space="preserve"> </w:t>
+      </w:r>
+      <w:r>
+        <w:t xml:space="preserve">/</w:t>
+      </w:r>
+      <w:r>
+        <w:t xml:space="preserve"> </w:t>
+      </w:r>
+      <w:r>
+        <w:t xml:space="preserve">‘Barcode’</w:t>
+      </w:r>
+      <w:r>
+        <w:t xml:space="preserve"> </w:t>
+      </w:r>
+      <w:r>
+        <w:t xml:space="preserve">/</w:t>
+      </w:r>
+      <w:r>
+        <w:t xml:space="preserve"> </w:t>
+      </w:r>
+      <w:r>
+        <w:t xml:space="preserve">‘Both’</w:t>
+      </w:r>
+      <w:r>
+        <w:t xml:space="preserve">). Each line’s confirmation source is configured once at deployment; the MES validates against whatever source(s) are configured. Edge-case mismatches (e.g., barcode unreadable but vision OK) surface as 10-fail line stops per OI-04 — not auto-hold on the LOT. FDS-10-013 added.</w:t>
       </w:r>
     </w:p>
     <w:bookmarkEnd w:id="182"/>

--- a/MPP_MES_USER_JOURNEYS.docx
+++ b/MPP_MES_USER_JOURNEYS.docx
@@ -1968,6 +1968,182 @@
             </w:r>
             <w:r>
               <w:t xml:space="preserve">.</w:t>
+            </w:r>
+          </w:p>
+        </w:tc>
+      </w:tr>
+      <w:tr>
+        <w:tc>
+          <w:tcPr/>
+          <w:p>
+            <w:pPr>
+              <w:pStyle w:val="Compact"/>
+            </w:pPr>
+            <w:r>
+              <w:t xml:space="preserve">0.9-rev3</w:t>
+            </w:r>
+          </w:p>
+        </w:tc>
+        <w:tc>
+          <w:tcPr/>
+          <w:p>
+            <w:pPr>
+              <w:pStyle w:val="Compact"/>
+            </w:pPr>
+            <w:r>
+              <w:t xml:space="preserve">2026-06-04</w:t>
+            </w:r>
+          </w:p>
+        </w:tc>
+        <w:tc>
+          <w:tcPr/>
+          <w:p>
+            <w:pPr>
+              <w:pStyle w:val="Compact"/>
+            </w:pPr>
+            <w:r>
+              <w:t xml:space="preserve">Blue Ridge Automation</w:t>
+            </w:r>
+          </w:p>
+        </w:tc>
+        <w:tc>
+          <w:tcPr/>
+          <w:p>
+            <w:pPr>
+              <w:pStyle w:val="Compact"/>
+            </w:pPr>
+            <w:r>
+              <w:rPr>
+                <w:b/>
+                <w:bCs/>
+              </w:rPr>
+              <w:t xml:space="preserve">Sub-LOT split reverted Trim OUT → Machining OUT (per MPP, confirmed 2026-06); customer-dependent container completion captured.</w:t>
+            </w:r>
+            <w:r>
+              <w:t xml:space="preserve"> </w:t>
+            </w:r>
+            <w:r>
+              <w:t xml:space="preserve">Plant Floor arc: 8:30am Trim OUT scene rewritten as a 1:1 whole-LOT move (no split); 10:00am Machining IN now picks whole cast/trim LOTs; Machining OUT rewritten with three paths — Path A sub-LOT split (sublotting lines,</w:t>
+            </w:r>
+            <w:r>
+              <w:t xml:space="preserve"> </w:t>
+            </w:r>
+            <w:r>
+              <w:rPr>
+                <w:rStyle w:val="VerbatimChar"/>
+              </w:rPr>
+              <w:t xml:space="preserve">RequiresSubLotSplit=1</w:t>
+            </w:r>
+            <w:r>
+              <w:t xml:space="preserve">), Path B PLC auto-move (coupled), Path C operator move (uncoupled). The Sub-LOT Distribution screenshot relocated from Trim to Machining OUT. Three mockup screenshots (Trim Check-OUT, Machining IN queue, Sub-LOT Distribution) flagged</w:t>
+            </w:r>
+            <w:r>
+              <w:t xml:space="preserve"> </w:t>
+            </w:r>
+            <w:r>
+              <w:rPr>
+                <w:b/>
+                <w:bCs/>
+              </w:rPr>
+              <w:t xml:space="preserve">pending re-capture</w:t>
+            </w:r>
+            <w:r>
+              <w:t xml:space="preserve"> </w:t>
+            </w:r>
+            <w:r>
+              <w:t xml:space="preserve">— they predate the relocation and still show the Trim-OUT-split UX. §3 (UJ-03) decision superseded — split is at Machining OUT (the original 2026-04-09 machining-initiated assumption was right). §4 + §13:</w:t>
+            </w:r>
+            <w:r>
+              <w:t xml:space="preserve"> </w:t>
+            </w:r>
+            <w:r>
+              <w:rPr>
+                <w:rStyle w:val="VerbatimChar"/>
+              </w:rPr>
+              <w:t xml:space="preserve">ClosureMethod</w:t>
+            </w:r>
+            <w:r>
+              <w:t xml:space="preserve"> </w:t>
+            </w:r>
+            <w:r>
+              <w:t xml:space="preserve">annotated</w:t>
+            </w:r>
+            <w:r>
+              <w:t xml:space="preserve"> </w:t>
+            </w:r>
+            <w:r>
+              <w:rPr>
+                <w:b/>
+                <w:bCs/>
+              </w:rPr>
+              <w:t xml:space="preserve">per-Item / per-customer</w:t>
+            </w:r>
+            <w:r>
+              <w:t xml:space="preserve"> </w:t>
+            </w:r>
+            <w:r>
+              <w:t xml:space="preserve">(one line runs both</w:t>
+            </w:r>
+            <w:r>
+              <w:t xml:space="preserve"> </w:t>
+            </w:r>
+            <w:r>
+              <w:rPr>
+                <w:rStyle w:val="VerbatimChar"/>
+              </w:rPr>
+              <w:t xml:space="preserve">ByCount</w:t>
+            </w:r>
+            <w:r>
+              <w:t xml:space="preserve"> </w:t>
+            </w:r>
+            <w:r>
+              <w:t xml:space="preserve">and</w:t>
+            </w:r>
+            <w:r>
+              <w:t xml:space="preserve"> </w:t>
+            </w:r>
+            <w:r>
+              <w:rPr>
+                <w:rStyle w:val="VerbatimChar"/>
+              </w:rPr>
+              <w:t xml:space="preserve">ByVision</w:t>
+            </w:r>
+            <w:r>
+              <w:t xml:space="preserve"> </w:t>
+            </w:r>
+            <w:r>
+              <w:t xml:space="preserve">parts for different customers); capability binding is</w:t>
+            </w:r>
+            <w:r>
+              <w:t xml:space="preserve"> </w:t>
+            </w:r>
+            <w:r>
+              <w:rPr>
+                <w:b/>
+                <w:bCs/>
+              </w:rPr>
+              <w:t xml:space="preserve">routing-trusted, not proc-enforced</w:t>
+            </w:r>
+            <w:r>
+              <w:t xml:space="preserve"> </w:t>
+            </w:r>
+            <w:r>
+              <w:t xml:space="preserve">(2026-06-04);</w:t>
+            </w:r>
+            <w:r>
+              <w:t xml:space="preserve"> </w:t>
+            </w:r>
+            <w:r>
+              <w:rPr>
+                <w:rStyle w:val="VerbatimChar"/>
+              </w:rPr>
+              <w:t xml:space="preserve">ByVision</w:t>
+            </w:r>
+            <w:r>
+              <w:t xml:space="preserve"> </w:t>
+            </w:r>
+            <w:r>
+              <w:t xml:space="preserve">wording corrected to tray-level (one event per tray, not per piece) per FDS-06-014. Mirrors FDS v1.3 / Data Model v1.9n / Phased Plan v1.1.</w:t>
             </w:r>
           </w:p>
         </w:tc>
@@ -5266,7 +5442,7 @@
       </w:r>
     </w:p>
     <w:bookmarkEnd w:id="96"/>
-    <w:bookmarkStart w:id="112" w:name="am-trim-shop-lot-moves-through-the-plant"/>
+    <w:bookmarkStart w:id="109" w:name="am-trim-shop-lot-moves-through-the-plant"/>
     <w:p>
       <w:pPr>
         <w:pStyle w:val="Heading3"/>
@@ -5683,7 +5859,7 @@
           <wp:inline>
             <wp:extent cx="5334000" cy="2640594"/>
             <wp:effectExtent b="0" l="0" r="0" t="0"/>
-            <wp:docPr descr="Trim Station — Check OUT, RequiresSubLotSplit ON" title="" id="104" name="Picture"/>
+            <wp:docPr descr="Trim Station — Check OUT" title="" id="104" name="Picture"/>
             <a:graphic>
               <a:graphicData uri="http://schemas.openxmlformats.org/drawingml/2006/picture">
                 <pic:pic>
@@ -5726,7 +5902,7 @@
         <w:pStyle w:val="ImageCaption"/>
       </w:pPr>
       <w:r>
-        <w:t xml:space="preserve">Trim Station — Check OUT, RequiresSubLotSplit ON</w:t>
+        <w:t xml:space="preserve">Trim Station — Check OUT</w:t>
       </w:r>
     </w:p>
     <w:p>
@@ -5738,49 +5914,117 @@
           <w:i/>
           <w:iCs/>
         </w:rPr>
-        <w:t xml:space="preserve">Check OUT state: OperationTemplate banner (TrimOut · 5G0-TRIM-4102 v3) with RequiresSubLotSplit = ON · split + route shown at right. Closing ProductionEvent (TrimOut) section captures Operator Initials. Reject Entry · Trim Yield Loss section below records RejectEvents against the LOT with Trim-area Defect Code and Quantity.</w:t>
-      </w:r>
-    </w:p>
-    <w:p>
-      <w:pPr>
-        <w:pStyle w:val="BodyText"/>
-      </w:pPr>
+        <w:t xml:space="preserve">Check OUT state: OperationTemplate banner (TrimOut · 5G0-TRIM-4102 v3). Closing ProductionEvent (TrimOut) section captures Operator Initials. Reject Entry · Trim Yield Loss section below records RejectEvents against the LOT with Trim-area Defect Code and Quantity.</w:t>
+      </w:r>
+      <w:r>
+        <w:rPr>
+          <w:i/>
+          <w:iCs/>
+        </w:rPr>
+        <w:t xml:space="preserve"> </w:t>
+      </w:r>
       <w:r>
         <w:rPr>
           <w:b/>
           <w:bCs/>
-        </w:rPr>
-        <w:t xml:space="preserve">Trim OUT — sub-LOT split + route to Machining FIFO (FDS-05-009).</w:t>
-      </w:r>
-      <w:r>
-        <w:t xml:space="preserve"> </w:t>
-      </w:r>
-      <w:r>
-        <w:t xml:space="preserve">When the Trim operator finishes their work on the LOT, they trigger Trim OUT. The MES presents a</w:t>
-      </w:r>
-      <w:r>
-        <w:t xml:space="preserve"> </w:t>
+          <w:i/>
+          <w:iCs/>
+        </w:rPr>
+        <w:t xml:space="preserve">(Screenshot predates the 2026-06 Machining-OUT relocation — it still shows the retired</w:t>
       </w:r>
       <w:r>
         <w:rPr>
           <w:b/>
           <w:bCs/>
-        </w:rPr>
-        <w:t xml:space="preserve">sub-LOT split confirmation dialog</w:t>
-      </w:r>
-      <w:r>
-        <w:t xml:space="preserve"> </w:t>
-      </w:r>
-      <w:r>
-        <w:t xml:space="preserve">— the parent LOT splits N ways across N destination Machining Cells (default N=2, evenly split — e.g., 50 → 25/25). The operator MAY adjust the number of sublots and the per-sublot quantities; the total SHALL equal the parent’s piece count. For each sub-LOT, the operator selects the destination Machining Cell either by</w:t>
-      </w:r>
-      <w:r>
+          <w:i/>
+          <w:iCs/>
+        </w:rPr>
         <w:t xml:space="preserve"> </w:t>
       </w:r>
       <w:r>
         <w:rPr>
           <w:b/>
           <w:bCs/>
+          <w:i/>
+          <w:iCs/>
+        </w:rPr>
+        <w:t xml:space="preserve">“RequiresSubLotSplit · split + route”</w:t>
+      </w:r>
+      <w:r>
+        <w:rPr>
+          <w:b/>
+          <w:bCs/>
+          <w:i/>
+          <w:iCs/>
+        </w:rPr>
+        <w:t xml:space="preserve"> </w:t>
+      </w:r>
+      <w:r>
+        <w:rPr>
+          <w:b/>
+          <w:bCs/>
+          <w:i/>
+          <w:iCs/>
+        </w:rPr>
+        <w:t xml:space="preserve">toggle at Trim; Trim OUT is now a whole-LOT move. Pending re-capture.)</w:t>
+      </w:r>
+    </w:p>
+    <w:p>
+      <w:pPr>
+        <w:pStyle w:val="BodyText"/>
+      </w:pPr>
+      <w:r>
+        <w:rPr>
+          <w:b/>
+          <w:bCs/>
+        </w:rPr>
+        <w:t xml:space="preserve">Trim OUT — 1:1 whole-LOT move to Machining (FDS-06-006).</w:t>
+      </w:r>
+      <w:r>
+        <w:t xml:space="preserve"> </w:t>
+      </w:r>
+      <w:r>
+        <w:t xml:space="preserve">When the Trim operator finishes their work on the LOT, they trigger Trim OUT. Trim OUT does</w:t>
+      </w:r>
+      <w:r>
+        <w:t xml:space="preserve"> </w:t>
+      </w:r>
+      <w:r>
+        <w:rPr>
+          <w:b/>
+          <w:bCs/>
+        </w:rPr>
+        <w:t xml:space="preserve">not</w:t>
+      </w:r>
+      <w:r>
+        <w:t xml:space="preserve"> </w:t>
+      </w:r>
+      <w:r>
+        <w:t xml:space="preserve">split — the LOT moves</w:t>
+      </w:r>
+      <w:r>
+        <w:t xml:space="preserve"> </w:t>
+      </w:r>
+      <w:r>
+        <w:rPr>
+          <w:b/>
+          <w:bCs/>
+        </w:rPr>
+        <w:t xml:space="preserve">whole</w:t>
+      </w:r>
+      <w:r>
+        <w:t xml:space="preserve"> </w:t>
+      </w:r>
+      <w:r>
+        <w:t xml:space="preserve">to its destination Machining line. The operator selects the destination by</w:t>
+      </w:r>
+      <w:r>
+        <w:t xml:space="preserve"> </w:t>
+      </w:r>
+      <w:r>
+        <w:rPr>
+          <w:b/>
+          <w:bCs/>
         </w:rPr>
         <w:t xml:space="preserve">scan or dropdown</w:t>
       </w:r>
@@ -5788,7 +6032,37 @@
         <w:t xml:space="preserve"> </w:t>
       </w:r>
       <w:r>
-        <w:t xml:space="preserve">(FDS-02-009) — that selection writes the sub-LOT into the chosen Cell’s FIFO queue. On confirm: N child LOTs are created (each inheriting the parent’s</w:t>
+        <w:t xml:space="preserve">(FDS-02-009), or routing supplies it where the Operation Template defines it. On confirm: a closing</w:t>
+      </w:r>
+      <w:r>
+        <w:t xml:space="preserve"> </w:t>
+      </w:r>
+      <w:r>
+        <w:rPr>
+          <w:rStyle w:val="VerbatimChar"/>
+        </w:rPr>
+        <w:t xml:space="preserve">ProductionEvent</w:t>
+      </w:r>
+      <w:r>
+        <w:t xml:space="preserve"> </w:t>
+      </w:r>
+      <w:r>
+        <w:t xml:space="preserve">(TrimOut) is written; a</w:t>
+      </w:r>
+      <w:r>
+        <w:t xml:space="preserve"> </w:t>
+      </w:r>
+      <w:r>
+        <w:rPr>
+          <w:rStyle w:val="VerbatimChar"/>
+        </w:rPr>
+        <w:t xml:space="preserve">LotMovement</w:t>
+      </w:r>
+      <w:r>
+        <w:t xml:space="preserve"> </w:t>
+      </w:r>
+      <w:r>
+        <w:t xml:space="preserve">records the whole LOT moving from the Trim Shop Area to the destination, where it lands in that line’s FIFO queue (read at Machining IN); the LOT keeps its</w:t>
       </w:r>
       <w:r>
         <w:t xml:space="preserve"> </w:t>
@@ -5803,52 +6077,23 @@
         <w:t xml:space="preserve"> </w:t>
       </w:r>
       <w:r>
-        <w:t xml:space="preserve">Item — the rename hasn’t happened yet);</w:t>
-      </w:r>
-      <w:r>
-        <w:t xml:space="preserve"> </w:t>
-      </w:r>
-      <w:r>
-        <w:rPr>
-          <w:rStyle w:val="VerbatimChar"/>
-        </w:rPr>
-        <w:t xml:space="preserve">LotGenealogy</w:t>
-      </w:r>
-      <w:r>
-        <w:t xml:space="preserve"> </w:t>
-      </w:r>
-      <w:r>
-        <w:t xml:space="preserve">records the parent→child Split links;</w:t>
-      </w:r>
-      <w:r>
-        <w:t xml:space="preserve"> </w:t>
-      </w:r>
-      <w:r>
-        <w:rPr>
-          <w:rStyle w:val="VerbatimChar"/>
-        </w:rPr>
-        <w:t xml:space="preserve">LotMovement</w:t>
-      </w:r>
-      <w:r>
-        <w:t xml:space="preserve"> </w:t>
-      </w:r>
-      <w:r>
-        <w:t xml:space="preserve">rows record each sub-LOT moving from the Trim Cell to its destination Machining Cell; the parent LOT closes when all pieces have been distributed; LTT labels print for the children showing both the child and parent</w:t>
-      </w:r>
-      <w:r>
-        <w:t xml:space="preserve"> </w:t>
-      </w:r>
-      <w:r>
-        <w:rPr>
-          <w:rStyle w:val="VerbatimChar"/>
-        </w:rPr>
-        <w:t xml:space="preserve">LotName</w:t>
-      </w:r>
-      <w:r>
-        <w:t xml:space="preserve"> </w:t>
-      </w:r>
-      <w:r>
-        <w:t xml:space="preserve">(FDS-05-024).</w:t>
+        <w:t xml:space="preserve">identity (the rename fires at Machining IN) and stays open — nothing is split off. Sub-LOT splitting, when a line does it, happens later at</w:t>
+      </w:r>
+      <w:r>
+        <w:t xml:space="preserve"> </w:t>
+      </w:r>
+      <w:r>
+        <w:rPr>
+          <w:b/>
+          <w:bCs/>
+        </w:rPr>
+        <w:t xml:space="preserve">Machining OUT</w:t>
+      </w:r>
+      <w:r>
+        <w:t xml:space="preserve"> </w:t>
+      </w:r>
+      <w:r>
+        <w:t xml:space="preserve">(see the 10:00am scene).</w:t>
       </w:r>
     </w:p>
     <w:p>
@@ -5858,20 +6103,676 @@
       <w:r>
         <w:drawing>
           <wp:inline>
-            <wp:extent cx="5334000" cy="1126940"/>
+            <wp:extent cx="5334000" cy="2629397"/>
             <wp:effectExtent b="0" l="0" r="0" t="0"/>
-            <wp:docPr descr="Sub-LOT Distribution — 2 destinations, 48 pcs split 24/24" title="" id="107" name="Picture"/>
+            <wp:docPr descr="Trim Station — Error state, LOT not at this Cell" title="" id="107" name="Picture"/>
             <a:graphic>
               <a:graphicData uri="http://schemas.openxmlformats.org/drawingml/2006/picture">
                 <pic:pic>
                   <pic:nvPicPr>
-                    <pic:cNvPr descr="mockup_screenshots/Screenshot%202026-04-30%20124742.png" id="108" name="Picture"/>
+                    <pic:cNvPr descr="mockup_screenshots/Screenshot%202026-04-30%20124755.png" id="108" name="Picture"/>
                     <pic:cNvPicPr>
                       <a:picLocks noChangeArrowheads="1" noChangeAspect="1"/>
                     </pic:cNvPicPr>
                   </pic:nvPicPr>
                   <pic:blipFill>
                     <a:blip r:embed="rId106"/>
+                    <a:stretch>
+                      <a:fillRect/>
+                    </a:stretch>
+                  </pic:blipFill>
+                  <pic:spPr bwMode="auto">
+                    <a:xfrm>
+                      <a:off x="0" y="0"/>
+                      <a:ext cx="5334000" cy="2629397"/>
+                    </a:xfrm>
+                    <a:prstGeom prst="rect">
+                      <a:avLst/>
+                    </a:prstGeom>
+                    <a:noFill/>
+                    <a:ln w="9525">
+                      <a:noFill/>
+                      <a:headEnd/>
+                      <a:tailEnd/>
+                    </a:ln>
+                  </pic:spPr>
+                </pic:pic>
+              </a:graphicData>
+            </a:graphic>
+          </wp:inline>
+        </w:drawing>
+      </w:r>
+    </w:p>
+    <w:p>
+      <w:pPr>
+        <w:pStyle w:val="ImageCaption"/>
+      </w:pPr>
+      <w:r>
+        <w:t xml:space="preserve">Trim Station — Error state, LOT not at this Cell</w:t>
+      </w:r>
+    </w:p>
+    <w:p>
+      <w:pPr>
+        <w:pStyle w:val="BodyText"/>
+      </w:pPr>
+      <w:r>
+        <w:rPr>
+          <w:i/>
+          <w:iCs/>
+        </w:rPr>
+        <w:t xml:space="preserve">Error state: scanned LOT is not in storage and is not currently active here. The CAN’T PROCESS THIS LOT HERE panel shows the scanned LotName, its current location (already past Trim), and who checked it in. Operator returns the basket to the storage queue; LOT Detail lookup is a supervisor / elevated action.</w:t>
+      </w:r>
+    </w:p>
+    <w:bookmarkEnd w:id="109"/>
+    <w:bookmarkStart w:id="119" w:name="X33b4f3c9a0224f726c67dbc69ec4a6e4d562a08"/>
+    <w:p>
+      <w:pPr>
+        <w:pStyle w:val="Heading3"/>
+      </w:pPr>
+      <w:r>
+        <w:t xml:space="preserve">10:00am — Machining: Picking from FIFO + Identity Rename</w:t>
+      </w:r>
+    </w:p>
+    <w:p>
+      <w:pPr>
+        <w:pStyle w:val="FirstParagraph"/>
+      </w:pPr>
+      <w:r>
+        <w:t xml:space="preserve">The whole LOTs that were moved at Trim OUT are now sitting in the destination Machining line’s FIFO queue, waiting. At CNC machine 12, the machining operator (a different operator, not Carlos) walks up to the Cell’s terminal. The screen surfaces the</w:t>
+      </w:r>
+      <w:r>
+        <w:t xml:space="preserve"> </w:t>
+      </w:r>
+      <w:r>
+        <w:rPr>
+          <w:b/>
+          <w:bCs/>
+        </w:rPr>
+        <w:t xml:space="preserve">Machining IN</w:t>
+      </w:r>
+      <w:r>
+        <w:t xml:space="preserve"> </w:t>
+      </w:r>
+      <w:r>
+        <w:t xml:space="preserve">view — there’s no LTT scan-to-receive at this step. The terminal shows the FIFO queue for this Cell with each LOT’s</w:t>
+      </w:r>
+      <w:r>
+        <w:t xml:space="preserve"> </w:t>
+      </w:r>
+      <w:r>
+        <w:rPr>
+          <w:rStyle w:val="VerbatimChar"/>
+        </w:rPr>
+        <w:t xml:space="preserve">LotName</w:t>
+      </w:r>
+      <w:r>
+        <w:t xml:space="preserve">, piece count, and arrival time. The operator picks the next one in line (or overrides the order if production needs require it, per FRS 2.2.4).</w:t>
+      </w:r>
+    </w:p>
+    <w:p>
+      <w:pPr>
+        <w:pStyle w:val="CaptionedFigure"/>
+      </w:pPr>
+      <w:r>
+        <w:drawing>
+          <wp:inline>
+            <wp:extent cx="5334000" cy="2640538"/>
+            <wp:effectExtent b="0" l="0" r="0" t="0"/>
+            <wp:docPr descr="Machining IN — FIFO queue, LOTs awaiting" title="" id="111" name="Picture"/>
+            <a:graphic>
+              <a:graphicData uri="http://schemas.openxmlformats.org/drawingml/2006/picture">
+                <pic:pic>
+                  <pic:nvPicPr>
+                    <pic:cNvPr descr="mockup_screenshots/Screenshot%202026-04-30%20124828.png" id="112" name="Picture"/>
+                    <pic:cNvPicPr>
+                      <a:picLocks noChangeArrowheads="1" noChangeAspect="1"/>
+                    </pic:cNvPicPr>
+                  </pic:nvPicPr>
+                  <pic:blipFill>
+                    <a:blip r:embed="rId110"/>
+                    <a:stretch>
+                      <a:fillRect/>
+                    </a:stretch>
+                  </pic:blipFill>
+                  <pic:spPr bwMode="auto">
+                    <a:xfrm>
+                      <a:off x="0" y="0"/>
+                      <a:ext cx="5334000" cy="2640538"/>
+                    </a:xfrm>
+                    <a:prstGeom prst="rect">
+                      <a:avLst/>
+                    </a:prstGeom>
+                    <a:noFill/>
+                    <a:ln w="9525">
+                      <a:noFill/>
+                      <a:headEnd/>
+                      <a:tailEnd/>
+                    </a:ln>
+                  </pic:spPr>
+                </pic:pic>
+              </a:graphicData>
+            </a:graphic>
+          </wp:inline>
+        </w:drawing>
+      </w:r>
+    </w:p>
+    <w:p>
+      <w:pPr>
+        <w:pStyle w:val="ImageCaption"/>
+      </w:pPr>
+      <w:r>
+        <w:t xml:space="preserve">Machining IN — FIFO queue, LOTs awaiting</w:t>
+      </w:r>
+    </w:p>
+    <w:p>
+      <w:pPr>
+        <w:pStyle w:val="BodyText"/>
+      </w:pPr>
+      <w:r>
+        <w:rPr>
+          <w:i/>
+          <w:iCs/>
+        </w:rPr>
+        <w:t xml:space="preserve">Machining IN screen: no scan-to-receive. FIFO Queue panel lists LOTs in arrival order with Position, LotName, Item, piece count, and arrival time. GOOD badge allows pick; HOLD badge blocks it. Pick (skip queue) is available on non-oldest positions. Active Machined LOT section below fills after a pick confirms.</w:t>
+      </w:r>
+      <w:r>
+        <w:rPr>
+          <w:i/>
+          <w:iCs/>
+        </w:rPr>
+        <w:t xml:space="preserve"> </w:t>
+      </w:r>
+      <w:r>
+        <w:rPr>
+          <w:b/>
+          <w:bCs/>
+          <w:i/>
+          <w:iCs/>
+        </w:rPr>
+        <w:t xml:space="preserve">(Screenshot predates the 2026-06 relocation — it labels the queue entries</w:t>
+      </w:r>
+      <w:r>
+        <w:rPr>
+          <w:b/>
+          <w:bCs/>
+          <w:i/>
+          <w:iCs/>
+        </w:rPr>
+        <w:t xml:space="preserve"> </w:t>
+      </w:r>
+      <w:r>
+        <w:rPr>
+          <w:b/>
+          <w:bCs/>
+          <w:i/>
+          <w:iCs/>
+        </w:rPr>
+        <w:t xml:space="preserve">“sub-LOTs”</w:t>
+      </w:r>
+      <w:r>
+        <w:rPr>
+          <w:b/>
+          <w:bCs/>
+          <w:i/>
+          <w:iCs/>
+        </w:rPr>
+        <w:t xml:space="preserve">; they are now whole cast/trim LOTs, since the split moved to Machining OUT. Pending re-capture.)</w:t>
+      </w:r>
+    </w:p>
+    <w:p>
+      <w:pPr>
+        <w:pStyle w:val="BodyText"/>
+      </w:pPr>
+      <w:r>
+        <w:t xml:space="preserve">On pick, the MES applies the</w:t>
+      </w:r>
+      <w:r>
+        <w:t xml:space="preserve"> </w:t>
+      </w:r>
+      <w:r>
+        <w:rPr>
+          <w:b/>
+          <w:bCs/>
+        </w:rPr>
+        <w:t xml:space="preserve">BOM-driven part-identity rename</w:t>
+      </w:r>
+      <w:r>
+        <w:t xml:space="preserve">. The picked LOT carries Item</w:t>
+      </w:r>
+      <w:r>
+        <w:t xml:space="preserve"> </w:t>
+      </w:r>
+      <w:r>
+        <w:rPr>
+          <w:rStyle w:val="VerbatimChar"/>
+        </w:rPr>
+        <w:t xml:space="preserve">5G0-TRIM-4102</w:t>
+      </w:r>
+      <w:r>
+        <w:t xml:space="preserve">; the active</w:t>
+      </w:r>
+      <w:r>
+        <w:t xml:space="preserve"> </w:t>
+      </w:r>
+      <w:r>
+        <w:rPr>
+          <w:rStyle w:val="VerbatimChar"/>
+        </w:rPr>
+        <w:t xml:space="preserve">Parts.Bom</w:t>
+      </w:r>
+      <w:r>
+        <w:t xml:space="preserve"> </w:t>
+      </w:r>
+      <w:r>
+        <w:t xml:space="preserve">for</w:t>
+      </w:r>
+      <w:r>
+        <w:t xml:space="preserve"> </w:t>
+      </w:r>
+      <w:r>
+        <w:rPr>
+          <w:rStyle w:val="VerbatimChar"/>
+        </w:rPr>
+        <w:t xml:space="preserve">5G0-MACHINED-4102</w:t>
+      </w:r>
+      <w:r>
+        <w:t xml:space="preserve"> </w:t>
+      </w:r>
+      <w:r>
+        <w:t xml:space="preserve">has a single</w:t>
+      </w:r>
+      <w:r>
+        <w:t xml:space="preserve"> </w:t>
+      </w:r>
+      <w:r>
+        <w:rPr>
+          <w:rStyle w:val="VerbatimChar"/>
+        </w:rPr>
+        <w:t xml:space="preserve">BomLine</w:t>
+      </w:r>
+      <w:r>
+        <w:t xml:space="preserve"> </w:t>
+      </w:r>
+      <w:r>
+        <w:t xml:space="preserve">with</w:t>
+      </w:r>
+      <w:r>
+        <w:t xml:space="preserve"> </w:t>
+      </w:r>
+      <w:r>
+        <w:rPr>
+          <w:rStyle w:val="VerbatimChar"/>
+        </w:rPr>
+        <w:t xml:space="preserve">ChildItemId = 5G0-TRIM-4102</w:t>
+      </w:r>
+      <w:r>
+        <w:t xml:space="preserve"> </w:t>
+      </w:r>
+      <w:r>
+        <w:t xml:space="preserve">at QtyPer=1. The MES prompts:</w:t>
+      </w:r>
+      <w:r>
+        <w:t xml:space="preserve"> </w:t>
+      </w:r>
+      <w:r>
+        <w:rPr>
+          <w:i/>
+          <w:iCs/>
+        </w:rPr>
+        <w:t xml:space="preserve">“This LOT is 5G0-TRIM-4102. Receive as 5G0-MACHINED-4102?”</w:t>
+      </w:r>
+      <w:r>
+        <w:t xml:space="preserve"> </w:t>
+      </w:r>
+      <w:r>
+        <w:t xml:space="preserve">The operator confirms. A new destination LOT is created under the machined Item with a fresh</w:t>
+      </w:r>
+      <w:r>
+        <w:t xml:space="preserve"> </w:t>
+      </w:r>
+      <w:r>
+        <w:rPr>
+          <w:rStyle w:val="VerbatimChar"/>
+        </w:rPr>
+        <w:t xml:space="preserve">LotName</w:t>
+      </w:r>
+      <w:r>
+        <w:t xml:space="preserve"> </w:t>
+      </w:r>
+      <w:r>
+        <w:t xml:space="preserve">minted from</w:t>
+      </w:r>
+      <w:r>
+        <w:t xml:space="preserve"> </w:t>
+      </w:r>
+      <w:r>
+        <w:rPr>
+          <w:rStyle w:val="VerbatimChar"/>
+        </w:rPr>
+        <w:t xml:space="preserve">Lots.IdentifierSequence_Next @Code='Lot'</w:t>
+      </w:r>
+      <w:r>
+        <w:t xml:space="preserve">;</w:t>
+      </w:r>
+      <w:r>
+        <w:t xml:space="preserve"> </w:t>
+      </w:r>
+      <w:r>
+        <w:rPr>
+          <w:rStyle w:val="VerbatimChar"/>
+        </w:rPr>
+        <w:t xml:space="preserve">Workorder.ConsumptionEvent</w:t>
+      </w:r>
+      <w:r>
+        <w:t xml:space="preserve"> </w:t>
+      </w:r>
+      <w:r>
+        <w:t xml:space="preserve">records the source trim LOT consumed and the machined LOT produced piece-for-piece;</w:t>
+      </w:r>
+      <w:r>
+        <w:t xml:space="preserve"> </w:t>
+      </w:r>
+      <w:r>
+        <w:rPr>
+          <w:rStyle w:val="VerbatimChar"/>
+        </w:rPr>
+        <w:t xml:space="preserve">Lots.LotGenealogy</w:t>
+      </w:r>
+      <w:r>
+        <w:t xml:space="preserve"> </w:t>
+      </w:r>
+      <w:r>
+        <w:t xml:space="preserve">records the parent/child link with</w:t>
+      </w:r>
+      <w:r>
+        <w:t xml:space="preserve"> </w:t>
+      </w:r>
+      <w:r>
+        <w:rPr>
+          <w:rStyle w:val="VerbatimChar"/>
+        </w:rPr>
+        <w:t xml:space="preserve">RelationshipType = Consumption</w:t>
+      </w:r>
+      <w:r>
+        <w:t xml:space="preserve">. The operator scans a fresh LTT for the new machined LOT. This is the</w:t>
+      </w:r>
+      <w:r>
+        <w:t xml:space="preserve"> </w:t>
+      </w:r>
+      <w:r>
+        <w:rPr>
+          <w:b/>
+          <w:bCs/>
+        </w:rPr>
+        <w:t xml:space="preserve">whole</w:t>
+      </w:r>
+      <w:r>
+        <w:t xml:space="preserve"> </w:t>
+      </w:r>
+      <w:r>
+        <w:t xml:space="preserve">LOT — any sub-LOT split for this line happens at Machining OUT, below.</w:t>
+      </w:r>
+    </w:p>
+    <w:p>
+      <w:pPr>
+        <w:pStyle w:val="CaptionedFigure"/>
+      </w:pPr>
+      <w:r>
+        <w:drawing>
+          <wp:inline>
+            <wp:extent cx="4716378" cy="3724976"/>
+            <wp:effectExtent b="0" l="0" r="0" t="0"/>
+            <wp:docPr descr="BOM-Driven Rename modal — Machining IN" title="" id="114" name="Picture"/>
+            <a:graphic>
+              <a:graphicData uri="http://schemas.openxmlformats.org/drawingml/2006/picture">
+                <pic:pic>
+                  <pic:nvPicPr>
+                    <pic:cNvPr descr="mockup_screenshots/Screenshot%202026-04-30%20124844.png" id="115" name="Picture"/>
+                    <pic:cNvPicPr>
+                      <a:picLocks noChangeArrowheads="1" noChangeAspect="1"/>
+                    </pic:cNvPicPr>
+                  </pic:nvPicPr>
+                  <pic:blipFill>
+                    <a:blip r:embed="rId113"/>
+                    <a:stretch>
+                      <a:fillRect/>
+                    </a:stretch>
+                  </pic:blipFill>
+                  <pic:spPr bwMode="auto">
+                    <a:xfrm>
+                      <a:off x="0" y="0"/>
+                      <a:ext cx="4716378" cy="3724976"/>
+                    </a:xfrm>
+                    <a:prstGeom prst="rect">
+                      <a:avLst/>
+                    </a:prstGeom>
+                    <a:noFill/>
+                    <a:ln w="9525">
+                      <a:noFill/>
+                      <a:headEnd/>
+                      <a:tailEnd/>
+                    </a:ln>
+                  </pic:spPr>
+                </pic:pic>
+              </a:graphicData>
+            </a:graphic>
+          </wp:inline>
+        </w:drawing>
+      </w:r>
+    </w:p>
+    <w:p>
+      <w:pPr>
+        <w:pStyle w:val="ImageCaption"/>
+      </w:pPr>
+      <w:r>
+        <w:t xml:space="preserve">BOM-Driven Rename modal — Machining IN</w:t>
+      </w:r>
+    </w:p>
+    <w:p>
+      <w:pPr>
+        <w:pStyle w:val="BodyText"/>
+      </w:pPr>
+      <w:r>
+        <w:rPr>
+          <w:i/>
+          <w:iCs/>
+        </w:rPr>
+        <w:t xml:space="preserve">Receive LOT — Rename to Machined Item modal: confirms the source LOT (LotName · Item · piece count) and the target Item (BOM-resolved) with the new LotName that will be minted. Confirm Receive fires ConsumptionEvent + LotGenealogy + new LOT creation in one transaction.</w:t>
+      </w:r>
+    </w:p>
+    <w:p>
+      <w:pPr>
+        <w:pStyle w:val="BodyText"/>
+      </w:pPr>
+      <w:r>
+        <w:t xml:space="preserve">The CNC runs. Some parts come out of tolerance — those are recorded as</w:t>
+      </w:r>
+      <w:r>
+        <w:t xml:space="preserve"> </w:t>
+      </w:r>
+      <w:r>
+        <w:rPr>
+          <w:rStyle w:val="VerbatimChar"/>
+        </w:rPr>
+        <w:t xml:space="preserve">RejectEvent</w:t>
+      </w:r>
+      <w:r>
+        <w:t xml:space="preserve"> </w:t>
+      </w:r>
+      <w:r>
+        <w:t xml:space="preserve">rows against the machined LOT (defect code MS-OOT-01, the operator-entered quantity, the operator’s initials). Good parts continue to accumulate.</w:t>
+      </w:r>
+    </w:p>
+    <w:p>
+      <w:pPr>
+        <w:pStyle w:val="BodyText"/>
+      </w:pPr>
+      <w:r>
+        <w:rPr>
+          <w:b/>
+          <w:bCs/>
+        </w:rPr>
+        <w:t xml:space="preserve">Machining OUT — split or move.</w:t>
+      </w:r>
+      <w:r>
+        <w:t xml:space="preserve"> </w:t>
+      </w:r>
+      <w:r>
+        <w:t xml:space="preserve">When the machining operation completes, the MES branches on the</w:t>
+      </w:r>
+      <w:r>
+        <w:t xml:space="preserve"> </w:t>
+      </w:r>
+      <w:r>
+        <w:rPr>
+          <w:rStyle w:val="VerbatimChar"/>
+        </w:rPr>
+        <w:t xml:space="preserve">MachiningOut</w:t>
+      </w:r>
+      <w:r>
+        <w:t xml:space="preserve"> </w:t>
+      </w:r>
+      <w:r>
+        <w:t xml:space="preserve">OperationTemplate’s</w:t>
+      </w:r>
+      <w:r>
+        <w:t xml:space="preserve"> </w:t>
+      </w:r>
+      <w:r>
+        <w:rPr>
+          <w:rStyle w:val="VerbatimChar"/>
+        </w:rPr>
+        <w:t xml:space="preserve">RequiresSubLotSplit</w:t>
+      </w:r>
+      <w:r>
+        <w:t xml:space="preserve"> </w:t>
+      </w:r>
+      <w:r>
+        <w:t xml:space="preserve">flag (the physical correlate is whether the line has a dedicated Machining OUT terminal):</w:t>
+      </w:r>
+    </w:p>
+    <w:p>
+      <w:pPr>
+        <w:pStyle w:val="BodyText"/>
+      </w:pPr>
+      <w:r>
+        <w:rPr>
+          <w:b/>
+          <w:bCs/>
+        </w:rPr>
+        <w:t xml:space="preserve">Path A — Sub-LOT split (sublotting lines,</w:t>
+      </w:r>
+      <w:r>
+        <w:rPr>
+          <w:b/>
+          <w:bCs/>
+        </w:rPr>
+        <w:t xml:space="preserve"> </w:t>
+      </w:r>
+      <w:r>
+        <w:rPr>
+          <w:rStyle w:val="VerbatimChar"/>
+          <w:b/>
+          <w:bCs/>
+        </w:rPr>
+        <w:t xml:space="preserve">RequiresSubLotSplit=1</w:t>
+      </w:r>
+      <w:r>
+        <w:rPr>
+          <w:b/>
+          <w:bCs/>
+        </w:rPr>
+        <w:t xml:space="preserve">, FDS-05-009).</w:t>
+      </w:r>
+      <w:r>
+        <w:t xml:space="preserve"> </w:t>
+      </w:r>
+      <w:r>
+        <w:t xml:space="preserve">This is where the split now happens. The operator triggers Machining OUT at the line’s Machining OUT terminal; the MES presents a split dialog — default N=2 even split, adjustable, total equals the parent piece count. For each sub-LOT the operator selects a destination by scan or dropdown (FDS-02-009). On confirm, the</w:t>
+      </w:r>
+      <w:r>
+        <w:t xml:space="preserve"> </w:t>
+      </w:r>
+      <w:r>
+        <w:rPr>
+          <w:b/>
+          <w:bCs/>
+        </w:rPr>
+        <w:t xml:space="preserve">machined</w:t>
+      </w:r>
+      <w:r>
+        <w:t xml:space="preserve"> </w:t>
+      </w:r>
+      <w:r>
+        <w:t xml:space="preserve">LOT (already renamed at Machining IN) splits into N machining-origin sub-LOTs:</w:t>
+      </w:r>
+      <w:r>
+        <w:t xml:space="preserve"> </w:t>
+      </w:r>
+      <w:r>
+        <w:rPr>
+          <w:rStyle w:val="VerbatimChar"/>
+        </w:rPr>
+        <w:t xml:space="preserve">LotGenealogy</w:t>
+      </w:r>
+      <w:r>
+        <w:t xml:space="preserve"> </w:t>
+      </w:r>
+      <w:r>
+        <w:t xml:space="preserve">records the parent→child Split links, a</w:t>
+      </w:r>
+      <w:r>
+        <w:t xml:space="preserve"> </w:t>
+      </w:r>
+      <w:r>
+        <w:rPr>
+          <w:rStyle w:val="VerbatimChar"/>
+        </w:rPr>
+        <w:t xml:space="preserve">LotMovement</w:t>
+      </w:r>
+      <w:r>
+        <w:t xml:space="preserve"> </w:t>
+      </w:r>
+      <w:r>
+        <w:t xml:space="preserve">routes each child to its destination, and LTT labels print showing child + parent</w:t>
+      </w:r>
+      <w:r>
+        <w:t xml:space="preserve"> </w:t>
+      </w:r>
+      <w:r>
+        <w:rPr>
+          <w:rStyle w:val="VerbatimChar"/>
+        </w:rPr>
+        <w:t xml:space="preserve">LotName</w:t>
+      </w:r>
+      <w:r>
+        <w:t xml:space="preserve"> </w:t>
+      </w:r>
+      <w:r>
+        <w:t xml:space="preserve">(FDS-05-024).</w:t>
+      </w:r>
+    </w:p>
+    <w:p>
+      <w:pPr>
+        <w:pStyle w:val="CaptionedFigure"/>
+      </w:pPr>
+      <w:r>
+        <w:drawing>
+          <wp:inline>
+            <wp:extent cx="5334000" cy="1126940"/>
+            <wp:effectExtent b="0" l="0" r="0" t="0"/>
+            <wp:docPr descr="Sub-LOT Distribution — 2 destinations, 48 pcs split 24/24" title="" id="117" name="Picture"/>
+            <a:graphic>
+              <a:graphicData uri="http://schemas.openxmlformats.org/drawingml/2006/picture">
+                <pic:pic>
+                  <pic:nvPicPr>
+                    <pic:cNvPr descr="mockup_screenshots/Screenshot%202026-04-30%20124742.png" id="118" name="Picture"/>
+                    <pic:cNvPicPr>
+                      <a:picLocks noChangeArrowheads="1" noChangeAspect="1"/>
+                    </pic:cNvPicPr>
+                  </pic:nvPicPr>
+                  <pic:blipFill>
+                    <a:blip r:embed="rId116"/>
                     <a:stretch>
                       <a:fillRect/>
                     </a:stretch>
@@ -5915,473 +6816,50 @@
           <w:i/>
           <w:iCs/>
         </w:rPr>
-        <w:t xml:space="preserve">Sub-LOT Distribution panel: Total pieces shown at top right. Each row is a destination sub-LOT — operator enters Pieces and selects a Destination Machining Cell from a dropdown showing queue depth. + Add sub-LOT adds another row. Same Flex Repeater renders 1 row when RequiresSubLotSplit=0 (whole move) or N rows when =1. Submit · TrimOut + Split + Route commits in one transaction.</w:t>
-      </w:r>
-    </w:p>
-    <w:p>
-      <w:pPr>
-        <w:pStyle w:val="CaptionedFigure"/>
-      </w:pPr>
-      <w:r>
-        <w:drawing>
-          <wp:inline>
-            <wp:extent cx="5334000" cy="2629397"/>
-            <wp:effectExtent b="0" l="0" r="0" t="0"/>
-            <wp:docPr descr="Trim Station — Error state, LOT not at this Cell" title="" id="110" name="Picture"/>
-            <a:graphic>
-              <a:graphicData uri="http://schemas.openxmlformats.org/drawingml/2006/picture">
-                <pic:pic>
-                  <pic:nvPicPr>
-                    <pic:cNvPr descr="mockup_screenshots/Screenshot%202026-04-30%20124755.png" id="111" name="Picture"/>
-                    <pic:cNvPicPr>
-                      <a:picLocks noChangeArrowheads="1" noChangeAspect="1"/>
-                    </pic:cNvPicPr>
-                  </pic:nvPicPr>
-                  <pic:blipFill>
-                    <a:blip r:embed="rId109"/>
-                    <a:stretch>
-                      <a:fillRect/>
-                    </a:stretch>
-                  </pic:blipFill>
-                  <pic:spPr bwMode="auto">
-                    <a:xfrm>
-                      <a:off x="0" y="0"/>
-                      <a:ext cx="5334000" cy="2629397"/>
-                    </a:xfrm>
-                    <a:prstGeom prst="rect">
-                      <a:avLst/>
-                    </a:prstGeom>
-                    <a:noFill/>
-                    <a:ln w="9525">
-                      <a:noFill/>
-                      <a:headEnd/>
-                      <a:tailEnd/>
-                    </a:ln>
-                  </pic:spPr>
-                </pic:pic>
-              </a:graphicData>
-            </a:graphic>
-          </wp:inline>
-        </w:drawing>
-      </w:r>
-    </w:p>
-    <w:p>
-      <w:pPr>
-        <w:pStyle w:val="ImageCaption"/>
-      </w:pPr>
-      <w:r>
-        <w:t xml:space="preserve">Trim Station — Error state, LOT not at this Cell</w:t>
-      </w:r>
-    </w:p>
-    <w:p>
-      <w:pPr>
-        <w:pStyle w:val="BodyText"/>
-      </w:pPr>
+        <w:t xml:space="preserve">Sub-LOT Distribution panel: Total pieces shown at top right. Each row is a destination sub-LOT — operator enters Pieces and selects a destination from a dropdown showing queue depth. + Add sub-LOT adds another row. Single submit commits the split + route in one transaction.</w:t>
+      </w:r>
       <w:r>
         <w:rPr>
           <w:i/>
           <w:iCs/>
         </w:rPr>
-        <w:t xml:space="preserve">Error state: scanned LOT is not in storage and is not currently active here. The CAN’T PROCESS THIS LOT HERE panel shows the scanned LotName, its current location (already past Trim), and who checked it in. Operator returns the basket to the storage queue; LOT Detail lookup is a supervisor / elevated action.</w:t>
-      </w:r>
-    </w:p>
-    <w:bookmarkEnd w:id="112"/>
-    <w:bookmarkStart w:id="119" w:name="X33b4f3c9a0224f726c67dbc69ec4a6e4d562a08"/>
-    <w:p>
-      <w:pPr>
-        <w:pStyle w:val="Heading3"/>
-      </w:pPr>
-      <w:r>
-        <w:t xml:space="preserve">10:00am — Machining: Picking from FIFO + Identity Rename</w:t>
-      </w:r>
-    </w:p>
-    <w:p>
-      <w:pPr>
-        <w:pStyle w:val="FirstParagraph"/>
-      </w:pPr>
-      <w:r>
-        <w:t xml:space="preserve">The sub-LOTs that were routed at Trim OUT are now sitting in the destination Machining Cells’ FIFO queues, waiting. At CNC machine 12, the machining operator (a different operator, not Carlos) walks up to the Cell’s terminal. The screen surfaces the</w:t>
-      </w:r>
-      <w:r>
         <w:t xml:space="preserve"> </w:t>
       </w:r>
       <w:r>
         <w:rPr>
           <w:b/>
           <w:bCs/>
-        </w:rPr>
-        <w:t xml:space="preserve">Machining IN</w:t>
-      </w:r>
-      <w:r>
-        <w:t xml:space="preserve"> </w:t>
-      </w:r>
-      <w:r>
-        <w:t xml:space="preserve">view — there’s no LTT scan-to-receive at this step. The terminal shows the FIFO queue for this Cell with each sub-LOT’s</w:t>
-      </w:r>
-      <w:r>
-        <w:t xml:space="preserve"> </w:t>
-      </w:r>
-      <w:r>
-        <w:rPr>
-          <w:rStyle w:val="VerbatimChar"/>
-        </w:rPr>
-        <w:t xml:space="preserve">LotName</w:t>
-      </w:r>
-      <w:r>
-        <w:t xml:space="preserve">, parent LOT, piece count, and arrival time. The operator picks the next one in line (or overrides the order if production needs require it, per FRS 2.2.4).</w:t>
-      </w:r>
-    </w:p>
-    <w:p>
-      <w:pPr>
-        <w:pStyle w:val="CaptionedFigure"/>
-      </w:pPr>
-      <w:r>
-        <w:drawing>
-          <wp:inline>
-            <wp:extent cx="5334000" cy="2640538"/>
-            <wp:effectExtent b="0" l="0" r="0" t="0"/>
-            <wp:docPr descr="Machining IN — FIFO queue, 3 sub-LOTs awaiting" title="" id="114" name="Picture"/>
-            <a:graphic>
-              <a:graphicData uri="http://schemas.openxmlformats.org/drawingml/2006/picture">
-                <pic:pic>
-                  <pic:nvPicPr>
-                    <pic:cNvPr descr="mockup_screenshots/Screenshot%202026-04-30%20124828.png" id="115" name="Picture"/>
-                    <pic:cNvPicPr>
-                      <a:picLocks noChangeArrowheads="1" noChangeAspect="1"/>
-                    </pic:cNvPicPr>
-                  </pic:nvPicPr>
-                  <pic:blipFill>
-                    <a:blip r:embed="rId113"/>
-                    <a:stretch>
-                      <a:fillRect/>
-                    </a:stretch>
-                  </pic:blipFill>
-                  <pic:spPr bwMode="auto">
-                    <a:xfrm>
-                      <a:off x="0" y="0"/>
-                      <a:ext cx="5334000" cy="2640538"/>
-                    </a:xfrm>
-                    <a:prstGeom prst="rect">
-                      <a:avLst/>
-                    </a:prstGeom>
-                    <a:noFill/>
-                    <a:ln w="9525">
-                      <a:noFill/>
-                      <a:headEnd/>
-                      <a:tailEnd/>
-                    </a:ln>
-                  </pic:spPr>
-                </pic:pic>
-              </a:graphicData>
-            </a:graphic>
-          </wp:inline>
-        </w:drawing>
-      </w:r>
-    </w:p>
-    <w:p>
-      <w:pPr>
-        <w:pStyle w:val="ImageCaption"/>
-      </w:pPr>
-      <w:r>
-        <w:t xml:space="preserve">Machining IN — FIFO queue, 3 sub-LOTs awaiting</w:t>
-      </w:r>
-    </w:p>
-    <w:p>
-      <w:pPr>
-        <w:pStyle w:val="BodyText"/>
-      </w:pPr>
-      <w:r>
-        <w:rPr>
           <w:i/>
           <w:iCs/>
         </w:rPr>
-        <w:t xml:space="preserve">Machining IN screen: no scan-to-receive. FIFO Queue panel lists sub-LOTs in arrival order with Position, LotName, parent LOT, Item, piece count, and arrival time. GOOD badge allows pick; HOLD badge blocks it. Pick (skip queue) is available on non-oldest positions. Active Machined LOT section below fills after a pick confirms.</w:t>
-      </w:r>
-    </w:p>
-    <w:p>
-      <w:pPr>
-        <w:pStyle w:val="BodyText"/>
-      </w:pPr>
-      <w:r>
-        <w:t xml:space="preserve">On pick, the MES applies the</w:t>
-      </w:r>
-      <w:r>
-        <w:t xml:space="preserve"> </w:t>
+        <w:t xml:space="preserve">(Screenshot predates the 2026-06 relocation — its banner reads</w:t>
       </w:r>
       <w:r>
         <w:rPr>
           <w:b/>
           <w:bCs/>
-        </w:rPr>
-        <w:t xml:space="preserve">BOM-driven part-identity rename</w:t>
-      </w:r>
-      <w:r>
-        <w:t xml:space="preserve">. The picked sub-LOT carries Item</w:t>
-      </w:r>
-      <w:r>
-        <w:t xml:space="preserve"> </w:t>
-      </w:r>
-      <w:r>
-        <w:rPr>
-          <w:rStyle w:val="VerbatimChar"/>
-        </w:rPr>
-        <w:t xml:space="preserve">5G0-TRIM-4102</w:t>
-      </w:r>
-      <w:r>
-        <w:t xml:space="preserve">; the active</w:t>
-      </w:r>
-      <w:r>
-        <w:t xml:space="preserve"> </w:t>
-      </w:r>
-      <w:r>
-        <w:rPr>
-          <w:rStyle w:val="VerbatimChar"/>
-        </w:rPr>
-        <w:t xml:space="preserve">Parts.Bom</w:t>
-      </w:r>
-      <w:r>
-        <w:t xml:space="preserve"> </w:t>
-      </w:r>
-      <w:r>
-        <w:t xml:space="preserve">for</w:t>
-      </w:r>
-      <w:r>
-        <w:t xml:space="preserve"> </w:t>
-      </w:r>
-      <w:r>
-        <w:rPr>
-          <w:rStyle w:val="VerbatimChar"/>
-        </w:rPr>
-        <w:t xml:space="preserve">5G0-MACHINED-4102</w:t>
-      </w:r>
-      <w:r>
-        <w:t xml:space="preserve"> </w:t>
-      </w:r>
-      <w:r>
-        <w:t xml:space="preserve">has a single</w:t>
-      </w:r>
-      <w:r>
-        <w:t xml:space="preserve"> </w:t>
-      </w:r>
-      <w:r>
-        <w:rPr>
-          <w:rStyle w:val="VerbatimChar"/>
-        </w:rPr>
-        <w:t xml:space="preserve">BomLine</w:t>
-      </w:r>
-      <w:r>
-        <w:t xml:space="preserve"> </w:t>
-      </w:r>
-      <w:r>
-        <w:t xml:space="preserve">with</w:t>
-      </w:r>
-      <w:r>
-        <w:t xml:space="preserve"> </w:t>
-      </w:r>
-      <w:r>
-        <w:rPr>
-          <w:rStyle w:val="VerbatimChar"/>
-        </w:rPr>
-        <w:t xml:space="preserve">ChildItemId = 5G0-TRIM-4102</w:t>
-      </w:r>
-      <w:r>
-        <w:t xml:space="preserve"> </w:t>
-      </w:r>
-      <w:r>
-        <w:t xml:space="preserve">at QtyPer=1. The MES prompts:</w:t>
-      </w:r>
-      <w:r>
-        <w:t xml:space="preserve"> </w:t>
-      </w:r>
-      <w:r>
-        <w:rPr>
           <w:i/>
           <w:iCs/>
         </w:rPr>
-        <w:t xml:space="preserve">“This LOT is 5G0-TRIM-4102. Receive as 5G0-MACHINED-4102?”</w:t>
-      </w:r>
-      <w:r>
-        <w:t xml:space="preserve"> </w:t>
-      </w:r>
-      <w:r>
-        <w:t xml:space="preserve">The operator confirms. A new destination LOT is created under the machined Item with a fresh</w:t>
-      </w:r>
-      <w:r>
-        <w:t xml:space="preserve"> </w:t>
-      </w:r>
-      <w:r>
-        <w:rPr>
-          <w:rStyle w:val="VerbatimChar"/>
-        </w:rPr>
-        <w:t xml:space="preserve">LotName</w:t>
-      </w:r>
-      <w:r>
-        <w:t xml:space="preserve"> </w:t>
-      </w:r>
-      <w:r>
-        <w:t xml:space="preserve">minted from</w:t>
-      </w:r>
-      <w:r>
-        <w:t xml:space="preserve"> </w:t>
-      </w:r>
-      <w:r>
-        <w:rPr>
-          <w:rStyle w:val="VerbatimChar"/>
-        </w:rPr>
-        <w:t xml:space="preserve">Lots.IdentifierSequence_Next @Code='Lot'</w:t>
-      </w:r>
-      <w:r>
-        <w:t xml:space="preserve">;</w:t>
-      </w:r>
-      <w:r>
-        <w:t xml:space="preserve"> </w:t>
-      </w:r>
-      <w:r>
-        <w:rPr>
-          <w:rStyle w:val="VerbatimChar"/>
-        </w:rPr>
-        <w:t xml:space="preserve">Workorder.ConsumptionEvent</w:t>
-      </w:r>
-      <w:r>
-        <w:t xml:space="preserve"> </w:t>
-      </w:r>
-      <w:r>
-        <w:t xml:space="preserve">records the source trim LOT consumed and the machined LOT produced piece-for-piece;</w:t>
-      </w:r>
-      <w:r>
-        <w:t xml:space="preserve"> </w:t>
-      </w:r>
-      <w:r>
-        <w:rPr>
-          <w:rStyle w:val="VerbatimChar"/>
-        </w:rPr>
-        <w:t xml:space="preserve">Lots.LotGenealogy</w:t>
-      </w:r>
-      <w:r>
-        <w:t xml:space="preserve"> </w:t>
-      </w:r>
-      <w:r>
-        <w:t xml:space="preserve">records the parent/child link with</w:t>
-      </w:r>
-      <w:r>
-        <w:t xml:space="preserve"> </w:t>
-      </w:r>
-      <w:r>
-        <w:rPr>
-          <w:rStyle w:val="VerbatimChar"/>
-        </w:rPr>
-        <w:t xml:space="preserve">RelationshipType = Consumption</w:t>
-      </w:r>
-      <w:r>
-        <w:t xml:space="preserve">. The operator scans a fresh LTT for the new machined LOT.</w:t>
-      </w:r>
-    </w:p>
-    <w:p>
-      <w:pPr>
-        <w:pStyle w:val="CaptionedFigure"/>
-      </w:pPr>
-      <w:r>
-        <w:drawing>
-          <wp:inline>
-            <wp:extent cx="4716378" cy="3724976"/>
-            <wp:effectExtent b="0" l="0" r="0" t="0"/>
-            <wp:docPr descr="BOM-Driven Rename modal — Machining IN" title="" id="117" name="Picture"/>
-            <a:graphic>
-              <a:graphicData uri="http://schemas.openxmlformats.org/drawingml/2006/picture">
-                <pic:pic>
-                  <pic:nvPicPr>
-                    <pic:cNvPr descr="mockup_screenshots/Screenshot%202026-04-30%20124844.png" id="118" name="Picture"/>
-                    <pic:cNvPicPr>
-                      <a:picLocks noChangeArrowheads="1" noChangeAspect="1"/>
-                    </pic:cNvPicPr>
-                  </pic:nvPicPr>
-                  <pic:blipFill>
-                    <a:blip r:embed="rId116"/>
-                    <a:stretch>
-                      <a:fillRect/>
-                    </a:stretch>
-                  </pic:blipFill>
-                  <pic:spPr bwMode="auto">
-                    <a:xfrm>
-                      <a:off x="0" y="0"/>
-                      <a:ext cx="4716378" cy="3724976"/>
-                    </a:xfrm>
-                    <a:prstGeom prst="rect">
-                      <a:avLst/>
-                    </a:prstGeom>
-                    <a:noFill/>
-                    <a:ln w="9525">
-                      <a:noFill/>
-                      <a:headEnd/>
-                      <a:tailEnd/>
-                    </a:ln>
-                  </pic:spPr>
-                </pic:pic>
-              </a:graphicData>
-            </a:graphic>
-          </wp:inline>
-        </w:drawing>
-      </w:r>
-    </w:p>
-    <w:p>
-      <w:pPr>
-        <w:pStyle w:val="ImageCaption"/>
-      </w:pPr>
-      <w:r>
-        <w:t xml:space="preserve">BOM-Driven Rename modal — Machining IN</w:t>
-      </w:r>
-    </w:p>
-    <w:p>
-      <w:pPr>
-        <w:pStyle w:val="BodyText"/>
-      </w:pPr>
-      <w:r>
-        <w:rPr>
+        <w:t xml:space="preserve"> </w:t>
+      </w:r>
+      <w:r>
+        <w:rPr>
+          <w:b/>
+          <w:bCs/>
           <w:i/>
           <w:iCs/>
         </w:rPr>
-        <w:t xml:space="preserve">Receive sub-LOT — Rename to Machined Item modal: confirms the source sub-LOT (LotName · Item · piece count) and the target Item (BOM-resolved) with the new LotName that will be minted. Confirm Receive fires ConsumptionEvent + LotGenealogy + new LOT creation in one transaction.</w:t>
-      </w:r>
-    </w:p>
-    <w:p>
-      <w:pPr>
-        <w:pStyle w:val="BodyText"/>
-      </w:pPr>
-      <w:r>
-        <w:t xml:space="preserve">The CNC runs. Some parts come out of tolerance — those are recorded as</w:t>
-      </w:r>
-      <w:r>
-        <w:t xml:space="preserve"> </w:t>
-      </w:r>
-      <w:r>
-        <w:rPr>
-          <w:rStyle w:val="VerbatimChar"/>
-        </w:rPr>
-        <w:t xml:space="preserve">RejectEvent</w:t>
-      </w:r>
-      <w:r>
-        <w:t xml:space="preserve"> </w:t>
-      </w:r>
-      <w:r>
-        <w:t xml:space="preserve">rows against the machined LOT (defect code MS-OOT-01, the operator-entered quantity, the operator’s initials). Good parts continue to accumulate.</w:t>
-      </w:r>
-    </w:p>
-    <w:p>
-      <w:pPr>
-        <w:pStyle w:val="BodyText"/>
-      </w:pPr>
+        <w:t xml:space="preserve">“TrimOut + Split + Route”</w:t>
+      </w:r>
       <w:r>
         <w:rPr>
           <w:b/>
           <w:bCs/>
-        </w:rPr>
-        <w:t xml:space="preserve">Machining OUT — two possible paths.</w:t>
-      </w:r>
-      <w:r>
-        <w:t xml:space="preserve"> </w:t>
-      </w:r>
-      <w:r>
-        <w:t xml:space="preserve">When the machining operation completes, one of two things happens depending on how the cell is configured:</w:t>
+          <w:i/>
+          <w:iCs/>
+        </w:rPr>
+        <w:t xml:space="preserve">; this UX now lives at Machining OUT. Pending re-capture.)</w:t>
       </w:r>
     </w:p>
     <w:p>
@@ -6393,31 +6871,47 @@
           <w:b/>
           <w:bCs/>
         </w:rPr>
-        <w:t xml:space="preserve">Path A — PLC-driven auto-move (FDS-06-008).</w:t>
-      </w:r>
-      <w:r>
-        <w:t xml:space="preserve"> </w:t>
-      </w:r>
-      <w:r>
-        <w:t xml:space="preserve">If the cell is integrated with a PLC and has a coupled downstream assembly cell configured, the machine signals completion and the MES automatically records the operation completion and moves the LOT to the paired Assembly Cell. The operator never touches the terminal for Machining OUT — the basket physically rolls to Assembly and the MES has already recorded the move.</w:t>
-      </w:r>
-    </w:p>
-    <w:p>
-      <w:pPr>
-        <w:pStyle w:val="BodyText"/>
-      </w:pPr>
+        <w:t xml:space="preserve">Path B — PLC-driven auto-move (non-sublotting coupled lines, FDS-06-008).</w:t>
+      </w:r>
+      <w:r>
+        <w:t xml:space="preserve"> </w:t>
+      </w:r>
+      <w:r>
+        <w:t xml:space="preserve">If the line does not sublot and the cell has a coupled downstream Assembly Cell configured, the machine signals completion and the MES automatically records the completion and moves the</w:t>
+      </w:r>
+      <w:r>
+        <w:t xml:space="preserve"> </w:t>
+      </w:r>
       <w:r>
         <w:rPr>
           <w:b/>
           <w:bCs/>
         </w:rPr>
-        <w:t xml:space="preserve">Path B — Operator-driven movement.</w:t>
-      </w:r>
-      <w:r>
-        <w:t xml:space="preserve"> </w:t>
-      </w:r>
-      <w:r>
-        <w:t xml:space="preserve">If there is no PLC integration, or the cell is not paired with a downstream cell, the MES records the operation completion but the LOT stays at the Machining Cell. An operator must manually scan the LOT at the next station to trigger the movement — the same scan-to-receive pattern used at Trim IN.</w:t>
+        <w:t xml:space="preserve">whole</w:t>
+      </w:r>
+      <w:r>
+        <w:t xml:space="preserve"> </w:t>
+      </w:r>
+      <w:r>
+        <w:t xml:space="preserve">LOT to the paired Assembly Cell. The operator never touches the terminal for Machining OUT — the basket physically rolls to Assembly and the MES has already recorded the move.</w:t>
+      </w:r>
+    </w:p>
+    <w:p>
+      <w:pPr>
+        <w:pStyle w:val="BodyText"/>
+      </w:pPr>
+      <w:r>
+        <w:rPr>
+          <w:b/>
+          <w:bCs/>
+        </w:rPr>
+        <w:t xml:space="preserve">Path C — Operator-driven movement (uncoupled lines).</w:t>
+      </w:r>
+      <w:r>
+        <w:t xml:space="preserve"> </w:t>
+      </w:r>
+      <w:r>
+        <w:t xml:space="preserve">If there is no PLC integration, or the cell is not paired with a downstream cell, the MES records the completion but the LOT stays at the Machining Cell. An operator manually scans the LOT at the next station to trigger the movement — the same scan-to-receive pattern used at Trim IN.</w:t>
       </w:r>
     </w:p>
     <w:bookmarkEnd w:id="119"/>
@@ -8892,13 +9386,13 @@
           <w:b/>
           <w:bCs/>
         </w:rPr>
-        <w:t xml:space="preserve">Decision (2026-04-09, corrected 2026-04-29 per FDS v0.11m):</w:t>
-      </w:r>
-      <w:r>
-        <w:t xml:space="preserve"> </w:t>
-      </w:r>
-      <w:r>
-        <w:t xml:space="preserve">At</w:t>
+        <w:t xml:space="preserve">Decision (2026-06-04 — confirmed with MPP; supersedes the 2026-04-29 Trim-OUT correction):</w:t>
+      </w:r>
+      <w:r>
+        <w:t xml:space="preserve"> </w:t>
+      </w:r>
+      <w:r>
+        <w:t xml:space="preserve">The split happens at</w:t>
       </w:r>
       <w:r>
         <w:t xml:space="preserve"> </w:t>
@@ -8908,68 +9402,95 @@
           <w:b/>
           <w:bCs/>
         </w:rPr>
-        <w:t xml:space="preserve">Trim OUT</w:t>
-      </w:r>
-      <w:r>
-        <w:t xml:space="preserve">, the Trim operator triggers the sub-LOT split. The system presents a confirmation dialog — default N=2 sublots, evenly split — and the operator selects a destination Machining Cell for each child by scan or dropdown. Sublots are treated as LOT splits in the data model (</w:t>
-      </w:r>
-      <w:r>
-        <w:rPr>
-          <w:rStyle w:val="VerbatimChar"/>
-        </w:rPr>
-        <w:t xml:space="preserve">LotGenealogy</w:t>
-      </w:r>
-      <w:r>
-        <w:t xml:space="preserve"> </w:t>
-      </w:r>
-      <w:r>
-        <w:t xml:space="preserve">with</w:t>
-      </w:r>
-      <w:r>
-        <w:t xml:space="preserve"> </w:t>
-      </w:r>
-      <w:r>
-        <w:rPr>
-          <w:rStyle w:val="VerbatimChar"/>
-        </w:rPr>
-        <w:t xml:space="preserve">RelationshipType = Split</w:t>
-      </w:r>
-      <w:r>
-        <w:t xml:space="preserve">). Operator can adjust quantities or sublot count before confirming; total must equal parent piece count. Needs review with Ben on per-Item override quantities.</w:t>
-      </w:r>
-    </w:p>
-    <w:p>
-      <w:pPr>
-        <w:pStyle w:val="BodyText"/>
-      </w:pPr>
+        <w:t xml:space="preserve">Machining OUT</w:t>
+      </w:r>
+      <w:r>
+        <w:t xml:space="preserve">, not Trim OUT — the original machining-initiated assumption above was right. Trim is a 1:1 whole-LOT move tracked at Area resolution (check-in → process → check-out, no split). At Machining OUT, on lines that sublot (physical signature: a dedicated Machining OUT terminal,</w:t>
+      </w:r>
+      <w:r>
+        <w:t xml:space="preserve"> </w:t>
+      </w:r>
+      <w:r>
+        <w:rPr>
+          <w:rStyle w:val="VerbatimChar"/>
+        </w:rPr>
+        <w:t xml:space="preserve">RequiresSubLotSplit=1</w:t>
+      </w:r>
+      <w:r>
+        <w:t xml:space="preserve"> </w:t>
+      </w:r>
+      <w:r>
+        <w:t xml:space="preserve">on the</w:t>
+      </w:r>
+      <w:r>
+        <w:t xml:space="preserve"> </w:t>
+      </w:r>
+      <w:r>
+        <w:rPr>
+          <w:rStyle w:val="VerbatimChar"/>
+        </w:rPr>
+        <w:t xml:space="preserve">MachiningOut</w:t>
+      </w:r>
+      <w:r>
+        <w:t xml:space="preserve"> </w:t>
+      </w:r>
+      <w:r>
+        <w:t xml:space="preserve">template), the operator triggers the split — default N=2 even split, adjustable, total must equal the parent piece count — and selects a destination per child by scan or dropdown (FDS-02-009). The parent being split is the</w:t>
+      </w:r>
+      <w:r>
+        <w:t xml:space="preserve"> </w:t>
+      </w:r>
       <w:r>
         <w:rPr>
           <w:b/>
           <w:bCs/>
         </w:rPr>
-        <w:t xml:space="preserve">Clarification (2026-04-23, v0.8):</w:t>
-      </w:r>
-      <w:r>
-        <w:t xml:space="preserve"> </w:t>
-      </w:r>
-      <w:r>
-        <w:t xml:space="preserve">Sub-LOT split is the</w:t>
-      </w:r>
-      <w:r>
-        <w:t xml:space="preserve"> </w:t>
-      </w:r>
+        <w:t xml:space="preserve">machined</w:t>
+      </w:r>
+      <w:r>
+        <w:t xml:space="preserve"> </w:t>
+      </w:r>
+      <w:r>
+        <w:t xml:space="preserve">LOT (the Trim → Machining rename already fired at Machining IN per FDS-05-033), so children are machining-origin sub-LOTs recorded as</w:t>
+      </w:r>
+      <w:r>
+        <w:t xml:space="preserve"> </w:t>
+      </w:r>
+      <w:r>
+        <w:rPr>
+          <w:rStyle w:val="VerbatimChar"/>
+        </w:rPr>
+        <w:t xml:space="preserve">LotGenealogy</w:t>
+      </w:r>
+      <w:r>
+        <w:t xml:space="preserve"> </w:t>
+      </w:r>
+      <w:r>
+        <w:rPr>
+          <w:rStyle w:val="VerbatimChar"/>
+        </w:rPr>
+        <w:t xml:space="preserve">RelationshipType = Split</w:t>
+      </w:r>
+      <w:r>
+        <w:t xml:space="preserve">. Lines without a Machining OUT terminal feed the coupled Assembly Cell whole (FDS-06-008). Still pending Ben on per-Item override quantities. See FDS-05-009 / FDS-06-008, Data Model v1.9n, and Phased Plan v1.1 Phase 5.</w:t>
+      </w:r>
+    </w:p>
+    <w:p>
+      <w:pPr>
+        <w:pStyle w:val="BodyText"/>
+      </w:pPr>
       <w:r>
         <w:rPr>
           <w:b/>
           <w:bCs/>
         </w:rPr>
-        <w:t xml:space="preserve">Trim OUT</w:t>
-      </w:r>
-      <w:r>
-        <w:t xml:space="preserve"> </w:t>
-      </w:r>
-      <w:r>
-        <w:t xml:space="preserve">sublot pattern (parent FK + split genealogy).</w:t>
+        <w:t xml:space="preserve">Superseded (2026-04-09, corrected 2026-04-29 per FDS v0.11m — reversed 2026-06-04):</w:t>
+      </w:r>
+      <w:r>
+        <w:t xml:space="preserve"> </w:t>
+      </w:r>
+      <w:r>
+        <w:t xml:space="preserve">Had placed the split at</w:t>
       </w:r>
       <w:r>
         <w:t xml:space="preserve"> </w:t>
@@ -8979,6 +9500,37 @@
           <w:b/>
           <w:bCs/>
         </w:rPr>
+        <w:t xml:space="preserve">Trim OUT</w:t>
+      </w:r>
+      <w:r>
+        <w:t xml:space="preserve">, distributing the trimmed LOT across N Machining Cells. MPP confirmed in June 2026 that the split is at Machining OUT; the Trim-OUT design is retired.</w:t>
+      </w:r>
+    </w:p>
+    <w:p>
+      <w:pPr>
+        <w:pStyle w:val="BodyText"/>
+      </w:pPr>
+      <w:r>
+        <w:rPr>
+          <w:b/>
+          <w:bCs/>
+        </w:rPr>
+        <w:t xml:space="preserve">Clarification:</w:t>
+      </w:r>
+      <w:r>
+        <w:t xml:space="preserve"> </w:t>
+      </w:r>
+      <w:r>
+        <w:t xml:space="preserve">Sub-LOT split is the Machining sublot pattern (parent FK + split genealogy, now at Machining OUT).</w:t>
+      </w:r>
+      <w:r>
+        <w:t xml:space="preserve"> </w:t>
+      </w:r>
+      <w:r>
+        <w:rPr>
+          <w:b/>
+          <w:bCs/>
+        </w:rPr>
         <w:t xml:space="preserve">Cavity-parallel LOTs at Die Cast are NOT sublots</w:t>
       </w:r>
       <w:r>
@@ -9146,7 +9698,7 @@
         <w:t xml:space="preserve"> </w:t>
       </w:r>
       <w:r>
-        <w:t xml:space="preserve">(camera validates each part pass/fail, PLC asserts</w:t>
+        <w:t xml:space="preserve">(camera validates the full tray as a single image — one event per tray — PLC asserts</w:t>
       </w:r>
       <w:r>
         <w:t xml:space="preserve"> </w:t>
@@ -9210,6 +9762,156 @@
         <w:t xml:space="preserve">OI-02 closed.</w:t>
       </w:r>
     </w:p>
+    <w:p>
+      <w:pPr>
+        <w:pStyle w:val="BodyText"/>
+      </w:pPr>
+      <w:r>
+        <w:rPr>
+          <w:b/>
+          <w:bCs/>
+        </w:rPr>
+        <w:t xml:space="preserve">Addendum (2026-06-04 — customer-dependent completion):</w:t>
+      </w:r>
+      <w:r>
+        <w:t xml:space="preserve"> </w:t>
+      </w:r>
+      <w:r>
+        <w:t xml:space="preserve">Because</w:t>
+      </w:r>
+      <w:r>
+        <w:t xml:space="preserve"> </w:t>
+      </w:r>
+      <w:r>
+        <w:rPr>
+          <w:rStyle w:val="VerbatimChar"/>
+        </w:rPr>
+        <w:t xml:space="preserve">ContainerConfig</w:t>
+      </w:r>
+      <w:r>
+        <w:t xml:space="preserve"> </w:t>
+      </w:r>
+      <w:r>
+        <w:t xml:space="preserve">is</w:t>
+      </w:r>
+      <w:r>
+        <w:t xml:space="preserve"> </w:t>
+      </w:r>
+      <w:r>
+        <w:rPr>
+          <w:b/>
+          <w:bCs/>
+        </w:rPr>
+        <w:t xml:space="preserve">per-Item</w:t>
+      </w:r>
+      <w:r>
+        <w:t xml:space="preserve">, the closure method is effectively</w:t>
+      </w:r>
+      <w:r>
+        <w:t xml:space="preserve"> </w:t>
+      </w:r>
+      <w:r>
+        <w:rPr>
+          <w:b/>
+          <w:bCs/>
+        </w:rPr>
+        <w:t xml:space="preserve">per-customer</w:t>
+      </w:r>
+      <w:r>
+        <w:t xml:space="preserve"> </w:t>
+      </w:r>
+      <w:r>
+        <w:t xml:space="preserve">— the same physical line can run one customer’s part as</w:t>
+      </w:r>
+      <w:r>
+        <w:t xml:space="preserve"> </w:t>
+      </w:r>
+      <w:r>
+        <w:rPr>
+          <w:rStyle w:val="VerbatimChar"/>
+        </w:rPr>
+        <w:t xml:space="preserve">ByCount</w:t>
+      </w:r>
+      <w:r>
+        <w:t xml:space="preserve"> </w:t>
+      </w:r>
+      <w:r>
+        <w:t xml:space="preserve">and another’s as</w:t>
+      </w:r>
+      <w:r>
+        <w:t xml:space="preserve"> </w:t>
+      </w:r>
+      <w:r>
+        <w:rPr>
+          <w:rStyle w:val="VerbatimChar"/>
+        </w:rPr>
+        <w:t xml:space="preserve">ByVision</w:t>
+      </w:r>
+      <w:r>
+        <w:t xml:space="preserve"> </w:t>
+      </w:r>
+      <w:r>
+        <w:t xml:space="preserve">(the 6MA Cam Holder pattern: different customers, different assembly-out terminals). Engineering routes each customer’s part to a Cell that supports its method; the capability binding is</w:t>
+      </w:r>
+      <w:r>
+        <w:t xml:space="preserve"> </w:t>
+      </w:r>
+      <w:r>
+        <w:rPr>
+          <w:b/>
+          <w:bCs/>
+        </w:rPr>
+        <w:t xml:space="preserve">routing-trusted, not proc-enforced</w:t>
+      </w:r>
+      <w:r>
+        <w:t xml:space="preserve"> </w:t>
+      </w:r>
+      <w:r>
+        <w:t xml:space="preserve">(a</w:t>
+      </w:r>
+      <w:r>
+        <w:t xml:space="preserve"> </w:t>
+      </w:r>
+      <w:r>
+        <w:rPr>
+          <w:rStyle w:val="VerbatimChar"/>
+        </w:rPr>
+        <w:t xml:space="preserve">ByVision</w:t>
+      </w:r>
+      <w:r>
+        <w:t xml:space="preserve"> </w:t>
+      </w:r>
+      <w:r>
+        <w:t xml:space="preserve">part mis-routed to a count-only Cell simply never receives</w:t>
+      </w:r>
+      <w:r>
+        <w:t xml:space="preserve"> </w:t>
+      </w:r>
+      <w:r>
+        <w:rPr>
+          <w:rStyle w:val="VerbatimChar"/>
+        </w:rPr>
+        <w:t xml:space="preserve">TrayFullFlag</w:t>
+      </w:r>
+      <w:r>
+        <w:t xml:space="preserve">). Distinct from the per-Cell</w:t>
+      </w:r>
+      <w:r>
+        <w:t xml:space="preserve"> </w:t>
+      </w:r>
+      <w:r>
+        <w:rPr>
+          <w:rStyle w:val="VerbatimChar"/>
+        </w:rPr>
+        <w:t xml:space="preserve">ConfirmationMethod</w:t>
+      </w:r>
+      <w:r>
+        <w:t xml:space="preserve"> </w:t>
+      </w:r>
+      <w:r>
+        <w:t xml:space="preserve">attribute (part-identity verification, §10 / FDS-10-013) — possibly the same physical Cognex, but a separate concern.</w:t>
+      </w:r>
+    </w:p>
     <w:bookmarkEnd w:id="169"/>
     <w:bookmarkStart w:id="170" w:name="sort-cage-serial-number-migration-open"/>
     <w:p>
@@ -10203,7 +10905,50 @@
         <w:t xml:space="preserve"> </w:t>
       </w:r>
       <w:r>
-        <w:t xml:space="preserve">path.</w:t>
+        <w:t xml:space="preserve">path. Because the config is</w:t>
+      </w:r>
+      <w:r>
+        <w:t xml:space="preserve"> </w:t>
+      </w:r>
+      <w:r>
+        <w:rPr>
+          <w:b/>
+          <w:bCs/>
+        </w:rPr>
+        <w:t xml:space="preserve">per-Item</w:t>
+      </w:r>
+      <w:r>
+        <w:t xml:space="preserve">, completion method is per-customer — one line runs both</w:t>
+      </w:r>
+      <w:r>
+        <w:t xml:space="preserve"> </w:t>
+      </w:r>
+      <w:r>
+        <w:rPr>
+          <w:rStyle w:val="VerbatimChar"/>
+        </w:rPr>
+        <w:t xml:space="preserve">ByCount</w:t>
+      </w:r>
+      <w:r>
+        <w:t xml:space="preserve"> </w:t>
+      </w:r>
+      <w:r>
+        <w:t xml:space="preserve">and</w:t>
+      </w:r>
+      <w:r>
+        <w:t xml:space="preserve"> </w:t>
+      </w:r>
+      <w:r>
+        <w:rPr>
+          <w:rStyle w:val="VerbatimChar"/>
+        </w:rPr>
+        <w:t xml:space="preserve">ByVision</w:t>
+      </w:r>
+      <w:r>
+        <w:t xml:space="preserve"> </w:t>
+      </w:r>
+      <w:r>
+        <w:t xml:space="preserve">parts for different customers (see #4 addendum, 2026-06-04).</w:t>
       </w:r>
       <w:r>
         <w:t xml:space="preserve"> </w:t>

--- a/MPP_MES_USER_JOURNEYS.docx
+++ b/MPP_MES_USER_JOURNEYS.docx
@@ -2035,7 +2035,7 @@
               <w:t xml:space="preserve">RequiresSubLotSplit=1</w:t>
             </w:r>
             <w:r>
-              <w:t xml:space="preserve">), Path B PLC auto-move (coupled), Path C operator move (uncoupled). The Sub-LOT Distribution screenshot relocated from Trim to Machining OUT. Three mockup screenshots (Trim Check-OUT, Machining IN queue, Sub-LOT Distribution) flagged</w:t>
+              <w:t xml:space="preserve">), Path B PLC auto-move (coupled), Path C operator move (uncoupled). The Sub-LOT Distribution screenshot relocated from Trim to Machining OUT. Three mockup screenshots (Trim Check-OUT, Machining IN queue, Machining OUT Sub-LOT Split)</w:t>
             </w:r>
             <w:r>
               <w:t xml:space="preserve"> </w:t>
@@ -2045,13 +2045,43 @@
                 <w:b/>
                 <w:bCs/>
               </w:rPr>
-              <w:t xml:space="preserve">pending re-capture</w:t>
-            </w:r>
-            <w:r>
-              <w:t xml:space="preserve"> </w:t>
-            </w:r>
-            <w:r>
-              <w:t xml:space="preserve">— they predate the relocation and still show the Trim-OUT-split UX. §3 (UJ-03) decision superseded — split is at Machining OUT (the original 2026-04-09 machining-initiated assumption was right). §4 + §13:</w:t>
+              <w:t xml:space="preserve">re-captured 2026-06-04</w:t>
+            </w:r>
+            <w:r>
+              <w:t xml:space="preserve"> </w:t>
+            </w:r>
+            <w:r>
+              <w:t xml:space="preserve">from the updated</w:t>
+            </w:r>
+            <w:r>
+              <w:t xml:space="preserve"> </w:t>
+            </w:r>
+            <w:r>
+              <w:rPr>
+                <w:rStyle w:val="VerbatimChar"/>
+              </w:rPr>
+              <w:t xml:space="preserve">plantFloor.html</w:t>
+            </w:r>
+            <w:r>
+              <w:t xml:space="preserve"> </w:t>
+            </w:r>
+            <w:r>
+              <w:t xml:space="preserve">mockup (which gained a new</w:t>
+            </w:r>
+            <w:r>
+              <w:t xml:space="preserve"> </w:t>
+            </w:r>
+            <w:r>
+              <w:rPr>
+                <w:rStyle w:val="VerbatimChar"/>
+              </w:rPr>
+              <w:t xml:space="preserve">terminal/machining-out</w:t>
+            </w:r>
+            <w:r>
+              <w:t xml:space="preserve"> </w:t>
+            </w:r>
+            <w:r>
+              <w:t xml:space="preserve">view and a whole-LOT-move Trim OUT). §3 (UJ-03) decision superseded — split is at Machining OUT (the original 2026-04-09 machining-initiated assumption was right). §4 + §13:</w:t>
             </w:r>
             <w:r>
               <w:t xml:space="preserve"> </w:t>
@@ -5857,7 +5887,7 @@
       <w:r>
         <w:drawing>
           <wp:inline>
-            <wp:extent cx="5334000" cy="2640594"/>
+            <wp:extent cx="5334000" cy="3333750"/>
             <wp:effectExtent b="0" l="0" r="0" t="0"/>
             <wp:docPr descr="Trim Station — Check OUT" title="" id="104" name="Picture"/>
             <a:graphic>
@@ -5878,7 +5908,7 @@
                   <pic:spPr bwMode="auto">
                     <a:xfrm>
                       <a:off x="0" y="0"/>
-                      <a:ext cx="5334000" cy="2640594"/>
+                      <a:ext cx="5334000" cy="3333750"/>
                     </a:xfrm>
                     <a:prstGeom prst="rect">
                       <a:avLst/>
@@ -5914,7 +5944,7 @@
           <w:i/>
           <w:iCs/>
         </w:rPr>
-        <w:t xml:space="preserve">Check OUT state: OperationTemplate banner (TrimOut · 5G0-TRIM-4102 v3). Closing ProductionEvent (TrimOut) section captures Operator Initials. Reject Entry · Trim Yield Loss section below records RejectEvents against the LOT with Trim-area Defect Code and Quantity.</w:t>
+        <w:t xml:space="preserve">Check OUT state: OperationTemplate banner (TrimOut · 5G0-TRIM-4102 v3 —</w:t>
       </w:r>
       <w:r>
         <w:rPr>
@@ -5925,48 +5955,17 @@
       </w:r>
       <w:r>
         <w:rPr>
-          <w:b/>
-          <w:bCs/>
           <w:i/>
           <w:iCs/>
         </w:rPr>
-        <w:t xml:space="preserve">(Screenshot predates the 2026-06 Machining-OUT relocation — it still shows the retired</w:t>
-      </w:r>
-      <w:r>
-        <w:rPr>
-          <w:b/>
-          <w:bCs/>
+        <w:t xml:space="preserve">“whole-LOT move, no split at Trim”</w:t>
+      </w:r>
+      <w:r>
+        <w:rPr>
           <w:i/>
           <w:iCs/>
         </w:rPr>
-        <w:t xml:space="preserve"> </w:t>
-      </w:r>
-      <w:r>
-        <w:rPr>
-          <w:b/>
-          <w:bCs/>
-          <w:i/>
-          <w:iCs/>
-        </w:rPr>
-        <w:t xml:space="preserve">“RequiresSubLotSplit · split + route”</w:t>
-      </w:r>
-      <w:r>
-        <w:rPr>
-          <w:b/>
-          <w:bCs/>
-          <w:i/>
-          <w:iCs/>
-        </w:rPr>
-        <w:t xml:space="preserve"> </w:t>
-      </w:r>
-      <w:r>
-        <w:rPr>
-          <w:b/>
-          <w:bCs/>
-          <w:i/>
-          <w:iCs/>
-        </w:rPr>
-        <w:t xml:space="preserve">toggle at Trim; Trim OUT is now a whole-LOT move. Pending re-capture.)</w:t>
+        <w:t xml:space="preserve">). Closing ProductionEvent captures Operator Initials; Reject Entry · Trim Yield Loss records RejectEvents against the LOT with Trim-area Defect Code and Quantity. The Destination — whole-LOT move panel selects one Machining line (Pieces locked at the full count); Submit · TrimOut + Move.</w:t>
       </w:r>
     </w:p>
     <w:p>
@@ -6216,7 +6215,7 @@
       <w:r>
         <w:drawing>
           <wp:inline>
-            <wp:extent cx="5334000" cy="2640538"/>
+            <wp:extent cx="5334000" cy="2667000"/>
             <wp:effectExtent b="0" l="0" r="0" t="0"/>
             <wp:docPr descr="Machining IN — FIFO queue, LOTs awaiting" title="" id="111" name="Picture"/>
             <a:graphic>
@@ -6237,7 +6236,7 @@
                   <pic:spPr bwMode="auto">
                     <a:xfrm>
                       <a:off x="0" y="0"/>
-                      <a:ext cx="5334000" cy="2640538"/>
+                      <a:ext cx="5334000" cy="2667000"/>
                     </a:xfrm>
                     <a:prstGeom prst="rect">
                       <a:avLst/>
@@ -6273,50 +6272,7 @@
           <w:i/>
           <w:iCs/>
         </w:rPr>
-        <w:t xml:space="preserve">Machining IN screen: no scan-to-receive. FIFO Queue panel lists LOTs in arrival order with Position, LotName, Item, piece count, and arrival time. GOOD badge allows pick; HOLD badge blocks it. Pick (skip queue) is available on non-oldest positions. Active Machined LOT section below fills after a pick confirms.</w:t>
-      </w:r>
-      <w:r>
-        <w:rPr>
-          <w:i/>
-          <w:iCs/>
-        </w:rPr>
-        <w:t xml:space="preserve"> </w:t>
-      </w:r>
-      <w:r>
-        <w:rPr>
-          <w:b/>
-          <w:bCs/>
-          <w:i/>
-          <w:iCs/>
-        </w:rPr>
-        <w:t xml:space="preserve">(Screenshot predates the 2026-06 relocation — it labels the queue entries</w:t>
-      </w:r>
-      <w:r>
-        <w:rPr>
-          <w:b/>
-          <w:bCs/>
-          <w:i/>
-          <w:iCs/>
-        </w:rPr>
-        <w:t xml:space="preserve"> </w:t>
-      </w:r>
-      <w:r>
-        <w:rPr>
-          <w:b/>
-          <w:bCs/>
-          <w:i/>
-          <w:iCs/>
-        </w:rPr>
-        <w:t xml:space="preserve">“sub-LOTs”</w:t>
-      </w:r>
-      <w:r>
-        <w:rPr>
-          <w:b/>
-          <w:bCs/>
-          <w:i/>
-          <w:iCs/>
-        </w:rPr>
-        <w:t xml:space="preserve">; they are now whole cast/trim LOTs, since the split moved to Machining OUT. Pending re-capture.)</w:t>
+        <w:t xml:space="preserve">Machining IN screen: no scan-to-receive. FIFO Queue panel lists whole cast/trim LOTs in arrival order with Position, LotName, Item, piece count, and arrival time. GOOD badge allows pick; HOLD badge blocks it. Pick (skip queue) is available on non-oldest positions. Active Machined LOT section below fills after a pick confirms.</w:t>
       </w:r>
     </w:p>
     <w:p>
@@ -6759,9 +6715,9 @@
       <w:r>
         <w:drawing>
           <wp:inline>
-            <wp:extent cx="5334000" cy="1126940"/>
+            <wp:extent cx="5334000" cy="2500312"/>
             <wp:effectExtent b="0" l="0" r="0" t="0"/>
-            <wp:docPr descr="Sub-LOT Distribution — 2 destinations, 48 pcs split 24/24" title="" id="117" name="Picture"/>
+            <wp:docPr descr="Machining OUT · Sub-LOT Split — 6MA sublotting line, 2 destinations" title="" id="117" name="Picture"/>
             <a:graphic>
               <a:graphicData uri="http://schemas.openxmlformats.org/drawingml/2006/picture">
                 <pic:pic>
@@ -6780,7 +6736,7 @@
                   <pic:spPr bwMode="auto">
                     <a:xfrm>
                       <a:off x="0" y="0"/>
-                      <a:ext cx="5334000" cy="1126940"/>
+                      <a:ext cx="5334000" cy="2500312"/>
                     </a:xfrm>
                     <a:prstGeom prst="rect">
                       <a:avLst/>
@@ -6804,7 +6760,7 @@
         <w:pStyle w:val="ImageCaption"/>
       </w:pPr>
       <w:r>
-        <w:t xml:space="preserve">Sub-LOT Distribution — 2 destinations, 48 pcs split 24/24</w:t>
+        <w:t xml:space="preserve">Machining OUT · Sub-LOT Split — 6MA sublotting line, 2 destinations</w:t>
       </w:r>
     </w:p>
     <w:p>
@@ -6816,50 +6772,7 @@
           <w:i/>
           <w:iCs/>
         </w:rPr>
-        <w:t xml:space="preserve">Sub-LOT Distribution panel: Total pieces shown at top right. Each row is a destination sub-LOT — operator enters Pieces and selects a destination from a dropdown showing queue depth. + Add sub-LOT adds another row. Single submit commits the split + route in one transaction.</w:t>
-      </w:r>
-      <w:r>
-        <w:rPr>
-          <w:i/>
-          <w:iCs/>
-        </w:rPr>
-        <w:t xml:space="preserve"> </w:t>
-      </w:r>
-      <w:r>
-        <w:rPr>
-          <w:b/>
-          <w:bCs/>
-          <w:i/>
-          <w:iCs/>
-        </w:rPr>
-        <w:t xml:space="preserve">(Screenshot predates the 2026-06 relocation — its banner reads</w:t>
-      </w:r>
-      <w:r>
-        <w:rPr>
-          <w:b/>
-          <w:bCs/>
-          <w:i/>
-          <w:iCs/>
-        </w:rPr>
-        <w:t xml:space="preserve"> </w:t>
-      </w:r>
-      <w:r>
-        <w:rPr>
-          <w:b/>
-          <w:bCs/>
-          <w:i/>
-          <w:iCs/>
-        </w:rPr>
-        <w:t xml:space="preserve">“TrimOut + Split + Route”</w:t>
-      </w:r>
-      <w:r>
-        <w:rPr>
-          <w:b/>
-          <w:bCs/>
-          <w:i/>
-          <w:iCs/>
-        </w:rPr>
-        <w:t xml:space="preserve">; this UX now lives at Machining OUT. Pending re-capture.)</w:t>
+        <w:t xml:space="preserve">Machining OUT · Sub-LOT Split (sublotting line — 6MA Cam Holder, RequiresSubLotSplit = ON). Closing ProductionEvent + the Sub-LOT Distribution panel: each row is a destination sub-LOT — operator enters Pieces and selects a destination; + Add sub-LOT adds a row. Submit · MachiningOut + Split + Route commits the split + route in one transaction. Non-sublotting lines auto-move whole to the coupled Assembly Cell (no screen).</w:t>
       </w:r>
     </w:p>
     <w:p>
